--- a/Attachment1_System_Vendor_선호도_조사.docx
+++ b/Attachment1_System_Vendor_선호도_조사.docx
@@ -4202,6 +4202,3938 @@
           <w:color w:val="1F364D"/>
           <w:sz w:val="30"/>
         </w:rPr>
+        <w:t>회사 수주 PJT 사업주별 Vendor 선호 경향</w:t>
+      </w:r>
+    </w:p>
+    <w:tbl>
+      <w:tblPr>
+        <w:tblW w:type="auto" w:w="0"/>
+        <w:jc w:val="center"/>
+        <w:tblLook w:firstColumn="1" w:firstRow="1" w:lastColumn="0" w:lastRow="0" w:noHBand="0" w:noVBand="1" w:val="04A0"/>
+      </w:tblPr>
+      <w:tblGrid>
+        <w:gridCol w:w="9746"/>
+      </w:tblGrid>
+      <w:tr>
+        <w:tc>
+          <w:tcPr>
+            <w:tcW w:type="dxa" w:w="9746"/>
+            <w:shd w:val="clear" w:color="auto" w:fill="FBEEE6"/>
+            <w:tcMar>
+              <w:top w:w="120" w:type="dxa"/>
+              <w:bottom w:w="120" w:type="dxa"/>
+              <w:start w:w="160" w:type="dxa"/>
+              <w:end w:w="160" w:type="dxa"/>
+            </w:tcMar>
+            <w:tcBorders>
+              <w:left w:val="single" w:sz="24" w:space="0" w:color="C2521C"/>
+            </w:tcBorders>
+          </w:tcPr>
+          <w:p>
+            <w:pPr>
+              <w:spacing w:after="60"/>
+            </w:pPr>
+            <w:r>
+              <w:rPr>
+                <w:rFonts w:ascii="맑은 고딕" w:hAnsi="맑은 고딕" w:eastAsia="맑은 고딕"/>
+                <w:b/>
+                <w:color w:val="1F364D"/>
+                <w:sz w:val="21"/>
+              </w:rPr>
+              <w:t>작성 기준 (반드시 확인)</w:t>
+            </w:r>
+          </w:p>
+          <w:p>
+            <w:pPr>
+              <w:spacing w:after="0" w:line="336" w:lineRule="auto"/>
+            </w:pPr>
+            <w:r>
+              <w:rPr>
+                <w:rFonts w:ascii="맑은 고딕" w:hAnsi="맑은 고딕" w:eastAsia="맑은 고딕"/>
+                <w:b w:val="0"/>
+                <w:color w:val="2A3036"/>
+                <w:sz w:val="20"/>
+              </w:rPr>
+              <w:t>아래 표는 ① 사업주 모회사의 “Preferred Supplier/사내표준”, ② 공개된 레퍼런스 사례, ③ 지역·산업별 설치기반(installed base) 경향을 종합한 추정치다. 동일 사업주라도 PJT·발주 시점·EPC에 따라 달라지므로, 실제 적용 시 해당 PJT의 AVL/I&amp;C Spec을 반드시 재확인할 것.</w:t>
+            </w:r>
+          </w:p>
+        </w:tc>
+      </w:tr>
+    </w:tbl>
+    <w:p>
+      <w:pPr>
+        <w:spacing w:after="40"/>
+      </w:pPr>
+    </w:p>
+    <w:p>
+      <w:pPr>
+        <w:keepNext/>
+        <w:spacing w:before="240" w:after="60"/>
+      </w:pPr>
+      <w:r>
+        <w:rPr>
+          <w:rFonts w:ascii="맑은 고딕" w:hAnsi="맑은 고딕" w:eastAsia="맑은 고딕"/>
+          <w:b/>
+          <w:color w:val="0E7C86"/>
+          <w:sz w:val="24"/>
+        </w:rPr>
+        <w:t xml:space="preserve">▌ </w:t>
+      </w:r>
+      <w:r>
+        <w:rPr>
+          <w:rFonts w:ascii="맑은 고딕" w:hAnsi="맑은 고딕" w:eastAsia="맑은 고딕"/>
+          <w:b/>
+          <w:color w:val="1F364D"/>
+          <w:sz w:val="24"/>
+        </w:rPr>
+        <w:t>4-1. 사우디 (Saudi Arabia)</w:t>
+      </w:r>
+    </w:p>
+    <w:p>
+      <w:pPr>
+        <w:spacing w:after="60" w:line="324" w:lineRule="auto"/>
+        <w:ind w:left="320"/>
+      </w:pPr>
+      <w:r>
+        <w:rPr>
+          <w:rFonts w:ascii="맑은 고딕" w:hAnsi="맑은 고딕" w:eastAsia="맑은 고딕"/>
+          <w:b w:val="0"/>
+          <w:color w:val="0E7C86"/>
+          <w:sz w:val="21"/>
+        </w:rPr>
+        <w:t xml:space="preserve">•  </w:t>
+      </w:r>
+      <w:r>
+        <w:rPr>
+          <w:rFonts w:ascii="맑은 고딕" w:hAnsi="맑은 고딕" w:eastAsia="맑은 고딕"/>
+          <w:b/>
+          <w:color w:val="1F364D"/>
+          <w:sz w:val="21"/>
+        </w:rPr>
+        <w:t xml:space="preserve">요약 — </w:t>
+      </w:r>
+      <w:r>
+        <w:rPr>
+          <w:rFonts w:ascii="맑은 고딕" w:hAnsi="맑은 고딕" w:eastAsia="맑은 고딕"/>
+          <w:b w:val="0"/>
+          <w:color w:val="22282E"/>
+          <w:sz w:val="21"/>
+        </w:rPr>
+        <w:t>Aramco 계열 — Honeywell(Experion)이 최대 설치기반, 정유 부문은 Yokogawa(CENTUM)도 강세 / SABIC 계열 — Yokogawa를 Preferred Supplier로 지정(+ Jubail 단지는 Honeywell 다수). ESD는 Triconex, MMS는 Bently Nevada가 사실상 표준.</w:t>
+      </w:r>
+    </w:p>
+    <w:tbl>
+      <w:tblPr>
+        <w:tblW w:type="auto" w:w="0"/>
+        <w:jc w:val="center"/>
+        <w:tblLook w:firstColumn="1" w:firstRow="1" w:lastColumn="0" w:lastRow="0" w:noHBand="0" w:noVBand="1" w:val="04A0"/>
+        <w:tblBorders>
+          <w:top w:val="single" w:sz="4" w:space="0" w:color="D6DEE3"/>
+          <w:left w:val="single" w:sz="4" w:space="0" w:color="D6DEE3"/>
+          <w:bottom w:val="single" w:sz="4" w:space="0" w:color="D6DEE3"/>
+          <w:right w:val="single" w:sz="4" w:space="0" w:color="D6DEE3"/>
+          <w:insideH w:val="single" w:sz="4" w:space="0" w:color="D6DEE3"/>
+          <w:insideV w:val="single" w:sz="4" w:space="0" w:color="D6DEE3"/>
+        </w:tblBorders>
+      </w:tblPr>
+      <w:tblGrid>
+        <w:gridCol w:w="3249"/>
+        <w:gridCol w:w="3249"/>
+        <w:gridCol w:w="3249"/>
+      </w:tblGrid>
+      <w:tr>
+        <w:tc>
+          <w:tcPr>
+            <w:tcW w:type="dxa" w:w="3118"/>
+            <w:shd w:val="clear" w:color="auto" w:fill="1F364D"/>
+            <w:tcMar>
+              <w:top w:w="60" w:type="dxa"/>
+              <w:bottom w:w="60" w:type="dxa"/>
+              <w:start w:w="110" w:type="dxa"/>
+              <w:end w:w="110" w:type="dxa"/>
+            </w:tcMar>
+            <w:vAlign w:val="center"/>
+          </w:tcPr>
+          <w:p>
+            <w:pPr>
+              <w:spacing w:after="0"/>
+              <w:jc w:val="center"/>
+            </w:pPr>
+            <w:r>
+              <w:rPr>
+                <w:rFonts w:ascii="맑은 고딕" w:hAnsi="맑은 고딕" w:eastAsia="맑은 고딕"/>
+                <w:b/>
+                <w:color w:val="FFFFFF"/>
+                <w:sz w:val="20"/>
+              </w:rPr>
+              <w:t>사업주</w:t>
+            </w:r>
+          </w:p>
+        </w:tc>
+        <w:tc>
+          <w:tcPr>
+            <w:tcW w:type="dxa" w:w="2551"/>
+            <w:shd w:val="clear" w:color="auto" w:fill="1F364D"/>
+            <w:tcMar>
+              <w:top w:w="60" w:type="dxa"/>
+              <w:bottom w:w="60" w:type="dxa"/>
+              <w:start w:w="110" w:type="dxa"/>
+              <w:end w:w="110" w:type="dxa"/>
+            </w:tcMar>
+            <w:vAlign w:val="center"/>
+          </w:tcPr>
+          <w:p>
+            <w:pPr>
+              <w:spacing w:after="0"/>
+              <w:jc w:val="center"/>
+            </w:pPr>
+            <w:r>
+              <w:rPr>
+                <w:rFonts w:ascii="맑은 고딕" w:hAnsi="맑은 고딕" w:eastAsia="맑은 고딕"/>
+                <w:b/>
+                <w:color w:val="FFFFFF"/>
+                <w:sz w:val="20"/>
+              </w:rPr>
+              <w:t>모회사 / 성격</w:t>
+            </w:r>
+          </w:p>
+        </w:tc>
+        <w:tc>
+          <w:tcPr>
+            <w:tcW w:type="dxa" w:w="3118"/>
+            <w:shd w:val="clear" w:color="auto" w:fill="1F364D"/>
+            <w:tcMar>
+              <w:top w:w="60" w:type="dxa"/>
+              <w:bottom w:w="60" w:type="dxa"/>
+              <w:start w:w="110" w:type="dxa"/>
+              <w:end w:w="110" w:type="dxa"/>
+            </w:tcMar>
+            <w:vAlign w:val="center"/>
+          </w:tcPr>
+          <w:p>
+            <w:pPr>
+              <w:spacing w:after="0"/>
+              <w:jc w:val="center"/>
+            </w:pPr>
+            <w:r>
+              <w:rPr>
+                <w:rFonts w:ascii="맑은 고딕" w:hAnsi="맑은 고딕" w:eastAsia="맑은 고딕"/>
+                <w:b/>
+                <w:color w:val="FFFFFF"/>
+                <w:sz w:val="20"/>
+              </w:rPr>
+              <w:t>유력 Vendor 경향</w:t>
+            </w:r>
+          </w:p>
+        </w:tc>
+      </w:tr>
+      <w:tr>
+        <w:tc>
+          <w:tcPr>
+            <w:tcW w:type="dxa" w:w="3118"/>
+            <w:tcMar>
+              <w:top w:w="60" w:type="dxa"/>
+              <w:bottom w:w="60" w:type="dxa"/>
+              <w:start w:w="110" w:type="dxa"/>
+              <w:end w:w="110" w:type="dxa"/>
+            </w:tcMar>
+            <w:vAlign w:val="center"/>
+          </w:tcPr>
+          <w:p>
+            <w:pPr>
+              <w:spacing w:after="0" w:line="300" w:lineRule="auto"/>
+            </w:pPr>
+            <w:r>
+              <w:rPr>
+                <w:rFonts w:ascii="맑은 고딕" w:hAnsi="맑은 고딕" w:eastAsia="맑은 고딕"/>
+                <w:b w:val="0"/>
+                <w:color w:val="22282E"/>
+                <w:sz w:val="19"/>
+              </w:rPr>
+              <w:t>Al-Jubail Petrochemical (KEMYA)</w:t>
+            </w:r>
+          </w:p>
+        </w:tc>
+        <w:tc>
+          <w:tcPr>
+            <w:tcW w:type="dxa" w:w="2551"/>
+            <w:tcMar>
+              <w:top w:w="60" w:type="dxa"/>
+              <w:bottom w:w="60" w:type="dxa"/>
+              <w:start w:w="110" w:type="dxa"/>
+              <w:end w:w="110" w:type="dxa"/>
+            </w:tcMar>
+            <w:vAlign w:val="center"/>
+          </w:tcPr>
+          <w:p>
+            <w:pPr>
+              <w:spacing w:after="0" w:line="300" w:lineRule="auto"/>
+            </w:pPr>
+            <w:r>
+              <w:rPr>
+                <w:rFonts w:ascii="맑은 고딕" w:hAnsi="맑은 고딕" w:eastAsia="맑은 고딕"/>
+                <w:b w:val="0"/>
+                <w:color w:val="22282E"/>
+                <w:sz w:val="19"/>
+              </w:rPr>
+              <w:t>SABIC + ExxonMobil JV</w:t>
+            </w:r>
+          </w:p>
+        </w:tc>
+        <w:tc>
+          <w:tcPr>
+            <w:tcW w:type="dxa" w:w="3118"/>
+            <w:tcMar>
+              <w:top w:w="60" w:type="dxa"/>
+              <w:bottom w:w="60" w:type="dxa"/>
+              <w:start w:w="110" w:type="dxa"/>
+              <w:end w:w="110" w:type="dxa"/>
+            </w:tcMar>
+            <w:vAlign w:val="center"/>
+          </w:tcPr>
+          <w:p>
+            <w:pPr>
+              <w:spacing w:after="0" w:line="300" w:lineRule="auto"/>
+            </w:pPr>
+            <w:r>
+              <w:rPr>
+                <w:rFonts w:ascii="맑은 고딕" w:hAnsi="맑은 고딕" w:eastAsia="맑은 고딕"/>
+                <w:b w:val="0"/>
+                <w:color w:val="22282E"/>
+                <w:sz w:val="19"/>
+              </w:rPr>
+              <w:t>Yokogawa / Honeywell</w:t>
+            </w:r>
+          </w:p>
+        </w:tc>
+      </w:tr>
+      <w:tr>
+        <w:tc>
+          <w:tcPr>
+            <w:tcW w:type="dxa" w:w="3118"/>
+            <w:tcMar>
+              <w:top w:w="60" w:type="dxa"/>
+              <w:bottom w:w="60" w:type="dxa"/>
+              <w:start w:w="110" w:type="dxa"/>
+              <w:end w:w="110" w:type="dxa"/>
+            </w:tcMar>
+            <w:vAlign w:val="center"/>
+            <w:shd w:val="clear" w:color="auto" w:fill="F5F8FA"/>
+          </w:tcPr>
+          <w:p>
+            <w:pPr>
+              <w:spacing w:after="0" w:line="300" w:lineRule="auto"/>
+            </w:pPr>
+            <w:r>
+              <w:rPr>
+                <w:rFonts w:ascii="맑은 고딕" w:hAnsi="맑은 고딕" w:eastAsia="맑은 고딕"/>
+                <w:b w:val="0"/>
+                <w:color w:val="22282E"/>
+                <w:sz w:val="19"/>
+              </w:rPr>
+              <w:t>Saudi Kayan Petrochemical</w:t>
+            </w:r>
+          </w:p>
+        </w:tc>
+        <w:tc>
+          <w:tcPr>
+            <w:tcW w:type="dxa" w:w="2551"/>
+            <w:tcMar>
+              <w:top w:w="60" w:type="dxa"/>
+              <w:bottom w:w="60" w:type="dxa"/>
+              <w:start w:w="110" w:type="dxa"/>
+              <w:end w:w="110" w:type="dxa"/>
+            </w:tcMar>
+            <w:vAlign w:val="center"/>
+            <w:shd w:val="clear" w:color="auto" w:fill="F5F8FA"/>
+          </w:tcPr>
+          <w:p>
+            <w:pPr>
+              <w:spacing w:after="0" w:line="300" w:lineRule="auto"/>
+            </w:pPr>
+            <w:r>
+              <w:rPr>
+                <w:rFonts w:ascii="맑은 고딕" w:hAnsi="맑은 고딕" w:eastAsia="맑은 고딕"/>
+                <w:b w:val="0"/>
+                <w:color w:val="22282E"/>
+                <w:sz w:val="19"/>
+              </w:rPr>
+              <w:t>SABIC</w:t>
+            </w:r>
+          </w:p>
+        </w:tc>
+        <w:tc>
+          <w:tcPr>
+            <w:tcW w:type="dxa" w:w="3118"/>
+            <w:tcMar>
+              <w:top w:w="60" w:type="dxa"/>
+              <w:bottom w:w="60" w:type="dxa"/>
+              <w:start w:w="110" w:type="dxa"/>
+              <w:end w:w="110" w:type="dxa"/>
+            </w:tcMar>
+            <w:vAlign w:val="center"/>
+            <w:shd w:val="clear" w:color="auto" w:fill="F5F8FA"/>
+          </w:tcPr>
+          <w:p>
+            <w:pPr>
+              <w:spacing w:after="0" w:line="300" w:lineRule="auto"/>
+            </w:pPr>
+            <w:r>
+              <w:rPr>
+                <w:rFonts w:ascii="맑은 고딕" w:hAnsi="맑은 고딕" w:eastAsia="맑은 고딕"/>
+                <w:b w:val="0"/>
+                <w:color w:val="22282E"/>
+                <w:sz w:val="19"/>
+              </w:rPr>
+              <w:t>Yokogawa / Honeywell</w:t>
+            </w:r>
+          </w:p>
+        </w:tc>
+      </w:tr>
+      <w:tr>
+        <w:tc>
+          <w:tcPr>
+            <w:tcW w:type="dxa" w:w="3118"/>
+            <w:tcMar>
+              <w:top w:w="60" w:type="dxa"/>
+              <w:bottom w:w="60" w:type="dxa"/>
+              <w:start w:w="110" w:type="dxa"/>
+              <w:end w:w="110" w:type="dxa"/>
+            </w:tcMar>
+            <w:vAlign w:val="center"/>
+          </w:tcPr>
+          <w:p>
+            <w:pPr>
+              <w:spacing w:after="0" w:line="300" w:lineRule="auto"/>
+            </w:pPr>
+            <w:r>
+              <w:rPr>
+                <w:rFonts w:ascii="맑은 고딕" w:hAnsi="맑은 고딕" w:eastAsia="맑은 고딕"/>
+                <w:b w:val="0"/>
+                <w:color w:val="22282E"/>
+                <w:sz w:val="19"/>
+              </w:rPr>
+              <w:t>SAMAPCO (Sahara &amp; Ma'aden)</w:t>
+            </w:r>
+          </w:p>
+        </w:tc>
+        <w:tc>
+          <w:tcPr>
+            <w:tcW w:type="dxa" w:w="2551"/>
+            <w:tcMar>
+              <w:top w:w="60" w:type="dxa"/>
+              <w:bottom w:w="60" w:type="dxa"/>
+              <w:start w:w="110" w:type="dxa"/>
+              <w:end w:w="110" w:type="dxa"/>
+            </w:tcMar>
+            <w:vAlign w:val="center"/>
+          </w:tcPr>
+          <w:p>
+            <w:pPr>
+              <w:spacing w:after="0" w:line="300" w:lineRule="auto"/>
+            </w:pPr>
+            <w:r>
+              <w:rPr>
+                <w:rFonts w:ascii="맑은 고딕" w:hAnsi="맑은 고딕" w:eastAsia="맑은 고딕"/>
+                <w:b w:val="0"/>
+                <w:color w:val="22282E"/>
+                <w:sz w:val="19"/>
+              </w:rPr>
+              <w:t>Sahara + Ma'aden JV</w:t>
+            </w:r>
+          </w:p>
+        </w:tc>
+        <w:tc>
+          <w:tcPr>
+            <w:tcW w:type="dxa" w:w="3118"/>
+            <w:tcMar>
+              <w:top w:w="60" w:type="dxa"/>
+              <w:bottom w:w="60" w:type="dxa"/>
+              <w:start w:w="110" w:type="dxa"/>
+              <w:end w:w="110" w:type="dxa"/>
+            </w:tcMar>
+            <w:vAlign w:val="center"/>
+          </w:tcPr>
+          <w:p>
+            <w:pPr>
+              <w:spacing w:after="0" w:line="300" w:lineRule="auto"/>
+            </w:pPr>
+            <w:r>
+              <w:rPr>
+                <w:rFonts w:ascii="맑은 고딕" w:hAnsi="맑은 고딕" w:eastAsia="맑은 고딕"/>
+                <w:b w:val="0"/>
+                <w:color w:val="22282E"/>
+                <w:sz w:val="19"/>
+              </w:rPr>
+              <w:t>Yokogawa / Honeywell</w:t>
+            </w:r>
+          </w:p>
+        </w:tc>
+      </w:tr>
+      <w:tr>
+        <w:tc>
+          <w:tcPr>
+            <w:tcW w:type="dxa" w:w="3118"/>
+            <w:tcMar>
+              <w:top w:w="60" w:type="dxa"/>
+              <w:bottom w:w="60" w:type="dxa"/>
+              <w:start w:w="110" w:type="dxa"/>
+              <w:end w:w="110" w:type="dxa"/>
+            </w:tcMar>
+            <w:vAlign w:val="center"/>
+            <w:shd w:val="clear" w:color="auto" w:fill="F5F8FA"/>
+          </w:tcPr>
+          <w:p>
+            <w:pPr>
+              <w:spacing w:after="0" w:line="300" w:lineRule="auto"/>
+            </w:pPr>
+            <w:r>
+              <w:rPr>
+                <w:rFonts w:ascii="맑은 고딕" w:hAnsi="맑은 고딕" w:eastAsia="맑은 고딕"/>
+                <w:b w:val="0"/>
+                <w:color w:val="22282E"/>
+                <w:sz w:val="19"/>
+              </w:rPr>
+              <w:t>TASNEE</w:t>
+            </w:r>
+          </w:p>
+        </w:tc>
+        <w:tc>
+          <w:tcPr>
+            <w:tcW w:type="dxa" w:w="2551"/>
+            <w:tcMar>
+              <w:top w:w="60" w:type="dxa"/>
+              <w:bottom w:w="60" w:type="dxa"/>
+              <w:start w:w="110" w:type="dxa"/>
+              <w:end w:w="110" w:type="dxa"/>
+            </w:tcMar>
+            <w:vAlign w:val="center"/>
+            <w:shd w:val="clear" w:color="auto" w:fill="F5F8FA"/>
+          </w:tcPr>
+          <w:p>
+            <w:pPr>
+              <w:spacing w:after="0" w:line="300" w:lineRule="auto"/>
+            </w:pPr>
+            <w:r>
+              <w:rPr>
+                <w:rFonts w:ascii="맑은 고딕" w:hAnsi="맑은 고딕" w:eastAsia="맑은 고딕"/>
+                <w:b w:val="0"/>
+                <w:color w:val="22282E"/>
+                <w:sz w:val="19"/>
+              </w:rPr>
+              <w:t>Saudi 민영 석화</w:t>
+            </w:r>
+          </w:p>
+        </w:tc>
+        <w:tc>
+          <w:tcPr>
+            <w:tcW w:type="dxa" w:w="3118"/>
+            <w:tcMar>
+              <w:top w:w="60" w:type="dxa"/>
+              <w:bottom w:w="60" w:type="dxa"/>
+              <w:start w:w="110" w:type="dxa"/>
+              <w:end w:w="110" w:type="dxa"/>
+            </w:tcMar>
+            <w:vAlign w:val="center"/>
+            <w:shd w:val="clear" w:color="auto" w:fill="F5F8FA"/>
+          </w:tcPr>
+          <w:p>
+            <w:pPr>
+              <w:spacing w:after="0" w:line="300" w:lineRule="auto"/>
+            </w:pPr>
+            <w:r>
+              <w:rPr>
+                <w:rFonts w:ascii="맑은 고딕" w:hAnsi="맑은 고딕" w:eastAsia="맑은 고딕"/>
+                <w:b w:val="0"/>
+                <w:color w:val="22282E"/>
+                <w:sz w:val="19"/>
+              </w:rPr>
+              <w:t>Honeywell / Yokogawa</w:t>
+            </w:r>
+          </w:p>
+        </w:tc>
+      </w:tr>
+      <w:tr>
+        <w:tc>
+          <w:tcPr>
+            <w:tcW w:type="dxa" w:w="3118"/>
+            <w:tcMar>
+              <w:top w:w="60" w:type="dxa"/>
+              <w:bottom w:w="60" w:type="dxa"/>
+              <w:start w:w="110" w:type="dxa"/>
+              <w:end w:w="110" w:type="dxa"/>
+            </w:tcMar>
+            <w:vAlign w:val="center"/>
+          </w:tcPr>
+          <w:p>
+            <w:pPr>
+              <w:spacing w:after="0" w:line="300" w:lineRule="auto"/>
+            </w:pPr>
+            <w:r>
+              <w:rPr>
+                <w:rFonts w:ascii="맑은 고딕" w:hAnsi="맑은 고딕" w:eastAsia="맑은 고딕"/>
+                <w:b w:val="0"/>
+                <w:color w:val="22282E"/>
+                <w:sz w:val="19"/>
+              </w:rPr>
+              <w:t>PetroRabigh</w:t>
+            </w:r>
+          </w:p>
+        </w:tc>
+        <w:tc>
+          <w:tcPr>
+            <w:tcW w:type="dxa" w:w="2551"/>
+            <w:tcMar>
+              <w:top w:w="60" w:type="dxa"/>
+              <w:bottom w:w="60" w:type="dxa"/>
+              <w:start w:w="110" w:type="dxa"/>
+              <w:end w:w="110" w:type="dxa"/>
+            </w:tcMar>
+            <w:vAlign w:val="center"/>
+          </w:tcPr>
+          <w:p>
+            <w:pPr>
+              <w:spacing w:after="0" w:line="300" w:lineRule="auto"/>
+            </w:pPr>
+            <w:r>
+              <w:rPr>
+                <w:rFonts w:ascii="맑은 고딕" w:hAnsi="맑은 고딕" w:eastAsia="맑은 고딕"/>
+                <w:b w:val="0"/>
+                <w:color w:val="22282E"/>
+                <w:sz w:val="19"/>
+              </w:rPr>
+              <w:t>Aramco + Sumitomo JV</w:t>
+            </w:r>
+          </w:p>
+        </w:tc>
+        <w:tc>
+          <w:tcPr>
+            <w:tcW w:type="dxa" w:w="3118"/>
+            <w:tcMar>
+              <w:top w:w="60" w:type="dxa"/>
+              <w:bottom w:w="60" w:type="dxa"/>
+              <w:start w:w="110" w:type="dxa"/>
+              <w:end w:w="110" w:type="dxa"/>
+            </w:tcMar>
+            <w:vAlign w:val="center"/>
+          </w:tcPr>
+          <w:p>
+            <w:pPr>
+              <w:spacing w:after="0" w:line="300" w:lineRule="auto"/>
+            </w:pPr>
+            <w:r>
+              <w:rPr>
+                <w:rFonts w:ascii="맑은 고딕" w:hAnsi="맑은 고딕" w:eastAsia="맑은 고딕"/>
+                <w:b w:val="0"/>
+                <w:color w:val="22282E"/>
+                <w:sz w:val="19"/>
+              </w:rPr>
+              <w:t>Honeywell / Yokogawa</w:t>
+            </w:r>
+          </w:p>
+        </w:tc>
+      </w:tr>
+      <w:tr>
+        <w:tc>
+          <w:tcPr>
+            <w:tcW w:type="dxa" w:w="3118"/>
+            <w:tcMar>
+              <w:top w:w="60" w:type="dxa"/>
+              <w:bottom w:w="60" w:type="dxa"/>
+              <w:start w:w="110" w:type="dxa"/>
+              <w:end w:w="110" w:type="dxa"/>
+            </w:tcMar>
+            <w:vAlign w:val="center"/>
+            <w:shd w:val="clear" w:color="auto" w:fill="F5F8FA"/>
+          </w:tcPr>
+          <w:p>
+            <w:pPr>
+              <w:spacing w:after="0" w:line="300" w:lineRule="auto"/>
+            </w:pPr>
+            <w:r>
+              <w:rPr>
+                <w:rFonts w:ascii="맑은 고딕" w:hAnsi="맑은 고딕" w:eastAsia="맑은 고딕"/>
+                <w:b w:val="0"/>
+                <w:color w:val="22282E"/>
+                <w:sz w:val="19"/>
+              </w:rPr>
+              <w:t>SADARA Chemical Co.</w:t>
+            </w:r>
+          </w:p>
+        </w:tc>
+        <w:tc>
+          <w:tcPr>
+            <w:tcW w:type="dxa" w:w="2551"/>
+            <w:tcMar>
+              <w:top w:w="60" w:type="dxa"/>
+              <w:bottom w:w="60" w:type="dxa"/>
+              <w:start w:w="110" w:type="dxa"/>
+              <w:end w:w="110" w:type="dxa"/>
+            </w:tcMar>
+            <w:vAlign w:val="center"/>
+            <w:shd w:val="clear" w:color="auto" w:fill="F5F8FA"/>
+          </w:tcPr>
+          <w:p>
+            <w:pPr>
+              <w:spacing w:after="0" w:line="300" w:lineRule="auto"/>
+            </w:pPr>
+            <w:r>
+              <w:rPr>
+                <w:rFonts w:ascii="맑은 고딕" w:hAnsi="맑은 고딕" w:eastAsia="맑은 고딕"/>
+                <w:b w:val="0"/>
+                <w:color w:val="22282E"/>
+                <w:sz w:val="19"/>
+              </w:rPr>
+              <w:t>Aramco + Dow JV</w:t>
+            </w:r>
+          </w:p>
+        </w:tc>
+        <w:tc>
+          <w:tcPr>
+            <w:tcW w:type="dxa" w:w="3118"/>
+            <w:tcMar>
+              <w:top w:w="60" w:type="dxa"/>
+              <w:bottom w:w="60" w:type="dxa"/>
+              <w:start w:w="110" w:type="dxa"/>
+              <w:end w:w="110" w:type="dxa"/>
+            </w:tcMar>
+            <w:vAlign w:val="center"/>
+            <w:shd w:val="clear" w:color="auto" w:fill="F5F8FA"/>
+          </w:tcPr>
+          <w:p>
+            <w:pPr>
+              <w:spacing w:after="0" w:line="300" w:lineRule="auto"/>
+            </w:pPr>
+            <w:r>
+              <w:rPr>
+                <w:rFonts w:ascii="맑은 고딕" w:hAnsi="맑은 고딕" w:eastAsia="맑은 고딕"/>
+                <w:b w:val="0"/>
+                <w:color w:val="22282E"/>
+                <w:sz w:val="19"/>
+              </w:rPr>
+              <w:t>Honeywell / Yokogawa (Dow는 Emerson 선호 경향)</w:t>
+            </w:r>
+          </w:p>
+        </w:tc>
+      </w:tr>
+      <w:tr>
+        <w:tc>
+          <w:tcPr>
+            <w:tcW w:type="dxa" w:w="3118"/>
+            <w:tcMar>
+              <w:top w:w="60" w:type="dxa"/>
+              <w:bottom w:w="60" w:type="dxa"/>
+              <w:start w:w="110" w:type="dxa"/>
+              <w:end w:w="110" w:type="dxa"/>
+            </w:tcMar>
+            <w:vAlign w:val="center"/>
+          </w:tcPr>
+          <w:p>
+            <w:pPr>
+              <w:spacing w:after="0" w:line="300" w:lineRule="auto"/>
+            </w:pPr>
+            <w:r>
+              <w:rPr>
+                <w:rFonts w:ascii="맑은 고딕" w:hAnsi="맑은 고딕" w:eastAsia="맑은 고딕"/>
+                <w:b w:val="0"/>
+                <w:color w:val="22282E"/>
+                <w:sz w:val="19"/>
+              </w:rPr>
+              <w:t>YASREF (Yanbu Aramco Sinopec)</w:t>
+            </w:r>
+          </w:p>
+        </w:tc>
+        <w:tc>
+          <w:tcPr>
+            <w:tcW w:type="dxa" w:w="2551"/>
+            <w:tcMar>
+              <w:top w:w="60" w:type="dxa"/>
+              <w:bottom w:w="60" w:type="dxa"/>
+              <w:start w:w="110" w:type="dxa"/>
+              <w:end w:w="110" w:type="dxa"/>
+            </w:tcMar>
+            <w:vAlign w:val="center"/>
+          </w:tcPr>
+          <w:p>
+            <w:pPr>
+              <w:spacing w:after="0" w:line="300" w:lineRule="auto"/>
+            </w:pPr>
+            <w:r>
+              <w:rPr>
+                <w:rFonts w:ascii="맑은 고딕" w:hAnsi="맑은 고딕" w:eastAsia="맑은 고딕"/>
+                <w:b w:val="0"/>
+                <w:color w:val="22282E"/>
+                <w:sz w:val="19"/>
+              </w:rPr>
+              <w:t>Aramco + Sinopec JV</w:t>
+            </w:r>
+          </w:p>
+        </w:tc>
+        <w:tc>
+          <w:tcPr>
+            <w:tcW w:type="dxa" w:w="3118"/>
+            <w:tcMar>
+              <w:top w:w="60" w:type="dxa"/>
+              <w:bottom w:w="60" w:type="dxa"/>
+              <w:start w:w="110" w:type="dxa"/>
+              <w:end w:w="110" w:type="dxa"/>
+            </w:tcMar>
+            <w:vAlign w:val="center"/>
+          </w:tcPr>
+          <w:p>
+            <w:pPr>
+              <w:spacing w:after="0" w:line="300" w:lineRule="auto"/>
+            </w:pPr>
+            <w:r>
+              <w:rPr>
+                <w:rFonts w:ascii="맑은 고딕" w:hAnsi="맑은 고딕" w:eastAsia="맑은 고딕"/>
+                <w:b w:val="0"/>
+                <w:color w:val="22282E"/>
+                <w:sz w:val="19"/>
+              </w:rPr>
+              <w:t>Honeywell / Yokogawa</w:t>
+            </w:r>
+          </w:p>
+        </w:tc>
+      </w:tr>
+      <w:tr>
+        <w:tc>
+          <w:tcPr>
+            <w:tcW w:type="dxa" w:w="3118"/>
+            <w:tcMar>
+              <w:top w:w="60" w:type="dxa"/>
+              <w:bottom w:w="60" w:type="dxa"/>
+              <w:start w:w="110" w:type="dxa"/>
+              <w:end w:w="110" w:type="dxa"/>
+            </w:tcMar>
+            <w:vAlign w:val="center"/>
+            <w:shd w:val="clear" w:color="auto" w:fill="F5F8FA"/>
+          </w:tcPr>
+          <w:p>
+            <w:pPr>
+              <w:spacing w:after="0" w:line="300" w:lineRule="auto"/>
+            </w:pPr>
+            <w:r>
+              <w:rPr>
+                <w:rFonts w:ascii="맑은 고딕" w:hAnsi="맑은 고딕" w:eastAsia="맑은 고딕"/>
+                <w:b w:val="0"/>
+                <w:color w:val="22282E"/>
+                <w:sz w:val="19"/>
+              </w:rPr>
+              <w:t>SATORP (Aramco + TotalEnergies)</w:t>
+            </w:r>
+          </w:p>
+        </w:tc>
+        <w:tc>
+          <w:tcPr>
+            <w:tcW w:type="dxa" w:w="2551"/>
+            <w:tcMar>
+              <w:top w:w="60" w:type="dxa"/>
+              <w:bottom w:w="60" w:type="dxa"/>
+              <w:start w:w="110" w:type="dxa"/>
+              <w:end w:w="110" w:type="dxa"/>
+            </w:tcMar>
+            <w:vAlign w:val="center"/>
+            <w:shd w:val="clear" w:color="auto" w:fill="F5F8FA"/>
+          </w:tcPr>
+          <w:p>
+            <w:pPr>
+              <w:spacing w:after="0" w:line="300" w:lineRule="auto"/>
+            </w:pPr>
+            <w:r>
+              <w:rPr>
+                <w:rFonts w:ascii="맑은 고딕" w:hAnsi="맑은 고딕" w:eastAsia="맑은 고딕"/>
+                <w:b w:val="0"/>
+                <w:color w:val="22282E"/>
+                <w:sz w:val="19"/>
+              </w:rPr>
+              <w:t>Aramco + Total JV</w:t>
+            </w:r>
+          </w:p>
+        </w:tc>
+        <w:tc>
+          <w:tcPr>
+            <w:tcW w:type="dxa" w:w="3118"/>
+            <w:tcMar>
+              <w:top w:w="60" w:type="dxa"/>
+              <w:bottom w:w="60" w:type="dxa"/>
+              <w:start w:w="110" w:type="dxa"/>
+              <w:end w:w="110" w:type="dxa"/>
+            </w:tcMar>
+            <w:vAlign w:val="center"/>
+            <w:shd w:val="clear" w:color="auto" w:fill="F5F8FA"/>
+          </w:tcPr>
+          <w:p>
+            <w:pPr>
+              <w:spacing w:after="0" w:line="300" w:lineRule="auto"/>
+            </w:pPr>
+            <w:r>
+              <w:rPr>
+                <w:rFonts w:ascii="맑은 고딕" w:hAnsi="맑은 고딕" w:eastAsia="맑은 고딕"/>
+                <w:b w:val="0"/>
+                <w:color w:val="22282E"/>
+                <w:sz w:val="19"/>
+              </w:rPr>
+              <w:t>Honeywell / Yokogawa</w:t>
+            </w:r>
+          </w:p>
+        </w:tc>
+      </w:tr>
+      <w:tr>
+        <w:tc>
+          <w:tcPr>
+            <w:tcW w:type="dxa" w:w="3118"/>
+            <w:tcMar>
+              <w:top w:w="60" w:type="dxa"/>
+              <w:bottom w:w="60" w:type="dxa"/>
+              <w:start w:w="110" w:type="dxa"/>
+              <w:end w:w="110" w:type="dxa"/>
+            </w:tcMar>
+            <w:vAlign w:val="center"/>
+          </w:tcPr>
+          <w:p>
+            <w:pPr>
+              <w:spacing w:after="0" w:line="300" w:lineRule="auto"/>
+            </w:pPr>
+            <w:r>
+              <w:rPr>
+                <w:rFonts w:ascii="맑은 고딕" w:hAnsi="맑은 고딕" w:eastAsia="맑은 고딕"/>
+                <w:b w:val="0"/>
+                <w:color w:val="22282E"/>
+                <w:sz w:val="19"/>
+              </w:rPr>
+              <w:t>Saudi Arabian Mining Co. (Ma'aden)</w:t>
+            </w:r>
+          </w:p>
+        </w:tc>
+        <w:tc>
+          <w:tcPr>
+            <w:tcW w:type="dxa" w:w="2551"/>
+            <w:tcMar>
+              <w:top w:w="60" w:type="dxa"/>
+              <w:bottom w:w="60" w:type="dxa"/>
+              <w:start w:w="110" w:type="dxa"/>
+              <w:end w:w="110" w:type="dxa"/>
+            </w:tcMar>
+            <w:vAlign w:val="center"/>
+          </w:tcPr>
+          <w:p>
+            <w:pPr>
+              <w:spacing w:after="0" w:line="300" w:lineRule="auto"/>
+            </w:pPr>
+            <w:r>
+              <w:rPr>
+                <w:rFonts w:ascii="맑은 고딕" w:hAnsi="맑은 고딕" w:eastAsia="맑은 고딕"/>
+                <w:b w:val="0"/>
+                <w:color w:val="22282E"/>
+                <w:sz w:val="19"/>
+              </w:rPr>
+              <w:t>광물·인산 (국영)</w:t>
+            </w:r>
+          </w:p>
+        </w:tc>
+        <w:tc>
+          <w:tcPr>
+            <w:tcW w:type="dxa" w:w="3118"/>
+            <w:tcMar>
+              <w:top w:w="60" w:type="dxa"/>
+              <w:bottom w:w="60" w:type="dxa"/>
+              <w:start w:w="110" w:type="dxa"/>
+              <w:end w:w="110" w:type="dxa"/>
+            </w:tcMar>
+            <w:vAlign w:val="center"/>
+          </w:tcPr>
+          <w:p>
+            <w:pPr>
+              <w:spacing w:after="0" w:line="300" w:lineRule="auto"/>
+            </w:pPr>
+            <w:r>
+              <w:rPr>
+                <w:rFonts w:ascii="맑은 고딕" w:hAnsi="맑은 고딕" w:eastAsia="맑은 고딕"/>
+                <w:b w:val="0"/>
+                <w:color w:val="22282E"/>
+                <w:sz w:val="19"/>
+              </w:rPr>
+              <w:t>Honeywell / Yokogawa</w:t>
+            </w:r>
+          </w:p>
+        </w:tc>
+      </w:tr>
+    </w:tbl>
+    <w:p>
+      <w:pPr>
+        <w:spacing w:after="40"/>
+      </w:pPr>
+    </w:p>
+    <w:p>
+      <w:pPr>
+        <w:spacing w:after="120" w:before="0" w:line="336" w:lineRule="auto"/>
+      </w:pPr>
+      <w:r>
+        <w:rPr>
+          <w:rFonts w:ascii="맑은 고딕" w:hAnsi="맑은 고딕" w:eastAsia="맑은 고딕"/>
+          <w:b w:val="0"/>
+          <w:color w:val="444B52"/>
+          <w:sz w:val="18"/>
+        </w:rPr>
+        <w:t>※ 최종 결정 변수: Saudi Aramco Vendor Code/AVL 및 SAES·SAEP 사내표준, SABIC Engineering Standard.</w:t>
+      </w:r>
+    </w:p>
+    <w:p>
+      <w:pPr>
+        <w:keepNext/>
+        <w:spacing w:before="240" w:after="60"/>
+      </w:pPr>
+      <w:r>
+        <w:rPr>
+          <w:rFonts w:ascii="맑은 고딕" w:hAnsi="맑은 고딕" w:eastAsia="맑은 고딕"/>
+          <w:b/>
+          <w:color w:val="0E7C86"/>
+          <w:sz w:val="24"/>
+        </w:rPr>
+        <w:t xml:space="preserve">▌ </w:t>
+      </w:r>
+      <w:r>
+        <w:rPr>
+          <w:rFonts w:ascii="맑은 고딕" w:hAnsi="맑은 고딕" w:eastAsia="맑은 고딕"/>
+          <w:b/>
+          <w:color w:val="1F364D"/>
+          <w:sz w:val="24"/>
+        </w:rPr>
+        <w:t>4-2. 쿠웨이트 · 오만 (Kuwait / Oman)</w:t>
+      </w:r>
+    </w:p>
+    <w:tbl>
+      <w:tblPr>
+        <w:tblW w:type="auto" w:w="0"/>
+        <w:jc w:val="center"/>
+        <w:tblLook w:firstColumn="1" w:firstRow="1" w:lastColumn="0" w:lastRow="0" w:noHBand="0" w:noVBand="1" w:val="04A0"/>
+        <w:tblBorders>
+          <w:top w:val="single" w:sz="4" w:space="0" w:color="D6DEE3"/>
+          <w:left w:val="single" w:sz="4" w:space="0" w:color="D6DEE3"/>
+          <w:bottom w:val="single" w:sz="4" w:space="0" w:color="D6DEE3"/>
+          <w:right w:val="single" w:sz="4" w:space="0" w:color="D6DEE3"/>
+          <w:insideH w:val="single" w:sz="4" w:space="0" w:color="D6DEE3"/>
+          <w:insideV w:val="single" w:sz="4" w:space="0" w:color="D6DEE3"/>
+        </w:tblBorders>
+      </w:tblPr>
+      <w:tblGrid>
+        <w:gridCol w:w="3249"/>
+        <w:gridCol w:w="3249"/>
+        <w:gridCol w:w="3249"/>
+      </w:tblGrid>
+      <w:tr>
+        <w:tc>
+          <w:tcPr>
+            <w:tcW w:type="dxa" w:w="3402"/>
+            <w:shd w:val="clear" w:color="auto" w:fill="1F364D"/>
+            <w:tcMar>
+              <w:top w:w="60" w:type="dxa"/>
+              <w:bottom w:w="60" w:type="dxa"/>
+              <w:start w:w="110" w:type="dxa"/>
+              <w:end w:w="110" w:type="dxa"/>
+            </w:tcMar>
+            <w:vAlign w:val="center"/>
+          </w:tcPr>
+          <w:p>
+            <w:pPr>
+              <w:spacing w:after="0"/>
+              <w:jc w:val="center"/>
+            </w:pPr>
+            <w:r>
+              <w:rPr>
+                <w:rFonts w:ascii="맑은 고딕" w:hAnsi="맑은 고딕" w:eastAsia="맑은 고딕"/>
+                <w:b/>
+                <w:color w:val="FFFFFF"/>
+                <w:sz w:val="20"/>
+              </w:rPr>
+              <w:t>사업주</w:t>
+            </w:r>
+          </w:p>
+        </w:tc>
+        <w:tc>
+          <w:tcPr>
+            <w:tcW w:type="dxa" w:w="1984"/>
+            <w:shd w:val="clear" w:color="auto" w:fill="1F364D"/>
+            <w:tcMar>
+              <w:top w:w="60" w:type="dxa"/>
+              <w:bottom w:w="60" w:type="dxa"/>
+              <w:start w:w="110" w:type="dxa"/>
+              <w:end w:w="110" w:type="dxa"/>
+            </w:tcMar>
+            <w:vAlign w:val="center"/>
+          </w:tcPr>
+          <w:p>
+            <w:pPr>
+              <w:spacing w:after="0"/>
+              <w:jc w:val="center"/>
+            </w:pPr>
+            <w:r>
+              <w:rPr>
+                <w:rFonts w:ascii="맑은 고딕" w:hAnsi="맑은 고딕" w:eastAsia="맑은 고딕"/>
+                <w:b/>
+                <w:color w:val="FFFFFF"/>
+                <w:sz w:val="20"/>
+              </w:rPr>
+              <w:t>국가</w:t>
+            </w:r>
+          </w:p>
+        </w:tc>
+        <w:tc>
+          <w:tcPr>
+            <w:tcW w:type="dxa" w:w="3402"/>
+            <w:shd w:val="clear" w:color="auto" w:fill="1F364D"/>
+            <w:tcMar>
+              <w:top w:w="60" w:type="dxa"/>
+              <w:bottom w:w="60" w:type="dxa"/>
+              <w:start w:w="110" w:type="dxa"/>
+              <w:end w:w="110" w:type="dxa"/>
+            </w:tcMar>
+            <w:vAlign w:val="center"/>
+          </w:tcPr>
+          <w:p>
+            <w:pPr>
+              <w:spacing w:after="0"/>
+              <w:jc w:val="center"/>
+            </w:pPr>
+            <w:r>
+              <w:rPr>
+                <w:rFonts w:ascii="맑은 고딕" w:hAnsi="맑은 고딕" w:eastAsia="맑은 고딕"/>
+                <w:b/>
+                <w:color w:val="FFFFFF"/>
+                <w:sz w:val="20"/>
+              </w:rPr>
+              <w:t>유력 Vendor 경향</w:t>
+            </w:r>
+          </w:p>
+        </w:tc>
+      </w:tr>
+      <w:tr>
+        <w:tc>
+          <w:tcPr>
+            <w:tcW w:type="dxa" w:w="3402"/>
+            <w:tcMar>
+              <w:top w:w="60" w:type="dxa"/>
+              <w:bottom w:w="60" w:type="dxa"/>
+              <w:start w:w="110" w:type="dxa"/>
+              <w:end w:w="110" w:type="dxa"/>
+            </w:tcMar>
+            <w:vAlign w:val="center"/>
+          </w:tcPr>
+          <w:p>
+            <w:pPr>
+              <w:spacing w:after="0" w:line="300" w:lineRule="auto"/>
+            </w:pPr>
+            <w:r>
+              <w:rPr>
+                <w:rFonts w:ascii="맑은 고딕" w:hAnsi="맑은 고딕" w:eastAsia="맑은 고딕"/>
+                <w:b w:val="0"/>
+                <w:color w:val="22282E"/>
+                <w:sz w:val="19"/>
+              </w:rPr>
+              <w:t>Kuwait National Petroleum Co. (KNPC)</w:t>
+            </w:r>
+          </w:p>
+        </w:tc>
+        <w:tc>
+          <w:tcPr>
+            <w:tcW w:type="dxa" w:w="1984"/>
+            <w:tcMar>
+              <w:top w:w="60" w:type="dxa"/>
+              <w:bottom w:w="60" w:type="dxa"/>
+              <w:start w:w="110" w:type="dxa"/>
+              <w:end w:w="110" w:type="dxa"/>
+            </w:tcMar>
+            <w:vAlign w:val="center"/>
+          </w:tcPr>
+          <w:p>
+            <w:pPr>
+              <w:spacing w:after="0" w:line="300" w:lineRule="auto"/>
+            </w:pPr>
+            <w:r>
+              <w:rPr>
+                <w:rFonts w:ascii="맑은 고딕" w:hAnsi="맑은 고딕" w:eastAsia="맑은 고딕"/>
+                <w:b w:val="0"/>
+                <w:color w:val="22282E"/>
+                <w:sz w:val="19"/>
+              </w:rPr>
+              <w:t>쿠웨이트</w:t>
+            </w:r>
+          </w:p>
+        </w:tc>
+        <w:tc>
+          <w:tcPr>
+            <w:tcW w:type="dxa" w:w="3402"/>
+            <w:tcMar>
+              <w:top w:w="60" w:type="dxa"/>
+              <w:bottom w:w="60" w:type="dxa"/>
+              <w:start w:w="110" w:type="dxa"/>
+              <w:end w:w="110" w:type="dxa"/>
+            </w:tcMar>
+            <w:vAlign w:val="center"/>
+          </w:tcPr>
+          <w:p>
+            <w:pPr>
+              <w:spacing w:after="0" w:line="300" w:lineRule="auto"/>
+            </w:pPr>
+            <w:r>
+              <w:rPr>
+                <w:rFonts w:ascii="맑은 고딕" w:hAnsi="맑은 고딕" w:eastAsia="맑은 고딕"/>
+                <w:b w:val="0"/>
+                <w:color w:val="22282E"/>
+                <w:sz w:val="19"/>
+              </w:rPr>
+              <w:t>Honeywell 강세 / Yokogawa · Emerson</w:t>
+            </w:r>
+          </w:p>
+        </w:tc>
+      </w:tr>
+      <w:tr>
+        <w:tc>
+          <w:tcPr>
+            <w:tcW w:type="dxa" w:w="3402"/>
+            <w:tcMar>
+              <w:top w:w="60" w:type="dxa"/>
+              <w:bottom w:w="60" w:type="dxa"/>
+              <w:start w:w="110" w:type="dxa"/>
+              <w:end w:w="110" w:type="dxa"/>
+            </w:tcMar>
+            <w:vAlign w:val="center"/>
+            <w:shd w:val="clear" w:color="auto" w:fill="F5F8FA"/>
+          </w:tcPr>
+          <w:p>
+            <w:pPr>
+              <w:spacing w:after="0" w:line="300" w:lineRule="auto"/>
+            </w:pPr>
+            <w:r>
+              <w:rPr>
+                <w:rFonts w:ascii="맑은 고딕" w:hAnsi="맑은 고딕" w:eastAsia="맑은 고딕"/>
+                <w:b w:val="0"/>
+                <w:color w:val="22282E"/>
+                <w:sz w:val="19"/>
+              </w:rPr>
+              <w:t>Kuwait Oil Company (KOC)</w:t>
+            </w:r>
+          </w:p>
+        </w:tc>
+        <w:tc>
+          <w:tcPr>
+            <w:tcW w:type="dxa" w:w="1984"/>
+            <w:tcMar>
+              <w:top w:w="60" w:type="dxa"/>
+              <w:bottom w:w="60" w:type="dxa"/>
+              <w:start w:w="110" w:type="dxa"/>
+              <w:end w:w="110" w:type="dxa"/>
+            </w:tcMar>
+            <w:vAlign w:val="center"/>
+            <w:shd w:val="clear" w:color="auto" w:fill="F5F8FA"/>
+          </w:tcPr>
+          <w:p>
+            <w:pPr>
+              <w:spacing w:after="0" w:line="300" w:lineRule="auto"/>
+            </w:pPr>
+            <w:r>
+              <w:rPr>
+                <w:rFonts w:ascii="맑은 고딕" w:hAnsi="맑은 고딕" w:eastAsia="맑은 고딕"/>
+                <w:b w:val="0"/>
+                <w:color w:val="22282E"/>
+                <w:sz w:val="19"/>
+              </w:rPr>
+              <w:t>쿠웨이트</w:t>
+            </w:r>
+          </w:p>
+        </w:tc>
+        <w:tc>
+          <w:tcPr>
+            <w:tcW w:type="dxa" w:w="3402"/>
+            <w:tcMar>
+              <w:top w:w="60" w:type="dxa"/>
+              <w:bottom w:w="60" w:type="dxa"/>
+              <w:start w:w="110" w:type="dxa"/>
+              <w:end w:w="110" w:type="dxa"/>
+            </w:tcMar>
+            <w:vAlign w:val="center"/>
+            <w:shd w:val="clear" w:color="auto" w:fill="F5F8FA"/>
+          </w:tcPr>
+          <w:p>
+            <w:pPr>
+              <w:spacing w:after="0" w:line="300" w:lineRule="auto"/>
+            </w:pPr>
+            <w:r>
+              <w:rPr>
+                <w:rFonts w:ascii="맑은 고딕" w:hAnsi="맑은 고딕" w:eastAsia="맑은 고딕"/>
+                <w:b w:val="0"/>
+                <w:color w:val="22282E"/>
+                <w:sz w:val="19"/>
+              </w:rPr>
+              <w:t>Honeywell 강세 / Yokogawa · Emerson</w:t>
+            </w:r>
+          </w:p>
+        </w:tc>
+      </w:tr>
+      <w:tr>
+        <w:tc>
+          <w:tcPr>
+            <w:tcW w:type="dxa" w:w="3402"/>
+            <w:tcMar>
+              <w:top w:w="60" w:type="dxa"/>
+              <w:bottom w:w="60" w:type="dxa"/>
+              <w:start w:w="110" w:type="dxa"/>
+              <w:end w:w="110" w:type="dxa"/>
+            </w:tcMar>
+            <w:vAlign w:val="center"/>
+          </w:tcPr>
+          <w:p>
+            <w:pPr>
+              <w:spacing w:after="0" w:line="300" w:lineRule="auto"/>
+            </w:pPr>
+            <w:r>
+              <w:rPr>
+                <w:rFonts w:ascii="맑은 고딕" w:hAnsi="맑은 고딕" w:eastAsia="맑은 고딕"/>
+                <w:b w:val="0"/>
+                <w:color w:val="22282E"/>
+                <w:sz w:val="19"/>
+              </w:rPr>
+              <w:t>ORPIC (現 OQ)</w:t>
+            </w:r>
+          </w:p>
+        </w:tc>
+        <w:tc>
+          <w:tcPr>
+            <w:tcW w:type="dxa" w:w="1984"/>
+            <w:tcMar>
+              <w:top w:w="60" w:type="dxa"/>
+              <w:bottom w:w="60" w:type="dxa"/>
+              <w:start w:w="110" w:type="dxa"/>
+              <w:end w:w="110" w:type="dxa"/>
+            </w:tcMar>
+            <w:vAlign w:val="center"/>
+          </w:tcPr>
+          <w:p>
+            <w:pPr>
+              <w:spacing w:after="0" w:line="300" w:lineRule="auto"/>
+            </w:pPr>
+            <w:r>
+              <w:rPr>
+                <w:rFonts w:ascii="맑은 고딕" w:hAnsi="맑은 고딕" w:eastAsia="맑은 고딕"/>
+                <w:b w:val="0"/>
+                <w:color w:val="22282E"/>
+                <w:sz w:val="19"/>
+              </w:rPr>
+              <w:t>오만</w:t>
+            </w:r>
+          </w:p>
+        </w:tc>
+        <w:tc>
+          <w:tcPr>
+            <w:tcW w:type="dxa" w:w="3402"/>
+            <w:tcMar>
+              <w:top w:w="60" w:type="dxa"/>
+              <w:bottom w:w="60" w:type="dxa"/>
+              <w:start w:w="110" w:type="dxa"/>
+              <w:end w:w="110" w:type="dxa"/>
+            </w:tcMar>
+            <w:vAlign w:val="center"/>
+          </w:tcPr>
+          <w:p>
+            <w:pPr>
+              <w:spacing w:after="0" w:line="300" w:lineRule="auto"/>
+            </w:pPr>
+            <w:r>
+              <w:rPr>
+                <w:rFonts w:ascii="맑은 고딕" w:hAnsi="맑은 고딕" w:eastAsia="맑은 고딕"/>
+                <w:b w:val="0"/>
+                <w:color w:val="22282E"/>
+                <w:sz w:val="19"/>
+              </w:rPr>
+              <w:t>Honeywell / Yokogawa</w:t>
+            </w:r>
+          </w:p>
+        </w:tc>
+      </w:tr>
+    </w:tbl>
+    <w:p>
+      <w:pPr>
+        <w:spacing w:after="40"/>
+      </w:pPr>
+    </w:p>
+    <w:p>
+      <w:pPr>
+        <w:spacing w:after="120" w:before="0" w:line="336" w:lineRule="auto"/>
+      </w:pPr>
+      <w:r>
+        <w:rPr>
+          <w:rFonts w:ascii="맑은 고딕" w:hAnsi="맑은 고딕" w:eastAsia="맑은 고딕"/>
+          <w:b w:val="0"/>
+          <w:color w:val="444B52"/>
+          <w:sz w:val="18"/>
+        </w:rPr>
+        <w:t>※ KNPC/KOC는 자체 엔지니어링 표준 및 AVL 운영. 대형 정유·CFP PJT에서 Honeywell 레퍼런스 다수.</w:t>
+      </w:r>
+    </w:p>
+    <w:p>
+      <w:pPr>
+        <w:keepNext/>
+        <w:spacing w:before="240" w:after="60"/>
+      </w:pPr>
+      <w:r>
+        <w:rPr>
+          <w:rFonts w:ascii="맑은 고딕" w:hAnsi="맑은 고딕" w:eastAsia="맑은 고딕"/>
+          <w:b/>
+          <w:color w:val="0E7C86"/>
+          <w:sz w:val="24"/>
+        </w:rPr>
+        <w:t xml:space="preserve">▌ </w:t>
+      </w:r>
+      <w:r>
+        <w:rPr>
+          <w:rFonts w:ascii="맑은 고딕" w:hAnsi="맑은 고딕" w:eastAsia="맑은 고딕"/>
+          <w:b/>
+          <w:color w:val="1F364D"/>
+          <w:sz w:val="24"/>
+        </w:rPr>
+        <w:t>4-3. 한국 (Korea)</w:t>
+      </w:r>
+    </w:p>
+    <w:p>
+      <w:pPr>
+        <w:spacing w:after="60" w:line="324" w:lineRule="auto"/>
+        <w:ind w:left="320"/>
+      </w:pPr>
+      <w:r>
+        <w:rPr>
+          <w:rFonts w:ascii="맑은 고딕" w:hAnsi="맑은 고딕" w:eastAsia="맑은 고딕"/>
+          <w:b w:val="0"/>
+          <w:color w:val="0E7C86"/>
+          <w:sz w:val="21"/>
+        </w:rPr>
+        <w:t xml:space="preserve">•  </w:t>
+      </w:r>
+      <w:r>
+        <w:rPr>
+          <w:rFonts w:ascii="맑은 고딕" w:hAnsi="맑은 고딕" w:eastAsia="맑은 고딕"/>
+          <w:b/>
+          <w:color w:val="1F364D"/>
+          <w:sz w:val="21"/>
+        </w:rPr>
+        <w:t xml:space="preserve">요약 — </w:t>
+      </w:r>
+      <w:r>
+        <w:rPr>
+          <w:rFonts w:ascii="맑은 고딕" w:hAnsi="맑은 고딕" w:eastAsia="맑은 고딕"/>
+          <w:b w:val="0"/>
+          <w:color w:val="22282E"/>
+          <w:sz w:val="21"/>
+        </w:rPr>
+        <w:t>한국 정유·석화 단지는 Yokogawa(CENTUM)·Honeywell(Experion)이 양강이며 Emerson도 사용. 발주처 표준에 따라 결정.</w:t>
+      </w:r>
+    </w:p>
+    <w:tbl>
+      <w:tblPr>
+        <w:tblW w:type="auto" w:w="0"/>
+        <w:jc w:val="center"/>
+        <w:tblLook w:firstColumn="1" w:firstRow="1" w:lastColumn="0" w:lastRow="0" w:noHBand="0" w:noVBand="1" w:val="04A0"/>
+        <w:tblBorders>
+          <w:top w:val="single" w:sz="4" w:space="0" w:color="D6DEE3"/>
+          <w:left w:val="single" w:sz="4" w:space="0" w:color="D6DEE3"/>
+          <w:bottom w:val="single" w:sz="4" w:space="0" w:color="D6DEE3"/>
+          <w:right w:val="single" w:sz="4" w:space="0" w:color="D6DEE3"/>
+          <w:insideH w:val="single" w:sz="4" w:space="0" w:color="D6DEE3"/>
+          <w:insideV w:val="single" w:sz="4" w:space="0" w:color="D6DEE3"/>
+        </w:tblBorders>
+      </w:tblPr>
+      <w:tblGrid>
+        <w:gridCol w:w="3249"/>
+        <w:gridCol w:w="3249"/>
+        <w:gridCol w:w="3249"/>
+      </w:tblGrid>
+      <w:tr>
+        <w:tc>
+          <w:tcPr>
+            <w:tcW w:type="dxa" w:w="2608"/>
+            <w:shd w:val="clear" w:color="auto" w:fill="1F364D"/>
+            <w:tcMar>
+              <w:top w:w="60" w:type="dxa"/>
+              <w:bottom w:w="60" w:type="dxa"/>
+              <w:start w:w="110" w:type="dxa"/>
+              <w:end w:w="110" w:type="dxa"/>
+            </w:tcMar>
+            <w:vAlign w:val="center"/>
+          </w:tcPr>
+          <w:p>
+            <w:pPr>
+              <w:spacing w:after="0"/>
+              <w:jc w:val="center"/>
+            </w:pPr>
+            <w:r>
+              <w:rPr>
+                <w:rFonts w:ascii="맑은 고딕" w:hAnsi="맑은 고딕" w:eastAsia="맑은 고딕"/>
+                <w:b/>
+                <w:color w:val="FFFFFF"/>
+                <w:sz w:val="20"/>
+              </w:rPr>
+              <w:t>사업주</w:t>
+            </w:r>
+          </w:p>
+        </w:tc>
+        <w:tc>
+          <w:tcPr>
+            <w:tcW w:type="dxa" w:w="3061"/>
+            <w:shd w:val="clear" w:color="auto" w:fill="1F364D"/>
+            <w:tcMar>
+              <w:top w:w="60" w:type="dxa"/>
+              <w:bottom w:w="60" w:type="dxa"/>
+              <w:start w:w="110" w:type="dxa"/>
+              <w:end w:w="110" w:type="dxa"/>
+            </w:tcMar>
+            <w:vAlign w:val="center"/>
+          </w:tcPr>
+          <w:p>
+            <w:pPr>
+              <w:spacing w:after="0"/>
+              <w:jc w:val="center"/>
+            </w:pPr>
+            <w:r>
+              <w:rPr>
+                <w:rFonts w:ascii="맑은 고딕" w:hAnsi="맑은 고딕" w:eastAsia="맑은 고딕"/>
+                <w:b/>
+                <w:color w:val="FFFFFF"/>
+                <w:sz w:val="20"/>
+              </w:rPr>
+              <w:t>성격 / 비고</w:t>
+            </w:r>
+          </w:p>
+        </w:tc>
+        <w:tc>
+          <w:tcPr>
+            <w:tcW w:type="dxa" w:w="3118"/>
+            <w:shd w:val="clear" w:color="auto" w:fill="1F364D"/>
+            <w:tcMar>
+              <w:top w:w="60" w:type="dxa"/>
+              <w:bottom w:w="60" w:type="dxa"/>
+              <w:start w:w="110" w:type="dxa"/>
+              <w:end w:w="110" w:type="dxa"/>
+            </w:tcMar>
+            <w:vAlign w:val="center"/>
+          </w:tcPr>
+          <w:p>
+            <w:pPr>
+              <w:spacing w:after="0"/>
+              <w:jc w:val="center"/>
+            </w:pPr>
+            <w:r>
+              <w:rPr>
+                <w:rFonts w:ascii="맑은 고딕" w:hAnsi="맑은 고딕" w:eastAsia="맑은 고딕"/>
+                <w:b/>
+                <w:color w:val="FFFFFF"/>
+                <w:sz w:val="20"/>
+              </w:rPr>
+              <w:t>유력 Vendor 경향</w:t>
+            </w:r>
+          </w:p>
+        </w:tc>
+      </w:tr>
+      <w:tr>
+        <w:tc>
+          <w:tcPr>
+            <w:tcW w:type="dxa" w:w="2608"/>
+            <w:tcMar>
+              <w:top w:w="60" w:type="dxa"/>
+              <w:bottom w:w="60" w:type="dxa"/>
+              <w:start w:w="110" w:type="dxa"/>
+              <w:end w:w="110" w:type="dxa"/>
+            </w:tcMar>
+            <w:vAlign w:val="center"/>
+          </w:tcPr>
+          <w:p>
+            <w:pPr>
+              <w:spacing w:after="0" w:line="300" w:lineRule="auto"/>
+            </w:pPr>
+            <w:r>
+              <w:rPr>
+                <w:rFonts w:ascii="맑은 고딕" w:hAnsi="맑은 고딕" w:eastAsia="맑은 고딕"/>
+                <w:b w:val="0"/>
+                <w:color w:val="22282E"/>
+                <w:sz w:val="19"/>
+              </w:rPr>
+              <w:t>S-Oil Corporation</w:t>
+            </w:r>
+          </w:p>
+        </w:tc>
+        <w:tc>
+          <w:tcPr>
+            <w:tcW w:type="dxa" w:w="3061"/>
+            <w:tcMar>
+              <w:top w:w="60" w:type="dxa"/>
+              <w:bottom w:w="60" w:type="dxa"/>
+              <w:start w:w="110" w:type="dxa"/>
+              <w:end w:w="110" w:type="dxa"/>
+            </w:tcMar>
+            <w:vAlign w:val="center"/>
+          </w:tcPr>
+          <w:p>
+            <w:pPr>
+              <w:spacing w:after="0" w:line="300" w:lineRule="auto"/>
+            </w:pPr>
+            <w:r>
+              <w:rPr>
+                <w:rFonts w:ascii="맑은 고딕" w:hAnsi="맑은 고딕" w:eastAsia="맑은 고딕"/>
+                <w:b w:val="0"/>
+                <w:color w:val="22282E"/>
+                <w:sz w:val="19"/>
+              </w:rPr>
+              <w:t>정유·석화 (Saudi Aramco 자회사)</w:t>
+            </w:r>
+          </w:p>
+        </w:tc>
+        <w:tc>
+          <w:tcPr>
+            <w:tcW w:type="dxa" w:w="3118"/>
+            <w:tcMar>
+              <w:top w:w="60" w:type="dxa"/>
+              <w:bottom w:w="60" w:type="dxa"/>
+              <w:start w:w="110" w:type="dxa"/>
+              <w:end w:w="110" w:type="dxa"/>
+            </w:tcMar>
+            <w:vAlign w:val="center"/>
+          </w:tcPr>
+          <w:p>
+            <w:pPr>
+              <w:spacing w:after="0" w:line="300" w:lineRule="auto"/>
+            </w:pPr>
+            <w:r>
+              <w:rPr>
+                <w:rFonts w:ascii="맑은 고딕" w:hAnsi="맑은 고딕" w:eastAsia="맑은 고딕"/>
+                <w:b w:val="0"/>
+                <w:color w:val="22282E"/>
+                <w:sz w:val="19"/>
+              </w:rPr>
+              <w:t>Yokogawa / Honeywell · Emerson</w:t>
+            </w:r>
+          </w:p>
+        </w:tc>
+      </w:tr>
+      <w:tr>
+        <w:tc>
+          <w:tcPr>
+            <w:tcW w:type="dxa" w:w="2608"/>
+            <w:tcMar>
+              <w:top w:w="60" w:type="dxa"/>
+              <w:bottom w:w="60" w:type="dxa"/>
+              <w:start w:w="110" w:type="dxa"/>
+              <w:end w:w="110" w:type="dxa"/>
+            </w:tcMar>
+            <w:vAlign w:val="center"/>
+            <w:shd w:val="clear" w:color="auto" w:fill="F5F8FA"/>
+          </w:tcPr>
+          <w:p>
+            <w:pPr>
+              <w:spacing w:after="0" w:line="300" w:lineRule="auto"/>
+            </w:pPr>
+            <w:r>
+              <w:rPr>
+                <w:rFonts w:ascii="맑은 고딕" w:hAnsi="맑은 고딕" w:eastAsia="맑은 고딕"/>
+                <w:b w:val="0"/>
+                <w:color w:val="22282E"/>
+                <w:sz w:val="19"/>
+              </w:rPr>
+              <w:t>LG화학</w:t>
+            </w:r>
+          </w:p>
+        </w:tc>
+        <w:tc>
+          <w:tcPr>
+            <w:tcW w:type="dxa" w:w="3061"/>
+            <w:tcMar>
+              <w:top w:w="60" w:type="dxa"/>
+              <w:bottom w:w="60" w:type="dxa"/>
+              <w:start w:w="110" w:type="dxa"/>
+              <w:end w:w="110" w:type="dxa"/>
+            </w:tcMar>
+            <w:vAlign w:val="center"/>
+            <w:shd w:val="clear" w:color="auto" w:fill="F5F8FA"/>
+          </w:tcPr>
+          <w:p>
+            <w:pPr>
+              <w:spacing w:after="0" w:line="300" w:lineRule="auto"/>
+            </w:pPr>
+            <w:r>
+              <w:rPr>
+                <w:rFonts w:ascii="맑은 고딕" w:hAnsi="맑은 고딕" w:eastAsia="맑은 고딕"/>
+                <w:b w:val="0"/>
+                <w:color w:val="22282E"/>
+                <w:sz w:val="19"/>
+              </w:rPr>
+              <w:t>종합 석화</w:t>
+            </w:r>
+          </w:p>
+        </w:tc>
+        <w:tc>
+          <w:tcPr>
+            <w:tcW w:type="dxa" w:w="3118"/>
+            <w:tcMar>
+              <w:top w:w="60" w:type="dxa"/>
+              <w:bottom w:w="60" w:type="dxa"/>
+              <w:start w:w="110" w:type="dxa"/>
+              <w:end w:w="110" w:type="dxa"/>
+            </w:tcMar>
+            <w:vAlign w:val="center"/>
+            <w:shd w:val="clear" w:color="auto" w:fill="F5F8FA"/>
+          </w:tcPr>
+          <w:p>
+            <w:pPr>
+              <w:spacing w:after="0" w:line="300" w:lineRule="auto"/>
+            </w:pPr>
+            <w:r>
+              <w:rPr>
+                <w:rFonts w:ascii="맑은 고딕" w:hAnsi="맑은 고딕" w:eastAsia="맑은 고딕"/>
+                <w:b w:val="0"/>
+                <w:color w:val="22282E"/>
+                <w:sz w:val="19"/>
+              </w:rPr>
+              <w:t>Yokogawa / Honeywell</w:t>
+            </w:r>
+          </w:p>
+        </w:tc>
+      </w:tr>
+      <w:tr>
+        <w:tc>
+          <w:tcPr>
+            <w:tcW w:type="dxa" w:w="2608"/>
+            <w:tcMar>
+              <w:top w:w="60" w:type="dxa"/>
+              <w:bottom w:w="60" w:type="dxa"/>
+              <w:start w:w="110" w:type="dxa"/>
+              <w:end w:w="110" w:type="dxa"/>
+            </w:tcMar>
+            <w:vAlign w:val="center"/>
+          </w:tcPr>
+          <w:p>
+            <w:pPr>
+              <w:spacing w:after="0" w:line="300" w:lineRule="auto"/>
+            </w:pPr>
+            <w:r>
+              <w:rPr>
+                <w:rFonts w:ascii="맑은 고딕" w:hAnsi="맑은 고딕" w:eastAsia="맑은 고딕"/>
+                <w:b w:val="0"/>
+                <w:color w:val="22282E"/>
+                <w:sz w:val="19"/>
+              </w:rPr>
+              <w:t>Lotte Chemical</w:t>
+            </w:r>
+          </w:p>
+        </w:tc>
+        <w:tc>
+          <w:tcPr>
+            <w:tcW w:type="dxa" w:w="3061"/>
+            <w:tcMar>
+              <w:top w:w="60" w:type="dxa"/>
+              <w:bottom w:w="60" w:type="dxa"/>
+              <w:start w:w="110" w:type="dxa"/>
+              <w:end w:w="110" w:type="dxa"/>
+            </w:tcMar>
+            <w:vAlign w:val="center"/>
+          </w:tcPr>
+          <w:p>
+            <w:pPr>
+              <w:spacing w:after="0" w:line="300" w:lineRule="auto"/>
+            </w:pPr>
+            <w:r>
+              <w:rPr>
+                <w:rFonts w:ascii="맑은 고딕" w:hAnsi="맑은 고딕" w:eastAsia="맑은 고딕"/>
+                <w:b w:val="0"/>
+                <w:color w:val="22282E"/>
+                <w:sz w:val="19"/>
+              </w:rPr>
+              <w:t>종합 석화</w:t>
+            </w:r>
+          </w:p>
+        </w:tc>
+        <w:tc>
+          <w:tcPr>
+            <w:tcW w:type="dxa" w:w="3118"/>
+            <w:tcMar>
+              <w:top w:w="60" w:type="dxa"/>
+              <w:bottom w:w="60" w:type="dxa"/>
+              <w:start w:w="110" w:type="dxa"/>
+              <w:end w:w="110" w:type="dxa"/>
+            </w:tcMar>
+            <w:vAlign w:val="center"/>
+          </w:tcPr>
+          <w:p>
+            <w:pPr>
+              <w:spacing w:after="0" w:line="300" w:lineRule="auto"/>
+            </w:pPr>
+            <w:r>
+              <w:rPr>
+                <w:rFonts w:ascii="맑은 고딕" w:hAnsi="맑은 고딕" w:eastAsia="맑은 고딕"/>
+                <w:b w:val="0"/>
+                <w:color w:val="22282E"/>
+                <w:sz w:val="19"/>
+              </w:rPr>
+              <w:t>Yokogawa / Honeywell</w:t>
+            </w:r>
+          </w:p>
+        </w:tc>
+      </w:tr>
+      <w:tr>
+        <w:tc>
+          <w:tcPr>
+            <w:tcW w:type="dxa" w:w="2608"/>
+            <w:tcMar>
+              <w:top w:w="60" w:type="dxa"/>
+              <w:bottom w:w="60" w:type="dxa"/>
+              <w:start w:w="110" w:type="dxa"/>
+              <w:end w:w="110" w:type="dxa"/>
+            </w:tcMar>
+            <w:vAlign w:val="center"/>
+            <w:shd w:val="clear" w:color="auto" w:fill="F5F8FA"/>
+          </w:tcPr>
+          <w:p>
+            <w:pPr>
+              <w:spacing w:after="0" w:line="300" w:lineRule="auto"/>
+            </w:pPr>
+            <w:r>
+              <w:rPr>
+                <w:rFonts w:ascii="맑은 고딕" w:hAnsi="맑은 고딕" w:eastAsia="맑은 고딕"/>
+                <w:b w:val="0"/>
+                <w:color w:val="22282E"/>
+                <w:sz w:val="19"/>
+              </w:rPr>
+              <w:t>Yeochun NCC (YNCC)</w:t>
+            </w:r>
+          </w:p>
+        </w:tc>
+        <w:tc>
+          <w:tcPr>
+            <w:tcW w:type="dxa" w:w="3061"/>
+            <w:tcMar>
+              <w:top w:w="60" w:type="dxa"/>
+              <w:bottom w:w="60" w:type="dxa"/>
+              <w:start w:w="110" w:type="dxa"/>
+              <w:end w:w="110" w:type="dxa"/>
+            </w:tcMar>
+            <w:vAlign w:val="center"/>
+            <w:shd w:val="clear" w:color="auto" w:fill="F5F8FA"/>
+          </w:tcPr>
+          <w:p>
+            <w:pPr>
+              <w:spacing w:after="0" w:line="300" w:lineRule="auto"/>
+            </w:pPr>
+            <w:r>
+              <w:rPr>
+                <w:rFonts w:ascii="맑은 고딕" w:hAnsi="맑은 고딕" w:eastAsia="맑은 고딕"/>
+                <w:b w:val="0"/>
+                <w:color w:val="22282E"/>
+                <w:sz w:val="19"/>
+              </w:rPr>
+              <w:t>NCC (한화·DL·롯데 JV)</w:t>
+            </w:r>
+          </w:p>
+        </w:tc>
+        <w:tc>
+          <w:tcPr>
+            <w:tcW w:type="dxa" w:w="3118"/>
+            <w:tcMar>
+              <w:top w:w="60" w:type="dxa"/>
+              <w:bottom w:w="60" w:type="dxa"/>
+              <w:start w:w="110" w:type="dxa"/>
+              <w:end w:w="110" w:type="dxa"/>
+            </w:tcMar>
+            <w:vAlign w:val="center"/>
+            <w:shd w:val="clear" w:color="auto" w:fill="F5F8FA"/>
+          </w:tcPr>
+          <w:p>
+            <w:pPr>
+              <w:spacing w:after="0" w:line="300" w:lineRule="auto"/>
+            </w:pPr>
+            <w:r>
+              <w:rPr>
+                <w:rFonts w:ascii="맑은 고딕" w:hAnsi="맑은 고딕" w:eastAsia="맑은 고딕"/>
+                <w:b w:val="0"/>
+                <w:color w:val="22282E"/>
+                <w:sz w:val="19"/>
+              </w:rPr>
+              <w:t>Yokogawa / Honeywell</w:t>
+            </w:r>
+          </w:p>
+        </w:tc>
+      </w:tr>
+      <w:tr>
+        <w:tc>
+          <w:tcPr>
+            <w:tcW w:type="dxa" w:w="2608"/>
+            <w:tcMar>
+              <w:top w:w="60" w:type="dxa"/>
+              <w:bottom w:w="60" w:type="dxa"/>
+              <w:start w:w="110" w:type="dxa"/>
+              <w:end w:w="110" w:type="dxa"/>
+            </w:tcMar>
+            <w:vAlign w:val="center"/>
+          </w:tcPr>
+          <w:p>
+            <w:pPr>
+              <w:spacing w:after="0" w:line="300" w:lineRule="auto"/>
+            </w:pPr>
+            <w:r>
+              <w:rPr>
+                <w:rFonts w:ascii="맑은 고딕" w:hAnsi="맑은 고딕" w:eastAsia="맑은 고딕"/>
+                <w:b w:val="0"/>
+                <w:color w:val="22282E"/>
+                <w:sz w:val="19"/>
+              </w:rPr>
+              <w:t>DL Chemical</w:t>
+            </w:r>
+          </w:p>
+        </w:tc>
+        <w:tc>
+          <w:tcPr>
+            <w:tcW w:type="dxa" w:w="3061"/>
+            <w:tcMar>
+              <w:top w:w="60" w:type="dxa"/>
+              <w:bottom w:w="60" w:type="dxa"/>
+              <w:start w:w="110" w:type="dxa"/>
+              <w:end w:w="110" w:type="dxa"/>
+            </w:tcMar>
+            <w:vAlign w:val="center"/>
+          </w:tcPr>
+          <w:p>
+            <w:pPr>
+              <w:spacing w:after="0" w:line="300" w:lineRule="auto"/>
+            </w:pPr>
+            <w:r>
+              <w:rPr>
+                <w:rFonts w:ascii="맑은 고딕" w:hAnsi="맑은 고딕" w:eastAsia="맑은 고딕"/>
+                <w:b w:val="0"/>
+                <w:color w:val="22282E"/>
+                <w:sz w:val="19"/>
+              </w:rPr>
+              <w:t>석화 (DL그룹)</w:t>
+            </w:r>
+          </w:p>
+        </w:tc>
+        <w:tc>
+          <w:tcPr>
+            <w:tcW w:type="dxa" w:w="3118"/>
+            <w:tcMar>
+              <w:top w:w="60" w:type="dxa"/>
+              <w:bottom w:w="60" w:type="dxa"/>
+              <w:start w:w="110" w:type="dxa"/>
+              <w:end w:w="110" w:type="dxa"/>
+            </w:tcMar>
+            <w:vAlign w:val="center"/>
+          </w:tcPr>
+          <w:p>
+            <w:pPr>
+              <w:spacing w:after="0" w:line="300" w:lineRule="auto"/>
+            </w:pPr>
+            <w:r>
+              <w:rPr>
+                <w:rFonts w:ascii="맑은 고딕" w:hAnsi="맑은 고딕" w:eastAsia="맑은 고딕"/>
+                <w:b w:val="0"/>
+                <w:color w:val="22282E"/>
+                <w:sz w:val="19"/>
+              </w:rPr>
+              <w:t>Yokogawa / Honeywell</w:t>
+            </w:r>
+          </w:p>
+        </w:tc>
+      </w:tr>
+      <w:tr>
+        <w:tc>
+          <w:tcPr>
+            <w:tcW w:type="dxa" w:w="2608"/>
+            <w:tcMar>
+              <w:top w:w="60" w:type="dxa"/>
+              <w:bottom w:w="60" w:type="dxa"/>
+              <w:start w:w="110" w:type="dxa"/>
+              <w:end w:w="110" w:type="dxa"/>
+            </w:tcMar>
+            <w:vAlign w:val="center"/>
+            <w:shd w:val="clear" w:color="auto" w:fill="F5F8FA"/>
+          </w:tcPr>
+          <w:p>
+            <w:pPr>
+              <w:spacing w:after="0" w:line="300" w:lineRule="auto"/>
+            </w:pPr>
+            <w:r>
+              <w:rPr>
+                <w:rFonts w:ascii="맑은 고딕" w:hAnsi="맑은 고딕" w:eastAsia="맑은 고딕"/>
+                <w:b w:val="0"/>
+                <w:color w:val="22282E"/>
+                <w:sz w:val="19"/>
+              </w:rPr>
+              <w:t>Tongsuh Petrochemical</w:t>
+            </w:r>
+          </w:p>
+        </w:tc>
+        <w:tc>
+          <w:tcPr>
+            <w:tcW w:type="dxa" w:w="3061"/>
+            <w:tcMar>
+              <w:top w:w="60" w:type="dxa"/>
+              <w:bottom w:w="60" w:type="dxa"/>
+              <w:start w:w="110" w:type="dxa"/>
+              <w:end w:w="110" w:type="dxa"/>
+            </w:tcMar>
+            <w:vAlign w:val="center"/>
+            <w:shd w:val="clear" w:color="auto" w:fill="F5F8FA"/>
+          </w:tcPr>
+          <w:p>
+            <w:pPr>
+              <w:spacing w:after="0" w:line="300" w:lineRule="auto"/>
+            </w:pPr>
+            <w:r>
+              <w:rPr>
+                <w:rFonts w:ascii="맑은 고딕" w:hAnsi="맑은 고딕" w:eastAsia="맑은 고딕"/>
+                <w:b w:val="0"/>
+                <w:color w:val="22282E"/>
+                <w:sz w:val="19"/>
+              </w:rPr>
+              <w:t>Asahi Kasei 자회사</w:t>
+            </w:r>
+          </w:p>
+        </w:tc>
+        <w:tc>
+          <w:tcPr>
+            <w:tcW w:type="dxa" w:w="3118"/>
+            <w:tcMar>
+              <w:top w:w="60" w:type="dxa"/>
+              <w:bottom w:w="60" w:type="dxa"/>
+              <w:start w:w="110" w:type="dxa"/>
+              <w:end w:w="110" w:type="dxa"/>
+            </w:tcMar>
+            <w:vAlign w:val="center"/>
+            <w:shd w:val="clear" w:color="auto" w:fill="F5F8FA"/>
+          </w:tcPr>
+          <w:p>
+            <w:pPr>
+              <w:spacing w:after="0" w:line="300" w:lineRule="auto"/>
+            </w:pPr>
+            <w:r>
+              <w:rPr>
+                <w:rFonts w:ascii="맑은 고딕" w:hAnsi="맑은 고딕" w:eastAsia="맑은 고딕"/>
+                <w:b w:val="0"/>
+                <w:color w:val="22282E"/>
+                <w:sz w:val="19"/>
+              </w:rPr>
+              <w:t>Yokogawa (일본계 모회사 선호)</w:t>
+            </w:r>
+          </w:p>
+        </w:tc>
+      </w:tr>
+      <w:tr>
+        <w:tc>
+          <w:tcPr>
+            <w:tcW w:type="dxa" w:w="2608"/>
+            <w:tcMar>
+              <w:top w:w="60" w:type="dxa"/>
+              <w:bottom w:w="60" w:type="dxa"/>
+              <w:start w:w="110" w:type="dxa"/>
+              <w:end w:w="110" w:type="dxa"/>
+            </w:tcMar>
+            <w:vAlign w:val="center"/>
+          </w:tcPr>
+          <w:p>
+            <w:pPr>
+              <w:spacing w:after="0" w:line="300" w:lineRule="auto"/>
+            </w:pPr>
+            <w:r>
+              <w:rPr>
+                <w:rFonts w:ascii="맑은 고딕" w:hAnsi="맑은 고딕" w:eastAsia="맑은 고딕"/>
+                <w:b w:val="0"/>
+                <w:color w:val="22282E"/>
+                <w:sz w:val="19"/>
+              </w:rPr>
+              <w:t>INNOX LITHIUM</w:t>
+            </w:r>
+          </w:p>
+        </w:tc>
+        <w:tc>
+          <w:tcPr>
+            <w:tcW w:type="dxa" w:w="3061"/>
+            <w:tcMar>
+              <w:top w:w="60" w:type="dxa"/>
+              <w:bottom w:w="60" w:type="dxa"/>
+              <w:start w:w="110" w:type="dxa"/>
+              <w:end w:w="110" w:type="dxa"/>
+            </w:tcMar>
+            <w:vAlign w:val="center"/>
+          </w:tcPr>
+          <w:p>
+            <w:pPr>
+              <w:spacing w:after="0" w:line="300" w:lineRule="auto"/>
+            </w:pPr>
+            <w:r>
+              <w:rPr>
+                <w:rFonts w:ascii="맑은 고딕" w:hAnsi="맑은 고딕" w:eastAsia="맑은 고딕"/>
+                <w:b w:val="0"/>
+                <w:color w:val="22282E"/>
+                <w:sz w:val="19"/>
+              </w:rPr>
+              <w:t>2차전지 소재</w:t>
+            </w:r>
+          </w:p>
+        </w:tc>
+        <w:tc>
+          <w:tcPr>
+            <w:tcW w:type="dxa" w:w="3118"/>
+            <w:tcMar>
+              <w:top w:w="60" w:type="dxa"/>
+              <w:bottom w:w="60" w:type="dxa"/>
+              <w:start w:w="110" w:type="dxa"/>
+              <w:end w:w="110" w:type="dxa"/>
+            </w:tcMar>
+            <w:vAlign w:val="center"/>
+          </w:tcPr>
+          <w:p>
+            <w:pPr>
+              <w:spacing w:after="0" w:line="300" w:lineRule="auto"/>
+            </w:pPr>
+            <w:r>
+              <w:rPr>
+                <w:rFonts w:ascii="맑은 고딕" w:hAnsi="맑은 고딕" w:eastAsia="맑은 고딕"/>
+                <w:b w:val="0"/>
+                <w:color w:val="22282E"/>
+                <w:sz w:val="19"/>
+              </w:rPr>
+              <w:t>PLC 기반 + DCS(Yokogawa/Honeywell) 혼용</w:t>
+            </w:r>
+          </w:p>
+        </w:tc>
+      </w:tr>
+      <w:tr>
+        <w:tc>
+          <w:tcPr>
+            <w:tcW w:type="dxa" w:w="2608"/>
+            <w:tcMar>
+              <w:top w:w="60" w:type="dxa"/>
+              <w:bottom w:w="60" w:type="dxa"/>
+              <w:start w:w="110" w:type="dxa"/>
+              <w:end w:w="110" w:type="dxa"/>
+            </w:tcMar>
+            <w:vAlign w:val="center"/>
+            <w:shd w:val="clear" w:color="auto" w:fill="F5F8FA"/>
+          </w:tcPr>
+          <w:p>
+            <w:pPr>
+              <w:spacing w:after="0" w:line="300" w:lineRule="auto"/>
+            </w:pPr>
+            <w:r>
+              <w:rPr>
+                <w:rFonts w:ascii="맑은 고딕" w:hAnsi="맑은 고딕" w:eastAsia="맑은 고딕"/>
+                <w:b w:val="0"/>
+                <w:color w:val="22282E"/>
+                <w:sz w:val="19"/>
+              </w:rPr>
+              <w:t>TLC</w:t>
+            </w:r>
+          </w:p>
+        </w:tc>
+        <w:tc>
+          <w:tcPr>
+            <w:tcW w:type="dxa" w:w="3061"/>
+            <w:tcMar>
+              <w:top w:w="60" w:type="dxa"/>
+              <w:bottom w:w="60" w:type="dxa"/>
+              <w:start w:w="110" w:type="dxa"/>
+              <w:end w:w="110" w:type="dxa"/>
+            </w:tcMar>
+            <w:vAlign w:val="center"/>
+            <w:shd w:val="clear" w:color="auto" w:fill="F5F8FA"/>
+          </w:tcPr>
+          <w:p>
+            <w:pPr>
+              <w:spacing w:after="0" w:line="300" w:lineRule="auto"/>
+            </w:pPr>
+            <w:r>
+              <w:rPr>
+                <w:rFonts w:ascii="맑은 고딕" w:hAnsi="맑은 고딕" w:eastAsia="맑은 고딕"/>
+                <w:b w:val="0"/>
+                <w:color w:val="22282E"/>
+                <w:sz w:val="19"/>
+              </w:rPr>
+              <w:t>석화 관련</w:t>
+            </w:r>
+          </w:p>
+        </w:tc>
+        <w:tc>
+          <w:tcPr>
+            <w:tcW w:type="dxa" w:w="3118"/>
+            <w:tcMar>
+              <w:top w:w="60" w:type="dxa"/>
+              <w:bottom w:w="60" w:type="dxa"/>
+              <w:start w:w="110" w:type="dxa"/>
+              <w:end w:w="110" w:type="dxa"/>
+            </w:tcMar>
+            <w:vAlign w:val="center"/>
+            <w:shd w:val="clear" w:color="auto" w:fill="F5F8FA"/>
+          </w:tcPr>
+          <w:p>
+            <w:pPr>
+              <w:spacing w:after="0" w:line="300" w:lineRule="auto"/>
+            </w:pPr>
+            <w:r>
+              <w:rPr>
+                <w:rFonts w:ascii="맑은 고딕" w:hAnsi="맑은 고딕" w:eastAsia="맑은 고딕"/>
+                <w:b w:val="0"/>
+                <w:color w:val="22282E"/>
+                <w:sz w:val="19"/>
+              </w:rPr>
+              <w:t>Yokogawa / Honeywell</w:t>
+            </w:r>
+          </w:p>
+        </w:tc>
+      </w:tr>
+    </w:tbl>
+    <w:p>
+      <w:pPr>
+        <w:keepNext/>
+        <w:spacing w:before="240" w:after="60"/>
+      </w:pPr>
+      <w:r>
+        <w:rPr>
+          <w:rFonts w:ascii="맑은 고딕" w:hAnsi="맑은 고딕" w:eastAsia="맑은 고딕"/>
+          <w:b/>
+          <w:color w:val="0E7C86"/>
+          <w:sz w:val="24"/>
+        </w:rPr>
+        <w:t xml:space="preserve">▌ </w:t>
+      </w:r>
+      <w:r>
+        <w:rPr>
+          <w:rFonts w:ascii="맑은 고딕" w:hAnsi="맑은 고딕" w:eastAsia="맑은 고딕"/>
+          <w:b/>
+          <w:color w:val="1F364D"/>
+          <w:sz w:val="24"/>
+        </w:rPr>
+        <w:t>4-4. 러시아 · CIS (Russia / CIS)</w:t>
+      </w:r>
+    </w:p>
+    <w:p>
+      <w:pPr>
+        <w:spacing w:after="60" w:line="324" w:lineRule="auto"/>
+        <w:ind w:left="320"/>
+      </w:pPr>
+      <w:r>
+        <w:rPr>
+          <w:rFonts w:ascii="맑은 고딕" w:hAnsi="맑은 고딕" w:eastAsia="맑은 고딕"/>
+          <w:b w:val="0"/>
+          <w:color w:val="0E7C86"/>
+          <w:sz w:val="21"/>
+        </w:rPr>
+        <w:t xml:space="preserve">•  </w:t>
+      </w:r>
+      <w:r>
+        <w:rPr>
+          <w:rFonts w:ascii="맑은 고딕" w:hAnsi="맑은 고딕" w:eastAsia="맑은 고딕"/>
+          <w:b/>
+          <w:color w:val="1F364D"/>
+          <w:sz w:val="21"/>
+        </w:rPr>
+        <w:t xml:space="preserve">요약 — </w:t>
+      </w:r>
+      <w:r>
+        <w:rPr>
+          <w:rFonts w:ascii="맑은 고딕" w:hAnsi="맑은 고딕" w:eastAsia="맑은 고딕"/>
+          <w:b w:val="0"/>
+          <w:color w:val="22282E"/>
+          <w:sz w:val="21"/>
+        </w:rPr>
+        <w:t>Sibur·Gazprom 계열 가스/석화 PJT는 Yokogawa 레퍼런스가 두텁고 Honeywell도 사용. 단, 2022년 이후 서방 Vendor 철수·제재로 로컬·중국 Vendor 대체 가능성 및 GOST 표준 준수가 핵심 변수.</w:t>
+      </w:r>
+    </w:p>
+    <w:tbl>
+      <w:tblPr>
+        <w:tblW w:type="auto" w:w="0"/>
+        <w:jc w:val="center"/>
+        <w:tblLook w:firstColumn="1" w:firstRow="1" w:lastColumn="0" w:lastRow="0" w:noHBand="0" w:noVBand="1" w:val="04A0"/>
+        <w:tblBorders>
+          <w:top w:val="single" w:sz="4" w:space="0" w:color="D6DEE3"/>
+          <w:left w:val="single" w:sz="4" w:space="0" w:color="D6DEE3"/>
+          <w:bottom w:val="single" w:sz="4" w:space="0" w:color="D6DEE3"/>
+          <w:right w:val="single" w:sz="4" w:space="0" w:color="D6DEE3"/>
+          <w:insideH w:val="single" w:sz="4" w:space="0" w:color="D6DEE3"/>
+          <w:insideV w:val="single" w:sz="4" w:space="0" w:color="D6DEE3"/>
+        </w:tblBorders>
+      </w:tblPr>
+      <w:tblGrid>
+        <w:gridCol w:w="3249"/>
+        <w:gridCol w:w="3249"/>
+        <w:gridCol w:w="3249"/>
+      </w:tblGrid>
+      <w:tr>
+        <w:tc>
+          <w:tcPr>
+            <w:tcW w:type="dxa" w:w="3005"/>
+            <w:shd w:val="clear" w:color="auto" w:fill="1F364D"/>
+            <w:tcMar>
+              <w:top w:w="60" w:type="dxa"/>
+              <w:bottom w:w="60" w:type="dxa"/>
+              <w:start w:w="110" w:type="dxa"/>
+              <w:end w:w="110" w:type="dxa"/>
+            </w:tcMar>
+            <w:vAlign w:val="center"/>
+          </w:tcPr>
+          <w:p>
+            <w:pPr>
+              <w:spacing w:after="0"/>
+              <w:jc w:val="center"/>
+            </w:pPr>
+            <w:r>
+              <w:rPr>
+                <w:rFonts w:ascii="맑은 고딕" w:hAnsi="맑은 고딕" w:eastAsia="맑은 고딕"/>
+                <w:b/>
+                <w:color w:val="FFFFFF"/>
+                <w:sz w:val="20"/>
+              </w:rPr>
+              <w:t>사업주</w:t>
+            </w:r>
+          </w:p>
+        </w:tc>
+        <w:tc>
+          <w:tcPr>
+            <w:tcW w:type="dxa" w:w="2665"/>
+            <w:shd w:val="clear" w:color="auto" w:fill="1F364D"/>
+            <w:tcMar>
+              <w:top w:w="60" w:type="dxa"/>
+              <w:bottom w:w="60" w:type="dxa"/>
+              <w:start w:w="110" w:type="dxa"/>
+              <w:end w:w="110" w:type="dxa"/>
+            </w:tcMar>
+            <w:vAlign w:val="center"/>
+          </w:tcPr>
+          <w:p>
+            <w:pPr>
+              <w:spacing w:after="0"/>
+              <w:jc w:val="center"/>
+            </w:pPr>
+            <w:r>
+              <w:rPr>
+                <w:rFonts w:ascii="맑은 고딕" w:hAnsi="맑은 고딕" w:eastAsia="맑은 고딕"/>
+                <w:b/>
+                <w:color w:val="FFFFFF"/>
+                <w:sz w:val="20"/>
+              </w:rPr>
+              <w:t>모회사 / 성격</w:t>
+            </w:r>
+          </w:p>
+        </w:tc>
+        <w:tc>
+          <w:tcPr>
+            <w:tcW w:type="dxa" w:w="3118"/>
+            <w:shd w:val="clear" w:color="auto" w:fill="1F364D"/>
+            <w:tcMar>
+              <w:top w:w="60" w:type="dxa"/>
+              <w:bottom w:w="60" w:type="dxa"/>
+              <w:start w:w="110" w:type="dxa"/>
+              <w:end w:w="110" w:type="dxa"/>
+            </w:tcMar>
+            <w:vAlign w:val="center"/>
+          </w:tcPr>
+          <w:p>
+            <w:pPr>
+              <w:spacing w:after="0"/>
+              <w:jc w:val="center"/>
+            </w:pPr>
+            <w:r>
+              <w:rPr>
+                <w:rFonts w:ascii="맑은 고딕" w:hAnsi="맑은 고딕" w:eastAsia="맑은 고딕"/>
+                <w:b/>
+                <w:color w:val="FFFFFF"/>
+                <w:sz w:val="20"/>
+              </w:rPr>
+              <w:t>유력 Vendor 경향 · 비고</w:t>
+            </w:r>
+          </w:p>
+        </w:tc>
+      </w:tr>
+      <w:tr>
+        <w:tc>
+          <w:tcPr>
+            <w:tcW w:type="dxa" w:w="3005"/>
+            <w:tcMar>
+              <w:top w:w="60" w:type="dxa"/>
+              <w:bottom w:w="60" w:type="dxa"/>
+              <w:start w:w="110" w:type="dxa"/>
+              <w:end w:w="110" w:type="dxa"/>
+            </w:tcMar>
+            <w:vAlign w:val="center"/>
+          </w:tcPr>
+          <w:p>
+            <w:pPr>
+              <w:spacing w:after="0" w:line="300" w:lineRule="auto"/>
+            </w:pPr>
+            <w:r>
+              <w:rPr>
+                <w:rFonts w:ascii="맑은 고딕" w:hAnsi="맑은 고딕" w:eastAsia="맑은 고딕"/>
+                <w:b w:val="0"/>
+                <w:color w:val="22282E"/>
+                <w:sz w:val="19"/>
+              </w:rPr>
+              <w:t>NKNH (Nizhnekamskneftekhim)</w:t>
+            </w:r>
+          </w:p>
+        </w:tc>
+        <w:tc>
+          <w:tcPr>
+            <w:tcW w:type="dxa" w:w="2665"/>
+            <w:tcMar>
+              <w:top w:w="60" w:type="dxa"/>
+              <w:bottom w:w="60" w:type="dxa"/>
+              <w:start w:w="110" w:type="dxa"/>
+              <w:end w:w="110" w:type="dxa"/>
+            </w:tcMar>
+            <w:vAlign w:val="center"/>
+          </w:tcPr>
+          <w:p>
+            <w:pPr>
+              <w:spacing w:after="0" w:line="300" w:lineRule="auto"/>
+            </w:pPr>
+            <w:r>
+              <w:rPr>
+                <w:rFonts w:ascii="맑은 고딕" w:hAnsi="맑은 고딕" w:eastAsia="맑은 고딕"/>
+                <w:b w:val="0"/>
+                <w:color w:val="22282E"/>
+                <w:sz w:val="19"/>
+              </w:rPr>
+              <w:t>Sibur 자회사</w:t>
+            </w:r>
+          </w:p>
+        </w:tc>
+        <w:tc>
+          <w:tcPr>
+            <w:tcW w:type="dxa" w:w="3118"/>
+            <w:tcMar>
+              <w:top w:w="60" w:type="dxa"/>
+              <w:bottom w:w="60" w:type="dxa"/>
+              <w:start w:w="110" w:type="dxa"/>
+              <w:end w:w="110" w:type="dxa"/>
+            </w:tcMar>
+            <w:vAlign w:val="center"/>
+          </w:tcPr>
+          <w:p>
+            <w:pPr>
+              <w:spacing w:after="0" w:line="300" w:lineRule="auto"/>
+            </w:pPr>
+            <w:r>
+              <w:rPr>
+                <w:rFonts w:ascii="맑은 고딕" w:hAnsi="맑은 고딕" w:eastAsia="맑은 고딕"/>
+                <w:b w:val="0"/>
+                <w:color w:val="22282E"/>
+                <w:sz w:val="19"/>
+              </w:rPr>
+              <w:t>Yokogawa / Honeywell · GOST 필수</w:t>
+            </w:r>
+          </w:p>
+        </w:tc>
+      </w:tr>
+      <w:tr>
+        <w:tc>
+          <w:tcPr>
+            <w:tcW w:type="dxa" w:w="3005"/>
+            <w:tcMar>
+              <w:top w:w="60" w:type="dxa"/>
+              <w:bottom w:w="60" w:type="dxa"/>
+              <w:start w:w="110" w:type="dxa"/>
+              <w:end w:w="110" w:type="dxa"/>
+            </w:tcMar>
+            <w:vAlign w:val="center"/>
+            <w:shd w:val="clear" w:color="auto" w:fill="F5F8FA"/>
+          </w:tcPr>
+          <w:p>
+            <w:pPr>
+              <w:spacing w:after="0" w:line="300" w:lineRule="auto"/>
+            </w:pPr>
+            <w:r>
+              <w:rPr>
+                <w:rFonts w:ascii="맑은 고딕" w:hAnsi="맑은 고딕" w:eastAsia="맑은 고딕"/>
+                <w:b w:val="0"/>
+                <w:color w:val="22282E"/>
+                <w:sz w:val="19"/>
+              </w:rPr>
+              <w:t>LLC "Amur GCC" (AGCC)</w:t>
+            </w:r>
+          </w:p>
+        </w:tc>
+        <w:tc>
+          <w:tcPr>
+            <w:tcW w:type="dxa" w:w="2665"/>
+            <w:tcMar>
+              <w:top w:w="60" w:type="dxa"/>
+              <w:bottom w:w="60" w:type="dxa"/>
+              <w:start w:w="110" w:type="dxa"/>
+              <w:end w:w="110" w:type="dxa"/>
+            </w:tcMar>
+            <w:vAlign w:val="center"/>
+            <w:shd w:val="clear" w:color="auto" w:fill="F5F8FA"/>
+          </w:tcPr>
+          <w:p>
+            <w:pPr>
+              <w:spacing w:after="0" w:line="300" w:lineRule="auto"/>
+            </w:pPr>
+            <w:r>
+              <w:rPr>
+                <w:rFonts w:ascii="맑은 고딕" w:hAnsi="맑은 고딕" w:eastAsia="맑은 고딕"/>
+                <w:b w:val="0"/>
+                <w:color w:val="22282E"/>
+                <w:sz w:val="19"/>
+              </w:rPr>
+              <w:t>Sibur (대형 GCC)</w:t>
+            </w:r>
+          </w:p>
+        </w:tc>
+        <w:tc>
+          <w:tcPr>
+            <w:tcW w:type="dxa" w:w="3118"/>
+            <w:tcMar>
+              <w:top w:w="60" w:type="dxa"/>
+              <w:bottom w:w="60" w:type="dxa"/>
+              <w:start w:w="110" w:type="dxa"/>
+              <w:end w:w="110" w:type="dxa"/>
+            </w:tcMar>
+            <w:vAlign w:val="center"/>
+            <w:shd w:val="clear" w:color="auto" w:fill="F5F8FA"/>
+          </w:tcPr>
+          <w:p>
+            <w:pPr>
+              <w:spacing w:after="0" w:line="300" w:lineRule="auto"/>
+            </w:pPr>
+            <w:r>
+              <w:rPr>
+                <w:rFonts w:ascii="맑은 고딕" w:hAnsi="맑은 고딕" w:eastAsia="맑은 고딕"/>
+                <w:b w:val="0"/>
+                <w:color w:val="22282E"/>
+                <w:sz w:val="19"/>
+              </w:rPr>
+              <w:t>Yokogawa 등 · 제재 영향 주의</w:t>
+            </w:r>
+          </w:p>
+        </w:tc>
+      </w:tr>
+      <w:tr>
+        <w:tc>
+          <w:tcPr>
+            <w:tcW w:type="dxa" w:w="3005"/>
+            <w:tcMar>
+              <w:top w:w="60" w:type="dxa"/>
+              <w:bottom w:w="60" w:type="dxa"/>
+              <w:start w:w="110" w:type="dxa"/>
+              <w:end w:w="110" w:type="dxa"/>
+            </w:tcMar>
+            <w:vAlign w:val="center"/>
+          </w:tcPr>
+          <w:p>
+            <w:pPr>
+              <w:spacing w:after="0" w:line="300" w:lineRule="auto"/>
+            </w:pPr>
+            <w:r>
+              <w:rPr>
+                <w:rFonts w:ascii="맑은 고딕" w:hAnsi="맑은 고딕" w:eastAsia="맑은 고딕"/>
+                <w:b w:val="0"/>
+                <w:color w:val="22282E"/>
+                <w:sz w:val="19"/>
+              </w:rPr>
+              <w:t>JSC Gazpromneft MNPZ</w:t>
+            </w:r>
+          </w:p>
+        </w:tc>
+        <w:tc>
+          <w:tcPr>
+            <w:tcW w:type="dxa" w:w="2665"/>
+            <w:tcMar>
+              <w:top w:w="60" w:type="dxa"/>
+              <w:bottom w:w="60" w:type="dxa"/>
+              <w:start w:w="110" w:type="dxa"/>
+              <w:end w:w="110" w:type="dxa"/>
+            </w:tcMar>
+            <w:vAlign w:val="center"/>
+          </w:tcPr>
+          <w:p>
+            <w:pPr>
+              <w:spacing w:after="0" w:line="300" w:lineRule="auto"/>
+            </w:pPr>
+            <w:r>
+              <w:rPr>
+                <w:rFonts w:ascii="맑은 고딕" w:hAnsi="맑은 고딕" w:eastAsia="맑은 고딕"/>
+                <w:b w:val="0"/>
+                <w:color w:val="22282E"/>
+                <w:sz w:val="19"/>
+              </w:rPr>
+              <w:t>Gazprom Neft (모스크바 정유)</w:t>
+            </w:r>
+          </w:p>
+        </w:tc>
+        <w:tc>
+          <w:tcPr>
+            <w:tcW w:type="dxa" w:w="3118"/>
+            <w:tcMar>
+              <w:top w:w="60" w:type="dxa"/>
+              <w:bottom w:w="60" w:type="dxa"/>
+              <w:start w:w="110" w:type="dxa"/>
+              <w:end w:w="110" w:type="dxa"/>
+            </w:tcMar>
+            <w:vAlign w:val="center"/>
+          </w:tcPr>
+          <w:p>
+            <w:pPr>
+              <w:spacing w:after="0" w:line="300" w:lineRule="auto"/>
+            </w:pPr>
+            <w:r>
+              <w:rPr>
+                <w:rFonts w:ascii="맑은 고딕" w:hAnsi="맑은 고딕" w:eastAsia="맑은 고딕"/>
+                <w:b w:val="0"/>
+                <w:color w:val="22282E"/>
+                <w:sz w:val="19"/>
+              </w:rPr>
+              <w:t>Honeywell / Yokogawa · GOST</w:t>
+            </w:r>
+          </w:p>
+        </w:tc>
+      </w:tr>
+      <w:tr>
+        <w:tc>
+          <w:tcPr>
+            <w:tcW w:type="dxa" w:w="3005"/>
+            <w:tcMar>
+              <w:top w:w="60" w:type="dxa"/>
+              <w:bottom w:w="60" w:type="dxa"/>
+              <w:start w:w="110" w:type="dxa"/>
+              <w:end w:w="110" w:type="dxa"/>
+            </w:tcMar>
+            <w:vAlign w:val="center"/>
+            <w:shd w:val="clear" w:color="auto" w:fill="F5F8FA"/>
+          </w:tcPr>
+          <w:p>
+            <w:pPr>
+              <w:spacing w:after="0" w:line="300" w:lineRule="auto"/>
+            </w:pPr>
+            <w:r>
+              <w:rPr>
+                <w:rFonts w:ascii="맑은 고딕" w:hAnsi="맑은 고딕" w:eastAsia="맑은 고딕"/>
+                <w:b w:val="0"/>
+                <w:color w:val="22282E"/>
+                <w:sz w:val="19"/>
+              </w:rPr>
+              <w:t>Gazpromneft</w:t>
+            </w:r>
+          </w:p>
+        </w:tc>
+        <w:tc>
+          <w:tcPr>
+            <w:tcW w:type="dxa" w:w="2665"/>
+            <w:tcMar>
+              <w:top w:w="60" w:type="dxa"/>
+              <w:bottom w:w="60" w:type="dxa"/>
+              <w:start w:w="110" w:type="dxa"/>
+              <w:end w:w="110" w:type="dxa"/>
+            </w:tcMar>
+            <w:vAlign w:val="center"/>
+            <w:shd w:val="clear" w:color="auto" w:fill="F5F8FA"/>
+          </w:tcPr>
+          <w:p>
+            <w:pPr>
+              <w:spacing w:after="0" w:line="300" w:lineRule="auto"/>
+            </w:pPr>
+            <w:r>
+              <w:rPr>
+                <w:rFonts w:ascii="맑은 고딕" w:hAnsi="맑은 고딕" w:eastAsia="맑은 고딕"/>
+                <w:b w:val="0"/>
+                <w:color w:val="22282E"/>
+                <w:sz w:val="19"/>
+              </w:rPr>
+              <w:t>Gazprom Neft (국영계)</w:t>
+            </w:r>
+          </w:p>
+        </w:tc>
+        <w:tc>
+          <w:tcPr>
+            <w:tcW w:type="dxa" w:w="3118"/>
+            <w:tcMar>
+              <w:top w:w="60" w:type="dxa"/>
+              <w:bottom w:w="60" w:type="dxa"/>
+              <w:start w:w="110" w:type="dxa"/>
+              <w:end w:w="110" w:type="dxa"/>
+            </w:tcMar>
+            <w:vAlign w:val="center"/>
+            <w:shd w:val="clear" w:color="auto" w:fill="F5F8FA"/>
+          </w:tcPr>
+          <w:p>
+            <w:pPr>
+              <w:spacing w:after="0" w:line="300" w:lineRule="auto"/>
+            </w:pPr>
+            <w:r>
+              <w:rPr>
+                <w:rFonts w:ascii="맑은 고딕" w:hAnsi="맑은 고딕" w:eastAsia="맑은 고딕"/>
+                <w:b w:val="0"/>
+                <w:color w:val="22282E"/>
+                <w:sz w:val="19"/>
+              </w:rPr>
+              <w:t>Honeywell / Yokogawa · GOST</w:t>
+            </w:r>
+          </w:p>
+        </w:tc>
+      </w:tr>
+      <w:tr>
+        <w:tc>
+          <w:tcPr>
+            <w:tcW w:type="dxa" w:w="3005"/>
+            <w:tcMar>
+              <w:top w:w="60" w:type="dxa"/>
+              <w:bottom w:w="60" w:type="dxa"/>
+              <w:start w:w="110" w:type="dxa"/>
+              <w:end w:w="110" w:type="dxa"/>
+            </w:tcMar>
+            <w:vAlign w:val="center"/>
+          </w:tcPr>
+          <w:p>
+            <w:pPr>
+              <w:spacing w:after="0" w:line="300" w:lineRule="auto"/>
+            </w:pPr>
+            <w:r>
+              <w:rPr>
+                <w:rFonts w:ascii="맑은 고딕" w:hAnsi="맑은 고딕" w:eastAsia="맑은 고딕"/>
+                <w:b w:val="0"/>
+                <w:color w:val="22282E"/>
+                <w:sz w:val="19"/>
+              </w:rPr>
+              <w:t>BCC (Baltic Chemical Complex)</w:t>
+            </w:r>
+          </w:p>
+        </w:tc>
+        <w:tc>
+          <w:tcPr>
+            <w:tcW w:type="dxa" w:w="2665"/>
+            <w:tcMar>
+              <w:top w:w="60" w:type="dxa"/>
+              <w:bottom w:w="60" w:type="dxa"/>
+              <w:start w:w="110" w:type="dxa"/>
+              <w:end w:w="110" w:type="dxa"/>
+            </w:tcMar>
+            <w:vAlign w:val="center"/>
+          </w:tcPr>
+          <w:p>
+            <w:pPr>
+              <w:spacing w:after="0" w:line="300" w:lineRule="auto"/>
+            </w:pPr>
+            <w:r>
+              <w:rPr>
+                <w:rFonts w:ascii="맑은 고딕" w:hAnsi="맑은 고딕" w:eastAsia="맑은 고딕"/>
+                <w:b w:val="0"/>
+                <w:color w:val="22282E"/>
+                <w:sz w:val="19"/>
+              </w:rPr>
+              <w:t>RusGazDobycha/Gazprom 계열</w:t>
+            </w:r>
+          </w:p>
+        </w:tc>
+        <w:tc>
+          <w:tcPr>
+            <w:tcW w:type="dxa" w:w="3118"/>
+            <w:tcMar>
+              <w:top w:w="60" w:type="dxa"/>
+              <w:bottom w:w="60" w:type="dxa"/>
+              <w:start w:w="110" w:type="dxa"/>
+              <w:end w:w="110" w:type="dxa"/>
+            </w:tcMar>
+            <w:vAlign w:val="center"/>
+          </w:tcPr>
+          <w:p>
+            <w:pPr>
+              <w:spacing w:after="0" w:line="300" w:lineRule="auto"/>
+            </w:pPr>
+            <w:r>
+              <w:rPr>
+                <w:rFonts w:ascii="맑은 고딕" w:hAnsi="맑은 고딕" w:eastAsia="맑은 고딕"/>
+                <w:b w:val="0"/>
+                <w:color w:val="22282E"/>
+                <w:sz w:val="19"/>
+              </w:rPr>
+              <w:t>본 L&amp;L 대상 PJT · GOST(Steam compensation) 이슈</w:t>
+            </w:r>
+          </w:p>
+        </w:tc>
+      </w:tr>
+    </w:tbl>
+    <w:p>
+      <w:pPr>
+        <w:keepNext/>
+        <w:spacing w:before="240" w:after="60"/>
+      </w:pPr>
+      <w:r>
+        <w:rPr>
+          <w:rFonts w:ascii="맑은 고딕" w:hAnsi="맑은 고딕" w:eastAsia="맑은 고딕"/>
+          <w:b/>
+          <w:color w:val="0E7C86"/>
+          <w:sz w:val="24"/>
+        </w:rPr>
+        <w:t xml:space="preserve">▌ </w:t>
+      </w:r>
+      <w:r>
+        <w:rPr>
+          <w:rFonts w:ascii="맑은 고딕" w:hAnsi="맑은 고딕" w:eastAsia="맑은 고딕"/>
+          <w:b/>
+          <w:color w:val="1F364D"/>
+          <w:sz w:val="24"/>
+        </w:rPr>
+        <w:t>4-5. 동남아 (말레이시아 · 필리핀)</w:t>
+      </w:r>
+    </w:p>
+    <w:tbl>
+      <w:tblPr>
+        <w:tblW w:type="auto" w:w="0"/>
+        <w:jc w:val="center"/>
+        <w:tblLook w:firstColumn="1" w:firstRow="1" w:lastColumn="0" w:lastRow="0" w:noHBand="0" w:noVBand="1" w:val="04A0"/>
+        <w:tblBorders>
+          <w:top w:val="single" w:sz="4" w:space="0" w:color="D6DEE3"/>
+          <w:left w:val="single" w:sz="4" w:space="0" w:color="D6DEE3"/>
+          <w:bottom w:val="single" w:sz="4" w:space="0" w:color="D6DEE3"/>
+          <w:right w:val="single" w:sz="4" w:space="0" w:color="D6DEE3"/>
+          <w:insideH w:val="single" w:sz="4" w:space="0" w:color="D6DEE3"/>
+          <w:insideV w:val="single" w:sz="4" w:space="0" w:color="D6DEE3"/>
+        </w:tblBorders>
+      </w:tblPr>
+      <w:tblGrid>
+        <w:gridCol w:w="3249"/>
+        <w:gridCol w:w="3249"/>
+        <w:gridCol w:w="3249"/>
+      </w:tblGrid>
+      <w:tr>
+        <w:tc>
+          <w:tcPr>
+            <w:tcW w:type="dxa" w:w="3288"/>
+            <w:shd w:val="clear" w:color="auto" w:fill="1F364D"/>
+            <w:tcMar>
+              <w:top w:w="60" w:type="dxa"/>
+              <w:bottom w:w="60" w:type="dxa"/>
+              <w:start w:w="110" w:type="dxa"/>
+              <w:end w:w="110" w:type="dxa"/>
+            </w:tcMar>
+            <w:vAlign w:val="center"/>
+          </w:tcPr>
+          <w:p>
+            <w:pPr>
+              <w:spacing w:after="0"/>
+              <w:jc w:val="center"/>
+            </w:pPr>
+            <w:r>
+              <w:rPr>
+                <w:rFonts w:ascii="맑은 고딕" w:hAnsi="맑은 고딕" w:eastAsia="맑은 고딕"/>
+                <w:b/>
+                <w:color w:val="FFFFFF"/>
+                <w:sz w:val="20"/>
+              </w:rPr>
+              <w:t>사업주</w:t>
+            </w:r>
+          </w:p>
+        </w:tc>
+        <w:tc>
+          <w:tcPr>
+            <w:tcW w:type="dxa" w:w="2948"/>
+            <w:shd w:val="clear" w:color="auto" w:fill="1F364D"/>
+            <w:tcMar>
+              <w:top w:w="60" w:type="dxa"/>
+              <w:bottom w:w="60" w:type="dxa"/>
+              <w:start w:w="110" w:type="dxa"/>
+              <w:end w:w="110" w:type="dxa"/>
+            </w:tcMar>
+            <w:vAlign w:val="center"/>
+          </w:tcPr>
+          <w:p>
+            <w:pPr>
+              <w:spacing w:after="0"/>
+              <w:jc w:val="center"/>
+            </w:pPr>
+            <w:r>
+              <w:rPr>
+                <w:rFonts w:ascii="맑은 고딕" w:hAnsi="맑은 고딕" w:eastAsia="맑은 고딕"/>
+                <w:b/>
+                <w:color w:val="FFFFFF"/>
+                <w:sz w:val="20"/>
+              </w:rPr>
+              <w:t>국가 / 모회사</w:t>
+            </w:r>
+          </w:p>
+        </w:tc>
+        <w:tc>
+          <w:tcPr>
+            <w:tcW w:type="dxa" w:w="2551"/>
+            <w:shd w:val="clear" w:color="auto" w:fill="1F364D"/>
+            <w:tcMar>
+              <w:top w:w="60" w:type="dxa"/>
+              <w:bottom w:w="60" w:type="dxa"/>
+              <w:start w:w="110" w:type="dxa"/>
+              <w:end w:w="110" w:type="dxa"/>
+            </w:tcMar>
+            <w:vAlign w:val="center"/>
+          </w:tcPr>
+          <w:p>
+            <w:pPr>
+              <w:spacing w:after="0"/>
+              <w:jc w:val="center"/>
+            </w:pPr>
+            <w:r>
+              <w:rPr>
+                <w:rFonts w:ascii="맑은 고딕" w:hAnsi="맑은 고딕" w:eastAsia="맑은 고딕"/>
+                <w:b/>
+                <w:color w:val="FFFFFF"/>
+                <w:sz w:val="20"/>
+              </w:rPr>
+              <w:t>유력 Vendor 경향</w:t>
+            </w:r>
+          </w:p>
+        </w:tc>
+      </w:tr>
+      <w:tr>
+        <w:tc>
+          <w:tcPr>
+            <w:tcW w:type="dxa" w:w="3288"/>
+            <w:tcMar>
+              <w:top w:w="60" w:type="dxa"/>
+              <w:bottom w:w="60" w:type="dxa"/>
+              <w:start w:w="110" w:type="dxa"/>
+              <w:end w:w="110" w:type="dxa"/>
+            </w:tcMar>
+            <w:vAlign w:val="center"/>
+          </w:tcPr>
+          <w:p>
+            <w:pPr>
+              <w:spacing w:after="0" w:line="300" w:lineRule="auto"/>
+            </w:pPr>
+            <w:r>
+              <w:rPr>
+                <w:rFonts w:ascii="맑은 고딕" w:hAnsi="맑은 고딕" w:eastAsia="맑은 고딕"/>
+                <w:b w:val="0"/>
+                <w:color w:val="22282E"/>
+                <w:sz w:val="19"/>
+              </w:rPr>
+              <w:t>Pengerang Intermediate Chemicals</w:t>
+            </w:r>
+          </w:p>
+        </w:tc>
+        <w:tc>
+          <w:tcPr>
+            <w:tcW w:type="dxa" w:w="2948"/>
+            <w:tcMar>
+              <w:top w:w="60" w:type="dxa"/>
+              <w:bottom w:w="60" w:type="dxa"/>
+              <w:start w:w="110" w:type="dxa"/>
+              <w:end w:w="110" w:type="dxa"/>
+            </w:tcMar>
+            <w:vAlign w:val="center"/>
+          </w:tcPr>
+          <w:p>
+            <w:pPr>
+              <w:spacing w:after="0" w:line="300" w:lineRule="auto"/>
+            </w:pPr>
+            <w:r>
+              <w:rPr>
+                <w:rFonts w:ascii="맑은 고딕" w:hAnsi="맑은 고딕" w:eastAsia="맑은 고딕"/>
+                <w:b w:val="0"/>
+                <w:color w:val="22282E"/>
+                <w:sz w:val="19"/>
+              </w:rPr>
+              <w:t>말레이 (Asahi Kasei+Petronas+Mitsubishi)</w:t>
+            </w:r>
+          </w:p>
+        </w:tc>
+        <w:tc>
+          <w:tcPr>
+            <w:tcW w:type="dxa" w:w="2551"/>
+            <w:tcMar>
+              <w:top w:w="60" w:type="dxa"/>
+              <w:bottom w:w="60" w:type="dxa"/>
+              <w:start w:w="110" w:type="dxa"/>
+              <w:end w:w="110" w:type="dxa"/>
+            </w:tcMar>
+            <w:vAlign w:val="center"/>
+          </w:tcPr>
+          <w:p>
+            <w:pPr>
+              <w:spacing w:after="0" w:line="300" w:lineRule="auto"/>
+            </w:pPr>
+            <w:r>
+              <w:rPr>
+                <w:rFonts w:ascii="맑은 고딕" w:hAnsi="맑은 고딕" w:eastAsia="맑은 고딕"/>
+                <w:b w:val="0"/>
+                <w:color w:val="22282E"/>
+                <w:sz w:val="19"/>
+              </w:rPr>
+              <w:t>Yokogawa (일본계 JV) / Honeywell</w:t>
+            </w:r>
+          </w:p>
+        </w:tc>
+      </w:tr>
+      <w:tr>
+        <w:tc>
+          <w:tcPr>
+            <w:tcW w:type="dxa" w:w="3288"/>
+            <w:tcMar>
+              <w:top w:w="60" w:type="dxa"/>
+              <w:bottom w:w="60" w:type="dxa"/>
+              <w:start w:w="110" w:type="dxa"/>
+              <w:end w:w="110" w:type="dxa"/>
+            </w:tcMar>
+            <w:vAlign w:val="center"/>
+            <w:shd w:val="clear" w:color="auto" w:fill="F5F8FA"/>
+          </w:tcPr>
+          <w:p>
+            <w:pPr>
+              <w:spacing w:after="0" w:line="300" w:lineRule="auto"/>
+            </w:pPr>
+            <w:r>
+              <w:rPr>
+                <w:rFonts w:ascii="맑은 고딕" w:hAnsi="맑은 고딕" w:eastAsia="맑은 고딕"/>
+                <w:b w:val="0"/>
+                <w:color w:val="22282E"/>
+                <w:sz w:val="19"/>
+              </w:rPr>
+              <w:t>LG PETRONAS Chemicals Malaysia</w:t>
+            </w:r>
+          </w:p>
+        </w:tc>
+        <w:tc>
+          <w:tcPr>
+            <w:tcW w:type="dxa" w:w="2948"/>
+            <w:tcMar>
+              <w:top w:w="60" w:type="dxa"/>
+              <w:bottom w:w="60" w:type="dxa"/>
+              <w:start w:w="110" w:type="dxa"/>
+              <w:end w:w="110" w:type="dxa"/>
+            </w:tcMar>
+            <w:vAlign w:val="center"/>
+            <w:shd w:val="clear" w:color="auto" w:fill="F5F8FA"/>
+          </w:tcPr>
+          <w:p>
+            <w:pPr>
+              <w:spacing w:after="0" w:line="300" w:lineRule="auto"/>
+            </w:pPr>
+            <w:r>
+              <w:rPr>
+                <w:rFonts w:ascii="맑은 고딕" w:hAnsi="맑은 고딕" w:eastAsia="맑은 고딕"/>
+                <w:b w:val="0"/>
+                <w:color w:val="22282E"/>
+                <w:sz w:val="19"/>
+              </w:rPr>
+              <w:t>말레이 (LG Chem+Petronas JV)</w:t>
+            </w:r>
+          </w:p>
+        </w:tc>
+        <w:tc>
+          <w:tcPr>
+            <w:tcW w:type="dxa" w:w="2551"/>
+            <w:tcMar>
+              <w:top w:w="60" w:type="dxa"/>
+              <w:bottom w:w="60" w:type="dxa"/>
+              <w:start w:w="110" w:type="dxa"/>
+              <w:end w:w="110" w:type="dxa"/>
+            </w:tcMar>
+            <w:vAlign w:val="center"/>
+            <w:shd w:val="clear" w:color="auto" w:fill="F5F8FA"/>
+          </w:tcPr>
+          <w:p>
+            <w:pPr>
+              <w:spacing w:after="0" w:line="300" w:lineRule="auto"/>
+            </w:pPr>
+            <w:r>
+              <w:rPr>
+                <w:rFonts w:ascii="맑은 고딕" w:hAnsi="맑은 고딕" w:eastAsia="맑은 고딕"/>
+                <w:b w:val="0"/>
+                <w:color w:val="22282E"/>
+                <w:sz w:val="19"/>
+              </w:rPr>
+              <w:t>Honeywell / Yokogawa</w:t>
+            </w:r>
+          </w:p>
+        </w:tc>
+      </w:tr>
+      <w:tr>
+        <w:tc>
+          <w:tcPr>
+            <w:tcW w:type="dxa" w:w="3288"/>
+            <w:tcMar>
+              <w:top w:w="60" w:type="dxa"/>
+              <w:bottom w:w="60" w:type="dxa"/>
+              <w:start w:w="110" w:type="dxa"/>
+              <w:end w:w="110" w:type="dxa"/>
+            </w:tcMar>
+            <w:vAlign w:val="center"/>
+          </w:tcPr>
+          <w:p>
+            <w:pPr>
+              <w:spacing w:after="0" w:line="300" w:lineRule="auto"/>
+            </w:pPr>
+            <w:r>
+              <w:rPr>
+                <w:rFonts w:ascii="맑은 고딕" w:hAnsi="맑은 고딕" w:eastAsia="맑은 고딕"/>
+                <w:b w:val="0"/>
+                <w:color w:val="22282E"/>
+                <w:sz w:val="19"/>
+              </w:rPr>
+              <w:t>Petron Malaysia Refining &amp; Marketing</w:t>
+            </w:r>
+          </w:p>
+        </w:tc>
+        <w:tc>
+          <w:tcPr>
+            <w:tcW w:type="dxa" w:w="2948"/>
+            <w:tcMar>
+              <w:top w:w="60" w:type="dxa"/>
+              <w:bottom w:w="60" w:type="dxa"/>
+              <w:start w:w="110" w:type="dxa"/>
+              <w:end w:w="110" w:type="dxa"/>
+            </w:tcMar>
+            <w:vAlign w:val="center"/>
+          </w:tcPr>
+          <w:p>
+            <w:pPr>
+              <w:spacing w:after="0" w:line="300" w:lineRule="auto"/>
+            </w:pPr>
+            <w:r>
+              <w:rPr>
+                <w:rFonts w:ascii="맑은 고딕" w:hAnsi="맑은 고딕" w:eastAsia="맑은 고딕"/>
+                <w:b w:val="0"/>
+                <w:color w:val="22282E"/>
+                <w:sz w:val="19"/>
+              </w:rPr>
+              <w:t>말레이 (Petron)</w:t>
+            </w:r>
+          </w:p>
+        </w:tc>
+        <w:tc>
+          <w:tcPr>
+            <w:tcW w:type="dxa" w:w="2551"/>
+            <w:tcMar>
+              <w:top w:w="60" w:type="dxa"/>
+              <w:bottom w:w="60" w:type="dxa"/>
+              <w:start w:w="110" w:type="dxa"/>
+              <w:end w:w="110" w:type="dxa"/>
+            </w:tcMar>
+            <w:vAlign w:val="center"/>
+          </w:tcPr>
+          <w:p>
+            <w:pPr>
+              <w:spacing w:after="0" w:line="300" w:lineRule="auto"/>
+            </w:pPr>
+            <w:r>
+              <w:rPr>
+                <w:rFonts w:ascii="맑은 고딕" w:hAnsi="맑은 고딕" w:eastAsia="맑은 고딕"/>
+                <w:b w:val="0"/>
+                <w:color w:val="22282E"/>
+                <w:sz w:val="19"/>
+              </w:rPr>
+              <w:t>Yokogawa / Honeywell</w:t>
+            </w:r>
+          </w:p>
+        </w:tc>
+      </w:tr>
+      <w:tr>
+        <w:tc>
+          <w:tcPr>
+            <w:tcW w:type="dxa" w:w="3288"/>
+            <w:tcMar>
+              <w:top w:w="60" w:type="dxa"/>
+              <w:bottom w:w="60" w:type="dxa"/>
+              <w:start w:w="110" w:type="dxa"/>
+              <w:end w:w="110" w:type="dxa"/>
+            </w:tcMar>
+            <w:vAlign w:val="center"/>
+            <w:shd w:val="clear" w:color="auto" w:fill="F5F8FA"/>
+          </w:tcPr>
+          <w:p>
+            <w:pPr>
+              <w:spacing w:after="0" w:line="300" w:lineRule="auto"/>
+            </w:pPr>
+            <w:r>
+              <w:rPr>
+                <w:rFonts w:ascii="맑은 고딕" w:hAnsi="맑은 고딕" w:eastAsia="맑은 고딕"/>
+                <w:b w:val="0"/>
+                <w:color w:val="22282E"/>
+                <w:sz w:val="19"/>
+              </w:rPr>
+              <w:t>Petron Corporation</w:t>
+            </w:r>
+          </w:p>
+        </w:tc>
+        <w:tc>
+          <w:tcPr>
+            <w:tcW w:type="dxa" w:w="2948"/>
+            <w:tcMar>
+              <w:top w:w="60" w:type="dxa"/>
+              <w:bottom w:w="60" w:type="dxa"/>
+              <w:start w:w="110" w:type="dxa"/>
+              <w:end w:w="110" w:type="dxa"/>
+            </w:tcMar>
+            <w:vAlign w:val="center"/>
+            <w:shd w:val="clear" w:color="auto" w:fill="F5F8FA"/>
+          </w:tcPr>
+          <w:p>
+            <w:pPr>
+              <w:spacing w:after="0" w:line="300" w:lineRule="auto"/>
+            </w:pPr>
+            <w:r>
+              <w:rPr>
+                <w:rFonts w:ascii="맑은 고딕" w:hAnsi="맑은 고딕" w:eastAsia="맑은 고딕"/>
+                <w:b w:val="0"/>
+                <w:color w:val="22282E"/>
+                <w:sz w:val="19"/>
+              </w:rPr>
+              <w:t>필리핀</w:t>
+            </w:r>
+          </w:p>
+        </w:tc>
+        <w:tc>
+          <w:tcPr>
+            <w:tcW w:type="dxa" w:w="2551"/>
+            <w:tcMar>
+              <w:top w:w="60" w:type="dxa"/>
+              <w:bottom w:w="60" w:type="dxa"/>
+              <w:start w:w="110" w:type="dxa"/>
+              <w:end w:w="110" w:type="dxa"/>
+            </w:tcMar>
+            <w:vAlign w:val="center"/>
+            <w:shd w:val="clear" w:color="auto" w:fill="F5F8FA"/>
+          </w:tcPr>
+          <w:p>
+            <w:pPr>
+              <w:spacing w:after="0" w:line="300" w:lineRule="auto"/>
+            </w:pPr>
+            <w:r>
+              <w:rPr>
+                <w:rFonts w:ascii="맑은 고딕" w:hAnsi="맑은 고딕" w:eastAsia="맑은 고딕"/>
+                <w:b w:val="0"/>
+                <w:color w:val="22282E"/>
+                <w:sz w:val="19"/>
+              </w:rPr>
+              <w:t>Yokogawa / Honeywell</w:t>
+            </w:r>
+          </w:p>
+        </w:tc>
+      </w:tr>
+      <w:tr>
+        <w:tc>
+          <w:tcPr>
+            <w:tcW w:type="dxa" w:w="3288"/>
+            <w:tcMar>
+              <w:top w:w="60" w:type="dxa"/>
+              <w:bottom w:w="60" w:type="dxa"/>
+              <w:start w:w="110" w:type="dxa"/>
+              <w:end w:w="110" w:type="dxa"/>
+            </w:tcMar>
+            <w:vAlign w:val="center"/>
+          </w:tcPr>
+          <w:p>
+            <w:pPr>
+              <w:spacing w:after="0" w:line="300" w:lineRule="auto"/>
+            </w:pPr>
+            <w:r>
+              <w:rPr>
+                <w:rFonts w:ascii="맑은 고딕" w:hAnsi="맑은 고딕" w:eastAsia="맑은 고딕"/>
+                <w:b w:val="0"/>
+                <w:color w:val="22282E"/>
+                <w:sz w:val="19"/>
+              </w:rPr>
+              <w:t>JG Summit Petrochemical Corp.</w:t>
+            </w:r>
+          </w:p>
+        </w:tc>
+        <w:tc>
+          <w:tcPr>
+            <w:tcW w:type="dxa" w:w="2948"/>
+            <w:tcMar>
+              <w:top w:w="60" w:type="dxa"/>
+              <w:bottom w:w="60" w:type="dxa"/>
+              <w:start w:w="110" w:type="dxa"/>
+              <w:end w:w="110" w:type="dxa"/>
+            </w:tcMar>
+            <w:vAlign w:val="center"/>
+          </w:tcPr>
+          <w:p>
+            <w:pPr>
+              <w:spacing w:after="0" w:line="300" w:lineRule="auto"/>
+            </w:pPr>
+            <w:r>
+              <w:rPr>
+                <w:rFonts w:ascii="맑은 고딕" w:hAnsi="맑은 고딕" w:eastAsia="맑은 고딕"/>
+                <w:b w:val="0"/>
+                <w:color w:val="22282E"/>
+                <w:sz w:val="19"/>
+              </w:rPr>
+              <w:t>필리핀</w:t>
+            </w:r>
+          </w:p>
+        </w:tc>
+        <w:tc>
+          <w:tcPr>
+            <w:tcW w:type="dxa" w:w="2551"/>
+            <w:tcMar>
+              <w:top w:w="60" w:type="dxa"/>
+              <w:bottom w:w="60" w:type="dxa"/>
+              <w:start w:w="110" w:type="dxa"/>
+              <w:end w:w="110" w:type="dxa"/>
+            </w:tcMar>
+            <w:vAlign w:val="center"/>
+          </w:tcPr>
+          <w:p>
+            <w:pPr>
+              <w:spacing w:after="0" w:line="300" w:lineRule="auto"/>
+            </w:pPr>
+            <w:r>
+              <w:rPr>
+                <w:rFonts w:ascii="맑은 고딕" w:hAnsi="맑은 고딕" w:eastAsia="맑은 고딕"/>
+                <w:b w:val="0"/>
+                <w:color w:val="22282E"/>
+                <w:sz w:val="19"/>
+              </w:rPr>
+              <w:t>Yokogawa / Honeywell</w:t>
+            </w:r>
+          </w:p>
+        </w:tc>
+      </w:tr>
+    </w:tbl>
+    <w:p>
+      <w:pPr>
+        <w:spacing w:after="40"/>
+      </w:pPr>
+    </w:p>
+    <w:p>
+      <w:pPr>
+        <w:spacing w:after="120" w:before="0" w:line="336" w:lineRule="auto"/>
+      </w:pPr>
+      <w:r>
+        <w:rPr>
+          <w:rFonts w:ascii="맑은 고딕" w:hAnsi="맑은 고딕" w:eastAsia="맑은 고딕"/>
+          <w:b w:val="0"/>
+          <w:color w:val="444B52"/>
+          <w:sz w:val="18"/>
+        </w:rPr>
+        <w:t>※ Petronas 계열은 자체 PTS(Petronas Technical Standard) 및 AVL 운영. 일본계 JV(Asahi Kasei·Mitsubishi)는 Yokogawa 선호 경향.</w:t>
+      </w:r>
+    </w:p>
+    <w:p>
+      <w:pPr>
+        <w:keepNext/>
+        <w:spacing w:before="240" w:after="60"/>
+      </w:pPr>
+      <w:r>
+        <w:rPr>
+          <w:rFonts w:ascii="맑은 고딕" w:hAnsi="맑은 고딕" w:eastAsia="맑은 고딕"/>
+          <w:b/>
+          <w:color w:val="0E7C86"/>
+          <w:sz w:val="24"/>
+        </w:rPr>
+        <w:t xml:space="preserve">▌ </w:t>
+      </w:r>
+      <w:r>
+        <w:rPr>
+          <w:rFonts w:ascii="맑은 고딕" w:hAnsi="맑은 고딕" w:eastAsia="맑은 고딕"/>
+          <w:b/>
+          <w:color w:val="1F364D"/>
+          <w:sz w:val="24"/>
+        </w:rPr>
+        <w:t>4-6. 미국 · 중국</w:t>
+      </w:r>
+    </w:p>
+    <w:tbl>
+      <w:tblPr>
+        <w:tblW w:type="auto" w:w="0"/>
+        <w:jc w:val="center"/>
+        <w:tblLook w:firstColumn="1" w:firstRow="1" w:lastColumn="0" w:lastRow="0" w:noHBand="0" w:noVBand="1" w:val="04A0"/>
+        <w:tblBorders>
+          <w:top w:val="single" w:sz="4" w:space="0" w:color="D6DEE3"/>
+          <w:left w:val="single" w:sz="4" w:space="0" w:color="D6DEE3"/>
+          <w:bottom w:val="single" w:sz="4" w:space="0" w:color="D6DEE3"/>
+          <w:right w:val="single" w:sz="4" w:space="0" w:color="D6DEE3"/>
+          <w:insideH w:val="single" w:sz="4" w:space="0" w:color="D6DEE3"/>
+          <w:insideV w:val="single" w:sz="4" w:space="0" w:color="D6DEE3"/>
+        </w:tblBorders>
+      </w:tblPr>
+      <w:tblGrid>
+        <w:gridCol w:w="3249"/>
+        <w:gridCol w:w="3249"/>
+        <w:gridCol w:w="3249"/>
+      </w:tblGrid>
+      <w:tr>
+        <w:tc>
+          <w:tcPr>
+            <w:tcW w:type="dxa" w:w="3175"/>
+            <w:shd w:val="clear" w:color="auto" w:fill="1F364D"/>
+            <w:tcMar>
+              <w:top w:w="60" w:type="dxa"/>
+              <w:bottom w:w="60" w:type="dxa"/>
+              <w:start w:w="110" w:type="dxa"/>
+              <w:end w:w="110" w:type="dxa"/>
+            </w:tcMar>
+            <w:vAlign w:val="center"/>
+          </w:tcPr>
+          <w:p>
+            <w:pPr>
+              <w:spacing w:after="0"/>
+              <w:jc w:val="center"/>
+            </w:pPr>
+            <w:r>
+              <w:rPr>
+                <w:rFonts w:ascii="맑은 고딕" w:hAnsi="맑은 고딕" w:eastAsia="맑은 고딕"/>
+                <w:b/>
+                <w:color w:val="FFFFFF"/>
+                <w:sz w:val="20"/>
+              </w:rPr>
+              <w:t>사업주</w:t>
+            </w:r>
+          </w:p>
+        </w:tc>
+        <w:tc>
+          <w:tcPr>
+            <w:tcW w:type="dxa" w:w="2494"/>
+            <w:shd w:val="clear" w:color="auto" w:fill="1F364D"/>
+            <w:tcMar>
+              <w:top w:w="60" w:type="dxa"/>
+              <w:bottom w:w="60" w:type="dxa"/>
+              <w:start w:w="110" w:type="dxa"/>
+              <w:end w:w="110" w:type="dxa"/>
+            </w:tcMar>
+            <w:vAlign w:val="center"/>
+          </w:tcPr>
+          <w:p>
+            <w:pPr>
+              <w:spacing w:after="0"/>
+              <w:jc w:val="center"/>
+            </w:pPr>
+            <w:r>
+              <w:rPr>
+                <w:rFonts w:ascii="맑은 고딕" w:hAnsi="맑은 고딕" w:eastAsia="맑은 고딕"/>
+                <w:b/>
+                <w:color w:val="FFFFFF"/>
+                <w:sz w:val="20"/>
+              </w:rPr>
+              <w:t>국가 / 성격</w:t>
+            </w:r>
+          </w:p>
+        </w:tc>
+        <w:tc>
+          <w:tcPr>
+            <w:tcW w:type="dxa" w:w="3118"/>
+            <w:shd w:val="clear" w:color="auto" w:fill="1F364D"/>
+            <w:tcMar>
+              <w:top w:w="60" w:type="dxa"/>
+              <w:bottom w:w="60" w:type="dxa"/>
+              <w:start w:w="110" w:type="dxa"/>
+              <w:end w:w="110" w:type="dxa"/>
+            </w:tcMar>
+            <w:vAlign w:val="center"/>
+          </w:tcPr>
+          <w:p>
+            <w:pPr>
+              <w:spacing w:after="0"/>
+              <w:jc w:val="center"/>
+            </w:pPr>
+            <w:r>
+              <w:rPr>
+                <w:rFonts w:ascii="맑은 고딕" w:hAnsi="맑은 고딕" w:eastAsia="맑은 고딕"/>
+                <w:b/>
+                <w:color w:val="FFFFFF"/>
+                <w:sz w:val="20"/>
+              </w:rPr>
+              <w:t>유력 Vendor 경향</w:t>
+            </w:r>
+          </w:p>
+        </w:tc>
+      </w:tr>
+      <w:tr>
+        <w:tc>
+          <w:tcPr>
+            <w:tcW w:type="dxa" w:w="3175"/>
+            <w:tcMar>
+              <w:top w:w="60" w:type="dxa"/>
+              <w:bottom w:w="60" w:type="dxa"/>
+              <w:start w:w="110" w:type="dxa"/>
+              <w:end w:w="110" w:type="dxa"/>
+            </w:tcMar>
+            <w:vAlign w:val="center"/>
+          </w:tcPr>
+          <w:p>
+            <w:pPr>
+              <w:spacing w:after="0" w:line="300" w:lineRule="auto"/>
+            </w:pPr>
+            <w:r>
+              <w:rPr>
+                <w:rFonts w:ascii="맑은 고딕" w:hAnsi="맑은 고딕" w:eastAsia="맑은 고딕"/>
+                <w:b w:val="0"/>
+                <w:color w:val="22282E"/>
+                <w:sz w:val="19"/>
+              </w:rPr>
+              <w:t>CPChem (Chevron Phillips Chemical)</w:t>
+            </w:r>
+          </w:p>
+        </w:tc>
+        <w:tc>
+          <w:tcPr>
+            <w:tcW w:type="dxa" w:w="2494"/>
+            <w:tcMar>
+              <w:top w:w="60" w:type="dxa"/>
+              <w:bottom w:w="60" w:type="dxa"/>
+              <w:start w:w="110" w:type="dxa"/>
+              <w:end w:w="110" w:type="dxa"/>
+            </w:tcMar>
+            <w:vAlign w:val="center"/>
+          </w:tcPr>
+          <w:p>
+            <w:pPr>
+              <w:spacing w:after="0" w:line="300" w:lineRule="auto"/>
+            </w:pPr>
+            <w:r>
+              <w:rPr>
+                <w:rFonts w:ascii="맑은 고딕" w:hAnsi="맑은 고딕" w:eastAsia="맑은 고딕"/>
+                <w:b w:val="0"/>
+                <w:color w:val="22282E"/>
+                <w:sz w:val="19"/>
+              </w:rPr>
+              <w:t>미국 석화</w:t>
+            </w:r>
+          </w:p>
+        </w:tc>
+        <w:tc>
+          <w:tcPr>
+            <w:tcW w:type="dxa" w:w="3118"/>
+            <w:tcMar>
+              <w:top w:w="60" w:type="dxa"/>
+              <w:bottom w:w="60" w:type="dxa"/>
+              <w:start w:w="110" w:type="dxa"/>
+              <w:end w:w="110" w:type="dxa"/>
+            </w:tcMar>
+            <w:vAlign w:val="center"/>
+          </w:tcPr>
+          <w:p>
+            <w:pPr>
+              <w:spacing w:after="0" w:line="300" w:lineRule="auto"/>
+            </w:pPr>
+            <w:r>
+              <w:rPr>
+                <w:rFonts w:ascii="맑은 고딕" w:hAnsi="맑은 고딕" w:eastAsia="맑은 고딕"/>
+                <w:b w:val="0"/>
+                <w:color w:val="22282E"/>
+                <w:sz w:val="19"/>
+              </w:rPr>
+              <w:t>Emerson(DeltaV) / Honeywell (북미 강세)</w:t>
+            </w:r>
+          </w:p>
+        </w:tc>
+      </w:tr>
+      <w:tr>
+        <w:tc>
+          <w:tcPr>
+            <w:tcW w:type="dxa" w:w="3175"/>
+            <w:tcMar>
+              <w:top w:w="60" w:type="dxa"/>
+              <w:bottom w:w="60" w:type="dxa"/>
+              <w:start w:w="110" w:type="dxa"/>
+              <w:end w:w="110" w:type="dxa"/>
+            </w:tcMar>
+            <w:vAlign w:val="center"/>
+            <w:shd w:val="clear" w:color="auto" w:fill="F5F8FA"/>
+          </w:tcPr>
+          <w:p>
+            <w:pPr>
+              <w:spacing w:after="0" w:line="300" w:lineRule="auto"/>
+            </w:pPr>
+            <w:r>
+              <w:rPr>
+                <w:rFonts w:ascii="맑은 고딕" w:hAnsi="맑은 고딕" w:eastAsia="맑은 고딕"/>
+                <w:b w:val="0"/>
+                <w:color w:val="22282E"/>
+                <w:sz w:val="19"/>
+              </w:rPr>
+              <w:t>DL Chemical / REXtac LLC JV</w:t>
+            </w:r>
+          </w:p>
+        </w:tc>
+        <w:tc>
+          <w:tcPr>
+            <w:tcW w:type="dxa" w:w="2494"/>
+            <w:tcMar>
+              <w:top w:w="60" w:type="dxa"/>
+              <w:bottom w:w="60" w:type="dxa"/>
+              <w:start w:w="110" w:type="dxa"/>
+              <w:end w:w="110" w:type="dxa"/>
+            </w:tcMar>
+            <w:vAlign w:val="center"/>
+            <w:shd w:val="clear" w:color="auto" w:fill="F5F8FA"/>
+          </w:tcPr>
+          <w:p>
+            <w:pPr>
+              <w:spacing w:after="0" w:line="300" w:lineRule="auto"/>
+            </w:pPr>
+            <w:r>
+              <w:rPr>
+                <w:rFonts w:ascii="맑은 고딕" w:hAnsi="맑은 고딕" w:eastAsia="맑은 고딕"/>
+                <w:b w:val="0"/>
+                <w:color w:val="22282E"/>
+                <w:sz w:val="19"/>
+              </w:rPr>
+              <w:t>미국(Texas) 석화 JV</w:t>
+            </w:r>
+          </w:p>
+        </w:tc>
+        <w:tc>
+          <w:tcPr>
+            <w:tcW w:type="dxa" w:w="3118"/>
+            <w:tcMar>
+              <w:top w:w="60" w:type="dxa"/>
+              <w:bottom w:w="60" w:type="dxa"/>
+              <w:start w:w="110" w:type="dxa"/>
+              <w:end w:w="110" w:type="dxa"/>
+            </w:tcMar>
+            <w:vAlign w:val="center"/>
+            <w:shd w:val="clear" w:color="auto" w:fill="F5F8FA"/>
+          </w:tcPr>
+          <w:p>
+            <w:pPr>
+              <w:spacing w:after="0" w:line="300" w:lineRule="auto"/>
+            </w:pPr>
+            <w:r>
+              <w:rPr>
+                <w:rFonts w:ascii="맑은 고딕" w:hAnsi="맑은 고딕" w:eastAsia="맑은 고딕"/>
+                <w:b w:val="0"/>
+                <w:color w:val="22282E"/>
+                <w:sz w:val="19"/>
+              </w:rPr>
+              <w:t>Emerson / Honeywell</w:t>
+            </w:r>
+          </w:p>
+        </w:tc>
+      </w:tr>
+      <w:tr>
+        <w:tc>
+          <w:tcPr>
+            <w:tcW w:type="dxa" w:w="3175"/>
+            <w:tcMar>
+              <w:top w:w="60" w:type="dxa"/>
+              <w:bottom w:w="60" w:type="dxa"/>
+              <w:start w:w="110" w:type="dxa"/>
+              <w:end w:w="110" w:type="dxa"/>
+            </w:tcMar>
+            <w:vAlign w:val="center"/>
+          </w:tcPr>
+          <w:p>
+            <w:pPr>
+              <w:spacing w:after="0" w:line="300" w:lineRule="auto"/>
+            </w:pPr>
+            <w:r>
+              <w:rPr>
+                <w:rFonts w:ascii="맑은 고딕" w:hAnsi="맑은 고딕" w:eastAsia="맑은 고딕"/>
+                <w:b w:val="0"/>
+                <w:color w:val="22282E"/>
+                <w:sz w:val="19"/>
+              </w:rPr>
+              <w:t>Cariflex</w:t>
+            </w:r>
+          </w:p>
+        </w:tc>
+        <w:tc>
+          <w:tcPr>
+            <w:tcW w:type="dxa" w:w="2494"/>
+            <w:tcMar>
+              <w:top w:w="60" w:type="dxa"/>
+              <w:bottom w:w="60" w:type="dxa"/>
+              <w:start w:w="110" w:type="dxa"/>
+              <w:end w:w="110" w:type="dxa"/>
+            </w:tcMar>
+            <w:vAlign w:val="center"/>
+          </w:tcPr>
+          <w:p>
+            <w:pPr>
+              <w:spacing w:after="0" w:line="300" w:lineRule="auto"/>
+            </w:pPr>
+            <w:r>
+              <w:rPr>
+                <w:rFonts w:ascii="맑은 고딕" w:hAnsi="맑은 고딕" w:eastAsia="맑은 고딕"/>
+                <w:b w:val="0"/>
+                <w:color w:val="22282E"/>
+                <w:sz w:val="19"/>
+              </w:rPr>
+              <w:t>합성고무 (DL Chemical 소유)</w:t>
+            </w:r>
+          </w:p>
+        </w:tc>
+        <w:tc>
+          <w:tcPr>
+            <w:tcW w:type="dxa" w:w="3118"/>
+            <w:tcMar>
+              <w:top w:w="60" w:type="dxa"/>
+              <w:bottom w:w="60" w:type="dxa"/>
+              <w:start w:w="110" w:type="dxa"/>
+              <w:end w:w="110" w:type="dxa"/>
+            </w:tcMar>
+            <w:vAlign w:val="center"/>
+          </w:tcPr>
+          <w:p>
+            <w:pPr>
+              <w:spacing w:after="0" w:line="300" w:lineRule="auto"/>
+            </w:pPr>
+            <w:r>
+              <w:rPr>
+                <w:rFonts w:ascii="맑은 고딕" w:hAnsi="맑은 고딕" w:eastAsia="맑은 고딕"/>
+                <w:b w:val="0"/>
+                <w:color w:val="22282E"/>
+                <w:sz w:val="19"/>
+              </w:rPr>
+              <w:t>Yokogawa / Honeywell (Plant 소재지 표준 영향)</w:t>
+            </w:r>
+          </w:p>
+        </w:tc>
+      </w:tr>
+      <w:tr>
+        <w:tc>
+          <w:tcPr>
+            <w:tcW w:type="dxa" w:w="3175"/>
+            <w:tcMar>
+              <w:top w:w="60" w:type="dxa"/>
+              <w:bottom w:w="60" w:type="dxa"/>
+              <w:start w:w="110" w:type="dxa"/>
+              <w:end w:w="110" w:type="dxa"/>
+            </w:tcMar>
+            <w:vAlign w:val="center"/>
+            <w:shd w:val="clear" w:color="auto" w:fill="F5F8FA"/>
+          </w:tcPr>
+          <w:p>
+            <w:pPr>
+              <w:spacing w:after="0" w:line="300" w:lineRule="auto"/>
+            </w:pPr>
+            <w:r>
+              <w:rPr>
+                <w:rFonts w:ascii="맑은 고딕" w:hAnsi="맑은 고딕" w:eastAsia="맑은 고딕"/>
+                <w:b w:val="0"/>
+                <w:color w:val="22282E"/>
+                <w:sz w:val="19"/>
+              </w:rPr>
+              <w:t>BASF Polyurethanes Chongqing</w:t>
+            </w:r>
+          </w:p>
+        </w:tc>
+        <w:tc>
+          <w:tcPr>
+            <w:tcW w:type="dxa" w:w="2494"/>
+            <w:tcMar>
+              <w:top w:w="60" w:type="dxa"/>
+              <w:bottom w:w="60" w:type="dxa"/>
+              <w:start w:w="110" w:type="dxa"/>
+              <w:end w:w="110" w:type="dxa"/>
+            </w:tcMar>
+            <w:vAlign w:val="center"/>
+            <w:shd w:val="clear" w:color="auto" w:fill="F5F8FA"/>
+          </w:tcPr>
+          <w:p>
+            <w:pPr>
+              <w:spacing w:after="0" w:line="300" w:lineRule="auto"/>
+            </w:pPr>
+            <w:r>
+              <w:rPr>
+                <w:rFonts w:ascii="맑은 고딕" w:hAnsi="맑은 고딕" w:eastAsia="맑은 고딕"/>
+                <w:b w:val="0"/>
+                <w:color w:val="22282E"/>
+                <w:sz w:val="19"/>
+              </w:rPr>
+              <w:t>중국 (BASF 자회사)</w:t>
+            </w:r>
+          </w:p>
+        </w:tc>
+        <w:tc>
+          <w:tcPr>
+            <w:tcW w:type="dxa" w:w="3118"/>
+            <w:tcMar>
+              <w:top w:w="60" w:type="dxa"/>
+              <w:bottom w:w="60" w:type="dxa"/>
+              <w:start w:w="110" w:type="dxa"/>
+              <w:end w:w="110" w:type="dxa"/>
+            </w:tcMar>
+            <w:vAlign w:val="center"/>
+            <w:shd w:val="clear" w:color="auto" w:fill="F5F8FA"/>
+          </w:tcPr>
+          <w:p>
+            <w:pPr>
+              <w:spacing w:after="0" w:line="300" w:lineRule="auto"/>
+            </w:pPr>
+            <w:r>
+              <w:rPr>
+                <w:rFonts w:ascii="맑은 고딕" w:hAnsi="맑은 고딕" w:eastAsia="맑은 고딕"/>
+                <w:b w:val="0"/>
+                <w:color w:val="22282E"/>
+                <w:sz w:val="19"/>
+              </w:rPr>
+              <w:t>BASF 그룹표준 Siemens(PCS 7) / Emerson 경향</w:t>
+            </w:r>
+          </w:p>
+        </w:tc>
+      </w:tr>
+    </w:tbl>
+    <w:p>
+      <w:pPr>
+        <w:spacing w:after="40"/>
+      </w:pPr>
+    </w:p>
+    <w:p>
+      <w:pPr>
+        <w:spacing w:after="120" w:before="0" w:line="336" w:lineRule="auto"/>
+      </w:pPr>
+      <w:r>
+        <w:rPr>
+          <w:rFonts w:ascii="맑은 고딕" w:hAnsi="맑은 고딕" w:eastAsia="맑은 고딕"/>
+          <w:b w:val="0"/>
+          <w:color w:val="444B52"/>
+          <w:sz w:val="18"/>
+        </w:rPr>
+        <w:t>※ 중국 내 다국적 JV(BASF 등)는 로컬 Vendor보다 모회사 글로벌 표준(Siemens/Emerson)을 따르는 경우가 많아, 중국 내수 시장의 로컬 우위(Supcon·Hollysys)와는 구분해 볼 것.</w:t>
+      </w:r>
+    </w:p>
+    <w:p>
+      <w:pPr>
+        <w:spacing w:after="80"/>
+      </w:pPr>
+    </w:p>
+    <w:p>
+      <w:pPr>
+        <w:keepNext/>
+        <w:spacing w:before="240" w:after="60"/>
+      </w:pPr>
+      <w:r>
+        <w:rPr>
+          <w:rFonts w:ascii="맑은 고딕" w:hAnsi="맑은 고딕" w:eastAsia="맑은 고딕"/>
+          <w:b/>
+          <w:color w:val="0E7C86"/>
+          <w:sz w:val="24"/>
+        </w:rPr>
+        <w:t xml:space="preserve">▌ </w:t>
+      </w:r>
+      <w:r>
+        <w:rPr>
+          <w:rFonts w:ascii="맑은 고딕" w:hAnsi="맑은 고딕" w:eastAsia="맑은 고딕"/>
+          <w:b/>
+          <w:color w:val="1F364D"/>
+          <w:sz w:val="24"/>
+        </w:rPr>
+        <w:t>종합 시사점</w:t>
+      </w:r>
+    </w:p>
+    <w:p>
+      <w:pPr>
+        <w:spacing w:after="60" w:line="324" w:lineRule="auto"/>
+        <w:ind w:left="320"/>
+      </w:pPr>
+      <w:r>
+        <w:rPr>
+          <w:rFonts w:ascii="맑은 고딕" w:hAnsi="맑은 고딕" w:eastAsia="맑은 고딕"/>
+          <w:b w:val="0"/>
+          <w:color w:val="0E7C86"/>
+          <w:sz w:val="21"/>
+        </w:rPr>
+        <w:t xml:space="preserve">•  </w:t>
+      </w:r>
+      <w:r>
+        <w:rPr>
+          <w:rFonts w:ascii="맑은 고딕" w:hAnsi="맑은 고딕" w:eastAsia="맑은 고딕"/>
+          <w:b w:val="0"/>
+          <w:color w:val="22282E"/>
+          <w:sz w:val="21"/>
+        </w:rPr>
+        <w:t>사우디·쿠웨이트·오만(중동) PJT는 Honeywell·Yokogawa 2강 + 사업주 AVL이 핵심. ESD=Triconex, MMS=Bently Nevada가 사실상 고정.</w:t>
+      </w:r>
+    </w:p>
+    <w:p>
+      <w:pPr>
+        <w:spacing w:after="60" w:line="324" w:lineRule="auto"/>
+        <w:ind w:left="320"/>
+      </w:pPr>
+      <w:r>
+        <w:rPr>
+          <w:rFonts w:ascii="맑은 고딕" w:hAnsi="맑은 고딕" w:eastAsia="맑은 고딕"/>
+          <w:b w:val="0"/>
+          <w:color w:val="0E7C86"/>
+          <w:sz w:val="21"/>
+        </w:rPr>
+        <w:t xml:space="preserve">•  </w:t>
+      </w:r>
+      <w:r>
+        <w:rPr>
+          <w:rFonts w:ascii="맑은 고딕" w:hAnsi="맑은 고딕" w:eastAsia="맑은 고딕"/>
+          <w:b w:val="0"/>
+          <w:color w:val="22282E"/>
+          <w:sz w:val="21"/>
+        </w:rPr>
+        <w:t>한국·동남아·러시아 PJT는 Yokogawa 비중이 높은 편(일본계 모회사·가스석화 레퍼런스).</w:t>
+      </w:r>
+    </w:p>
+    <w:p>
+      <w:pPr>
+        <w:spacing w:after="60" w:line="324" w:lineRule="auto"/>
+        <w:ind w:left="320"/>
+      </w:pPr>
+      <w:r>
+        <w:rPr>
+          <w:rFonts w:ascii="맑은 고딕" w:hAnsi="맑은 고딕" w:eastAsia="맑은 고딕"/>
+          <w:b w:val="0"/>
+          <w:color w:val="0E7C86"/>
+          <w:sz w:val="21"/>
+        </w:rPr>
+        <w:t xml:space="preserve">•  </w:t>
+      </w:r>
+      <w:r>
+        <w:rPr>
+          <w:rFonts w:ascii="맑은 고딕" w:hAnsi="맑은 고딕" w:eastAsia="맑은 고딕"/>
+          <w:b w:val="0"/>
+          <w:color w:val="22282E"/>
+          <w:sz w:val="21"/>
+        </w:rPr>
+        <w:t>북미(CPChem 등)는 Emerson, 중국 다국적 JV는 Siemens/Emerson 등 모회사 표준을 따르는 경향.</w:t>
+      </w:r>
+    </w:p>
+    <w:p>
+      <w:pPr>
+        <w:spacing w:after="60" w:line="324" w:lineRule="auto"/>
+        <w:ind w:left="320"/>
+      </w:pPr>
+      <w:r>
+        <w:rPr>
+          <w:rFonts w:ascii="맑은 고딕" w:hAnsi="맑은 고딕" w:eastAsia="맑은 고딕"/>
+          <w:b w:val="0"/>
+          <w:color w:val="0E7C86"/>
+          <w:sz w:val="21"/>
+        </w:rPr>
+        <w:t xml:space="preserve">•  </w:t>
+      </w:r>
+      <w:r>
+        <w:rPr>
+          <w:rFonts w:ascii="맑은 고딕" w:hAnsi="맑은 고딕" w:eastAsia="맑은 고딕"/>
+          <w:b w:val="0"/>
+          <w:color w:val="22282E"/>
+          <w:sz w:val="21"/>
+        </w:rPr>
+        <w:t>→ 본 표를 입찰 단계 1차 필터로 사용하되, “모회사 표준 + PJT AVL” 2단 확인을 거쳐 Vendor Logic 특성을 사전 반영할 것.</w:t>
+      </w:r>
+    </w:p>
+    <w:p>
+      <w:pPr>
+        <w:keepNext/>
+        <w:spacing w:before="320" w:after="40"/>
+        <w:pBdr>
+          <w:bottom w:val="single" w:sz="12" w:space="4" w:color="0E7C86"/>
+        </w:pBdr>
+      </w:pPr>
+      <w:r>
+        <w:rPr>
+          <w:rFonts w:ascii="맑은 고딕" w:hAnsi="맑은 고딕" w:eastAsia="맑은 고딕"/>
+          <w:b/>
+          <w:color w:val="0E7C86"/>
+          <w:sz w:val="30"/>
+        </w:rPr>
+        <w:t xml:space="preserve">5  </w:t>
+      </w:r>
+      <w:r>
+        <w:rPr>
+          <w:rFonts w:ascii="맑은 고딕" w:hAnsi="맑은 고딕" w:eastAsia="맑은 고딕"/>
+          <w:b/>
+          <w:color w:val="1F364D"/>
+          <w:sz w:val="30"/>
+        </w:rPr>
         <w:t>활용 방안 (성과품 연계)</w:t>
       </w:r>
     </w:p>
@@ -4292,7 +8224,7 @@
           <w:color w:val="0E7C86"/>
           <w:sz w:val="30"/>
         </w:rPr>
-        <w:t xml:space="preserve">5  </w:t>
+        <w:t xml:space="preserve">6  </w:t>
       </w:r>
       <w:r>
         <w:rPr>
@@ -4302,6 +8234,54 @@
           <w:sz w:val="30"/>
         </w:rPr>
         <w:t>출처 (Sources)</w:t>
+      </w:r>
+    </w:p>
+    <w:p>
+      <w:pPr>
+        <w:spacing w:after="60" w:line="324" w:lineRule="auto"/>
+        <w:ind w:left="320"/>
+      </w:pPr>
+      <w:r>
+        <w:rPr>
+          <w:rFonts w:ascii="맑은 고딕" w:hAnsi="맑은 고딕" w:eastAsia="맑은 고딕"/>
+          <w:b w:val="0"/>
+          <w:color w:val="0E7C86"/>
+          <w:sz w:val="21"/>
+        </w:rPr>
+        <w:t xml:space="preserve">•  </w:t>
+      </w:r>
+      <w:r>
+        <w:rPr>
+          <w:rFonts w:ascii="맑은 고딕" w:hAnsi="맑은 고딕" w:eastAsia="맑은 고딕"/>
+          <w:b w:val="0"/>
+          <w:color w:val="22282E"/>
+          <w:sz w:val="21"/>
+        </w:rPr>
+        <w:t>Yokogawa &amp; SABIC — Preferred Supplier / Co-innovation (Control.com)</w:t>
+      </w:r>
+    </w:p>
+    <w:p>
+      <w:pPr>
+        <w:spacing w:after="60" w:line="324" w:lineRule="auto"/>
+        <w:ind w:left="320"/>
+      </w:pPr>
+      <w:r>
+        <w:rPr>
+          <w:rFonts w:ascii="맑은 고딕" w:hAnsi="맑은 고딕" w:eastAsia="맑은 고딕"/>
+          <w:b w:val="0"/>
+          <w:color w:val="0E7C86"/>
+          <w:sz w:val="21"/>
+        </w:rPr>
+        <w:t xml:space="preserve">•  </w:t>
+      </w:r>
+      <w:r>
+        <w:rPr>
+          <w:rFonts w:ascii="맑은 고딕" w:hAnsi="맑은 고딕" w:eastAsia="맑은 고딕"/>
+          <w:b w:val="0"/>
+          <w:color w:val="22282E"/>
+          <w:sz w:val="21"/>
+        </w:rPr>
+        <w:t>Honeywell Experion 최대 설치기반 (Aramco·SABIC) / Yokogawa Aramco 정유 레퍼런스</w:t>
       </w:r>
     </w:p>
     <w:p>

--- a/Attachment1_System_Vendor_선호도_조사.docx
+++ b/Attachment1_System_Vendor_선호도_조사.docx
@@ -132,9 +132,6 @@
     <w:p>
       <w:pPr>
         <w:keepNext/>
-        <w:pBdr>
-          <w:bottom w:val="single" w:sz="12" w:space="0" w:color="0E7C86"/>
-        </w:pBdr>
         <w:spacing w:before="320" w:after="40"/>
         <w:rPr>
           <w:rFonts w:eastAsia="맑은 고딕"/>
@@ -570,9 +567,6 @@
     <w:p>
       <w:pPr>
         <w:keepNext/>
-        <w:pBdr>
-          <w:bottom w:val="single" w:sz="12" w:space="4" w:color="0E7C86"/>
-        </w:pBdr>
         <w:tabs>
           <w:tab w:val="left" w:pos="7634"/>
         </w:tabs>
@@ -1278,9 +1272,6 @@
     <w:p>
       <w:pPr>
         <w:keepNext/>
-        <w:pBdr>
-          <w:bottom w:val="single" w:sz="12" w:space="4" w:color="0E7C86"/>
-        </w:pBdr>
         <w:spacing w:before="320" w:after="40"/>
         <w:rPr>
           <w:lang w:eastAsia="ko-KR"/>
@@ -4534,9 +4525,6 @@
     <w:p>
       <w:pPr>
         <w:keepNext/>
-        <w:pBdr>
-          <w:bottom w:val="single" w:sz="12" w:space="4" w:color="0E7C86"/>
-        </w:pBdr>
         <w:spacing w:before="320" w:after="40"/>
         <w:rPr>
           <w:rFonts w:eastAsia="맑은 고딕"/>

--- a/Attachment1_System_Vendor_선호도_조사.docx
+++ b/Attachment1_System_Vendor_선호도_조사.docx
@@ -5,6 +5,9 @@
     <w:p>
       <w:pPr>
         <w:spacing w:after="1200"/>
+        <w:rPr>
+          <w:color w:val="1F364D"/>
+        </w:rPr>
       </w:pPr>
     </w:p>
     <w:p>
@@ -14,24 +17,34 @@
         <w:rPr>
           <w:sz w:val="56"/>
           <w:szCs w:val="56"/>
+          <w:color w:val="1F364D"/>
         </w:rPr>
       </w:pPr>
       <w:r>
         <w:rPr>
           <w:rFonts w:eastAsia="맑은 고딕"/>
           <w:b/>
-          <w:color w:val="17365D" w:themeColor="text2" w:themeShade="BF"/>
+          <w:color w:val="1F364D"/>
           <w:sz w:val="56"/>
           <w:szCs w:val="56"/>
         </w:rPr>
         <w:t>ATTACHMENT 1</w:t>
       </w:r>
     </w:p>
-    <w:p/>
+    <w:p>
+      <w:pPr>
+        <w:rPr>
+          <w:color w:val="1F364D"/>
+        </w:rPr>
+      </w:pPr>
+    </w:p>
     <w:p>
       <w:pPr>
         <w:spacing w:after="40" w:line="288" w:lineRule="auto"/>
         <w:jc w:val="center"/>
+        <w:rPr>
+          <w:color w:val="1F364D"/>
+        </w:rPr>
       </w:pPr>
       <w:proofErr w:type="spellStart"/>
       <w:r>
@@ -69,6 +82,9 @@
       <w:pPr>
         <w:spacing w:after="40" w:line="288" w:lineRule="auto"/>
         <w:jc w:val="center"/>
+        <w:rPr>
+          <w:color w:val="1F364D"/>
+        </w:rPr>
       </w:pPr>
       <w:r>
         <w:rPr>
@@ -114,17 +130,22 @@
     <w:p>
       <w:pPr>
         <w:spacing w:after="280"/>
+        <w:rPr>
+          <w:color w:val="1F364D"/>
+        </w:rPr>
       </w:pPr>
     </w:p>
     <w:p>
       <w:pPr>
         <w:rPr>
           <w:lang w:eastAsia="ko-KR"/>
+          <w:color w:val="1F364D"/>
         </w:rPr>
       </w:pPr>
       <w:r>
         <w:rPr>
           <w:lang w:eastAsia="ko-KR"/>
+          <w:color w:val="1F364D"/>
         </w:rPr>
         <w:br w:type="page"/>
       </w:r>
@@ -136,7 +157,7 @@
         <w:rPr>
           <w:rFonts w:eastAsia="맑은 고딕"/>
           <w:b/>
-          <w:color w:val="17365D" w:themeColor="text2" w:themeShade="BF"/>
+          <w:color w:val="1F364D"/>
           <w:sz w:val="30"/>
           <w:lang w:eastAsia="ko-KR"/>
         </w:rPr>
@@ -145,7 +166,7 @@
         <w:rPr>
           <w:rFonts w:eastAsia="맑은 고딕"/>
           <w:b/>
-          <w:color w:val="17365D" w:themeColor="text2" w:themeShade="BF"/>
+          <w:color w:val="1F364D"/>
           <w:sz w:val="30"/>
           <w:lang w:eastAsia="ko-KR"/>
         </w:rPr>
@@ -156,7 +177,7 @@
         <w:rPr>
           <w:rFonts w:eastAsia="맑은 고딕"/>
           <w:b/>
-          <w:color w:val="17365D" w:themeColor="text2" w:themeShade="BF"/>
+          <w:color w:val="1F364D"/>
           <w:sz w:val="30"/>
           <w:lang w:eastAsia="ko-KR"/>
         </w:rPr>
@@ -166,7 +187,7 @@
         <w:rPr>
           <w:rFonts w:eastAsia="맑은 고딕" w:hint="eastAsia"/>
           <w:b/>
-          <w:color w:val="17365D" w:themeColor="text2" w:themeShade="BF"/>
+          <w:color w:val="1F364D"/>
           <w:sz w:val="30"/>
           <w:lang w:eastAsia="ko-KR"/>
         </w:rPr>
@@ -179,12 +200,13 @@
         <w:ind w:left="320"/>
         <w:rPr>
           <w:lang w:eastAsia="ko-KR"/>
+          <w:color w:val="1F364D"/>
         </w:rPr>
       </w:pPr>
       <w:r>
         <w:rPr>
           <w:rFonts w:eastAsia="맑은 고딕"/>
-          <w:color w:val="0E7C86"/>
+          <w:color w:val="1F364D"/>
           <w:sz w:val="21"/>
           <w:lang w:eastAsia="ko-KR"/>
         </w:rPr>
@@ -203,7 +225,7 @@
       <w:r>
         <w:rPr>
           <w:rFonts w:eastAsia="맑은 고딕"/>
-          <w:color w:val="22282E"/>
+          <w:color w:val="1F364D"/>
           <w:sz w:val="21"/>
           <w:lang w:eastAsia="ko-KR"/>
         </w:rPr>
@@ -216,12 +238,13 @@
         <w:ind w:left="320"/>
         <w:rPr>
           <w:lang w:eastAsia="ko-KR"/>
+          <w:color w:val="1F364D"/>
         </w:rPr>
       </w:pPr>
       <w:r>
         <w:rPr>
           <w:rFonts w:eastAsia="맑은 고딕"/>
-          <w:color w:val="0E7C86"/>
+          <w:color w:val="1F364D"/>
           <w:sz w:val="21"/>
           <w:lang w:eastAsia="ko-KR"/>
         </w:rPr>
@@ -240,7 +263,7 @@
       <w:r>
         <w:rPr>
           <w:rFonts w:eastAsia="맑은 고딕"/>
-          <w:color w:val="22282E"/>
+          <w:color w:val="1F364D"/>
           <w:sz w:val="21"/>
           <w:lang w:eastAsia="ko-KR"/>
         </w:rPr>
@@ -253,12 +276,13 @@
         <w:ind w:left="320"/>
         <w:rPr>
           <w:lang w:eastAsia="ko-KR"/>
+          <w:color w:val="1F364D"/>
         </w:rPr>
       </w:pPr>
       <w:r>
         <w:rPr>
           <w:rFonts w:eastAsia="맑은 고딕"/>
-          <w:color w:val="0E7C86"/>
+          <w:color w:val="1F364D"/>
           <w:sz w:val="21"/>
           <w:lang w:eastAsia="ko-KR"/>
         </w:rPr>
@@ -277,7 +301,7 @@
       <w:r>
         <w:rPr>
           <w:rFonts w:eastAsia="맑은 고딕"/>
-          <w:color w:val="22282E"/>
+          <w:color w:val="1F364D"/>
           <w:sz w:val="21"/>
           <w:lang w:eastAsia="ko-KR"/>
         </w:rPr>
@@ -286,7 +310,7 @@
       <w:r>
         <w:rPr>
           <w:rFonts w:eastAsia="맑은 고딕" w:hint="eastAsia"/>
-          <w:color w:val="22282E"/>
+          <w:color w:val="1F364D"/>
           <w:sz w:val="21"/>
           <w:lang w:eastAsia="ko-KR"/>
         </w:rPr>
@@ -295,7 +319,7 @@
       <w:r>
         <w:rPr>
           <w:rFonts w:eastAsia="맑은 고딕"/>
-          <w:color w:val="22282E"/>
+          <w:color w:val="1F364D"/>
           <w:sz w:val="21"/>
           <w:lang w:eastAsia="ko-KR"/>
         </w:rPr>
@@ -308,12 +332,13 @@
         <w:ind w:left="320"/>
         <w:rPr>
           <w:lang w:eastAsia="ko-KR"/>
+          <w:color w:val="1F364D"/>
         </w:rPr>
       </w:pPr>
       <w:r>
         <w:rPr>
           <w:rFonts w:eastAsia="맑은 고딕"/>
-          <w:color w:val="0E7C86"/>
+          <w:color w:val="1F364D"/>
           <w:sz w:val="21"/>
           <w:lang w:eastAsia="ko-KR"/>
         </w:rPr>
@@ -332,7 +357,7 @@
       <w:r>
         <w:rPr>
           <w:rFonts w:eastAsia="맑은 고딕"/>
-          <w:color w:val="22282E"/>
+          <w:color w:val="1F364D"/>
           <w:sz w:val="21"/>
           <w:lang w:eastAsia="ko-KR"/>
         </w:rPr>
@@ -343,11 +368,14 @@
       <w:pPr>
         <w:spacing w:after="60" w:line="324" w:lineRule="auto"/>
         <w:ind w:left="320"/>
+        <w:rPr>
+          <w:color w:val="1F364D"/>
+        </w:rPr>
       </w:pPr>
       <w:r>
         <w:rPr>
           <w:rFonts w:eastAsia="맑은 고딕"/>
-          <w:color w:val="0E7C86"/>
+          <w:color w:val="1F364D"/>
           <w:sz w:val="21"/>
         </w:rPr>
         <w:t xml:space="preserve">•  </w:t>
@@ -376,7 +404,7 @@
       <w:r>
         <w:rPr>
           <w:rFonts w:eastAsia="맑은 고딕"/>
-          <w:color w:val="22282E"/>
+          <w:color w:val="1F364D"/>
           <w:sz w:val="21"/>
         </w:rPr>
         <w:t>로컬</w:t>
@@ -385,7 +413,7 @@
       <w:r>
         <w:rPr>
           <w:rFonts w:eastAsia="맑은 고딕"/>
-          <w:color w:val="22282E"/>
+          <w:color w:val="1F364D"/>
           <w:sz w:val="21"/>
         </w:rPr>
         <w:t xml:space="preserve"> </w:t>
@@ -394,7 +422,7 @@
       <w:r>
         <w:rPr>
           <w:rFonts w:eastAsia="맑은 고딕"/>
-          <w:color w:val="22282E"/>
+          <w:color w:val="1F364D"/>
           <w:sz w:val="21"/>
         </w:rPr>
         <w:t>Vendor가</w:t>
@@ -403,7 +431,7 @@
       <w:r>
         <w:rPr>
           <w:rFonts w:eastAsia="맑은 고딕"/>
-          <w:color w:val="22282E"/>
+          <w:color w:val="1F364D"/>
           <w:sz w:val="21"/>
         </w:rPr>
         <w:t xml:space="preserve"> </w:t>
@@ -412,7 +440,7 @@
       <w:r>
         <w:rPr>
           <w:rFonts w:eastAsia="맑은 고딕"/>
-          <w:color w:val="22282E"/>
+          <w:color w:val="1F364D"/>
           <w:sz w:val="21"/>
         </w:rPr>
         <w:t>시장의</w:t>
@@ -421,7 +449,7 @@
       <w:r>
         <w:rPr>
           <w:rFonts w:eastAsia="맑은 고딕"/>
-          <w:color w:val="22282E"/>
+          <w:color w:val="1F364D"/>
           <w:sz w:val="21"/>
         </w:rPr>
         <w:t xml:space="preserve"> 약 58% </w:t>
@@ -430,7 +458,7 @@
       <w:r>
         <w:rPr>
           <w:rFonts w:eastAsia="맑은 고딕"/>
-          <w:color w:val="22282E"/>
+          <w:color w:val="1F364D"/>
           <w:sz w:val="21"/>
         </w:rPr>
         <w:t>장악</w:t>
@@ -439,7 +467,7 @@
       <w:r>
         <w:rPr>
           <w:rFonts w:eastAsia="맑은 고딕"/>
-          <w:color w:val="22282E"/>
+          <w:color w:val="1F364D"/>
           <w:sz w:val="21"/>
         </w:rPr>
         <w:t xml:space="preserve"> (</w:t>
@@ -448,7 +476,7 @@
       <w:r>
         <w:rPr>
           <w:rFonts w:eastAsia="맑은 고딕"/>
-          <w:color w:val="22282E"/>
+          <w:color w:val="1F364D"/>
           <w:sz w:val="21"/>
         </w:rPr>
         <w:t>Supcon</w:t>
@@ -457,7 +485,7 @@
       <w:r>
         <w:rPr>
           <w:rFonts w:eastAsia="맑은 고딕"/>
-          <w:color w:val="22282E"/>
+          <w:color w:val="1F364D"/>
           <w:sz w:val="21"/>
         </w:rPr>
         <w:t xml:space="preserve"> 40.4%, </w:t>
@@ -466,7 +494,7 @@
       <w:r>
         <w:rPr>
           <w:rFonts w:eastAsia="맑은 고딕"/>
-          <w:color w:val="22282E"/>
+          <w:color w:val="1F364D"/>
           <w:sz w:val="21"/>
         </w:rPr>
         <w:t>Hollysys</w:t>
@@ -475,7 +503,7 @@
       <w:r>
         <w:rPr>
           <w:rFonts w:eastAsia="맑은 고딕"/>
-          <w:color w:val="22282E"/>
+          <w:color w:val="1F364D"/>
           <w:sz w:val="21"/>
         </w:rPr>
         <w:t xml:space="preserve"> 17.2%)</w:t>
@@ -487,12 +515,13 @@
         <w:ind w:left="320"/>
         <w:rPr>
           <w:lang w:eastAsia="ko-KR"/>
+          <w:color w:val="1F364D"/>
         </w:rPr>
       </w:pPr>
       <w:r>
         <w:rPr>
           <w:rFonts w:eastAsia="맑은 고딕"/>
-          <w:color w:val="0E7C86"/>
+          <w:color w:val="1F364D"/>
           <w:sz w:val="21"/>
           <w:lang w:eastAsia="ko-KR"/>
         </w:rPr>
@@ -511,7 +540,7 @@
       <w:r>
         <w:rPr>
           <w:rFonts w:eastAsia="맑은 고딕"/>
-          <w:color w:val="22282E"/>
+          <w:color w:val="1F364D"/>
           <w:sz w:val="21"/>
           <w:lang w:eastAsia="ko-KR"/>
         </w:rPr>
@@ -524,12 +553,13 @@
         <w:ind w:left="320"/>
         <w:rPr>
           <w:lang w:eastAsia="ko-KR"/>
+          <w:color w:val="1F364D"/>
         </w:rPr>
       </w:pPr>
       <w:r>
         <w:rPr>
           <w:rFonts w:eastAsia="맑은 고딕"/>
-          <w:color w:val="0E7C86"/>
+          <w:color w:val="1F364D"/>
           <w:sz w:val="21"/>
           <w:lang w:eastAsia="ko-KR"/>
         </w:rPr>
@@ -548,7 +578,7 @@
       <w:r>
         <w:rPr>
           <w:rFonts w:eastAsia="맑은 고딕"/>
-          <w:color w:val="22282E"/>
+          <w:color w:val="1F364D"/>
           <w:sz w:val="21"/>
           <w:lang w:eastAsia="ko-KR"/>
         </w:rPr>
@@ -561,6 +591,7 @@
         <w:rPr>
           <w:rFonts w:eastAsia="맑은 고딕"/>
           <w:lang w:eastAsia="ko-KR"/>
+          <w:color w:val="1F364D"/>
         </w:rPr>
       </w:pPr>
     </w:p>
@@ -573,13 +604,14 @@
         <w:spacing w:before="320" w:after="40"/>
         <w:rPr>
           <w:lang w:eastAsia="ko-KR"/>
+          <w:color w:val="1F364D"/>
         </w:rPr>
       </w:pPr>
       <w:r>
         <w:rPr>
           <w:rFonts w:eastAsia="맑은 고딕"/>
           <w:b/>
-          <w:color w:val="1F497D" w:themeColor="text2"/>
+          <w:color w:val="1F364D"/>
           <w:sz w:val="30"/>
           <w:lang w:eastAsia="ko-KR"/>
         </w:rPr>
@@ -589,7 +621,7 @@
         <w:rPr>
           <w:rFonts w:eastAsia="맑은 고딕"/>
           <w:b/>
-          <w:color w:val="17365D" w:themeColor="text2" w:themeShade="BF"/>
+          <w:color w:val="1F364D"/>
           <w:sz w:val="30"/>
           <w:lang w:eastAsia="ko-KR"/>
         </w:rPr>
@@ -599,7 +631,7 @@
         <w:rPr>
           <w:rFonts w:eastAsia="맑은 고딕"/>
           <w:b/>
-          <w:color w:val="17365D" w:themeColor="text2" w:themeShade="BF"/>
+          <w:color w:val="1F364D"/>
           <w:sz w:val="30"/>
           <w:lang w:eastAsia="ko-KR"/>
         </w:rPr>
@@ -609,7 +641,7 @@
         <w:rPr>
           <w:rFonts w:eastAsia="맑은 고딕"/>
           <w:b/>
-          <w:color w:val="17365D" w:themeColor="text2" w:themeShade="BF"/>
+          <w:color w:val="1F364D"/>
           <w:sz w:val="30"/>
           <w:lang w:eastAsia="ko-KR"/>
         </w:rPr>
@@ -642,7 +674,7 @@
         <w:tc>
           <w:tcPr>
             <w:tcW w:w="2835" w:type="dxa"/>
-            <w:shd w:val="clear" w:color="auto" w:fill="1F364D"/>
+            <w:shd w:val="clear" w:color="auto" w:fill="EAF1F4"/>
             <w:tcMar>
               <w:top w:w="60" w:type="dxa"/>
               <w:left w:w="110" w:type="dxa"/>
@@ -655,13 +687,16 @@
             <w:pPr>
               <w:spacing w:after="0"/>
               <w:jc w:val="center"/>
+              <w:rPr>
+                <w:color w:val="1F364D"/>
+              </w:rPr>
             </w:pPr>
             <w:proofErr w:type="spellStart"/>
             <w:r>
               <w:rPr>
                 <w:rFonts w:eastAsia="맑은 고딕"/>
                 <w:b/>
-                <w:color w:val="FFFFFF"/>
+                <w:color w:val="1F364D"/>
                 <w:sz w:val="20"/>
               </w:rPr>
               <w:t>구분</w:t>
@@ -672,7 +707,7 @@
         <w:tc>
           <w:tcPr>
             <w:tcW w:w="2381" w:type="dxa"/>
-            <w:shd w:val="clear" w:color="auto" w:fill="1F364D"/>
+            <w:shd w:val="clear" w:color="auto" w:fill="EAF1F4"/>
             <w:tcMar>
               <w:top w:w="60" w:type="dxa"/>
               <w:left w:w="110" w:type="dxa"/>
@@ -685,13 +720,16 @@
             <w:pPr>
               <w:spacing w:after="0"/>
               <w:jc w:val="center"/>
+              <w:rPr>
+                <w:color w:val="1F364D"/>
+              </w:rPr>
             </w:pPr>
             <w:proofErr w:type="spellStart"/>
             <w:r>
               <w:rPr>
                 <w:rFonts w:eastAsia="맑은 고딕"/>
                 <w:b/>
-                <w:color w:val="FFFFFF"/>
+                <w:color w:val="1F364D"/>
                 <w:sz w:val="20"/>
               </w:rPr>
               <w:t>수치</w:t>
@@ -702,7 +740,7 @@
         <w:tc>
           <w:tcPr>
             <w:tcW w:w="4139" w:type="dxa"/>
-            <w:shd w:val="clear" w:color="auto" w:fill="1F364D"/>
+            <w:shd w:val="clear" w:color="auto" w:fill="EAF1F4"/>
             <w:tcMar>
               <w:top w:w="60" w:type="dxa"/>
               <w:left w:w="110" w:type="dxa"/>
@@ -715,13 +753,16 @@
             <w:pPr>
               <w:spacing w:after="0"/>
               <w:jc w:val="center"/>
+              <w:rPr>
+                <w:color w:val="1F364D"/>
+              </w:rPr>
             </w:pPr>
             <w:proofErr w:type="spellStart"/>
             <w:r>
               <w:rPr>
                 <w:rFonts w:eastAsia="맑은 고딕"/>
                 <w:b/>
-                <w:color w:val="FFFFFF"/>
+                <w:color w:val="1F364D"/>
                 <w:sz w:val="20"/>
               </w:rPr>
               <w:t>비고</w:t>
@@ -750,12 +791,13 @@
               <w:spacing w:after="0" w:line="300" w:lineRule="auto"/>
               <w:rPr>
                 <w:lang w:eastAsia="ko-KR"/>
+                <w:color w:val="1F364D"/>
               </w:rPr>
             </w:pPr>
             <w:r>
               <w:rPr>
                 <w:rFonts w:eastAsia="맑은 고딕"/>
-                <w:color w:val="22282E"/>
+                <w:color w:val="1F364D"/>
                 <w:sz w:val="19"/>
                 <w:lang w:eastAsia="ko-KR"/>
               </w:rPr>
@@ -778,11 +820,14 @@
             <w:pPr>
               <w:spacing w:after="0" w:line="300" w:lineRule="auto"/>
               <w:jc w:val="center"/>
+              <w:rPr>
+                <w:color w:val="1F364D"/>
+              </w:rPr>
             </w:pPr>
             <w:r>
               <w:rPr>
                 <w:rFonts w:eastAsia="맑은 고딕"/>
-                <w:color w:val="22282E"/>
+                <w:color w:val="1F364D"/>
                 <w:sz w:val="19"/>
               </w:rPr>
               <w:t>약 USD 174.3억</w:t>
@@ -805,12 +850,13 @@
               <w:spacing w:after="0" w:line="300" w:lineRule="auto"/>
               <w:rPr>
                 <w:lang w:eastAsia="ko-KR"/>
+                <w:color w:val="1F364D"/>
               </w:rPr>
             </w:pPr>
             <w:r>
               <w:rPr>
                 <w:rFonts w:eastAsia="맑은 고딕"/>
-                <w:color w:val="22282E"/>
+                <w:color w:val="1F364D"/>
                 <w:sz w:val="19"/>
                 <w:lang w:eastAsia="ko-KR"/>
               </w:rPr>
@@ -838,11 +884,14 @@
           <w:p>
             <w:pPr>
               <w:spacing w:after="0" w:line="300" w:lineRule="auto"/>
+              <w:rPr>
+                <w:color w:val="1F364D"/>
+              </w:rPr>
             </w:pPr>
             <w:r>
               <w:rPr>
                 <w:rFonts w:eastAsia="맑은 고딕"/>
-                <w:color w:val="22282E"/>
+                <w:color w:val="1F364D"/>
                 <w:sz w:val="19"/>
               </w:rPr>
               <w:t xml:space="preserve">Top 5 Vendor </w:t>
@@ -851,7 +900,7 @@
             <w:r>
               <w:rPr>
                 <w:rFonts w:eastAsia="맑은 고딕"/>
-                <w:color w:val="22282E"/>
+                <w:color w:val="1F364D"/>
                 <w:sz w:val="19"/>
               </w:rPr>
               <w:t>합산</w:t>
@@ -860,7 +909,7 @@
             <w:r>
               <w:rPr>
                 <w:rFonts w:eastAsia="맑은 고딕"/>
-                <w:color w:val="22282E"/>
+                <w:color w:val="1F364D"/>
                 <w:sz w:val="19"/>
               </w:rPr>
               <w:t xml:space="preserve"> </w:t>
@@ -869,7 +918,7 @@
             <w:r>
               <w:rPr>
                 <w:rFonts w:eastAsia="맑은 고딕"/>
-                <w:color w:val="22282E"/>
+                <w:color w:val="1F364D"/>
                 <w:sz w:val="19"/>
               </w:rPr>
               <w:t>점유율</w:t>
@@ -893,11 +942,14 @@
             <w:pPr>
               <w:spacing w:after="0" w:line="300" w:lineRule="auto"/>
               <w:jc w:val="center"/>
+              <w:rPr>
+                <w:color w:val="1F364D"/>
+              </w:rPr>
             </w:pPr>
             <w:r>
               <w:rPr>
                 <w:rFonts w:eastAsia="맑은 고딕"/>
-                <w:color w:val="22282E"/>
+                <w:color w:val="1F364D"/>
                 <w:sz w:val="19"/>
               </w:rPr>
               <w:t>약 60~65%</w:t>
@@ -919,11 +971,14 @@
           <w:p>
             <w:pPr>
               <w:spacing w:after="0" w:line="300" w:lineRule="auto"/>
+              <w:rPr>
+                <w:color w:val="1F364D"/>
+              </w:rPr>
             </w:pPr>
             <w:r>
               <w:rPr>
                 <w:rFonts w:eastAsia="맑은 고딕"/>
-                <w:color w:val="22282E"/>
+                <w:color w:val="1F364D"/>
                 <w:sz w:val="19"/>
               </w:rPr>
               <w:t>ABB · Emerson · Honeywell · Siemens · Yokogawa</w:t>
@@ -949,12 +1004,15 @@
           <w:p>
             <w:pPr>
               <w:spacing w:after="0" w:line="300" w:lineRule="auto"/>
+              <w:rPr>
+                <w:color w:val="1F364D"/>
+              </w:rPr>
             </w:pPr>
             <w:proofErr w:type="spellStart"/>
             <w:r>
               <w:rPr>
                 <w:rFonts w:eastAsia="맑은 고딕"/>
-                <w:color w:val="22282E"/>
+                <w:color w:val="1F364D"/>
                 <w:sz w:val="19"/>
               </w:rPr>
               <w:t>최대</w:t>
@@ -963,7 +1021,7 @@
             <w:r>
               <w:rPr>
                 <w:rFonts w:eastAsia="맑은 고딕"/>
-                <w:color w:val="22282E"/>
+                <w:color w:val="1F364D"/>
                 <w:sz w:val="19"/>
               </w:rPr>
               <w:t xml:space="preserve"> </w:t>
@@ -972,7 +1030,7 @@
             <w:r>
               <w:rPr>
                 <w:rFonts w:eastAsia="맑은 고딕"/>
-                <w:color w:val="22282E"/>
+                <w:color w:val="1F364D"/>
                 <w:sz w:val="19"/>
               </w:rPr>
               <w:t>수요</w:t>
@@ -981,7 +1039,7 @@
             <w:r>
               <w:rPr>
                 <w:rFonts w:eastAsia="맑은 고딕"/>
-                <w:color w:val="22282E"/>
+                <w:color w:val="1F364D"/>
                 <w:sz w:val="19"/>
               </w:rPr>
               <w:t xml:space="preserve"> </w:t>
@@ -990,7 +1048,7 @@
             <w:r>
               <w:rPr>
                 <w:rFonts w:eastAsia="맑은 고딕"/>
-                <w:color w:val="22282E"/>
+                <w:color w:val="1F364D"/>
                 <w:sz w:val="19"/>
               </w:rPr>
               <w:t>지역</w:t>
@@ -1013,11 +1071,14 @@
             <w:pPr>
               <w:spacing w:after="0" w:line="300" w:lineRule="auto"/>
               <w:jc w:val="center"/>
+              <w:rPr>
+                <w:color w:val="1F364D"/>
+              </w:rPr>
             </w:pPr>
             <w:r>
               <w:rPr>
                 <w:rFonts w:eastAsia="맑은 고딕"/>
-                <w:color w:val="22282E"/>
+                <w:color w:val="1F364D"/>
                 <w:sz w:val="19"/>
               </w:rPr>
               <w:t>Asia-Pacific (34~39%)</w:t>
@@ -1040,12 +1101,13 @@
               <w:spacing w:after="0" w:line="300" w:lineRule="auto"/>
               <w:rPr>
                 <w:lang w:eastAsia="ko-KR"/>
+                <w:color w:val="1F364D"/>
               </w:rPr>
             </w:pPr>
             <w:r>
               <w:rPr>
                 <w:rFonts w:eastAsia="맑은 고딕"/>
-                <w:color w:val="22282E"/>
+                <w:color w:val="1F364D"/>
                 <w:sz w:val="19"/>
                 <w:lang w:eastAsia="ko-KR"/>
               </w:rPr>
@@ -1073,12 +1135,15 @@
           <w:p>
             <w:pPr>
               <w:spacing w:after="0" w:line="300" w:lineRule="auto"/>
+              <w:rPr>
+                <w:color w:val="1F364D"/>
+              </w:rPr>
             </w:pPr>
             <w:proofErr w:type="spellStart"/>
             <w:r>
               <w:rPr>
                 <w:rFonts w:eastAsia="맑은 고딕"/>
-                <w:color w:val="22282E"/>
+                <w:color w:val="1F364D"/>
                 <w:sz w:val="19"/>
               </w:rPr>
               <w:t>단일</w:t>
@@ -1087,7 +1152,7 @@
             <w:r>
               <w:rPr>
                 <w:rFonts w:eastAsia="맑은 고딕"/>
-                <w:color w:val="22282E"/>
+                <w:color w:val="1F364D"/>
                 <w:sz w:val="19"/>
               </w:rPr>
               <w:t xml:space="preserve"> </w:t>
@@ -1096,7 +1161,7 @@
             <w:r>
               <w:rPr>
                 <w:rFonts w:eastAsia="맑은 고딕"/>
-                <w:color w:val="22282E"/>
+                <w:color w:val="1F364D"/>
                 <w:sz w:val="19"/>
               </w:rPr>
               <w:t>국가</w:t>
@@ -1105,7 +1170,7 @@
             <w:r>
               <w:rPr>
                 <w:rFonts w:eastAsia="맑은 고딕"/>
-                <w:color w:val="22282E"/>
+                <w:color w:val="1F364D"/>
                 <w:sz w:val="19"/>
               </w:rPr>
               <w:t xml:space="preserve"> </w:t>
@@ -1114,7 +1179,7 @@
             <w:r>
               <w:rPr>
                 <w:rFonts w:eastAsia="맑은 고딕"/>
-                <w:color w:val="22282E"/>
+                <w:color w:val="1F364D"/>
                 <w:sz w:val="19"/>
               </w:rPr>
               <w:t>최대</w:t>
@@ -1123,7 +1188,7 @@
             <w:r>
               <w:rPr>
                 <w:rFonts w:eastAsia="맑은 고딕"/>
-                <w:color w:val="22282E"/>
+                <w:color w:val="1F364D"/>
                 <w:sz w:val="19"/>
               </w:rPr>
               <w:t xml:space="preserve"> </w:t>
@@ -1132,7 +1197,7 @@
             <w:r>
               <w:rPr>
                 <w:rFonts w:eastAsia="맑은 고딕"/>
-                <w:color w:val="22282E"/>
+                <w:color w:val="1F364D"/>
                 <w:sz w:val="19"/>
               </w:rPr>
               <w:t>시장</w:t>
@@ -1156,12 +1221,15 @@
             <w:pPr>
               <w:spacing w:after="0" w:line="300" w:lineRule="auto"/>
               <w:jc w:val="center"/>
+              <w:rPr>
+                <w:color w:val="1F364D"/>
+              </w:rPr>
             </w:pPr>
             <w:proofErr w:type="spellStart"/>
             <w:r>
               <w:rPr>
                 <w:rFonts w:eastAsia="맑은 고딕"/>
-                <w:color w:val="22282E"/>
+                <w:color w:val="1F364D"/>
                 <w:sz w:val="19"/>
               </w:rPr>
               <w:t>미국</w:t>
@@ -1170,7 +1238,7 @@
             <w:r>
               <w:rPr>
                 <w:rFonts w:eastAsia="맑은 고딕"/>
-                <w:color w:val="22282E"/>
+                <w:color w:val="1F364D"/>
                 <w:sz w:val="19"/>
               </w:rPr>
               <w:t xml:space="preserve"> (약 21.3%)</w:t>
@@ -1192,11 +1260,14 @@
           <w:p>
             <w:pPr>
               <w:spacing w:after="0" w:line="300" w:lineRule="auto"/>
+              <w:rPr>
+                <w:color w:val="1F364D"/>
+              </w:rPr>
             </w:pPr>
             <w:r>
               <w:rPr>
                 <w:rFonts w:eastAsia="맑은 고딕"/>
-                <w:color w:val="22282E"/>
+                <w:color w:val="1F364D"/>
                 <w:sz w:val="19"/>
               </w:rPr>
               <w:t xml:space="preserve">R&amp;D · </w:t>
@@ -1205,7 +1276,7 @@
             <w:r>
               <w:rPr>
                 <w:rFonts w:eastAsia="맑은 고딕"/>
-                <w:color w:val="22282E"/>
+                <w:color w:val="1F364D"/>
                 <w:sz w:val="19"/>
               </w:rPr>
               <w:t>인프라</w:t>
@@ -1214,7 +1285,7 @@
             <w:r>
               <w:rPr>
                 <w:rFonts w:eastAsia="맑은 고딕"/>
-                <w:color w:val="22282E"/>
+                <w:color w:val="1F364D"/>
                 <w:sz w:val="19"/>
               </w:rPr>
               <w:t xml:space="preserve"> </w:t>
@@ -1223,7 +1294,7 @@
             <w:r>
               <w:rPr>
                 <w:rFonts w:eastAsia="맑은 고딕"/>
-                <w:color w:val="22282E"/>
+                <w:color w:val="1F364D"/>
                 <w:sz w:val="19"/>
               </w:rPr>
               <w:t>우위</w:t>
@@ -1239,6 +1310,7 @@
         <w:rPr>
           <w:rFonts w:eastAsia="맑은 고딕"/>
           <w:lang w:eastAsia="ko-KR"/>
+          <w:color w:val="1F364D"/>
         </w:rPr>
       </w:pPr>
     </w:p>
@@ -1248,6 +1320,7 @@
         <w:rPr>
           <w:rFonts w:eastAsia="맑은 고딕"/>
           <w:lang w:eastAsia="ko-KR"/>
+          <w:color w:val="1F364D"/>
         </w:rPr>
       </w:pPr>
     </w:p>
@@ -1257,6 +1330,7 @@
         <w:rPr>
           <w:rFonts w:eastAsia="맑은 고딕"/>
           <w:lang w:eastAsia="ko-KR"/>
+          <w:color w:val="1F364D"/>
         </w:rPr>
       </w:pPr>
     </w:p>
@@ -1266,6 +1340,7 @@
         <w:rPr>
           <w:rFonts w:eastAsia="맑은 고딕"/>
           <w:lang w:eastAsia="ko-KR"/>
+          <w:color w:val="1F364D"/>
         </w:rPr>
       </w:pPr>
     </w:p>
@@ -1275,13 +1350,14 @@
         <w:spacing w:before="320" w:after="40"/>
         <w:rPr>
           <w:lang w:eastAsia="ko-KR"/>
+          <w:color w:val="1F364D"/>
         </w:rPr>
       </w:pPr>
       <w:r>
         <w:rPr>
           <w:rFonts w:eastAsia="맑은 고딕"/>
           <w:b/>
-          <w:color w:val="0E7C86"/>
+          <w:color w:val="1F364D"/>
           <w:sz w:val="30"/>
           <w:lang w:eastAsia="ko-KR"/>
         </w:rPr>
@@ -1303,12 +1379,15 @@
       <w:pPr>
         <w:keepNext/>
         <w:spacing w:before="240" w:after="60"/>
+        <w:rPr>
+          <w:color w:val="1F364D"/>
+        </w:rPr>
       </w:pPr>
       <w:r>
         <w:rPr>
           <w:rFonts w:eastAsia="맑은 고딕"/>
           <w:b/>
-          <w:color w:val="0E7C86"/>
+          <w:color w:val="1F364D"/>
           <w:sz w:val="24"/>
         </w:rPr>
         <w:t xml:space="preserve">▌ </w:t>
@@ -1347,11 +1426,14 @@
       <w:pPr>
         <w:spacing w:after="60" w:line="324" w:lineRule="auto"/>
         <w:ind w:left="320"/>
+        <w:rPr>
+          <w:color w:val="1F364D"/>
+        </w:rPr>
       </w:pPr>
       <w:r>
         <w:rPr>
           <w:rFonts w:eastAsia="맑은 고딕"/>
-          <w:color w:val="0E7C86"/>
+          <w:color w:val="1F364D"/>
           <w:sz w:val="21"/>
         </w:rPr>
         <w:t xml:space="preserve">•  </w:t>
@@ -1379,7 +1461,7 @@
       <w:r>
         <w:rPr>
           <w:rFonts w:eastAsia="맑은 고딕"/>
-          <w:color w:val="22282E"/>
+          <w:color w:val="1F364D"/>
           <w:sz w:val="21"/>
         </w:rPr>
         <w:t>Emerson</w:t>
@@ -1387,7 +1469,7 @@
       <w:r>
         <w:rPr>
           <w:rFonts w:eastAsia="맑은 고딕" w:hint="eastAsia"/>
-          <w:color w:val="22282E"/>
+          <w:color w:val="1F364D"/>
           <w:sz w:val="21"/>
           <w:lang w:eastAsia="ko-KR"/>
         </w:rPr>
@@ -1396,7 +1478,7 @@
       <w:r>
         <w:rPr>
           <w:rFonts w:eastAsia="맑은 고딕"/>
-          <w:color w:val="22282E"/>
+          <w:color w:val="1F364D"/>
           <w:sz w:val="21"/>
         </w:rPr>
         <w:t>1순위, Honeywell 2순위</w:t>
@@ -1408,12 +1490,13 @@
         <w:ind w:left="320"/>
         <w:rPr>
           <w:lang w:eastAsia="ko-KR"/>
+          <w:color w:val="1F364D"/>
         </w:rPr>
       </w:pPr>
       <w:r>
         <w:rPr>
           <w:rFonts w:eastAsia="맑은 고딕"/>
-          <w:color w:val="0E7C86"/>
+          <w:color w:val="1F364D"/>
           <w:sz w:val="21"/>
         </w:rPr>
         <w:t xml:space="preserve">•  </w:t>
@@ -1422,7 +1505,7 @@
       <w:r>
         <w:rPr>
           <w:rFonts w:eastAsia="맑은 고딕"/>
-          <w:color w:val="22282E"/>
+          <w:color w:val="1F364D"/>
           <w:sz w:val="21"/>
         </w:rPr>
         <w:t>Emerson은</w:t>
@@ -1431,7 +1514,7 @@
       <w:r>
         <w:rPr>
           <w:rFonts w:eastAsia="맑은 고딕"/>
-          <w:color w:val="22282E"/>
+          <w:color w:val="1F364D"/>
           <w:sz w:val="21"/>
         </w:rPr>
         <w:t xml:space="preserve"> </w:t>
@@ -1440,7 +1523,7 @@
       <w:r>
         <w:rPr>
           <w:rFonts w:eastAsia="맑은 고딕"/>
-          <w:color w:val="22282E"/>
+          <w:color w:val="1F364D"/>
           <w:sz w:val="21"/>
         </w:rPr>
         <w:t>현지</w:t>
@@ -1449,7 +1532,7 @@
       <w:r>
         <w:rPr>
           <w:rFonts w:eastAsia="맑은 고딕"/>
-          <w:color w:val="22282E"/>
+          <w:color w:val="1F364D"/>
           <w:sz w:val="21"/>
         </w:rPr>
         <w:t xml:space="preserve"> </w:t>
@@ -1458,7 +1541,7 @@
       <w:r>
         <w:rPr>
           <w:rFonts w:eastAsia="맑은 고딕"/>
-          <w:color w:val="22282E"/>
+          <w:color w:val="1F364D"/>
           <w:sz w:val="21"/>
         </w:rPr>
         <w:t>지원·서비스</w:t>
@@ -1467,7 +1550,7 @@
       <w:r>
         <w:rPr>
           <w:rFonts w:eastAsia="맑은 고딕"/>
-          <w:color w:val="22282E"/>
+          <w:color w:val="1F364D"/>
           <w:sz w:val="21"/>
         </w:rPr>
         <w:t xml:space="preserve"> </w:t>
@@ -1476,7 +1559,7 @@
       <w:r>
         <w:rPr>
           <w:rFonts w:eastAsia="맑은 고딕"/>
-          <w:color w:val="22282E"/>
+          <w:color w:val="1F364D"/>
           <w:sz w:val="21"/>
         </w:rPr>
         <w:t>망이</w:t>
@@ -1485,7 +1568,7 @@
       <w:r>
         <w:rPr>
           <w:rFonts w:eastAsia="맑은 고딕"/>
-          <w:color w:val="22282E"/>
+          <w:color w:val="1F364D"/>
           <w:sz w:val="21"/>
         </w:rPr>
         <w:t xml:space="preserve"> </w:t>
@@ -1494,7 +1577,7 @@
       <w:r>
         <w:rPr>
           <w:rFonts w:eastAsia="맑은 고딕"/>
-          <w:color w:val="22282E"/>
+          <w:color w:val="1F364D"/>
           <w:sz w:val="21"/>
         </w:rPr>
         <w:t>강해</w:t>
@@ -1503,7 +1586,7 @@
       <w:r>
         <w:rPr>
           <w:rFonts w:eastAsia="맑은 고딕"/>
-          <w:color w:val="22282E"/>
+          <w:color w:val="1F364D"/>
           <w:sz w:val="21"/>
         </w:rPr>
         <w:t xml:space="preserve"> “Local support </w:t>
@@ -1512,7 +1595,7 @@
       <w:r>
         <w:rPr>
           <w:rFonts w:eastAsia="맑은 고딕"/>
-          <w:color w:val="22282E"/>
+          <w:color w:val="1F364D"/>
           <w:sz w:val="21"/>
         </w:rPr>
         <w:t>우선</w:t>
@@ -1521,7 +1604,7 @@
       <w:r>
         <w:rPr>
           <w:rFonts w:eastAsia="맑은 고딕"/>
-          <w:color w:val="22282E"/>
+          <w:color w:val="1F364D"/>
           <w:sz w:val="21"/>
         </w:rPr>
         <w:t xml:space="preserve">” </w:t>
@@ -1530,7 +1613,7 @@
       <w:r>
         <w:rPr>
           <w:rFonts w:eastAsia="맑은 고딕"/>
-          <w:color w:val="22282E"/>
+          <w:color w:val="1F364D"/>
           <w:sz w:val="21"/>
         </w:rPr>
         <w:t>PJT에서</w:t>
@@ -1539,7 +1622,7 @@
       <w:r>
         <w:rPr>
           <w:rFonts w:eastAsia="맑은 고딕"/>
-          <w:color w:val="22282E"/>
+          <w:color w:val="1F364D"/>
           <w:sz w:val="21"/>
         </w:rPr>
         <w:t xml:space="preserve"> </w:t>
@@ -1548,7 +1631,7 @@
       <w:r>
         <w:rPr>
           <w:rFonts w:eastAsia="맑은 고딕"/>
-          <w:color w:val="22282E"/>
+          <w:color w:val="1F364D"/>
           <w:sz w:val="21"/>
         </w:rPr>
         <w:t>우위</w:t>
@@ -1557,7 +1640,7 @@
       <w:r>
         <w:rPr>
           <w:rFonts w:eastAsia="맑은 고딕"/>
-          <w:color w:val="22282E"/>
+          <w:color w:val="1F364D"/>
           <w:sz w:val="21"/>
         </w:rPr>
         <w:t xml:space="preserve">. </w:t>
@@ -1565,7 +1648,7 @@
       <w:r>
         <w:rPr>
           <w:rFonts w:eastAsia="맑은 고딕"/>
-          <w:color w:val="22282E"/>
+          <w:color w:val="1F364D"/>
           <w:sz w:val="21"/>
           <w:lang w:eastAsia="ko-KR"/>
         </w:rPr>
@@ -1576,12 +1659,15 @@
       <w:pPr>
         <w:keepNext/>
         <w:spacing w:before="240" w:after="60"/>
+        <w:rPr>
+          <w:color w:val="1F364D"/>
+        </w:rPr>
       </w:pPr>
       <w:r>
         <w:rPr>
           <w:rFonts w:eastAsia="맑은 고딕"/>
           <w:b/>
-          <w:color w:val="0E7C86"/>
+          <w:color w:val="1F364D"/>
           <w:sz w:val="24"/>
         </w:rPr>
         <w:t xml:space="preserve">▌ </w:t>
@@ -1640,11 +1726,14 @@
       <w:pPr>
         <w:spacing w:after="60" w:line="324" w:lineRule="auto"/>
         <w:ind w:left="320"/>
+        <w:rPr>
+          <w:color w:val="1F364D"/>
+        </w:rPr>
       </w:pPr>
       <w:r>
         <w:rPr>
           <w:rFonts w:eastAsia="맑은 고딕"/>
-          <w:color w:val="0E7C86"/>
+          <w:color w:val="1F364D"/>
           <w:sz w:val="21"/>
         </w:rPr>
         <w:t xml:space="preserve">•  </w:t>
@@ -1672,7 +1761,7 @@
       <w:r>
         <w:rPr>
           <w:rFonts w:eastAsia="맑은 고딕"/>
-          <w:color w:val="22282E"/>
+          <w:color w:val="1F364D"/>
           <w:sz w:val="21"/>
         </w:rPr>
         <w:t xml:space="preserve">Yokogawa </w:t>
@@ -1681,7 +1770,7 @@
       <w:r>
         <w:rPr>
           <w:rFonts w:eastAsia="맑은 고딕"/>
-          <w:color w:val="22282E"/>
+          <w:color w:val="1F364D"/>
           <w:sz w:val="21"/>
         </w:rPr>
         <w:t>절대</w:t>
@@ -1690,7 +1779,7 @@
       <w:r>
         <w:rPr>
           <w:rFonts w:eastAsia="맑은 고딕"/>
-          <w:color w:val="22282E"/>
+          <w:color w:val="1F364D"/>
           <w:sz w:val="21"/>
         </w:rPr>
         <w:t xml:space="preserve"> </w:t>
@@ -1699,7 +1788,7 @@
       <w:r>
         <w:rPr>
           <w:rFonts w:eastAsia="맑은 고딕"/>
-          <w:color w:val="22282E"/>
+          <w:color w:val="1F364D"/>
           <w:sz w:val="21"/>
         </w:rPr>
         <w:t>강세</w:t>
@@ -1710,11 +1799,14 @@
       <w:pPr>
         <w:spacing w:after="60" w:line="324" w:lineRule="auto"/>
         <w:ind w:left="320"/>
+        <w:rPr>
+          <w:color w:val="1F364D"/>
+        </w:rPr>
       </w:pPr>
       <w:r>
         <w:rPr>
           <w:rFonts w:eastAsia="맑은 고딕"/>
-          <w:color w:val="0E7C86"/>
+          <w:color w:val="1F364D"/>
           <w:sz w:val="21"/>
         </w:rPr>
         <w:t xml:space="preserve">•  </w:t>
@@ -1722,7 +1814,7 @@
       <w:r>
         <w:rPr>
           <w:rFonts w:eastAsia="맑은 고딕"/>
-          <w:color w:val="22282E"/>
+          <w:color w:val="1F364D"/>
           <w:sz w:val="21"/>
         </w:rPr>
         <w:t xml:space="preserve">APAC </w:t>
@@ -1731,7 +1823,7 @@
       <w:r>
         <w:rPr>
           <w:rFonts w:eastAsia="맑은 고딕"/>
-          <w:color w:val="22282E"/>
+          <w:color w:val="1F364D"/>
           <w:sz w:val="21"/>
         </w:rPr>
         <w:t>지역</w:t>
@@ -1740,7 +1832,7 @@
       <w:r>
         <w:rPr>
           <w:rFonts w:eastAsia="맑은 고딕"/>
-          <w:color w:val="22282E"/>
+          <w:color w:val="1F364D"/>
           <w:sz w:val="21"/>
         </w:rPr>
         <w:t xml:space="preserve"> </w:t>
@@ -1749,7 +1841,7 @@
       <w:r>
         <w:rPr>
           <w:rFonts w:eastAsia="맑은 고딕"/>
-          <w:color w:val="22282E"/>
+          <w:color w:val="1F364D"/>
           <w:sz w:val="21"/>
         </w:rPr>
         <w:t>점유율</w:t>
@@ -1758,7 +1850,7 @@
       <w:r>
         <w:rPr>
           <w:rFonts w:eastAsia="맑은 고딕"/>
-          <w:color w:val="22282E"/>
+          <w:color w:val="1F364D"/>
           <w:sz w:val="21"/>
         </w:rPr>
         <w:t xml:space="preserve"> 약 37.6%, </w:t>
@@ -1767,7 +1859,7 @@
       <w:r>
         <w:rPr>
           <w:rFonts w:eastAsia="맑은 고딕"/>
-          <w:color w:val="22282E"/>
+          <w:color w:val="1F364D"/>
           <w:sz w:val="21"/>
         </w:rPr>
         <w:t>업계</w:t>
@@ -1776,7 +1868,7 @@
       <w:r>
         <w:rPr>
           <w:rFonts w:eastAsia="맑은 고딕"/>
-          <w:color w:val="22282E"/>
+          <w:color w:val="1F364D"/>
           <w:sz w:val="21"/>
         </w:rPr>
         <w:t xml:space="preserve"> </w:t>
@@ -1785,7 +1877,7 @@
       <w:r>
         <w:rPr>
           <w:rFonts w:eastAsia="맑은 고딕"/>
-          <w:color w:val="22282E"/>
+          <w:color w:val="1F364D"/>
           <w:sz w:val="21"/>
         </w:rPr>
         <w:t>최고</w:t>
@@ -1794,7 +1886,7 @@
       <w:r>
         <w:rPr>
           <w:rFonts w:eastAsia="맑은 고딕"/>
-          <w:color w:val="22282E"/>
+          <w:color w:val="1F364D"/>
           <w:sz w:val="21"/>
         </w:rPr>
         <w:t xml:space="preserve"> </w:t>
@@ -1803,7 +1895,7 @@
       <w:r>
         <w:rPr>
           <w:rFonts w:eastAsia="맑은 고딕"/>
-          <w:color w:val="22282E"/>
+          <w:color w:val="1F364D"/>
           <w:sz w:val="21"/>
         </w:rPr>
         <w:t>수준의</w:t>
@@ -1812,7 +1904,7 @@
       <w:r>
         <w:rPr>
           <w:rFonts w:eastAsia="맑은 고딕"/>
-          <w:color w:val="22282E"/>
+          <w:color w:val="1F364D"/>
           <w:sz w:val="21"/>
         </w:rPr>
         <w:t xml:space="preserve"> MTBF(Mean Time Between Failures) </w:t>
@@ -1821,7 +1913,7 @@
       <w:r>
         <w:rPr>
           <w:rFonts w:eastAsia="맑은 고딕"/>
-          <w:color w:val="22282E"/>
+          <w:color w:val="1F364D"/>
           <w:sz w:val="21"/>
         </w:rPr>
         <w:t>보유</w:t>
@@ -1830,7 +1922,7 @@
       <w:r>
         <w:rPr>
           <w:rFonts w:eastAsia="맑은 고딕"/>
-          <w:color w:val="22282E"/>
+          <w:color w:val="1F364D"/>
           <w:sz w:val="21"/>
         </w:rPr>
         <w:t xml:space="preserve"> → </w:t>
@@ -1839,7 +1931,7 @@
       <w:r>
         <w:rPr>
           <w:rFonts w:eastAsia="맑은 고딕"/>
-          <w:color w:val="22282E"/>
+          <w:color w:val="1F364D"/>
           <w:sz w:val="21"/>
         </w:rPr>
         <w:t>고위험</w:t>
@@ -1848,7 +1940,7 @@
       <w:r>
         <w:rPr>
           <w:rFonts w:eastAsia="맑은 고딕"/>
-          <w:color w:val="22282E"/>
+          <w:color w:val="1F364D"/>
           <w:sz w:val="21"/>
         </w:rPr>
         <w:t xml:space="preserve"> </w:t>
@@ -1857,7 +1949,7 @@
       <w:r>
         <w:rPr>
           <w:rFonts w:eastAsia="맑은 고딕"/>
-          <w:color w:val="22282E"/>
+          <w:color w:val="1F364D"/>
           <w:sz w:val="21"/>
         </w:rPr>
         <w:t>화학</w:t>
@@ -1866,7 +1958,7 @@
       <w:r>
         <w:rPr>
           <w:rFonts w:eastAsia="맑은 고딕"/>
-          <w:color w:val="22282E"/>
+          <w:color w:val="1F364D"/>
           <w:sz w:val="21"/>
         </w:rPr>
         <w:t xml:space="preserve"> </w:t>
@@ -1875,7 +1967,7 @@
       <w:r>
         <w:rPr>
           <w:rFonts w:eastAsia="맑은 고딕"/>
-          <w:color w:val="22282E"/>
+          <w:color w:val="1F364D"/>
           <w:sz w:val="21"/>
         </w:rPr>
         <w:t>공정에서</w:t>
@@ -1884,7 +1976,7 @@
       <w:r>
         <w:rPr>
           <w:rFonts w:eastAsia="맑은 고딕"/>
-          <w:color w:val="22282E"/>
+          <w:color w:val="1F364D"/>
           <w:sz w:val="21"/>
         </w:rPr>
         <w:t xml:space="preserve"> </w:t>
@@ -1893,7 +1985,7 @@
       <w:r>
         <w:rPr>
           <w:rFonts w:eastAsia="맑은 고딕"/>
-          <w:color w:val="22282E"/>
+          <w:color w:val="1F364D"/>
           <w:sz w:val="21"/>
         </w:rPr>
         <w:t>신뢰성</w:t>
@@ -1902,7 +1994,7 @@
       <w:r>
         <w:rPr>
           <w:rFonts w:eastAsia="맑은 고딕"/>
-          <w:color w:val="22282E"/>
+          <w:color w:val="1F364D"/>
           <w:sz w:val="21"/>
         </w:rPr>
         <w:t xml:space="preserve"> </w:t>
@@ -1911,7 +2003,7 @@
       <w:r>
         <w:rPr>
           <w:rFonts w:eastAsia="맑은 고딕"/>
-          <w:color w:val="22282E"/>
+          <w:color w:val="1F364D"/>
           <w:sz w:val="21"/>
         </w:rPr>
         <w:t>기반</w:t>
@@ -1920,7 +2012,7 @@
       <w:r>
         <w:rPr>
           <w:rFonts w:eastAsia="맑은 고딕"/>
-          <w:color w:val="22282E"/>
+          <w:color w:val="1F364D"/>
           <w:sz w:val="21"/>
         </w:rPr>
         <w:t xml:space="preserve"> 1위.</w:t>
@@ -1930,11 +2022,14 @@
       <w:pPr>
         <w:spacing w:after="60" w:line="324" w:lineRule="auto"/>
         <w:ind w:left="320"/>
+        <w:rPr>
+          <w:color w:val="1F364D"/>
+        </w:rPr>
       </w:pPr>
       <w:r>
         <w:rPr>
           <w:rFonts w:eastAsia="맑은 고딕"/>
-          <w:color w:val="0E7C86"/>
+          <w:color w:val="1F364D"/>
           <w:sz w:val="21"/>
         </w:rPr>
         <w:t xml:space="preserve">•  </w:t>
@@ -1943,7 +2038,7 @@
       <w:r>
         <w:rPr>
           <w:rFonts w:eastAsia="맑은 고딕"/>
-          <w:color w:val="22282E"/>
+          <w:color w:val="1F364D"/>
           <w:sz w:val="21"/>
         </w:rPr>
         <w:t>일본계</w:t>
@@ -1952,7 +2047,7 @@
       <w:r>
         <w:rPr>
           <w:rFonts w:eastAsia="맑은 고딕"/>
-          <w:color w:val="22282E"/>
+          <w:color w:val="1F364D"/>
           <w:sz w:val="21"/>
         </w:rPr>
         <w:t xml:space="preserve"> EPC(JGC · Chiyoda · Toyo)·Owner </w:t>
@@ -1961,7 +2056,7 @@
       <w:r>
         <w:rPr>
           <w:rFonts w:eastAsia="맑은 고딕"/>
-          <w:color w:val="22282E"/>
+          <w:color w:val="1F364D"/>
           <w:sz w:val="21"/>
         </w:rPr>
         <w:t>PJT에서는</w:t>
@@ -1970,7 +2065,7 @@
       <w:r>
         <w:rPr>
           <w:rFonts w:eastAsia="맑은 고딕"/>
-          <w:color w:val="22282E"/>
+          <w:color w:val="1F364D"/>
           <w:sz w:val="21"/>
         </w:rPr>
         <w:t xml:space="preserve"> </w:t>
@@ -1979,7 +2074,7 @@
       <w:r>
         <w:rPr>
           <w:rFonts w:eastAsia="맑은 고딕"/>
-          <w:color w:val="22282E"/>
+          <w:color w:val="1F364D"/>
           <w:sz w:val="21"/>
         </w:rPr>
         <w:t>Yokogawa가</w:t>
@@ -1988,7 +2083,7 @@
       <w:r>
         <w:rPr>
           <w:rFonts w:eastAsia="맑은 고딕"/>
-          <w:color w:val="22282E"/>
+          <w:color w:val="1F364D"/>
           <w:sz w:val="21"/>
         </w:rPr>
         <w:t xml:space="preserve"> </w:t>
@@ -1997,7 +2092,7 @@
       <w:r>
         <w:rPr>
           <w:rFonts w:eastAsia="맑은 고딕"/>
-          <w:color w:val="22282E"/>
+          <w:color w:val="1F364D"/>
           <w:sz w:val="21"/>
         </w:rPr>
         <w:t>사실상</w:t>
@@ -2006,7 +2101,7 @@
       <w:r>
         <w:rPr>
           <w:rFonts w:eastAsia="맑은 고딕"/>
-          <w:color w:val="22282E"/>
+          <w:color w:val="1F364D"/>
           <w:sz w:val="21"/>
         </w:rPr>
         <w:t xml:space="preserve"> </w:t>
@@ -2015,7 +2110,7 @@
       <w:r>
         <w:rPr>
           <w:rFonts w:eastAsia="맑은 고딕"/>
-          <w:color w:val="22282E"/>
+          <w:color w:val="1F364D"/>
           <w:sz w:val="21"/>
         </w:rPr>
         <w:t>기본값</w:t>
@@ -2024,7 +2119,7 @@
       <w:r>
         <w:rPr>
           <w:rFonts w:eastAsia="맑은 고딕"/>
-          <w:color w:val="22282E"/>
+          <w:color w:val="1F364D"/>
           <w:sz w:val="21"/>
         </w:rPr>
         <w:t>.</w:t>
@@ -2034,12 +2129,15 @@
       <w:pPr>
         <w:keepNext/>
         <w:spacing w:before="240" w:after="60"/>
+        <w:rPr>
+          <w:color w:val="1F364D"/>
+        </w:rPr>
       </w:pPr>
       <w:r>
         <w:rPr>
           <w:rFonts w:eastAsia="맑은 고딕"/>
           <w:b/>
-          <w:color w:val="0E7C86"/>
+          <w:color w:val="1F364D"/>
           <w:sz w:val="24"/>
         </w:rPr>
         <w:t xml:space="preserve">▌ </w:t>
@@ -2131,7 +2229,7 @@
         <w:tc>
           <w:tcPr>
             <w:tcW w:w="3118" w:type="dxa"/>
-            <w:shd w:val="clear" w:color="auto" w:fill="1F364D"/>
+            <w:shd w:val="clear" w:color="auto" w:fill="EAF1F4"/>
             <w:tcMar>
               <w:top w:w="60" w:type="dxa"/>
               <w:left w:w="110" w:type="dxa"/>
@@ -2144,12 +2242,15 @@
             <w:pPr>
               <w:spacing w:after="0"/>
               <w:jc w:val="center"/>
+              <w:rPr>
+                <w:color w:val="1F364D"/>
+              </w:rPr>
             </w:pPr>
             <w:r>
               <w:rPr>
                 <w:rFonts w:eastAsia="맑은 고딕"/>
                 <w:b/>
-                <w:color w:val="FFFFFF"/>
+                <w:color w:val="1F364D"/>
                 <w:sz w:val="20"/>
               </w:rPr>
               <w:t>Vendor</w:t>
@@ -2159,7 +2260,7 @@
         <w:tc>
           <w:tcPr>
             <w:tcW w:w="2268" w:type="dxa"/>
-            <w:shd w:val="clear" w:color="auto" w:fill="1F364D"/>
+            <w:shd w:val="clear" w:color="auto" w:fill="EAF1F4"/>
             <w:tcMar>
               <w:top w:w="60" w:type="dxa"/>
               <w:left w:w="110" w:type="dxa"/>
@@ -2172,12 +2273,15 @@
             <w:pPr>
               <w:spacing w:after="0"/>
               <w:jc w:val="center"/>
+              <w:rPr>
+                <w:color w:val="1F364D"/>
+              </w:rPr>
             </w:pPr>
             <w:r>
               <w:rPr>
                 <w:rFonts w:eastAsia="맑은 고딕"/>
                 <w:b/>
-                <w:color w:val="FFFFFF"/>
+                <w:color w:val="1F364D"/>
                 <w:sz w:val="20"/>
               </w:rPr>
               <w:t xml:space="preserve">2024 </w:t>
@@ -2187,7 +2291,7 @@
               <w:rPr>
                 <w:rFonts w:eastAsia="맑은 고딕"/>
                 <w:b/>
-                <w:color w:val="FFFFFF"/>
+                <w:color w:val="1F364D"/>
                 <w:sz w:val="20"/>
               </w:rPr>
               <w:t>점유율</w:t>
@@ -2198,7 +2302,7 @@
         <w:tc>
           <w:tcPr>
             <w:tcW w:w="2268" w:type="dxa"/>
-            <w:shd w:val="clear" w:color="auto" w:fill="1F364D"/>
+            <w:shd w:val="clear" w:color="auto" w:fill="EAF1F4"/>
             <w:tcMar>
               <w:top w:w="60" w:type="dxa"/>
               <w:left w:w="110" w:type="dxa"/>
@@ -2211,13 +2315,16 @@
             <w:pPr>
               <w:spacing w:after="0"/>
               <w:jc w:val="center"/>
+              <w:rPr>
+                <w:color w:val="1F364D"/>
+              </w:rPr>
             </w:pPr>
             <w:proofErr w:type="spellStart"/>
             <w:r>
               <w:rPr>
                 <w:rFonts w:eastAsia="맑은 고딕"/>
                 <w:b/>
-                <w:color w:val="FFFFFF"/>
+                <w:color w:val="1F364D"/>
                 <w:sz w:val="20"/>
               </w:rPr>
               <w:t>구분</w:t>
@@ -2244,12 +2351,15 @@
           <w:p>
             <w:pPr>
               <w:spacing w:after="0" w:line="300" w:lineRule="auto"/>
+              <w:rPr>
+                <w:color w:val="1F364D"/>
+              </w:rPr>
             </w:pPr>
             <w:proofErr w:type="spellStart"/>
             <w:r>
               <w:rPr>
                 <w:rFonts w:eastAsia="맑은 고딕"/>
-                <w:color w:val="22282E"/>
+                <w:color w:val="1F364D"/>
                 <w:sz w:val="19"/>
               </w:rPr>
               <w:t>Supcon</w:t>
@@ -2258,7 +2368,7 @@
             <w:r>
               <w:rPr>
                 <w:rFonts w:eastAsia="맑은 고딕"/>
-                <w:color w:val="22282E"/>
+                <w:color w:val="1F364D"/>
                 <w:sz w:val="19"/>
               </w:rPr>
               <w:t xml:space="preserve"> (</w:t>
@@ -2267,7 +2377,7 @@
             <w:r>
               <w:rPr>
                 <w:rFonts w:eastAsia="맑은 고딕"/>
-                <w:color w:val="22282E"/>
+                <w:color w:val="1F364D"/>
                 <w:sz w:val="19"/>
               </w:rPr>
               <w:t>中控</w:t>
@@ -2276,7 +2386,7 @@
             <w:r>
               <w:rPr>
                 <w:rFonts w:eastAsia="맑은 고딕"/>
-                <w:color w:val="22282E"/>
+                <w:color w:val="1F364D"/>
                 <w:sz w:val="19"/>
               </w:rPr>
               <w:t>)</w:t>
@@ -2298,11 +2408,14 @@
             <w:pPr>
               <w:spacing w:after="0" w:line="300" w:lineRule="auto"/>
               <w:jc w:val="center"/>
+              <w:rPr>
+                <w:color w:val="1F364D"/>
+              </w:rPr>
             </w:pPr>
             <w:r>
               <w:rPr>
                 <w:rFonts w:eastAsia="맑은 고딕"/>
-                <w:color w:val="22282E"/>
+                <w:color w:val="1F364D"/>
                 <w:sz w:val="19"/>
               </w:rPr>
               <w:t>40.4%</w:t>
@@ -2324,12 +2437,15 @@
             <w:pPr>
               <w:spacing w:after="0" w:line="300" w:lineRule="auto"/>
               <w:jc w:val="center"/>
+              <w:rPr>
+                <w:color w:val="1F364D"/>
+              </w:rPr>
             </w:pPr>
             <w:proofErr w:type="spellStart"/>
             <w:r>
               <w:rPr>
                 <w:rFonts w:eastAsia="맑은 고딕"/>
-                <w:color w:val="22282E"/>
+                <w:color w:val="1F364D"/>
                 <w:sz w:val="19"/>
               </w:rPr>
               <w:t>로컬</w:t>
@@ -2338,7 +2454,7 @@
             <w:r>
               <w:rPr>
                 <w:rFonts w:eastAsia="맑은 고딕"/>
-                <w:color w:val="22282E"/>
+                <w:color w:val="1F364D"/>
                 <w:sz w:val="19"/>
               </w:rPr>
               <w:t xml:space="preserve"> </w:t>
@@ -2365,12 +2481,15 @@
           <w:p>
             <w:pPr>
               <w:spacing w:after="0" w:line="300" w:lineRule="auto"/>
+              <w:rPr>
+                <w:color w:val="1F364D"/>
+              </w:rPr>
             </w:pPr>
             <w:proofErr w:type="spellStart"/>
             <w:r>
               <w:rPr>
                 <w:rFonts w:eastAsia="맑은 고딕"/>
-                <w:color w:val="22282E"/>
+                <w:color w:val="1F364D"/>
                 <w:sz w:val="19"/>
               </w:rPr>
               <w:t>Hollysys</w:t>
@@ -2379,7 +2498,7 @@
             <w:r>
               <w:rPr>
                 <w:rFonts w:eastAsia="맑은 고딕"/>
-                <w:color w:val="22282E"/>
+                <w:color w:val="1F364D"/>
                 <w:sz w:val="19"/>
               </w:rPr>
               <w:t xml:space="preserve"> (</w:t>
@@ -2388,7 +2507,7 @@
             <w:r>
               <w:rPr>
                 <w:rFonts w:eastAsia="맑은 고딕"/>
-                <w:color w:val="22282E"/>
+                <w:color w:val="1F364D"/>
                 <w:sz w:val="19"/>
               </w:rPr>
               <w:t>和利时</w:t>
@@ -2397,7 +2516,7 @@
             <w:r>
               <w:rPr>
                 <w:rFonts w:eastAsia="맑은 고딕"/>
-                <w:color w:val="22282E"/>
+                <w:color w:val="1F364D"/>
                 <w:sz w:val="19"/>
               </w:rPr>
               <w:t>)</w:t>
@@ -2420,11 +2539,14 @@
             <w:pPr>
               <w:spacing w:after="0" w:line="300" w:lineRule="auto"/>
               <w:jc w:val="center"/>
+              <w:rPr>
+                <w:color w:val="1F364D"/>
+              </w:rPr>
             </w:pPr>
             <w:r>
               <w:rPr>
                 <w:rFonts w:eastAsia="맑은 고딕"/>
-                <w:color w:val="22282E"/>
+                <w:color w:val="1F364D"/>
                 <w:sz w:val="19"/>
               </w:rPr>
               <w:t>17.2%</w:t>
@@ -2447,12 +2569,15 @@
             <w:pPr>
               <w:spacing w:after="0" w:line="300" w:lineRule="auto"/>
               <w:jc w:val="center"/>
+              <w:rPr>
+                <w:color w:val="1F364D"/>
+              </w:rPr>
             </w:pPr>
             <w:proofErr w:type="spellStart"/>
             <w:r>
               <w:rPr>
                 <w:rFonts w:eastAsia="맑은 고딕"/>
-                <w:color w:val="22282E"/>
+                <w:color w:val="1F364D"/>
                 <w:sz w:val="19"/>
               </w:rPr>
               <w:t>로컬</w:t>
@@ -2461,7 +2586,7 @@
             <w:r>
               <w:rPr>
                 <w:rFonts w:eastAsia="맑은 고딕"/>
-                <w:color w:val="22282E"/>
+                <w:color w:val="1F364D"/>
                 <w:sz w:val="19"/>
               </w:rPr>
               <w:t xml:space="preserve"> </w:t>
@@ -2487,11 +2612,14 @@
           <w:p>
             <w:pPr>
               <w:spacing w:after="0" w:line="300" w:lineRule="auto"/>
+              <w:rPr>
+                <w:color w:val="1F364D"/>
+              </w:rPr>
             </w:pPr>
             <w:r>
               <w:rPr>
                 <w:rFonts w:eastAsia="맑은 고딕"/>
-                <w:color w:val="22282E"/>
+                <w:color w:val="1F364D"/>
                 <w:sz w:val="19"/>
               </w:rPr>
               <w:t>Emerson</w:t>
@@ -2513,11 +2641,14 @@
             <w:pPr>
               <w:spacing w:after="0" w:line="300" w:lineRule="auto"/>
               <w:jc w:val="center"/>
+              <w:rPr>
+                <w:color w:val="1F364D"/>
+              </w:rPr>
             </w:pPr>
             <w:r>
               <w:rPr>
                 <w:rFonts w:eastAsia="맑은 고딕"/>
-                <w:color w:val="22282E"/>
+                <w:color w:val="1F364D"/>
                 <w:sz w:val="19"/>
               </w:rPr>
               <w:t>9.8%</w:t>
@@ -2539,12 +2670,15 @@
             <w:pPr>
               <w:spacing w:after="0" w:line="300" w:lineRule="auto"/>
               <w:jc w:val="center"/>
+              <w:rPr>
+                <w:color w:val="1F364D"/>
+              </w:rPr>
             </w:pPr>
             <w:proofErr w:type="spellStart"/>
             <w:r>
               <w:rPr>
                 <w:rFonts w:eastAsia="맑은 고딕"/>
-                <w:color w:val="22282E"/>
+                <w:color w:val="1F364D"/>
                 <w:sz w:val="19"/>
               </w:rPr>
               <w:t>글로벌</w:t>
@@ -2572,11 +2706,14 @@
           <w:p>
             <w:pPr>
               <w:spacing w:after="0" w:line="300" w:lineRule="auto"/>
+              <w:rPr>
+                <w:color w:val="1F364D"/>
+              </w:rPr>
             </w:pPr>
             <w:r>
               <w:rPr>
                 <w:rFonts w:eastAsia="맑은 고딕"/>
-                <w:color w:val="22282E"/>
+                <w:color w:val="1F364D"/>
                 <w:sz w:val="19"/>
               </w:rPr>
               <w:t>Yokogawa</w:t>
@@ -2599,11 +2736,14 @@
             <w:pPr>
               <w:spacing w:after="0" w:line="300" w:lineRule="auto"/>
               <w:jc w:val="center"/>
+              <w:rPr>
+                <w:color w:val="1F364D"/>
+              </w:rPr>
             </w:pPr>
             <w:r>
               <w:rPr>
                 <w:rFonts w:eastAsia="맑은 고딕"/>
-                <w:color w:val="22282E"/>
+                <w:color w:val="1F364D"/>
                 <w:sz w:val="19"/>
               </w:rPr>
               <w:t>5.6%</w:t>
@@ -2626,12 +2766,15 @@
             <w:pPr>
               <w:spacing w:after="0" w:line="300" w:lineRule="auto"/>
               <w:jc w:val="center"/>
+              <w:rPr>
+                <w:color w:val="1F364D"/>
+              </w:rPr>
             </w:pPr>
             <w:proofErr w:type="spellStart"/>
             <w:r>
               <w:rPr>
                 <w:rFonts w:eastAsia="맑은 고딕"/>
-                <w:color w:val="22282E"/>
+                <w:color w:val="1F364D"/>
                 <w:sz w:val="19"/>
               </w:rPr>
               <w:t>글로벌</w:t>
@@ -2658,11 +2801,14 @@
           <w:p>
             <w:pPr>
               <w:spacing w:after="0" w:line="300" w:lineRule="auto"/>
+              <w:rPr>
+                <w:color w:val="1F364D"/>
+              </w:rPr>
             </w:pPr>
             <w:r>
               <w:rPr>
                 <w:rFonts w:eastAsia="맑은 고딕"/>
-                <w:color w:val="22282E"/>
+                <w:color w:val="1F364D"/>
                 <w:sz w:val="19"/>
               </w:rPr>
               <w:t>Siemens</w:t>
@@ -2684,11 +2830,14 @@
             <w:pPr>
               <w:spacing w:after="0" w:line="300" w:lineRule="auto"/>
               <w:jc w:val="center"/>
+              <w:rPr>
+                <w:color w:val="1F364D"/>
+              </w:rPr>
             </w:pPr>
             <w:r>
               <w:rPr>
                 <w:rFonts w:eastAsia="맑은 고딕"/>
-                <w:color w:val="22282E"/>
+                <w:color w:val="1F364D"/>
                 <w:sz w:val="19"/>
               </w:rPr>
               <w:t>5.5%</w:t>
@@ -2710,12 +2859,15 @@
             <w:pPr>
               <w:spacing w:after="0" w:line="300" w:lineRule="auto"/>
               <w:jc w:val="center"/>
+              <w:rPr>
+                <w:color w:val="1F364D"/>
+              </w:rPr>
             </w:pPr>
             <w:proofErr w:type="spellStart"/>
             <w:r>
               <w:rPr>
                 <w:rFonts w:eastAsia="맑은 고딕"/>
-                <w:color w:val="22282E"/>
+                <w:color w:val="1F364D"/>
                 <w:sz w:val="19"/>
               </w:rPr>
               <w:t>글로벌</w:t>
@@ -2743,11 +2895,14 @@
           <w:p>
             <w:pPr>
               <w:spacing w:after="0" w:line="300" w:lineRule="auto"/>
+              <w:rPr>
+                <w:color w:val="1F364D"/>
+              </w:rPr>
             </w:pPr>
             <w:r>
               <w:rPr>
                 <w:rFonts w:eastAsia="맑은 고딕"/>
-                <w:color w:val="22282E"/>
+                <w:color w:val="1F364D"/>
                 <w:sz w:val="19"/>
               </w:rPr>
               <w:t>ABB</w:t>
@@ -2770,11 +2925,14 @@
             <w:pPr>
               <w:spacing w:after="0" w:line="300" w:lineRule="auto"/>
               <w:jc w:val="center"/>
+              <w:rPr>
+                <w:color w:val="1F364D"/>
+              </w:rPr>
             </w:pPr>
             <w:r>
               <w:rPr>
                 <w:rFonts w:eastAsia="맑은 고딕"/>
-                <w:color w:val="22282E"/>
+                <w:color w:val="1F364D"/>
                 <w:sz w:val="19"/>
               </w:rPr>
               <w:t>4.5%</w:t>
@@ -2797,12 +2955,15 @@
             <w:pPr>
               <w:spacing w:after="0" w:line="300" w:lineRule="auto"/>
               <w:jc w:val="center"/>
+              <w:rPr>
+                <w:color w:val="1F364D"/>
+              </w:rPr>
             </w:pPr>
             <w:proofErr w:type="spellStart"/>
             <w:r>
               <w:rPr>
                 <w:rFonts w:eastAsia="맑은 고딕"/>
-                <w:color w:val="22282E"/>
+                <w:color w:val="1F364D"/>
                 <w:sz w:val="19"/>
               </w:rPr>
               <w:t>글로벌</w:t>
@@ -2829,11 +2990,14 @@
           <w:p>
             <w:pPr>
               <w:spacing w:after="0" w:line="300" w:lineRule="auto"/>
+              <w:rPr>
+                <w:color w:val="1F364D"/>
+              </w:rPr>
             </w:pPr>
             <w:r>
               <w:rPr>
                 <w:rFonts w:eastAsia="맑은 고딕"/>
-                <w:color w:val="22282E"/>
+                <w:color w:val="1F364D"/>
                 <w:sz w:val="19"/>
               </w:rPr>
               <w:t>Honeywell</w:t>
@@ -2855,11 +3019,14 @@
             <w:pPr>
               <w:spacing w:after="0" w:line="300" w:lineRule="auto"/>
               <w:jc w:val="center"/>
+              <w:rPr>
+                <w:color w:val="1F364D"/>
+              </w:rPr>
             </w:pPr>
             <w:r>
               <w:rPr>
                 <w:rFonts w:eastAsia="맑은 고딕"/>
-                <w:color w:val="22282E"/>
+                <w:color w:val="1F364D"/>
                 <w:sz w:val="19"/>
               </w:rPr>
               <w:t>4.2%</w:t>
@@ -2881,12 +3048,15 @@
             <w:pPr>
               <w:spacing w:after="0" w:line="300" w:lineRule="auto"/>
               <w:jc w:val="center"/>
+              <w:rPr>
+                <w:color w:val="1F364D"/>
+              </w:rPr>
             </w:pPr>
             <w:proofErr w:type="spellStart"/>
             <w:r>
               <w:rPr>
                 <w:rFonts w:eastAsia="맑은 고딕"/>
-                <w:color w:val="22282E"/>
+                <w:color w:val="1F364D"/>
                 <w:sz w:val="19"/>
               </w:rPr>
               <w:t>글로벌</w:t>
@@ -2914,11 +3084,14 @@
           <w:p>
             <w:pPr>
               <w:spacing w:after="0" w:line="300" w:lineRule="auto"/>
+              <w:rPr>
+                <w:color w:val="1F364D"/>
+              </w:rPr>
             </w:pPr>
             <w:r>
               <w:rPr>
                 <w:rFonts w:eastAsia="맑은 고딕"/>
-                <w:color w:val="22282E"/>
+                <w:color w:val="1F364D"/>
                 <w:sz w:val="19"/>
               </w:rPr>
               <w:t>Others</w:t>
@@ -2941,11 +3114,14 @@
             <w:pPr>
               <w:spacing w:after="0" w:line="300" w:lineRule="auto"/>
               <w:jc w:val="center"/>
+              <w:rPr>
+                <w:color w:val="1F364D"/>
+              </w:rPr>
             </w:pPr>
             <w:r>
               <w:rPr>
                 <w:rFonts w:eastAsia="맑은 고딕"/>
-                <w:color w:val="22282E"/>
+                <w:color w:val="1F364D"/>
                 <w:sz w:val="19"/>
               </w:rPr>
               <w:t>17.1%</w:t>
@@ -2968,11 +3144,14 @@
             <w:pPr>
               <w:spacing w:after="0" w:line="300" w:lineRule="auto"/>
               <w:jc w:val="center"/>
+              <w:rPr>
+                <w:color w:val="1F364D"/>
+              </w:rPr>
             </w:pPr>
             <w:r>
               <w:rPr>
                 <w:rFonts w:eastAsia="맑은 고딕"/>
-                <w:color w:val="22282E"/>
+                <w:color w:val="1F364D"/>
                 <w:sz w:val="19"/>
               </w:rPr>
               <w:t>—</w:t>
@@ -2984,6 +3163,9 @@
     <w:p>
       <w:pPr>
         <w:spacing w:after="40"/>
+        <w:rPr>
+          <w:color w:val="1F364D"/>
+        </w:rPr>
       </w:pPr>
     </w:p>
     <w:p>
@@ -2992,12 +3174,13 @@
         <w:ind w:left="320"/>
         <w:rPr>
           <w:lang w:eastAsia="ko-KR"/>
+          <w:color w:val="1F364D"/>
         </w:rPr>
       </w:pPr>
       <w:r>
         <w:rPr>
           <w:rFonts w:eastAsia="맑은 고딕"/>
-          <w:color w:val="0E7C86"/>
+          <w:color w:val="1F364D"/>
           <w:sz w:val="21"/>
           <w:lang w:eastAsia="ko-KR"/>
         </w:rPr>
@@ -3006,7 +3189,7 @@
       <w:r>
         <w:rPr>
           <w:rFonts w:eastAsia="맑은 고딕"/>
-          <w:color w:val="22282E"/>
+          <w:color w:val="1F364D"/>
           <w:sz w:val="21"/>
           <w:lang w:eastAsia="ko-KR"/>
         </w:rPr>
@@ -3016,7 +3199,7 @@
       <w:r>
         <w:rPr>
           <w:rFonts w:eastAsia="맑은 고딕"/>
-          <w:color w:val="22282E"/>
+          <w:color w:val="1F364D"/>
           <w:sz w:val="21"/>
           <w:lang w:eastAsia="ko-KR"/>
         </w:rPr>
@@ -3026,7 +3209,7 @@
       <w:r>
         <w:rPr>
           <w:rFonts w:eastAsia="맑은 고딕"/>
-          <w:color w:val="22282E"/>
+          <w:color w:val="1F364D"/>
           <w:sz w:val="21"/>
           <w:lang w:eastAsia="ko-KR"/>
         </w:rPr>
@@ -3036,7 +3219,7 @@
       <w:r>
         <w:rPr>
           <w:rFonts w:eastAsia="맑은 고딕"/>
-          <w:color w:val="22282E"/>
+          <w:color w:val="1F364D"/>
           <w:sz w:val="21"/>
           <w:lang w:eastAsia="ko-KR"/>
         </w:rPr>
@@ -3046,7 +3229,7 @@
       <w:r>
         <w:rPr>
           <w:rFonts w:eastAsia="맑은 고딕"/>
-          <w:color w:val="22282E"/>
+          <w:color w:val="1F364D"/>
           <w:sz w:val="21"/>
           <w:lang w:eastAsia="ko-KR"/>
         </w:rPr>
@@ -3059,12 +3242,13 @@
         <w:ind w:left="320"/>
         <w:rPr>
           <w:lang w:eastAsia="ko-KR"/>
+          <w:color w:val="1F364D"/>
         </w:rPr>
       </w:pPr>
       <w:r>
         <w:rPr>
           <w:rFonts w:eastAsia="맑은 고딕"/>
-          <w:color w:val="0E7C86"/>
+          <w:color w:val="1F364D"/>
           <w:sz w:val="21"/>
           <w:lang w:eastAsia="ko-KR"/>
         </w:rPr>
@@ -3073,7 +3257,7 @@
       <w:r>
         <w:rPr>
           <w:rFonts w:eastAsia="맑은 고딕"/>
-          <w:color w:val="22282E"/>
+          <w:color w:val="1F364D"/>
           <w:sz w:val="21"/>
           <w:lang w:eastAsia="ko-KR"/>
         </w:rPr>
@@ -3083,7 +3267,7 @@
       <w:r>
         <w:rPr>
           <w:rFonts w:eastAsia="맑은 고딕"/>
-          <w:color w:val="22282E"/>
+          <w:color w:val="1F364D"/>
           <w:sz w:val="21"/>
           <w:lang w:eastAsia="ko-KR"/>
         </w:rPr>
@@ -3093,7 +3277,7 @@
       <w:r>
         <w:rPr>
           <w:rFonts w:eastAsia="맑은 고딕"/>
-          <w:color w:val="22282E"/>
+          <w:color w:val="1F364D"/>
           <w:sz w:val="21"/>
           <w:lang w:eastAsia="ko-KR"/>
         </w:rPr>
@@ -3103,7 +3287,7 @@
       <w:r>
         <w:rPr>
           <w:rFonts w:eastAsia="맑은 고딕"/>
-          <w:color w:val="22282E"/>
+          <w:color w:val="1F364D"/>
           <w:sz w:val="21"/>
           <w:lang w:eastAsia="ko-KR"/>
         </w:rPr>
@@ -3113,7 +3297,7 @@
       <w:r>
         <w:rPr>
           <w:rFonts w:eastAsia="맑은 고딕"/>
-          <w:color w:val="22282E"/>
+          <w:color w:val="1F364D"/>
           <w:sz w:val="21"/>
           <w:lang w:eastAsia="ko-KR"/>
         </w:rPr>
@@ -3124,12 +3308,15 @@
       <w:pPr>
         <w:keepNext/>
         <w:spacing w:before="240" w:after="60"/>
+        <w:rPr>
+          <w:color w:val="1F364D"/>
+        </w:rPr>
       </w:pPr>
       <w:r>
         <w:rPr>
           <w:rFonts w:eastAsia="맑은 고딕"/>
           <w:b/>
-          <w:color w:val="0E7C86"/>
+          <w:color w:val="1F364D"/>
           <w:sz w:val="24"/>
         </w:rPr>
         <w:lastRenderedPageBreak/>
@@ -3171,12 +3358,13 @@
         <w:ind w:left="320"/>
         <w:rPr>
           <w:lang w:eastAsia="ko-KR"/>
+          <w:color w:val="1F364D"/>
         </w:rPr>
       </w:pPr>
       <w:r>
         <w:rPr>
           <w:rFonts w:eastAsia="맑은 고딕"/>
-          <w:color w:val="0E7C86"/>
+          <w:color w:val="1F364D"/>
           <w:sz w:val="21"/>
         </w:rPr>
         <w:t xml:space="preserve">•  </w:t>
@@ -3204,7 +3392,7 @@
       <w:r>
         <w:rPr>
           <w:rFonts w:eastAsia="맑은 고딕"/>
-          <w:color w:val="22282E"/>
+          <w:color w:val="1F364D"/>
           <w:sz w:val="21"/>
         </w:rPr>
         <w:t xml:space="preserve">Honeywell · Yokogawa · Emerson 3강 </w:t>
@@ -3216,12 +3404,13 @@
         <w:ind w:left="320"/>
         <w:rPr>
           <w:lang w:eastAsia="ko-KR"/>
+          <w:color w:val="1F364D"/>
         </w:rPr>
       </w:pPr>
       <w:r>
         <w:rPr>
           <w:rFonts w:eastAsia="맑은 고딕"/>
-          <w:color w:val="0E7C86"/>
+          <w:color w:val="1F364D"/>
           <w:sz w:val="21"/>
           <w:lang w:eastAsia="ko-KR"/>
         </w:rPr>
@@ -3230,7 +3419,7 @@
       <w:r>
         <w:rPr>
           <w:rFonts w:eastAsia="맑은 고딕"/>
-          <w:color w:val="22282E"/>
+          <w:color w:val="1F364D"/>
           <w:sz w:val="21"/>
           <w:lang w:eastAsia="ko-KR"/>
         </w:rPr>
@@ -3243,12 +3432,13 @@
         <w:ind w:left="320"/>
         <w:rPr>
           <w:lang w:eastAsia="ko-KR"/>
+          <w:color w:val="1F364D"/>
         </w:rPr>
       </w:pPr>
       <w:r>
         <w:rPr>
           <w:rFonts w:eastAsia="맑은 고딕"/>
-          <w:color w:val="0E7C86"/>
+          <w:color w:val="1F364D"/>
           <w:sz w:val="21"/>
           <w:lang w:eastAsia="ko-KR"/>
         </w:rPr>
@@ -3257,7 +3447,7 @@
       <w:r>
         <w:rPr>
           <w:rFonts w:eastAsia="맑은 고딕"/>
-          <w:color w:val="22282E"/>
+          <w:color w:val="1F364D"/>
           <w:sz w:val="21"/>
           <w:lang w:eastAsia="ko-KR"/>
         </w:rPr>
@@ -3270,13 +3460,14 @@
         <w:spacing w:before="240" w:after="60"/>
         <w:rPr>
           <w:lang w:eastAsia="ko-KR"/>
+          <w:color w:val="1F364D"/>
         </w:rPr>
       </w:pPr>
       <w:r>
         <w:rPr>
           <w:rFonts w:eastAsia="맑은 고딕"/>
           <w:b/>
-          <w:color w:val="0E7C86"/>
+          <w:color w:val="1F364D"/>
           <w:sz w:val="24"/>
           <w:lang w:eastAsia="ko-KR"/>
         </w:rPr>
@@ -3299,12 +3490,13 @@
         <w:ind w:left="320"/>
         <w:rPr>
           <w:lang w:eastAsia="ko-KR"/>
+          <w:color w:val="1F364D"/>
         </w:rPr>
       </w:pPr>
       <w:r>
         <w:rPr>
           <w:rFonts w:eastAsia="맑은 고딕"/>
-          <w:color w:val="0E7C86"/>
+          <w:color w:val="1F364D"/>
           <w:sz w:val="21"/>
           <w:lang w:eastAsia="ko-KR"/>
         </w:rPr>
@@ -3313,7 +3505,7 @@
       <w:r>
         <w:rPr>
           <w:rFonts w:eastAsia="맑은 고딕"/>
-          <w:color w:val="22282E"/>
+          <w:color w:val="1F364D"/>
           <w:sz w:val="21"/>
           <w:lang w:eastAsia="ko-KR"/>
         </w:rPr>
@@ -3326,12 +3518,13 @@
         <w:ind w:left="320"/>
         <w:rPr>
           <w:lang w:eastAsia="ko-KR"/>
+          <w:color w:val="1F364D"/>
         </w:rPr>
       </w:pPr>
       <w:r>
         <w:rPr>
           <w:rFonts w:eastAsia="맑은 고딕"/>
-          <w:color w:val="0E7C86"/>
+          <w:color w:val="1F364D"/>
           <w:sz w:val="21"/>
           <w:lang w:eastAsia="ko-KR"/>
         </w:rPr>
@@ -3340,7 +3533,7 @@
       <w:r>
         <w:rPr>
           <w:rFonts w:eastAsia="맑은 고딕"/>
-          <w:color w:val="22282E"/>
+          <w:color w:val="1F364D"/>
           <w:sz w:val="21"/>
           <w:lang w:eastAsia="ko-KR"/>
         </w:rPr>
@@ -3353,12 +3546,13 @@
         <w:ind w:left="320"/>
         <w:rPr>
           <w:lang w:eastAsia="ko-KR"/>
+          <w:color w:val="1F364D"/>
         </w:rPr>
       </w:pPr>
       <w:r>
         <w:rPr>
           <w:rFonts w:eastAsia="맑은 고딕"/>
-          <w:color w:val="0E7C86"/>
+          <w:color w:val="1F364D"/>
           <w:sz w:val="21"/>
           <w:lang w:eastAsia="ko-KR"/>
         </w:rPr>
@@ -3367,7 +3561,7 @@
       <w:r>
         <w:rPr>
           <w:rFonts w:eastAsia="맑은 고딕"/>
-          <w:color w:val="22282E"/>
+          <w:color w:val="1F364D"/>
           <w:sz w:val="21"/>
           <w:lang w:eastAsia="ko-KR"/>
         </w:rPr>
@@ -3380,13 +3574,14 @@
         <w:spacing w:before="240" w:after="60"/>
         <w:rPr>
           <w:lang w:eastAsia="ko-KR"/>
+          <w:color w:val="1F364D"/>
         </w:rPr>
       </w:pPr>
       <w:r>
         <w:rPr>
           <w:rFonts w:eastAsia="맑은 고딕"/>
           <w:b/>
-          <w:color w:val="0E7C86"/>
+          <w:color w:val="1F364D"/>
           <w:sz w:val="24"/>
           <w:lang w:eastAsia="ko-KR"/>
         </w:rPr>
@@ -3409,12 +3604,13 @@
         <w:ind w:left="320"/>
         <w:rPr>
           <w:lang w:eastAsia="ko-KR"/>
+          <w:color w:val="1F364D"/>
         </w:rPr>
       </w:pPr>
       <w:r>
         <w:rPr>
           <w:rFonts w:eastAsia="맑은 고딕"/>
-          <w:color w:val="0E7C86"/>
+          <w:color w:val="1F364D"/>
           <w:sz w:val="21"/>
           <w:lang w:eastAsia="ko-KR"/>
         </w:rPr>
@@ -3423,7 +3619,7 @@
       <w:r>
         <w:rPr>
           <w:rFonts w:eastAsia="맑은 고딕"/>
-          <w:color w:val="22282E"/>
+          <w:color w:val="1F364D"/>
           <w:sz w:val="21"/>
           <w:lang w:eastAsia="ko-KR"/>
         </w:rPr>
@@ -3436,12 +3632,13 @@
         <w:ind w:left="320"/>
         <w:rPr>
           <w:lang w:eastAsia="ko-KR"/>
+          <w:color w:val="1F364D"/>
         </w:rPr>
       </w:pPr>
       <w:r>
         <w:rPr>
           <w:rFonts w:eastAsia="맑은 고딕"/>
-          <w:color w:val="0E7C86"/>
+          <w:color w:val="1F364D"/>
           <w:sz w:val="21"/>
           <w:lang w:eastAsia="ko-KR"/>
         </w:rPr>
@@ -3450,7 +3647,7 @@
       <w:r>
         <w:rPr>
           <w:rFonts w:eastAsia="맑은 고딕"/>
-          <w:color w:val="22282E"/>
+          <w:color w:val="1F364D"/>
           <w:sz w:val="21"/>
           <w:lang w:eastAsia="ko-KR"/>
         </w:rPr>
@@ -3462,6 +3659,7 @@
         <w:spacing w:after="80"/>
         <w:rPr>
           <w:lang w:eastAsia="ko-KR"/>
+          <w:color w:val="1F364D"/>
         </w:rPr>
       </w:pPr>
     </w:p>
@@ -3469,12 +3667,15 @@
       <w:pPr>
         <w:keepNext/>
         <w:spacing w:before="240" w:after="60"/>
+        <w:rPr>
+          <w:color w:val="1F364D"/>
+        </w:rPr>
       </w:pPr>
       <w:r>
         <w:rPr>
           <w:rFonts w:eastAsia="맑은 고딕"/>
           <w:b/>
-          <w:color w:val="0E7C86"/>
+          <w:color w:val="1F364D"/>
           <w:sz w:val="24"/>
         </w:rPr>
         <w:t xml:space="preserve">▌ </w:t>
@@ -3558,7 +3759,7 @@
         <w:tc>
           <w:tcPr>
             <w:tcW w:w="2041" w:type="dxa"/>
-            <w:shd w:val="clear" w:color="auto" w:fill="1F364D"/>
+            <w:shd w:val="clear" w:color="auto" w:fill="EAF1F4"/>
             <w:tcMar>
               <w:top w:w="60" w:type="dxa"/>
               <w:left w:w="110" w:type="dxa"/>
@@ -3571,13 +3772,16 @@
             <w:pPr>
               <w:spacing w:after="0"/>
               <w:jc w:val="center"/>
+              <w:rPr>
+                <w:color w:val="1F364D"/>
+              </w:rPr>
             </w:pPr>
             <w:proofErr w:type="spellStart"/>
             <w:r>
               <w:rPr>
                 <w:rFonts w:eastAsia="맑은 고딕"/>
                 <w:b/>
-                <w:color w:val="FFFFFF"/>
+                <w:color w:val="1F364D"/>
                 <w:sz w:val="20"/>
               </w:rPr>
               <w:t>국가</w:t>
@@ -3587,7 +3791,7 @@
               <w:rPr>
                 <w:rFonts w:eastAsia="맑은 고딕"/>
                 <w:b/>
-                <w:color w:val="FFFFFF"/>
+                <w:color w:val="1F364D"/>
                 <w:sz w:val="20"/>
               </w:rPr>
               <w:t>/</w:t>
@@ -3597,7 +3801,7 @@
               <w:rPr>
                 <w:rFonts w:eastAsia="맑은 고딕"/>
                 <w:b/>
-                <w:color w:val="FFFFFF"/>
+                <w:color w:val="1F364D"/>
                 <w:sz w:val="20"/>
               </w:rPr>
               <w:t>지역</w:t>
@@ -3608,7 +3812,7 @@
         <w:tc>
           <w:tcPr>
             <w:tcW w:w="2268" w:type="dxa"/>
-            <w:shd w:val="clear" w:color="auto" w:fill="1F364D"/>
+            <w:shd w:val="clear" w:color="auto" w:fill="EAF1F4"/>
             <w:tcMar>
               <w:top w:w="60" w:type="dxa"/>
               <w:left w:w="110" w:type="dxa"/>
@@ -3621,12 +3825,15 @@
             <w:pPr>
               <w:spacing w:after="0"/>
               <w:jc w:val="center"/>
+              <w:rPr>
+                <w:color w:val="1F364D"/>
+              </w:rPr>
             </w:pPr>
             <w:r>
               <w:rPr>
                 <w:rFonts w:eastAsia="맑은 고딕"/>
                 <w:b/>
-                <w:color w:val="FFFFFF"/>
+                <w:color w:val="1F364D"/>
                 <w:sz w:val="20"/>
               </w:rPr>
               <w:t>1순위</w:t>
@@ -3636,7 +3843,7 @@
         <w:tc>
           <w:tcPr>
             <w:tcW w:w="2041" w:type="dxa"/>
-            <w:shd w:val="clear" w:color="auto" w:fill="1F364D"/>
+            <w:shd w:val="clear" w:color="auto" w:fill="EAF1F4"/>
             <w:tcMar>
               <w:top w:w="60" w:type="dxa"/>
               <w:left w:w="110" w:type="dxa"/>
@@ -3649,12 +3856,15 @@
             <w:pPr>
               <w:spacing w:after="0"/>
               <w:jc w:val="center"/>
+              <w:rPr>
+                <w:color w:val="1F364D"/>
+              </w:rPr>
             </w:pPr>
             <w:r>
               <w:rPr>
                 <w:rFonts w:eastAsia="맑은 고딕"/>
                 <w:b/>
-                <w:color w:val="FFFFFF"/>
+                <w:color w:val="1F364D"/>
                 <w:sz w:val="20"/>
               </w:rPr>
               <w:t>2순위</w:t>
@@ -3664,7 +3874,7 @@
         <w:tc>
           <w:tcPr>
             <w:tcW w:w="3005" w:type="dxa"/>
-            <w:shd w:val="clear" w:color="auto" w:fill="1F364D"/>
+            <w:shd w:val="clear" w:color="auto" w:fill="EAF1F4"/>
             <w:tcMar>
               <w:top w:w="60" w:type="dxa"/>
               <w:left w:w="110" w:type="dxa"/>
@@ -3677,13 +3887,16 @@
             <w:pPr>
               <w:spacing w:after="0"/>
               <w:jc w:val="center"/>
+              <w:rPr>
+                <w:color w:val="1F364D"/>
+              </w:rPr>
             </w:pPr>
             <w:proofErr w:type="spellStart"/>
             <w:r>
               <w:rPr>
                 <w:rFonts w:eastAsia="맑은 고딕"/>
                 <w:b/>
-                <w:color w:val="FFFFFF"/>
+                <w:color w:val="1F364D"/>
                 <w:sz w:val="20"/>
               </w:rPr>
               <w:t>결정</w:t>
@@ -3693,7 +3906,7 @@
               <w:rPr>
                 <w:rFonts w:eastAsia="맑은 고딕"/>
                 <w:b/>
-                <w:color w:val="FFFFFF"/>
+                <w:color w:val="1F364D"/>
                 <w:sz w:val="20"/>
               </w:rPr>
               <w:t xml:space="preserve"> </w:t>
@@ -3703,7 +3916,7 @@
               <w:rPr>
                 <w:rFonts w:eastAsia="맑은 고딕"/>
                 <w:b/>
-                <w:color w:val="FFFFFF"/>
+                <w:color w:val="1F364D"/>
                 <w:sz w:val="20"/>
               </w:rPr>
               <w:t>요인</w:t>
@@ -3730,12 +3943,15 @@
           <w:p>
             <w:pPr>
               <w:spacing w:after="0" w:line="300" w:lineRule="auto"/>
+              <w:rPr>
+                <w:color w:val="1F364D"/>
+              </w:rPr>
             </w:pPr>
             <w:proofErr w:type="spellStart"/>
             <w:r>
               <w:rPr>
                 <w:rFonts w:eastAsia="맑은 고딕"/>
-                <w:color w:val="22282E"/>
+                <w:color w:val="1F364D"/>
                 <w:sz w:val="19"/>
               </w:rPr>
               <w:t>북미</w:t>
@@ -3757,11 +3973,14 @@
           <w:p>
             <w:pPr>
               <w:spacing w:after="0" w:line="300" w:lineRule="auto"/>
+              <w:rPr>
+                <w:color w:val="1F364D"/>
+              </w:rPr>
             </w:pPr>
             <w:r>
               <w:rPr>
                 <w:rFonts w:eastAsia="맑은 고딕"/>
-                <w:color w:val="22282E"/>
+                <w:color w:val="1F364D"/>
                 <w:sz w:val="19"/>
               </w:rPr>
               <w:t>Emerson</w:t>
@@ -3782,11 +4001,14 @@
           <w:p>
             <w:pPr>
               <w:spacing w:after="0" w:line="300" w:lineRule="auto"/>
+              <w:rPr>
+                <w:color w:val="1F364D"/>
+              </w:rPr>
             </w:pPr>
             <w:r>
               <w:rPr>
                 <w:rFonts w:eastAsia="맑은 고딕"/>
-                <w:color w:val="22282E"/>
+                <w:color w:val="1F364D"/>
                 <w:sz w:val="19"/>
               </w:rPr>
               <w:t>Honeywell</w:t>
@@ -3807,12 +4029,15 @@
           <w:p>
             <w:pPr>
               <w:spacing w:after="0" w:line="300" w:lineRule="auto"/>
+              <w:rPr>
+                <w:color w:val="1F364D"/>
+              </w:rPr>
             </w:pPr>
             <w:proofErr w:type="spellStart"/>
             <w:r>
               <w:rPr>
                 <w:rFonts w:eastAsia="맑은 고딕"/>
-                <w:color w:val="22282E"/>
+                <w:color w:val="1F364D"/>
                 <w:sz w:val="19"/>
               </w:rPr>
               <w:t>현지</w:t>
@@ -3821,7 +4046,7 @@
             <w:r>
               <w:rPr>
                 <w:rFonts w:eastAsia="맑은 고딕"/>
-                <w:color w:val="22282E"/>
+                <w:color w:val="1F364D"/>
                 <w:sz w:val="19"/>
               </w:rPr>
               <w:t xml:space="preserve"> </w:t>
@@ -3830,7 +4055,7 @@
             <w:r>
               <w:rPr>
                 <w:rFonts w:eastAsia="맑은 고딕"/>
-                <w:color w:val="22282E"/>
+                <w:color w:val="1F364D"/>
                 <w:sz w:val="19"/>
               </w:rPr>
               <w:t>지원망</w:t>
@@ -3858,12 +4083,15 @@
           <w:p>
             <w:pPr>
               <w:spacing w:after="0" w:line="300" w:lineRule="auto"/>
+              <w:rPr>
+                <w:color w:val="1F364D"/>
+              </w:rPr>
             </w:pPr>
             <w:proofErr w:type="spellStart"/>
             <w:r>
               <w:rPr>
                 <w:rFonts w:eastAsia="맑은 고딕"/>
-                <w:color w:val="22282E"/>
+                <w:color w:val="1F364D"/>
                 <w:sz w:val="19"/>
               </w:rPr>
               <w:t>일본</w:t>
@@ -3872,7 +4100,7 @@
             <w:r>
               <w:rPr>
                 <w:rFonts w:eastAsia="맑은 고딕"/>
-                <w:color w:val="22282E"/>
+                <w:color w:val="1F364D"/>
                 <w:sz w:val="19"/>
               </w:rPr>
               <w:t xml:space="preserve"> / </w:t>
@@ -3881,7 +4109,7 @@
             <w:r>
               <w:rPr>
                 <w:rFonts w:eastAsia="맑은 고딕"/>
-                <w:color w:val="22282E"/>
+                <w:color w:val="1F364D"/>
                 <w:sz w:val="19"/>
               </w:rPr>
               <w:t>동아시아</w:t>
@@ -3904,11 +4132,14 @@
           <w:p>
             <w:pPr>
               <w:spacing w:after="0" w:line="300" w:lineRule="auto"/>
+              <w:rPr>
+                <w:color w:val="1F364D"/>
+              </w:rPr>
             </w:pPr>
             <w:r>
               <w:rPr>
                 <w:rFonts w:eastAsia="맑은 고딕"/>
-                <w:color w:val="22282E"/>
+                <w:color w:val="1F364D"/>
                 <w:sz w:val="19"/>
               </w:rPr>
               <w:t>Yokogawa</w:t>
@@ -3930,11 +4161,14 @@
           <w:p>
             <w:pPr>
               <w:spacing w:after="0" w:line="300" w:lineRule="auto"/>
+              <w:rPr>
+                <w:color w:val="1F364D"/>
+              </w:rPr>
             </w:pPr>
             <w:r>
               <w:rPr>
                 <w:rFonts w:eastAsia="맑은 고딕"/>
-                <w:color w:val="22282E"/>
+                <w:color w:val="1F364D"/>
                 <w:sz w:val="19"/>
               </w:rPr>
               <w:t>—</w:t>
@@ -3956,11 +4190,14 @@
           <w:p>
             <w:pPr>
               <w:spacing w:after="0" w:line="300" w:lineRule="auto"/>
+              <w:rPr>
+                <w:color w:val="1F364D"/>
+              </w:rPr>
             </w:pPr>
             <w:r>
               <w:rPr>
                 <w:rFonts w:eastAsia="맑은 고딕"/>
-                <w:color w:val="22282E"/>
+                <w:color w:val="1F364D"/>
                 <w:sz w:val="19"/>
               </w:rPr>
               <w:t xml:space="preserve">MTBF · </w:t>
@@ -3969,7 +4206,7 @@
             <w:r>
               <w:rPr>
                 <w:rFonts w:eastAsia="맑은 고딕"/>
-                <w:color w:val="22282E"/>
+                <w:color w:val="1F364D"/>
                 <w:sz w:val="19"/>
               </w:rPr>
               <w:t>신뢰성</w:t>
@@ -3996,12 +4233,15 @@
           <w:p>
             <w:pPr>
               <w:spacing w:after="0" w:line="300" w:lineRule="auto"/>
+              <w:rPr>
+                <w:color w:val="1F364D"/>
+              </w:rPr>
             </w:pPr>
             <w:proofErr w:type="spellStart"/>
             <w:r>
               <w:rPr>
                 <w:rFonts w:eastAsia="맑은 고딕"/>
-                <w:color w:val="22282E"/>
+                <w:color w:val="1F364D"/>
                 <w:sz w:val="19"/>
               </w:rPr>
               <w:t>중국</w:t>
@@ -4023,12 +4263,15 @@
           <w:p>
             <w:pPr>
               <w:spacing w:after="0" w:line="300" w:lineRule="auto"/>
+              <w:rPr>
+                <w:color w:val="1F364D"/>
+              </w:rPr>
             </w:pPr>
             <w:proofErr w:type="spellStart"/>
             <w:r>
               <w:rPr>
                 <w:rFonts w:eastAsia="맑은 고딕"/>
-                <w:color w:val="22282E"/>
+                <w:color w:val="1F364D"/>
                 <w:sz w:val="19"/>
               </w:rPr>
               <w:t>Supcon</w:t>
@@ -4037,7 +4280,7 @@
             <w:r>
               <w:rPr>
                 <w:rFonts w:eastAsia="맑은 고딕"/>
-                <w:color w:val="22282E"/>
+                <w:color w:val="1F364D"/>
                 <w:sz w:val="19"/>
               </w:rPr>
               <w:t xml:space="preserve"> (40.4%)</w:t>
@@ -4058,12 +4301,15 @@
           <w:p>
             <w:pPr>
               <w:spacing w:after="0" w:line="300" w:lineRule="auto"/>
+              <w:rPr>
+                <w:color w:val="1F364D"/>
+              </w:rPr>
             </w:pPr>
             <w:proofErr w:type="spellStart"/>
             <w:r>
               <w:rPr>
                 <w:rFonts w:eastAsia="맑은 고딕"/>
-                <w:color w:val="22282E"/>
+                <w:color w:val="1F364D"/>
                 <w:sz w:val="19"/>
               </w:rPr>
               <w:t>Hollysys</w:t>
@@ -4072,7 +4318,7 @@
             <w:r>
               <w:rPr>
                 <w:rFonts w:eastAsia="맑은 고딕"/>
-                <w:color w:val="22282E"/>
+                <w:color w:val="1F364D"/>
                 <w:sz w:val="19"/>
               </w:rPr>
               <w:t xml:space="preserve"> (17.2%)</w:t>
@@ -4093,12 +4339,15 @@
           <w:p>
             <w:pPr>
               <w:spacing w:after="0" w:line="300" w:lineRule="auto"/>
+              <w:rPr>
+                <w:color w:val="1F364D"/>
+              </w:rPr>
             </w:pPr>
             <w:proofErr w:type="spellStart"/>
             <w:r>
               <w:rPr>
                 <w:rFonts w:eastAsia="맑은 고딕"/>
-                <w:color w:val="22282E"/>
+                <w:color w:val="1F364D"/>
                 <w:sz w:val="19"/>
               </w:rPr>
               <w:t>로컬</w:t>
@@ -4107,7 +4356,7 @@
             <w:r>
               <w:rPr>
                 <w:rFonts w:eastAsia="맑은 고딕"/>
-                <w:color w:val="22282E"/>
+                <w:color w:val="1F364D"/>
                 <w:sz w:val="19"/>
               </w:rPr>
               <w:t xml:space="preserve"> · </w:t>
@@ -4116,7 +4365,7 @@
             <w:r>
               <w:rPr>
                 <w:rFonts w:eastAsia="맑은 고딕"/>
-                <w:color w:val="22282E"/>
+                <w:color w:val="1F364D"/>
                 <w:sz w:val="19"/>
               </w:rPr>
               <w:t>가격</w:t>
@@ -4144,12 +4393,15 @@
           <w:p>
             <w:pPr>
               <w:spacing w:after="0" w:line="300" w:lineRule="auto"/>
+              <w:rPr>
+                <w:color w:val="1F364D"/>
+              </w:rPr>
             </w:pPr>
             <w:proofErr w:type="spellStart"/>
             <w:r>
               <w:rPr>
                 <w:rFonts w:eastAsia="맑은 고딕"/>
-                <w:color w:val="22282E"/>
+                <w:color w:val="1F364D"/>
                 <w:sz w:val="19"/>
               </w:rPr>
               <w:t>중동</w:t>
@@ -4158,7 +4410,7 @@
             <w:r>
               <w:rPr>
                 <w:rFonts w:eastAsia="맑은 고딕"/>
-                <w:color w:val="22282E"/>
+                <w:color w:val="1F364D"/>
                 <w:sz w:val="19"/>
               </w:rPr>
               <w:t xml:space="preserve"> </w:t>
@@ -4180,11 +4432,14 @@
           <w:p>
             <w:pPr>
               <w:spacing w:after="0" w:line="300" w:lineRule="auto"/>
+              <w:rPr>
+                <w:color w:val="1F364D"/>
+              </w:rPr>
             </w:pPr>
             <w:r>
               <w:rPr>
                 <w:rFonts w:eastAsia="맑은 고딕"/>
-                <w:color w:val="22282E"/>
+                <w:color w:val="1F364D"/>
                 <w:sz w:val="19"/>
               </w:rPr>
               <w:t>Honeywell / Yokogawa</w:t>
@@ -4206,11 +4461,14 @@
           <w:p>
             <w:pPr>
               <w:spacing w:after="0" w:line="300" w:lineRule="auto"/>
+              <w:rPr>
+                <w:color w:val="1F364D"/>
+              </w:rPr>
             </w:pPr>
             <w:r>
               <w:rPr>
                 <w:rFonts w:eastAsia="맑은 고딕"/>
-                <w:color w:val="22282E"/>
+                <w:color w:val="1F364D"/>
                 <w:sz w:val="19"/>
               </w:rPr>
               <w:t>Emerson</w:t>
@@ -4235,12 +4493,13 @@
               <w:rPr>
                 <w:rFonts w:hint="eastAsia"/>
                 <w:lang w:eastAsia="ko-KR"/>
+                <w:color w:val="1F364D"/>
               </w:rPr>
             </w:pPr>
             <w:r>
               <w:rPr>
                 <w:rFonts w:eastAsia="맑은 고딕"/>
-                <w:color w:val="22282E"/>
+                <w:color w:val="1F364D"/>
                 <w:sz w:val="19"/>
                 <w:lang w:eastAsia="ko-KR"/>
               </w:rPr>
@@ -4249,7 +4508,7 @@
             <w:r>
               <w:rPr>
                 <w:rFonts w:eastAsia="맑은 고딕" w:hint="eastAsia"/>
-                <w:color w:val="22282E"/>
+                <w:color w:val="1F364D"/>
                 <w:sz w:val="19"/>
                 <w:lang w:eastAsia="ko-KR"/>
               </w:rPr>
@@ -4276,11 +4535,14 @@
           <w:p>
             <w:pPr>
               <w:spacing w:after="0" w:line="300" w:lineRule="auto"/>
+              <w:rPr>
+                <w:color w:val="1F364D"/>
+              </w:rPr>
             </w:pPr>
             <w:r>
               <w:rPr>
                 <w:rFonts w:eastAsia="맑은 고딕"/>
-                <w:color w:val="22282E"/>
+                <w:color w:val="1F364D"/>
                 <w:sz w:val="19"/>
               </w:rPr>
               <w:t>러시아 / CIS</w:t>
@@ -4301,12 +4563,15 @@
           <w:p>
             <w:pPr>
               <w:spacing w:after="0" w:line="300" w:lineRule="auto"/>
+              <w:rPr>
+                <w:color w:val="1F364D"/>
+              </w:rPr>
             </w:pPr>
             <w:proofErr w:type="spellStart"/>
             <w:r>
               <w:rPr>
                 <w:rFonts w:eastAsia="맑은 고딕"/>
-                <w:color w:val="22282E"/>
+                <w:color w:val="1F364D"/>
                 <w:sz w:val="19"/>
               </w:rPr>
               <w:t>로컬</w:t>
@@ -4315,7 +4580,7 @@
             <w:r>
               <w:rPr>
                 <w:rFonts w:eastAsia="맑은 고딕"/>
-                <w:color w:val="22282E"/>
+                <w:color w:val="1F364D"/>
                 <w:sz w:val="19"/>
               </w:rPr>
               <w:t xml:space="preserve"> · </w:t>
@@ -4324,7 +4589,7 @@
             <w:r>
               <w:rPr>
                 <w:rFonts w:eastAsia="맑은 고딕"/>
-                <w:color w:val="22282E"/>
+                <w:color w:val="1F364D"/>
                 <w:sz w:val="19"/>
               </w:rPr>
               <w:t>중국</w:t>
@@ -4346,6 +4611,9 @@
           <w:p>
             <w:pPr>
               <w:spacing w:after="0" w:line="300" w:lineRule="auto"/>
+              <w:rPr>
+                <w:color w:val="1F364D"/>
+              </w:rPr>
             </w:pPr>
           </w:p>
         </w:tc>
@@ -4363,11 +4631,14 @@
           <w:p>
             <w:pPr>
               <w:spacing w:after="0" w:line="300" w:lineRule="auto"/>
+              <w:rPr>
+                <w:color w:val="1F364D"/>
+              </w:rPr>
             </w:pPr>
             <w:r>
               <w:rPr>
                 <w:rFonts w:eastAsia="맑은 고딕"/>
-                <w:color w:val="22282E"/>
+                <w:color w:val="1F364D"/>
                 <w:sz w:val="19"/>
               </w:rPr>
               <w:t xml:space="preserve">GOST · </w:t>
@@ -4376,7 +4647,7 @@
             <w:r>
               <w:rPr>
                 <w:rFonts w:eastAsia="맑은 고딕"/>
-                <w:color w:val="22282E"/>
+                <w:color w:val="1F364D"/>
                 <w:sz w:val="19"/>
               </w:rPr>
               <w:t>제재</w:t>
@@ -4404,12 +4675,15 @@
           <w:p>
             <w:pPr>
               <w:spacing w:after="0" w:line="300" w:lineRule="auto"/>
+              <w:rPr>
+                <w:color w:val="1F364D"/>
+              </w:rPr>
             </w:pPr>
             <w:proofErr w:type="spellStart"/>
             <w:r>
               <w:rPr>
                 <w:rFonts w:eastAsia="맑은 고딕"/>
-                <w:color w:val="22282E"/>
+                <w:color w:val="1F364D"/>
                 <w:sz w:val="19"/>
               </w:rPr>
               <w:t>유럽</w:t>
@@ -4432,11 +4706,14 @@
           <w:p>
             <w:pPr>
               <w:spacing w:after="0" w:line="300" w:lineRule="auto"/>
+              <w:rPr>
+                <w:color w:val="1F364D"/>
+              </w:rPr>
             </w:pPr>
             <w:r>
               <w:rPr>
                 <w:rFonts w:eastAsia="맑은 고딕"/>
-                <w:color w:val="22282E"/>
+                <w:color w:val="1F364D"/>
                 <w:sz w:val="19"/>
               </w:rPr>
               <w:t>Siemens</w:t>
@@ -4458,11 +4735,14 @@
           <w:p>
             <w:pPr>
               <w:spacing w:after="0" w:line="300" w:lineRule="auto"/>
+              <w:rPr>
+                <w:color w:val="1F364D"/>
+              </w:rPr>
             </w:pPr>
             <w:r>
               <w:rPr>
                 <w:rFonts w:eastAsia="맑은 고딕"/>
-                <w:color w:val="22282E"/>
+                <w:color w:val="1F364D"/>
                 <w:sz w:val="19"/>
               </w:rPr>
               <w:t>ABB</w:t>
@@ -4484,12 +4764,15 @@
           <w:p>
             <w:pPr>
               <w:spacing w:after="0" w:line="300" w:lineRule="auto"/>
+              <w:rPr>
+                <w:color w:val="1F364D"/>
+              </w:rPr>
             </w:pPr>
             <w:proofErr w:type="spellStart"/>
             <w:r>
               <w:rPr>
                 <w:rFonts w:eastAsia="맑은 고딕"/>
-                <w:color w:val="22282E"/>
+                <w:color w:val="1F364D"/>
                 <w:sz w:val="19"/>
               </w:rPr>
               <w:t>현지</w:t>
@@ -4498,7 +4781,7 @@
             <w:r>
               <w:rPr>
                 <w:rFonts w:eastAsia="맑은 고딕"/>
-                <w:color w:val="22282E"/>
+                <w:color w:val="1F364D"/>
                 <w:sz w:val="19"/>
               </w:rPr>
               <w:t xml:space="preserve"> · </w:t>
@@ -4507,7 +4790,7 @@
             <w:r>
               <w:rPr>
                 <w:rFonts w:eastAsia="맑은 고딕"/>
-                <w:color w:val="22282E"/>
+                <w:color w:val="1F364D"/>
                 <w:sz w:val="19"/>
               </w:rPr>
               <w:t>표준</w:t>
@@ -4520,6 +4803,9 @@
     <w:p>
       <w:pPr>
         <w:spacing w:after="80"/>
+        <w:rPr>
+          <w:color w:val="1F364D"/>
+        </w:rPr>
       </w:pPr>
     </w:p>
     <w:p>
@@ -4529,13 +4815,14 @@
         <w:rPr>
           <w:rFonts w:eastAsia="맑은 고딕"/>
           <w:lang w:eastAsia="ko-KR"/>
+          <w:color w:val="1F364D"/>
         </w:rPr>
       </w:pPr>
       <w:r>
         <w:rPr>
           <w:rFonts w:eastAsia="맑은 고딕"/>
           <w:b/>
-          <w:color w:val="0E7C86"/>
+          <w:color w:val="1F364D"/>
           <w:sz w:val="30"/>
           <w:lang w:eastAsia="ko-KR"/>
         </w:rPr>
@@ -4557,12 +4844,15 @@
       <w:pPr>
         <w:keepNext/>
         <w:spacing w:before="240" w:after="60"/>
+        <w:rPr>
+          <w:color w:val="1F364D"/>
+        </w:rPr>
       </w:pPr>
       <w:r>
         <w:rPr>
           <w:rFonts w:eastAsia="맑은 고딕"/>
           <w:b/>
-          <w:color w:val="0E7C86"/>
+          <w:color w:val="1F364D"/>
           <w:sz w:val="24"/>
         </w:rPr>
         <w:t xml:space="preserve">▌ </w:t>
@@ -4601,11 +4891,14 @@
       <w:pPr>
         <w:spacing w:after="60" w:line="324" w:lineRule="auto"/>
         <w:ind w:left="320"/>
+        <w:rPr>
+          <w:color w:val="1F364D"/>
+        </w:rPr>
       </w:pPr>
       <w:r>
         <w:rPr>
           <w:rFonts w:eastAsia="맑은 고딕"/>
-          <w:color w:val="0E7C86"/>
+          <w:color w:val="1F364D"/>
           <w:sz w:val="21"/>
         </w:rPr>
         <w:t xml:space="preserve">•  </w:t>
@@ -4633,7 +4926,7 @@
       <w:r>
         <w:rPr>
           <w:rFonts w:eastAsia="맑은 고딕"/>
-          <w:color w:val="22282E"/>
+          <w:color w:val="1F364D"/>
           <w:sz w:val="21"/>
         </w:rPr>
         <w:t xml:space="preserve">Aramco </w:t>
@@ -4642,7 +4935,7 @@
       <w:r>
         <w:rPr>
           <w:rFonts w:eastAsia="맑은 고딕"/>
-          <w:color w:val="22282E"/>
+          <w:color w:val="1F364D"/>
           <w:sz w:val="21"/>
         </w:rPr>
         <w:t>계열</w:t>
@@ -4651,7 +4944,7 @@
       <w:r>
         <w:rPr>
           <w:rFonts w:eastAsia="맑은 고딕"/>
-          <w:color w:val="22282E"/>
+          <w:color w:val="1F364D"/>
           <w:sz w:val="21"/>
         </w:rPr>
         <w:t xml:space="preserve"> — Honeywell(Experion)이 </w:t>
@@ -4660,7 +4953,7 @@
       <w:r>
         <w:rPr>
           <w:rFonts w:eastAsia="맑은 고딕"/>
-          <w:color w:val="22282E"/>
+          <w:color w:val="1F364D"/>
           <w:sz w:val="21"/>
         </w:rPr>
         <w:t>최대</w:t>
@@ -4669,7 +4962,7 @@
       <w:r>
         <w:rPr>
           <w:rFonts w:eastAsia="맑은 고딕"/>
-          <w:color w:val="22282E"/>
+          <w:color w:val="1F364D"/>
           <w:sz w:val="21"/>
         </w:rPr>
         <w:t xml:space="preserve"> </w:t>
@@ -4678,7 +4971,7 @@
       <w:r>
         <w:rPr>
           <w:rFonts w:eastAsia="맑은 고딕"/>
-          <w:color w:val="22282E"/>
+          <w:color w:val="1F364D"/>
           <w:sz w:val="21"/>
         </w:rPr>
         <w:t>설치기반</w:t>
@@ -4687,7 +4980,7 @@
       <w:r>
         <w:rPr>
           <w:rFonts w:eastAsia="맑은 고딕"/>
-          <w:color w:val="22282E"/>
+          <w:color w:val="1F364D"/>
           <w:sz w:val="21"/>
         </w:rPr>
         <w:t xml:space="preserve">, </w:t>
@@ -4696,7 +4989,7 @@
       <w:r>
         <w:rPr>
           <w:rFonts w:eastAsia="맑은 고딕"/>
-          <w:color w:val="22282E"/>
+          <w:color w:val="1F364D"/>
           <w:sz w:val="21"/>
         </w:rPr>
         <w:t>정유</w:t>
@@ -4705,7 +4998,7 @@
       <w:r>
         <w:rPr>
           <w:rFonts w:eastAsia="맑은 고딕"/>
-          <w:color w:val="22282E"/>
+          <w:color w:val="1F364D"/>
           <w:sz w:val="21"/>
         </w:rPr>
         <w:t xml:space="preserve"> </w:t>
@@ -4714,7 +5007,7 @@
       <w:r>
         <w:rPr>
           <w:rFonts w:eastAsia="맑은 고딕"/>
-          <w:color w:val="22282E"/>
+          <w:color w:val="1F364D"/>
           <w:sz w:val="21"/>
         </w:rPr>
         <w:t>부문은</w:t>
@@ -4723,7 +5016,7 @@
       <w:r>
         <w:rPr>
           <w:rFonts w:eastAsia="맑은 고딕"/>
-          <w:color w:val="22282E"/>
+          <w:color w:val="1F364D"/>
           <w:sz w:val="21"/>
         </w:rPr>
         <w:t xml:space="preserve"> Yokogawa(CENTUM)도 </w:t>
@@ -4732,7 +5025,7 @@
       <w:r>
         <w:rPr>
           <w:rFonts w:eastAsia="맑은 고딕"/>
-          <w:color w:val="22282E"/>
+          <w:color w:val="1F364D"/>
           <w:sz w:val="21"/>
         </w:rPr>
         <w:t>강세</w:t>
@@ -4741,7 +5034,7 @@
       <w:r>
         <w:rPr>
           <w:rFonts w:eastAsia="맑은 고딕"/>
-          <w:color w:val="22282E"/>
+          <w:color w:val="1F364D"/>
           <w:sz w:val="21"/>
         </w:rPr>
         <w:t xml:space="preserve"> / SABIC </w:t>
@@ -4750,7 +5043,7 @@
       <w:r>
         <w:rPr>
           <w:rFonts w:eastAsia="맑은 고딕"/>
-          <w:color w:val="22282E"/>
+          <w:color w:val="1F364D"/>
           <w:sz w:val="21"/>
         </w:rPr>
         <w:t>계열</w:t>
@@ -4759,7 +5052,7 @@
       <w:r>
         <w:rPr>
           <w:rFonts w:eastAsia="맑은 고딕"/>
-          <w:color w:val="22282E"/>
+          <w:color w:val="1F364D"/>
           <w:sz w:val="21"/>
         </w:rPr>
         <w:t xml:space="preserve"> — Yokogawa를 Preferred </w:t>
@@ -4768,7 +5061,7 @@
       <w:r>
         <w:rPr>
           <w:rFonts w:eastAsia="맑은 고딕"/>
-          <w:color w:val="22282E"/>
+          <w:color w:val="1F364D"/>
           <w:sz w:val="21"/>
         </w:rPr>
         <w:t>Supplier로</w:t>
@@ -4777,7 +5070,7 @@
       <w:r>
         <w:rPr>
           <w:rFonts w:eastAsia="맑은 고딕"/>
-          <w:color w:val="22282E"/>
+          <w:color w:val="1F364D"/>
           <w:sz w:val="21"/>
         </w:rPr>
         <w:t xml:space="preserve"> </w:t>
@@ -4786,7 +5079,7 @@
       <w:r>
         <w:rPr>
           <w:rFonts w:eastAsia="맑은 고딕"/>
-          <w:color w:val="22282E"/>
+          <w:color w:val="1F364D"/>
           <w:sz w:val="21"/>
         </w:rPr>
         <w:t>지정</w:t>
@@ -4795,7 +5088,7 @@
       <w:r>
         <w:rPr>
           <w:rFonts w:eastAsia="맑은 고딕"/>
-          <w:color w:val="22282E"/>
+          <w:color w:val="1F364D"/>
           <w:sz w:val="21"/>
         </w:rPr>
         <w:t xml:space="preserve">(+ Jubail </w:t>
@@ -4804,7 +5097,7 @@
       <w:r>
         <w:rPr>
           <w:rFonts w:eastAsia="맑은 고딕"/>
-          <w:color w:val="22282E"/>
+          <w:color w:val="1F364D"/>
           <w:sz w:val="21"/>
         </w:rPr>
         <w:t>단지는</w:t>
@@ -4813,7 +5106,7 @@
       <w:r>
         <w:rPr>
           <w:rFonts w:eastAsia="맑은 고딕"/>
-          <w:color w:val="22282E"/>
+          <w:color w:val="1F364D"/>
           <w:sz w:val="21"/>
         </w:rPr>
         <w:t xml:space="preserve"> Honeywell </w:t>
@@ -4822,7 +5115,7 @@
       <w:r>
         <w:rPr>
           <w:rFonts w:eastAsia="맑은 고딕"/>
-          <w:color w:val="22282E"/>
+          <w:color w:val="1F364D"/>
           <w:sz w:val="21"/>
         </w:rPr>
         <w:t>다수</w:t>
@@ -4831,7 +5124,7 @@
       <w:r>
         <w:rPr>
           <w:rFonts w:eastAsia="맑은 고딕"/>
-          <w:color w:val="22282E"/>
+          <w:color w:val="1F364D"/>
           <w:sz w:val="21"/>
         </w:rPr>
         <w:t xml:space="preserve">). </w:t>
@@ -4840,7 +5133,7 @@
       <w:r>
         <w:rPr>
           <w:rFonts w:eastAsia="맑은 고딕"/>
-          <w:color w:val="22282E"/>
+          <w:color w:val="1F364D"/>
           <w:sz w:val="21"/>
         </w:rPr>
         <w:t>ESD는</w:t>
@@ -4849,7 +5142,7 @@
       <w:r>
         <w:rPr>
           <w:rFonts w:eastAsia="맑은 고딕"/>
-          <w:color w:val="22282E"/>
+          <w:color w:val="1F364D"/>
           <w:sz w:val="21"/>
         </w:rPr>
         <w:t xml:space="preserve"> </w:t>
@@ -4858,7 +5151,7 @@
       <w:r>
         <w:rPr>
           <w:rFonts w:eastAsia="맑은 고딕"/>
-          <w:color w:val="22282E"/>
+          <w:color w:val="1F364D"/>
           <w:sz w:val="21"/>
         </w:rPr>
         <w:t>Triconex</w:t>
@@ -4867,7 +5160,7 @@
       <w:r>
         <w:rPr>
           <w:rFonts w:eastAsia="맑은 고딕"/>
-          <w:color w:val="22282E"/>
+          <w:color w:val="1F364D"/>
           <w:sz w:val="21"/>
         </w:rPr>
         <w:t xml:space="preserve">, </w:t>
@@ -4876,7 +5169,7 @@
       <w:r>
         <w:rPr>
           <w:rFonts w:eastAsia="맑은 고딕"/>
-          <w:color w:val="22282E"/>
+          <w:color w:val="1F364D"/>
           <w:sz w:val="21"/>
         </w:rPr>
         <w:t>MMS는</w:t>
@@ -4885,7 +5178,7 @@
       <w:r>
         <w:rPr>
           <w:rFonts w:eastAsia="맑은 고딕"/>
-          <w:color w:val="22282E"/>
+          <w:color w:val="1F364D"/>
           <w:sz w:val="21"/>
         </w:rPr>
         <w:t xml:space="preserve"> Bently </w:t>
@@ -4894,7 +5187,7 @@
       <w:r>
         <w:rPr>
           <w:rFonts w:eastAsia="맑은 고딕"/>
-          <w:color w:val="22282E"/>
+          <w:color w:val="1F364D"/>
           <w:sz w:val="21"/>
         </w:rPr>
         <w:t>Nevada가</w:t>
@@ -4903,7 +5196,7 @@
       <w:r>
         <w:rPr>
           <w:rFonts w:eastAsia="맑은 고딕"/>
-          <w:color w:val="22282E"/>
+          <w:color w:val="1F364D"/>
           <w:sz w:val="21"/>
         </w:rPr>
         <w:t xml:space="preserve"> </w:t>
@@ -4912,7 +5205,7 @@
       <w:r>
         <w:rPr>
           <w:rFonts w:eastAsia="맑은 고딕"/>
-          <w:color w:val="22282E"/>
+          <w:color w:val="1F364D"/>
           <w:sz w:val="21"/>
         </w:rPr>
         <w:t>사실상</w:t>
@@ -4921,7 +5214,7 @@
       <w:r>
         <w:rPr>
           <w:rFonts w:eastAsia="맑은 고딕"/>
-          <w:color w:val="22282E"/>
+          <w:color w:val="1F364D"/>
           <w:sz w:val="21"/>
         </w:rPr>
         <w:t xml:space="preserve"> </w:t>
@@ -4930,7 +5223,7 @@
       <w:r>
         <w:rPr>
           <w:rFonts w:eastAsia="맑은 고딕"/>
-          <w:color w:val="22282E"/>
+          <w:color w:val="1F364D"/>
           <w:sz w:val="21"/>
         </w:rPr>
         <w:t>표준</w:t>
@@ -4939,7 +5232,7 @@
       <w:r>
         <w:rPr>
           <w:rFonts w:eastAsia="맑은 고딕"/>
-          <w:color w:val="22282E"/>
+          <w:color w:val="1F364D"/>
           <w:sz w:val="21"/>
         </w:rPr>
         <w:t>.</w:t>
@@ -4971,7 +5264,7 @@
         <w:tc>
           <w:tcPr>
             <w:tcW w:w="3118" w:type="dxa"/>
-            <w:shd w:val="clear" w:color="auto" w:fill="1F364D"/>
+            <w:shd w:val="clear" w:color="auto" w:fill="EAF1F4"/>
             <w:tcMar>
               <w:top w:w="60" w:type="dxa"/>
               <w:left w:w="110" w:type="dxa"/>
@@ -4984,13 +5277,16 @@
             <w:pPr>
               <w:spacing w:after="0"/>
               <w:jc w:val="center"/>
+              <w:rPr>
+                <w:color w:val="1F364D"/>
+              </w:rPr>
             </w:pPr>
             <w:proofErr w:type="spellStart"/>
             <w:r>
               <w:rPr>
                 <w:rFonts w:eastAsia="맑은 고딕"/>
                 <w:b/>
-                <w:color w:val="FFFFFF"/>
+                <w:color w:val="1F364D"/>
                 <w:sz w:val="20"/>
               </w:rPr>
               <w:t>사업주</w:t>
@@ -5001,7 +5297,7 @@
         <w:tc>
           <w:tcPr>
             <w:tcW w:w="2551" w:type="dxa"/>
-            <w:shd w:val="clear" w:color="auto" w:fill="1F364D"/>
+            <w:shd w:val="clear" w:color="auto" w:fill="EAF1F4"/>
             <w:tcMar>
               <w:top w:w="60" w:type="dxa"/>
               <w:left w:w="110" w:type="dxa"/>
@@ -5014,13 +5310,16 @@
             <w:pPr>
               <w:spacing w:after="0"/>
               <w:jc w:val="center"/>
+              <w:rPr>
+                <w:color w:val="1F364D"/>
+              </w:rPr>
             </w:pPr>
             <w:proofErr w:type="spellStart"/>
             <w:r>
               <w:rPr>
                 <w:rFonts w:eastAsia="맑은 고딕"/>
                 <w:b/>
-                <w:color w:val="FFFFFF"/>
+                <w:color w:val="1F364D"/>
                 <w:sz w:val="20"/>
               </w:rPr>
               <w:t>모회사</w:t>
@@ -5030,7 +5329,7 @@
               <w:rPr>
                 <w:rFonts w:eastAsia="맑은 고딕"/>
                 <w:b/>
-                <w:color w:val="FFFFFF"/>
+                <w:color w:val="1F364D"/>
                 <w:sz w:val="20"/>
               </w:rPr>
               <w:t xml:space="preserve"> / </w:t>
@@ -5040,7 +5339,7 @@
               <w:rPr>
                 <w:rFonts w:eastAsia="맑은 고딕"/>
                 <w:b/>
-                <w:color w:val="FFFFFF"/>
+                <w:color w:val="1F364D"/>
                 <w:sz w:val="20"/>
               </w:rPr>
               <w:t>성격</w:t>
@@ -5051,7 +5350,7 @@
         <w:tc>
           <w:tcPr>
             <w:tcW w:w="3118" w:type="dxa"/>
-            <w:shd w:val="clear" w:color="auto" w:fill="1F364D"/>
+            <w:shd w:val="clear" w:color="auto" w:fill="EAF1F4"/>
             <w:tcMar>
               <w:top w:w="60" w:type="dxa"/>
               <w:left w:w="110" w:type="dxa"/>
@@ -5066,13 +5365,14 @@
               <w:jc w:val="center"/>
               <w:rPr>
                 <w:lang w:eastAsia="ko-KR"/>
+                <w:color w:val="1F364D"/>
               </w:rPr>
             </w:pPr>
             <w:r>
               <w:rPr>
                 <w:rFonts w:eastAsia="맑은 고딕"/>
                 <w:b/>
-                <w:color w:val="FFFFFF"/>
+                <w:color w:val="1F364D"/>
                 <w:sz w:val="20"/>
                 <w:lang w:eastAsia="ko-KR"/>
               </w:rPr>
@@ -5099,11 +5399,14 @@
           <w:p>
             <w:pPr>
               <w:spacing w:after="0" w:line="300" w:lineRule="auto"/>
+              <w:rPr>
+                <w:color w:val="1F364D"/>
+              </w:rPr>
             </w:pPr>
             <w:r>
               <w:rPr>
                 <w:rFonts w:eastAsia="맑은 고딕"/>
-                <w:color w:val="22282E"/>
+                <w:color w:val="1F364D"/>
                 <w:sz w:val="19"/>
               </w:rPr>
               <w:t>Al-Jubail Petrochemical (KEMYA)</w:t>
@@ -5124,11 +5427,14 @@
           <w:p>
             <w:pPr>
               <w:spacing w:after="0" w:line="300" w:lineRule="auto"/>
+              <w:rPr>
+                <w:color w:val="1F364D"/>
+              </w:rPr>
             </w:pPr>
             <w:r>
               <w:rPr>
                 <w:rFonts w:eastAsia="맑은 고딕"/>
-                <w:color w:val="22282E"/>
+                <w:color w:val="1F364D"/>
                 <w:sz w:val="19"/>
               </w:rPr>
               <w:t>SABIC + ExxonMobil JV</w:t>
@@ -5149,11 +5455,14 @@
           <w:p>
             <w:pPr>
               <w:spacing w:after="0" w:line="300" w:lineRule="auto"/>
+              <w:rPr>
+                <w:color w:val="1F364D"/>
+              </w:rPr>
             </w:pPr>
             <w:r>
               <w:rPr>
                 <w:rFonts w:eastAsia="맑은 고딕"/>
-                <w:color w:val="22282E"/>
+                <w:color w:val="1F364D"/>
                 <w:sz w:val="19"/>
               </w:rPr>
               <w:t>Yokogawa / Honeywell</w:t>
@@ -5180,11 +5489,14 @@
           <w:p>
             <w:pPr>
               <w:spacing w:after="0" w:line="300" w:lineRule="auto"/>
+              <w:rPr>
+                <w:color w:val="1F364D"/>
+              </w:rPr>
             </w:pPr>
             <w:r>
               <w:rPr>
                 <w:rFonts w:eastAsia="맑은 고딕"/>
-                <w:color w:val="22282E"/>
+                <w:color w:val="1F364D"/>
                 <w:sz w:val="19"/>
               </w:rPr>
               <w:t>Saudi Kayan Petrochemical</w:t>
@@ -5206,11 +5518,14 @@
           <w:p>
             <w:pPr>
               <w:spacing w:after="0" w:line="300" w:lineRule="auto"/>
+              <w:rPr>
+                <w:color w:val="1F364D"/>
+              </w:rPr>
             </w:pPr>
             <w:r>
               <w:rPr>
                 <w:rFonts w:eastAsia="맑은 고딕"/>
-                <w:color w:val="22282E"/>
+                <w:color w:val="1F364D"/>
                 <w:sz w:val="19"/>
               </w:rPr>
               <w:t>SABIC</w:t>
@@ -5232,11 +5547,14 @@
           <w:p>
             <w:pPr>
               <w:spacing w:after="0" w:line="300" w:lineRule="auto"/>
+              <w:rPr>
+                <w:color w:val="1F364D"/>
+              </w:rPr>
             </w:pPr>
             <w:r>
               <w:rPr>
                 <w:rFonts w:eastAsia="맑은 고딕"/>
-                <w:color w:val="22282E"/>
+                <w:color w:val="1F364D"/>
                 <w:sz w:val="19"/>
               </w:rPr>
               <w:t>Yokogawa / Honeywell</w:t>
@@ -5262,11 +5580,14 @@
           <w:p>
             <w:pPr>
               <w:spacing w:after="0" w:line="300" w:lineRule="auto"/>
+              <w:rPr>
+                <w:color w:val="1F364D"/>
+              </w:rPr>
             </w:pPr>
             <w:r>
               <w:rPr>
                 <w:rFonts w:eastAsia="맑은 고딕"/>
-                <w:color w:val="22282E"/>
+                <w:color w:val="1F364D"/>
                 <w:sz w:val="19"/>
               </w:rPr>
               <w:t xml:space="preserve">SAMAPCO (Sahara &amp; </w:t>
@@ -5275,7 +5596,7 @@
             <w:r>
               <w:rPr>
                 <w:rFonts w:eastAsia="맑은 고딕"/>
-                <w:color w:val="22282E"/>
+                <w:color w:val="1F364D"/>
                 <w:sz w:val="19"/>
               </w:rPr>
               <w:t>Ma'aden</w:t>
@@ -5284,7 +5605,7 @@
             <w:r>
               <w:rPr>
                 <w:rFonts w:eastAsia="맑은 고딕"/>
-                <w:color w:val="22282E"/>
+                <w:color w:val="1F364D"/>
                 <w:sz w:val="19"/>
               </w:rPr>
               <w:t>)</w:t>
@@ -5305,11 +5626,14 @@
           <w:p>
             <w:pPr>
               <w:spacing w:after="0" w:line="300" w:lineRule="auto"/>
+              <w:rPr>
+                <w:color w:val="1F364D"/>
+              </w:rPr>
             </w:pPr>
             <w:r>
               <w:rPr>
                 <w:rFonts w:eastAsia="맑은 고딕"/>
-                <w:color w:val="22282E"/>
+                <w:color w:val="1F364D"/>
                 <w:sz w:val="19"/>
               </w:rPr>
               <w:t xml:space="preserve">Sahara + </w:t>
@@ -5318,7 +5642,7 @@
             <w:r>
               <w:rPr>
                 <w:rFonts w:eastAsia="맑은 고딕"/>
-                <w:color w:val="22282E"/>
+                <w:color w:val="1F364D"/>
                 <w:sz w:val="19"/>
               </w:rPr>
               <w:t>Ma'aden</w:t>
@@ -5327,7 +5651,7 @@
             <w:r>
               <w:rPr>
                 <w:rFonts w:eastAsia="맑은 고딕"/>
-                <w:color w:val="22282E"/>
+                <w:color w:val="1F364D"/>
                 <w:sz w:val="19"/>
               </w:rPr>
               <w:t xml:space="preserve"> JV</w:t>
@@ -5348,11 +5672,14 @@
           <w:p>
             <w:pPr>
               <w:spacing w:after="0" w:line="300" w:lineRule="auto"/>
+              <w:rPr>
+                <w:color w:val="1F364D"/>
+              </w:rPr>
             </w:pPr>
             <w:r>
               <w:rPr>
                 <w:rFonts w:eastAsia="맑은 고딕"/>
-                <w:color w:val="22282E"/>
+                <w:color w:val="1F364D"/>
                 <w:sz w:val="19"/>
               </w:rPr>
               <w:t>Yokogawa / Honeywell</w:t>
@@ -5379,11 +5706,14 @@
           <w:p>
             <w:pPr>
               <w:spacing w:after="0" w:line="300" w:lineRule="auto"/>
+              <w:rPr>
+                <w:color w:val="1F364D"/>
+              </w:rPr>
             </w:pPr>
             <w:r>
               <w:rPr>
                 <w:rFonts w:eastAsia="맑은 고딕"/>
-                <w:color w:val="22282E"/>
+                <w:color w:val="1F364D"/>
                 <w:sz w:val="19"/>
               </w:rPr>
               <w:t>TASNEE</w:t>
@@ -5405,11 +5735,14 @@
           <w:p>
             <w:pPr>
               <w:spacing w:after="0" w:line="300" w:lineRule="auto"/>
+              <w:rPr>
+                <w:color w:val="1F364D"/>
+              </w:rPr>
             </w:pPr>
             <w:r>
               <w:rPr>
                 <w:rFonts w:eastAsia="맑은 고딕"/>
-                <w:color w:val="22282E"/>
+                <w:color w:val="1F364D"/>
                 <w:sz w:val="19"/>
               </w:rPr>
               <w:t xml:space="preserve">Saudi </w:t>
@@ -5418,7 +5751,7 @@
             <w:r>
               <w:rPr>
                 <w:rFonts w:eastAsia="맑은 고딕"/>
-                <w:color w:val="22282E"/>
+                <w:color w:val="1F364D"/>
                 <w:sz w:val="19"/>
               </w:rPr>
               <w:t>민영</w:t>
@@ -5427,7 +5760,7 @@
             <w:r>
               <w:rPr>
                 <w:rFonts w:eastAsia="맑은 고딕"/>
-                <w:color w:val="22282E"/>
+                <w:color w:val="1F364D"/>
                 <w:sz w:val="19"/>
               </w:rPr>
               <w:t xml:space="preserve"> </w:t>
@@ -5436,7 +5769,7 @@
             <w:r>
               <w:rPr>
                 <w:rFonts w:eastAsia="맑은 고딕"/>
-                <w:color w:val="22282E"/>
+                <w:color w:val="1F364D"/>
                 <w:sz w:val="19"/>
               </w:rPr>
               <w:t>석화</w:t>
@@ -5459,11 +5792,14 @@
           <w:p>
             <w:pPr>
               <w:spacing w:after="0" w:line="300" w:lineRule="auto"/>
+              <w:rPr>
+                <w:color w:val="1F364D"/>
+              </w:rPr>
             </w:pPr>
             <w:r>
               <w:rPr>
                 <w:rFonts w:eastAsia="맑은 고딕"/>
-                <w:color w:val="22282E"/>
+                <w:color w:val="1F364D"/>
                 <w:sz w:val="19"/>
               </w:rPr>
               <w:t>Honeywell / Yokogawa</w:t>
@@ -5489,12 +5825,15 @@
           <w:p>
             <w:pPr>
               <w:spacing w:after="0" w:line="300" w:lineRule="auto"/>
+              <w:rPr>
+                <w:color w:val="1F364D"/>
+              </w:rPr>
             </w:pPr>
             <w:proofErr w:type="spellStart"/>
             <w:r>
               <w:rPr>
                 <w:rFonts w:eastAsia="맑은 고딕"/>
-                <w:color w:val="22282E"/>
+                <w:color w:val="1F364D"/>
                 <w:sz w:val="19"/>
               </w:rPr>
               <w:t>PetroRabigh</w:t>
@@ -5516,11 +5855,14 @@
           <w:p>
             <w:pPr>
               <w:spacing w:after="0" w:line="300" w:lineRule="auto"/>
+              <w:rPr>
+                <w:color w:val="1F364D"/>
+              </w:rPr>
             </w:pPr>
             <w:r>
               <w:rPr>
                 <w:rFonts w:eastAsia="맑은 고딕"/>
-                <w:color w:val="22282E"/>
+                <w:color w:val="1F364D"/>
                 <w:sz w:val="19"/>
               </w:rPr>
               <w:t>Aramco + Sumitomo JV</w:t>
@@ -5541,11 +5883,14 @@
           <w:p>
             <w:pPr>
               <w:spacing w:after="0" w:line="300" w:lineRule="auto"/>
+              <w:rPr>
+                <w:color w:val="1F364D"/>
+              </w:rPr>
             </w:pPr>
             <w:r>
               <w:rPr>
                 <w:rFonts w:eastAsia="맑은 고딕"/>
-                <w:color w:val="22282E"/>
+                <w:color w:val="1F364D"/>
                 <w:sz w:val="19"/>
               </w:rPr>
               <w:t>Honeywell / Yokogawa</w:t>
@@ -5572,11 +5917,14 @@
           <w:p>
             <w:pPr>
               <w:spacing w:after="0" w:line="300" w:lineRule="auto"/>
+              <w:rPr>
+                <w:color w:val="1F364D"/>
+              </w:rPr>
             </w:pPr>
             <w:r>
               <w:rPr>
                 <w:rFonts w:eastAsia="맑은 고딕"/>
-                <w:color w:val="22282E"/>
+                <w:color w:val="1F364D"/>
                 <w:sz w:val="19"/>
               </w:rPr>
               <w:t>SADARA Chemical Co.</w:t>
@@ -5598,11 +5946,14 @@
           <w:p>
             <w:pPr>
               <w:spacing w:after="0" w:line="300" w:lineRule="auto"/>
+              <w:rPr>
+                <w:color w:val="1F364D"/>
+              </w:rPr>
             </w:pPr>
             <w:r>
               <w:rPr>
                 <w:rFonts w:eastAsia="맑은 고딕"/>
-                <w:color w:val="22282E"/>
+                <w:color w:val="1F364D"/>
                 <w:sz w:val="19"/>
               </w:rPr>
               <w:t>Aramco + Dow JV</w:t>
@@ -5626,14 +5977,14 @@
               <w:spacing w:after="0" w:line="300" w:lineRule="auto"/>
               <w:rPr>
                 <w:rFonts w:eastAsia="맑은 고딕"/>
-                <w:color w:val="22282E"/>
+                <w:color w:val="1F364D"/>
                 <w:sz w:val="19"/>
               </w:rPr>
             </w:pPr>
             <w:r>
               <w:rPr>
                 <w:rFonts w:eastAsia="맑은 고딕"/>
-                <w:color w:val="22282E"/>
+                <w:color w:val="1F364D"/>
                 <w:sz w:val="19"/>
               </w:rPr>
               <w:t xml:space="preserve">Honeywell / Yokogawa </w:t>
@@ -5642,11 +5993,14 @@
           <w:p>
             <w:pPr>
               <w:spacing w:after="0" w:line="300" w:lineRule="auto"/>
+              <w:rPr>
+                <w:color w:val="1F364D"/>
+              </w:rPr>
             </w:pPr>
             <w:r>
               <w:rPr>
                 <w:rFonts w:eastAsia="맑은 고딕"/>
-                <w:color w:val="22282E"/>
+                <w:color w:val="1F364D"/>
                 <w:sz w:val="19"/>
               </w:rPr>
               <w:t>(</w:t>
@@ -5655,7 +6009,7 @@
             <w:r>
               <w:rPr>
                 <w:rFonts w:eastAsia="맑은 고딕"/>
-                <w:color w:val="22282E"/>
+                <w:color w:val="1F364D"/>
                 <w:sz w:val="19"/>
               </w:rPr>
               <w:t>Dow는</w:t>
@@ -5664,7 +6018,7 @@
             <w:r>
               <w:rPr>
                 <w:rFonts w:eastAsia="맑은 고딕"/>
-                <w:color w:val="22282E"/>
+                <w:color w:val="1F364D"/>
                 <w:sz w:val="19"/>
               </w:rPr>
               <w:t xml:space="preserve"> Emerson </w:t>
@@ -5673,7 +6027,7 @@
             <w:r>
               <w:rPr>
                 <w:rFonts w:eastAsia="맑은 고딕"/>
-                <w:color w:val="22282E"/>
+                <w:color w:val="1F364D"/>
                 <w:sz w:val="19"/>
               </w:rPr>
               <w:t>선호</w:t>
@@ -5682,7 +6036,7 @@
             <w:r>
               <w:rPr>
                 <w:rFonts w:eastAsia="맑은 고딕"/>
-                <w:color w:val="22282E"/>
+                <w:color w:val="1F364D"/>
                 <w:sz w:val="19"/>
               </w:rPr>
               <w:t xml:space="preserve"> </w:t>
@@ -5691,7 +6045,7 @@
             <w:r>
               <w:rPr>
                 <w:rFonts w:eastAsia="맑은 고딕"/>
-                <w:color w:val="22282E"/>
+                <w:color w:val="1F364D"/>
                 <w:sz w:val="19"/>
               </w:rPr>
               <w:t>경향</w:t>
@@ -5700,7 +6054,7 @@
             <w:r>
               <w:rPr>
                 <w:rFonts w:eastAsia="맑은 고딕"/>
-                <w:color w:val="22282E"/>
+                <w:color w:val="1F364D"/>
                 <w:sz w:val="19"/>
               </w:rPr>
               <w:t>)</w:t>
@@ -5726,11 +6080,14 @@
           <w:p>
             <w:pPr>
               <w:spacing w:after="0" w:line="300" w:lineRule="auto"/>
+              <w:rPr>
+                <w:color w:val="1F364D"/>
+              </w:rPr>
             </w:pPr>
             <w:r>
               <w:rPr>
                 <w:rFonts w:eastAsia="맑은 고딕"/>
-                <w:color w:val="22282E"/>
+                <w:color w:val="1F364D"/>
                 <w:sz w:val="19"/>
               </w:rPr>
               <w:t>YASREF (Yanbu Aramco Sinopec)</w:t>
@@ -5751,11 +6108,14 @@
           <w:p>
             <w:pPr>
               <w:spacing w:after="0" w:line="300" w:lineRule="auto"/>
+              <w:rPr>
+                <w:color w:val="1F364D"/>
+              </w:rPr>
             </w:pPr>
             <w:r>
               <w:rPr>
                 <w:rFonts w:eastAsia="맑은 고딕"/>
-                <w:color w:val="22282E"/>
+                <w:color w:val="1F364D"/>
                 <w:sz w:val="19"/>
               </w:rPr>
               <w:t>Aramco + Sinopec JV</w:t>
@@ -5776,11 +6136,14 @@
           <w:p>
             <w:pPr>
               <w:spacing w:after="0" w:line="300" w:lineRule="auto"/>
+              <w:rPr>
+                <w:color w:val="1F364D"/>
+              </w:rPr>
             </w:pPr>
             <w:r>
               <w:rPr>
                 <w:rFonts w:eastAsia="맑은 고딕"/>
-                <w:color w:val="22282E"/>
+                <w:color w:val="1F364D"/>
                 <w:sz w:val="19"/>
               </w:rPr>
               <w:t>Honeywell / Yokogawa</w:t>
@@ -5807,11 +6170,14 @@
           <w:p>
             <w:pPr>
               <w:spacing w:after="0" w:line="300" w:lineRule="auto"/>
+              <w:rPr>
+                <w:color w:val="1F364D"/>
+              </w:rPr>
             </w:pPr>
             <w:r>
               <w:rPr>
                 <w:rFonts w:eastAsia="맑은 고딕"/>
-                <w:color w:val="22282E"/>
+                <w:color w:val="1F364D"/>
                 <w:sz w:val="19"/>
               </w:rPr>
               <w:t>SATORP (Aramco + TotalEnergies)</w:t>
@@ -5833,11 +6199,14 @@
           <w:p>
             <w:pPr>
               <w:spacing w:after="0" w:line="300" w:lineRule="auto"/>
+              <w:rPr>
+                <w:color w:val="1F364D"/>
+              </w:rPr>
             </w:pPr>
             <w:r>
               <w:rPr>
                 <w:rFonts w:eastAsia="맑은 고딕"/>
-                <w:color w:val="22282E"/>
+                <w:color w:val="1F364D"/>
                 <w:sz w:val="19"/>
               </w:rPr>
               <w:t>Aramco + Total JV</w:t>
@@ -5859,11 +6228,14 @@
           <w:p>
             <w:pPr>
               <w:spacing w:after="0" w:line="300" w:lineRule="auto"/>
+              <w:rPr>
+                <w:color w:val="1F364D"/>
+              </w:rPr>
             </w:pPr>
             <w:r>
               <w:rPr>
                 <w:rFonts w:eastAsia="맑은 고딕"/>
-                <w:color w:val="22282E"/>
+                <w:color w:val="1F364D"/>
                 <w:sz w:val="19"/>
               </w:rPr>
               <w:t>Honeywell / Yokogawa</w:t>
@@ -5889,11 +6261,14 @@
           <w:p>
             <w:pPr>
               <w:spacing w:after="0" w:line="300" w:lineRule="auto"/>
+              <w:rPr>
+                <w:color w:val="1F364D"/>
+              </w:rPr>
             </w:pPr>
             <w:r>
               <w:rPr>
                 <w:rFonts w:eastAsia="맑은 고딕"/>
-                <w:color w:val="22282E"/>
+                <w:color w:val="1F364D"/>
                 <w:sz w:val="19"/>
               </w:rPr>
               <w:t>Saudi Arabian Mining Co. (</w:t>
@@ -5902,7 +6277,7 @@
             <w:r>
               <w:rPr>
                 <w:rFonts w:eastAsia="맑은 고딕"/>
-                <w:color w:val="22282E"/>
+                <w:color w:val="1F364D"/>
                 <w:sz w:val="19"/>
               </w:rPr>
               <w:t>Ma'aden</w:t>
@@ -5911,7 +6286,7 @@
             <w:r>
               <w:rPr>
                 <w:rFonts w:eastAsia="맑은 고딕"/>
-                <w:color w:val="22282E"/>
+                <w:color w:val="1F364D"/>
                 <w:sz w:val="19"/>
               </w:rPr>
               <w:t>)</w:t>
@@ -5932,12 +6307,15 @@
           <w:p>
             <w:pPr>
               <w:spacing w:after="0" w:line="300" w:lineRule="auto"/>
+              <w:rPr>
+                <w:color w:val="1F364D"/>
+              </w:rPr>
             </w:pPr>
             <w:proofErr w:type="spellStart"/>
             <w:r>
               <w:rPr>
                 <w:rFonts w:eastAsia="맑은 고딕"/>
-                <w:color w:val="22282E"/>
+                <w:color w:val="1F364D"/>
                 <w:sz w:val="19"/>
               </w:rPr>
               <w:t>광물·인산</w:t>
@@ -5946,7 +6324,7 @@
             <w:r>
               <w:rPr>
                 <w:rFonts w:eastAsia="맑은 고딕"/>
-                <w:color w:val="22282E"/>
+                <w:color w:val="1F364D"/>
                 <w:sz w:val="19"/>
               </w:rPr>
               <w:t xml:space="preserve"> (</w:t>
@@ -5955,7 +6333,7 @@
             <w:r>
               <w:rPr>
                 <w:rFonts w:eastAsia="맑은 고딕"/>
-                <w:color w:val="22282E"/>
+                <w:color w:val="1F364D"/>
                 <w:sz w:val="19"/>
               </w:rPr>
               <w:t>국영</w:t>
@@ -5964,7 +6342,7 @@
             <w:r>
               <w:rPr>
                 <w:rFonts w:eastAsia="맑은 고딕"/>
-                <w:color w:val="22282E"/>
+                <w:color w:val="1F364D"/>
                 <w:sz w:val="19"/>
               </w:rPr>
               <w:t>)</w:t>
@@ -5985,11 +6363,14 @@
           <w:p>
             <w:pPr>
               <w:spacing w:after="0" w:line="300" w:lineRule="auto"/>
+              <w:rPr>
+                <w:color w:val="1F364D"/>
+              </w:rPr>
             </w:pPr>
             <w:r>
               <w:rPr>
                 <w:rFonts w:eastAsia="맑은 고딕"/>
-                <w:color w:val="22282E"/>
+                <w:color w:val="1F364D"/>
                 <w:sz w:val="19"/>
               </w:rPr>
               <w:t>Honeywell / Yokogawa</w:t>
@@ -6001,16 +6382,22 @@
     <w:p>
       <w:pPr>
         <w:spacing w:after="40"/>
+        <w:rPr>
+          <w:color w:val="1F364D"/>
+        </w:rPr>
       </w:pPr>
     </w:p>
     <w:p>
       <w:pPr>
         <w:spacing w:after="120" w:line="336" w:lineRule="auto"/>
+        <w:rPr>
+          <w:color w:val="1F364D"/>
+        </w:rPr>
       </w:pPr>
       <w:r>
         <w:rPr>
           <w:rFonts w:eastAsia="맑은 고딕"/>
-          <w:color w:val="444B52"/>
+          <w:color w:val="1F364D"/>
           <w:sz w:val="18"/>
         </w:rPr>
         <w:t xml:space="preserve">※ </w:t>
@@ -6019,7 +6406,7 @@
       <w:r>
         <w:rPr>
           <w:rFonts w:eastAsia="맑은 고딕"/>
-          <w:color w:val="444B52"/>
+          <w:color w:val="1F364D"/>
           <w:sz w:val="18"/>
         </w:rPr>
         <w:t>최종</w:t>
@@ -6028,7 +6415,7 @@
       <w:r>
         <w:rPr>
           <w:rFonts w:eastAsia="맑은 고딕"/>
-          <w:color w:val="444B52"/>
+          <w:color w:val="1F364D"/>
           <w:sz w:val="18"/>
         </w:rPr>
         <w:t xml:space="preserve"> </w:t>
@@ -6037,7 +6424,7 @@
       <w:r>
         <w:rPr>
           <w:rFonts w:eastAsia="맑은 고딕"/>
-          <w:color w:val="444B52"/>
+          <w:color w:val="1F364D"/>
           <w:sz w:val="18"/>
         </w:rPr>
         <w:t>결정</w:t>
@@ -6046,7 +6433,7 @@
       <w:r>
         <w:rPr>
           <w:rFonts w:eastAsia="맑은 고딕"/>
-          <w:color w:val="444B52"/>
+          <w:color w:val="1F364D"/>
           <w:sz w:val="18"/>
         </w:rPr>
         <w:t xml:space="preserve"> </w:t>
@@ -6055,7 +6442,7 @@
       <w:r>
         <w:rPr>
           <w:rFonts w:eastAsia="맑은 고딕"/>
-          <w:color w:val="444B52"/>
+          <w:color w:val="1F364D"/>
           <w:sz w:val="18"/>
         </w:rPr>
         <w:t>변수</w:t>
@@ -6064,7 +6451,7 @@
       <w:r>
         <w:rPr>
           <w:rFonts w:eastAsia="맑은 고딕"/>
-          <w:color w:val="444B52"/>
+          <w:color w:val="1F364D"/>
           <w:sz w:val="18"/>
         </w:rPr>
         <w:t xml:space="preserve">: Saudi Aramco Vendor Code/AVL 및 SAES·SAEP </w:t>
@@ -6073,7 +6460,7 @@
       <w:r>
         <w:rPr>
           <w:rFonts w:eastAsia="맑은 고딕"/>
-          <w:color w:val="444B52"/>
+          <w:color w:val="1F364D"/>
           <w:sz w:val="18"/>
         </w:rPr>
         <w:t>사내표준</w:t>
@@ -6082,7 +6469,7 @@
       <w:r>
         <w:rPr>
           <w:rFonts w:eastAsia="맑은 고딕"/>
-          <w:color w:val="444B52"/>
+          <w:color w:val="1F364D"/>
           <w:sz w:val="18"/>
         </w:rPr>
         <w:t>, SABIC Engineering Standard.</w:t>
@@ -6094,13 +6481,14 @@
         <w:spacing w:before="240" w:after="60"/>
         <w:rPr>
           <w:lang w:eastAsia="ko-KR"/>
+          <w:color w:val="1F364D"/>
         </w:rPr>
       </w:pPr>
       <w:r>
         <w:rPr>
           <w:rFonts w:eastAsia="맑은 고딕"/>
           <w:b/>
-          <w:color w:val="0E7C86"/>
+          <w:color w:val="1F364D"/>
           <w:sz w:val="24"/>
           <w:lang w:eastAsia="ko-KR"/>
         </w:rPr>
@@ -6143,7 +6531,7 @@
         <w:tc>
           <w:tcPr>
             <w:tcW w:w="3402" w:type="dxa"/>
-            <w:shd w:val="clear" w:color="auto" w:fill="1F364D"/>
+            <w:shd w:val="clear" w:color="auto" w:fill="EAF1F4"/>
             <w:tcMar>
               <w:top w:w="60" w:type="dxa"/>
               <w:left w:w="110" w:type="dxa"/>
@@ -6156,13 +6544,16 @@
             <w:pPr>
               <w:spacing w:after="0"/>
               <w:jc w:val="center"/>
+              <w:rPr>
+                <w:color w:val="1F364D"/>
+              </w:rPr>
             </w:pPr>
             <w:proofErr w:type="spellStart"/>
             <w:r>
               <w:rPr>
                 <w:rFonts w:eastAsia="맑은 고딕"/>
                 <w:b/>
-                <w:color w:val="FFFFFF"/>
+                <w:color w:val="1F364D"/>
                 <w:sz w:val="20"/>
               </w:rPr>
               <w:t>사업주</w:t>
@@ -6173,7 +6564,7 @@
         <w:tc>
           <w:tcPr>
             <w:tcW w:w="1984" w:type="dxa"/>
-            <w:shd w:val="clear" w:color="auto" w:fill="1F364D"/>
+            <w:shd w:val="clear" w:color="auto" w:fill="EAF1F4"/>
             <w:tcMar>
               <w:top w:w="60" w:type="dxa"/>
               <w:left w:w="110" w:type="dxa"/>
@@ -6186,13 +6577,16 @@
             <w:pPr>
               <w:spacing w:after="0"/>
               <w:jc w:val="center"/>
+              <w:rPr>
+                <w:color w:val="1F364D"/>
+              </w:rPr>
             </w:pPr>
             <w:proofErr w:type="spellStart"/>
             <w:r>
               <w:rPr>
                 <w:rFonts w:eastAsia="맑은 고딕"/>
                 <w:b/>
-                <w:color w:val="FFFFFF"/>
+                <w:color w:val="1F364D"/>
                 <w:sz w:val="20"/>
               </w:rPr>
               <w:t>국가</w:t>
@@ -6203,7 +6597,7 @@
         <w:tc>
           <w:tcPr>
             <w:tcW w:w="3402" w:type="dxa"/>
-            <w:shd w:val="clear" w:color="auto" w:fill="1F364D"/>
+            <w:shd w:val="clear" w:color="auto" w:fill="EAF1F4"/>
             <w:tcMar>
               <w:top w:w="60" w:type="dxa"/>
               <w:left w:w="110" w:type="dxa"/>
@@ -6218,13 +6612,14 @@
               <w:jc w:val="center"/>
               <w:rPr>
                 <w:lang w:eastAsia="ko-KR"/>
+                <w:color w:val="1F364D"/>
               </w:rPr>
             </w:pPr>
             <w:r>
               <w:rPr>
                 <w:rFonts w:eastAsia="맑은 고딕"/>
                 <w:b/>
-                <w:color w:val="FFFFFF"/>
+                <w:color w:val="1F364D"/>
                 <w:sz w:val="20"/>
                 <w:lang w:eastAsia="ko-KR"/>
               </w:rPr>
@@ -6251,11 +6646,14 @@
           <w:p>
             <w:pPr>
               <w:spacing w:after="0" w:line="300" w:lineRule="auto"/>
+              <w:rPr>
+                <w:color w:val="1F364D"/>
+              </w:rPr>
             </w:pPr>
             <w:r>
               <w:rPr>
                 <w:rFonts w:eastAsia="맑은 고딕"/>
-                <w:color w:val="22282E"/>
+                <w:color w:val="1F364D"/>
                 <w:sz w:val="19"/>
               </w:rPr>
               <w:t>Kuwait National Petroleum Co. (KNPC)</w:t>
@@ -6276,12 +6674,15 @@
           <w:p>
             <w:pPr>
               <w:spacing w:after="0" w:line="300" w:lineRule="auto"/>
+              <w:rPr>
+                <w:color w:val="1F364D"/>
+              </w:rPr>
             </w:pPr>
             <w:proofErr w:type="spellStart"/>
             <w:r>
               <w:rPr>
                 <w:rFonts w:eastAsia="맑은 고딕"/>
-                <w:color w:val="22282E"/>
+                <w:color w:val="1F364D"/>
                 <w:sz w:val="19"/>
               </w:rPr>
               <w:t>쿠웨이트</w:t>
@@ -6303,11 +6704,14 @@
           <w:p>
             <w:pPr>
               <w:spacing w:after="0" w:line="300" w:lineRule="auto"/>
+              <w:rPr>
+                <w:color w:val="1F364D"/>
+              </w:rPr>
             </w:pPr>
             <w:r>
               <w:rPr>
                 <w:rFonts w:eastAsia="맑은 고딕"/>
-                <w:color w:val="22282E"/>
+                <w:color w:val="1F364D"/>
                 <w:sz w:val="19"/>
               </w:rPr>
               <w:t xml:space="preserve">Honeywell </w:t>
@@ -6316,7 +6720,7 @@
             <w:r>
               <w:rPr>
                 <w:rFonts w:eastAsia="맑은 고딕"/>
-                <w:color w:val="22282E"/>
+                <w:color w:val="1F364D"/>
                 <w:sz w:val="19"/>
               </w:rPr>
               <w:t>강세</w:t>
@@ -6325,7 +6729,7 @@
             <w:r>
               <w:rPr>
                 <w:rFonts w:eastAsia="맑은 고딕"/>
-                <w:color w:val="22282E"/>
+                <w:color w:val="1F364D"/>
                 <w:sz w:val="19"/>
               </w:rPr>
               <w:t xml:space="preserve"> / Yokogawa · Emerson</w:t>
@@ -6352,11 +6756,14 @@
           <w:p>
             <w:pPr>
               <w:spacing w:after="0" w:line="300" w:lineRule="auto"/>
+              <w:rPr>
+                <w:color w:val="1F364D"/>
+              </w:rPr>
             </w:pPr>
             <w:r>
               <w:rPr>
                 <w:rFonts w:eastAsia="맑은 고딕"/>
-                <w:color w:val="22282E"/>
+                <w:color w:val="1F364D"/>
                 <w:sz w:val="19"/>
               </w:rPr>
               <w:t>Kuwait Oil Company (KOC)</w:t>
@@ -6378,12 +6785,15 @@
           <w:p>
             <w:pPr>
               <w:spacing w:after="0" w:line="300" w:lineRule="auto"/>
+              <w:rPr>
+                <w:color w:val="1F364D"/>
+              </w:rPr>
             </w:pPr>
             <w:proofErr w:type="spellStart"/>
             <w:r>
               <w:rPr>
                 <w:rFonts w:eastAsia="맑은 고딕"/>
-                <w:color w:val="22282E"/>
+                <w:color w:val="1F364D"/>
                 <w:sz w:val="19"/>
               </w:rPr>
               <w:t>쿠웨이트</w:t>
@@ -6406,11 +6816,14 @@
           <w:p>
             <w:pPr>
               <w:spacing w:after="0" w:line="300" w:lineRule="auto"/>
+              <w:rPr>
+                <w:color w:val="1F364D"/>
+              </w:rPr>
             </w:pPr>
             <w:r>
               <w:rPr>
                 <w:rFonts w:eastAsia="맑은 고딕"/>
-                <w:color w:val="22282E"/>
+                <w:color w:val="1F364D"/>
                 <w:sz w:val="19"/>
               </w:rPr>
               <w:t xml:space="preserve">Honeywell </w:t>
@@ -6419,7 +6832,7 @@
             <w:r>
               <w:rPr>
                 <w:rFonts w:eastAsia="맑은 고딕"/>
-                <w:color w:val="22282E"/>
+                <w:color w:val="1F364D"/>
                 <w:sz w:val="19"/>
               </w:rPr>
               <w:t>강세</w:t>
@@ -6428,7 +6841,7 @@
             <w:r>
               <w:rPr>
                 <w:rFonts w:eastAsia="맑은 고딕"/>
-                <w:color w:val="22282E"/>
+                <w:color w:val="1F364D"/>
                 <w:sz w:val="19"/>
               </w:rPr>
               <w:t xml:space="preserve"> / Yokogawa · </w:t>
@@ -6436,7 +6849,7 @@
             <w:r>
               <w:rPr>
                 <w:rFonts w:eastAsia="맑은 고딕"/>
-                <w:color w:val="22282E"/>
+                <w:color w:val="1F364D"/>
                 <w:sz w:val="19"/>
               </w:rPr>
               <w:lastRenderedPageBreak/>
@@ -6463,11 +6876,14 @@
           <w:p>
             <w:pPr>
               <w:spacing w:after="0" w:line="300" w:lineRule="auto"/>
+              <w:rPr>
+                <w:color w:val="1F364D"/>
+              </w:rPr>
             </w:pPr>
             <w:r>
               <w:rPr>
                 <w:rFonts w:eastAsia="맑은 고딕"/>
-                <w:color w:val="22282E"/>
+                <w:color w:val="1F364D"/>
                 <w:sz w:val="19"/>
               </w:rPr>
               <w:lastRenderedPageBreak/>
@@ -6489,12 +6905,15 @@
           <w:p>
             <w:pPr>
               <w:spacing w:after="0" w:line="300" w:lineRule="auto"/>
+              <w:rPr>
+                <w:color w:val="1F364D"/>
+              </w:rPr>
             </w:pPr>
             <w:proofErr w:type="spellStart"/>
             <w:r>
               <w:rPr>
                 <w:rFonts w:eastAsia="맑은 고딕"/>
-                <w:color w:val="22282E"/>
+                <w:color w:val="1F364D"/>
                 <w:sz w:val="19"/>
               </w:rPr>
               <w:t>오만</w:t>
@@ -6516,11 +6935,14 @@
           <w:p>
             <w:pPr>
               <w:spacing w:after="0" w:line="300" w:lineRule="auto"/>
+              <w:rPr>
+                <w:color w:val="1F364D"/>
+              </w:rPr>
             </w:pPr>
             <w:r>
               <w:rPr>
                 <w:rFonts w:eastAsia="맑은 고딕"/>
-                <w:color w:val="22282E"/>
+                <w:color w:val="1F364D"/>
                 <w:sz w:val="19"/>
               </w:rPr>
               <w:t>Honeywell / Yokogawa</w:t>
@@ -6532,6 +6954,9 @@
     <w:p>
       <w:pPr>
         <w:spacing w:after="40"/>
+        <w:rPr>
+          <w:color w:val="1F364D"/>
+        </w:rPr>
       </w:pPr>
     </w:p>
     <w:p>
@@ -6539,12 +6964,13 @@
         <w:spacing w:after="120" w:line="336" w:lineRule="auto"/>
         <w:rPr>
           <w:lang w:eastAsia="ko-KR"/>
+          <w:color w:val="1F364D"/>
         </w:rPr>
       </w:pPr>
       <w:r>
         <w:rPr>
           <w:rFonts w:eastAsia="맑은 고딕"/>
-          <w:color w:val="444B52"/>
+          <w:color w:val="1F364D"/>
           <w:sz w:val="18"/>
           <w:lang w:eastAsia="ko-KR"/>
         </w:rPr>
@@ -6555,12 +6981,15 @@
       <w:pPr>
         <w:keepNext/>
         <w:spacing w:before="240" w:after="60"/>
+        <w:rPr>
+          <w:color w:val="1F364D"/>
+        </w:rPr>
       </w:pPr>
       <w:r>
         <w:rPr>
           <w:rFonts w:eastAsia="맑은 고딕"/>
           <w:b/>
-          <w:color w:val="0E7C86"/>
+          <w:color w:val="1F364D"/>
           <w:sz w:val="24"/>
         </w:rPr>
         <w:t xml:space="preserve">▌ </w:t>
@@ -6599,11 +7028,14 @@
       <w:pPr>
         <w:spacing w:after="60" w:line="324" w:lineRule="auto"/>
         <w:ind w:left="320"/>
+        <w:rPr>
+          <w:color w:val="1F364D"/>
+        </w:rPr>
       </w:pPr>
       <w:r>
         <w:rPr>
           <w:rFonts w:eastAsia="맑은 고딕"/>
-          <w:color w:val="0E7C86"/>
+          <w:color w:val="1F364D"/>
           <w:sz w:val="21"/>
         </w:rPr>
         <w:t xml:space="preserve">•  </w:t>
@@ -6632,7 +7064,7 @@
       <w:r>
         <w:rPr>
           <w:rFonts w:eastAsia="맑은 고딕"/>
-          <w:color w:val="22282E"/>
+          <w:color w:val="1F364D"/>
           <w:sz w:val="21"/>
         </w:rPr>
         <w:t>한국</w:t>
@@ -6641,7 +7073,7 @@
       <w:r>
         <w:rPr>
           <w:rFonts w:eastAsia="맑은 고딕"/>
-          <w:color w:val="22282E"/>
+          <w:color w:val="1F364D"/>
           <w:sz w:val="21"/>
         </w:rPr>
         <w:t xml:space="preserve"> </w:t>
@@ -6650,7 +7082,7 @@
       <w:r>
         <w:rPr>
           <w:rFonts w:eastAsia="맑은 고딕"/>
-          <w:color w:val="22282E"/>
+          <w:color w:val="1F364D"/>
           <w:sz w:val="21"/>
         </w:rPr>
         <w:t>정유·석화</w:t>
@@ -6659,7 +7091,7 @@
       <w:r>
         <w:rPr>
           <w:rFonts w:eastAsia="맑은 고딕"/>
-          <w:color w:val="22282E"/>
+          <w:color w:val="1F364D"/>
           <w:sz w:val="21"/>
         </w:rPr>
         <w:t xml:space="preserve"> </w:t>
@@ -6668,7 +7100,7 @@
       <w:r>
         <w:rPr>
           <w:rFonts w:eastAsia="맑은 고딕"/>
-          <w:color w:val="22282E"/>
+          <w:color w:val="1F364D"/>
           <w:sz w:val="21"/>
         </w:rPr>
         <w:t>단지는</w:t>
@@ -6677,7 +7109,7 @@
       <w:r>
         <w:rPr>
           <w:rFonts w:eastAsia="맑은 고딕"/>
-          <w:color w:val="22282E"/>
+          <w:color w:val="1F364D"/>
           <w:sz w:val="21"/>
         </w:rPr>
         <w:t xml:space="preserve"> Yokogawa(CENTUM)·Honeywell(Experion)이 </w:t>
@@ -6686,7 +7118,7 @@
       <w:r>
         <w:rPr>
           <w:rFonts w:eastAsia="맑은 고딕"/>
-          <w:color w:val="22282E"/>
+          <w:color w:val="1F364D"/>
           <w:sz w:val="21"/>
         </w:rPr>
         <w:t>양강이며</w:t>
@@ -6695,7 +7127,7 @@
       <w:r>
         <w:rPr>
           <w:rFonts w:eastAsia="맑은 고딕"/>
-          <w:color w:val="22282E"/>
+          <w:color w:val="1F364D"/>
           <w:sz w:val="21"/>
         </w:rPr>
         <w:t xml:space="preserve"> </w:t>
@@ -6704,7 +7136,7 @@
       <w:r>
         <w:rPr>
           <w:rFonts w:eastAsia="맑은 고딕"/>
-          <w:color w:val="22282E"/>
+          <w:color w:val="1F364D"/>
           <w:sz w:val="21"/>
         </w:rPr>
         <w:t>Emerson도</w:t>
@@ -6713,7 +7145,7 @@
       <w:r>
         <w:rPr>
           <w:rFonts w:eastAsia="맑은 고딕"/>
-          <w:color w:val="22282E"/>
+          <w:color w:val="1F364D"/>
           <w:sz w:val="21"/>
         </w:rPr>
         <w:t xml:space="preserve"> </w:t>
@@ -6722,7 +7154,7 @@
       <w:r>
         <w:rPr>
           <w:rFonts w:eastAsia="맑은 고딕"/>
-          <w:color w:val="22282E"/>
+          <w:color w:val="1F364D"/>
           <w:sz w:val="21"/>
         </w:rPr>
         <w:t>사용</w:t>
@@ -6731,7 +7163,7 @@
       <w:r>
         <w:rPr>
           <w:rFonts w:eastAsia="맑은 고딕"/>
-          <w:color w:val="22282E"/>
+          <w:color w:val="1F364D"/>
           <w:sz w:val="21"/>
         </w:rPr>
         <w:t xml:space="preserve">. </w:t>
@@ -6740,7 +7172,7 @@
       <w:r>
         <w:rPr>
           <w:rFonts w:eastAsia="맑은 고딕"/>
-          <w:color w:val="22282E"/>
+          <w:color w:val="1F364D"/>
           <w:sz w:val="21"/>
         </w:rPr>
         <w:t>발주처</w:t>
@@ -6749,7 +7181,7 @@
       <w:r>
         <w:rPr>
           <w:rFonts w:eastAsia="맑은 고딕"/>
-          <w:color w:val="22282E"/>
+          <w:color w:val="1F364D"/>
           <w:sz w:val="21"/>
         </w:rPr>
         <w:t xml:space="preserve"> </w:t>
@@ -6758,7 +7190,7 @@
       <w:r>
         <w:rPr>
           <w:rFonts w:eastAsia="맑은 고딕"/>
-          <w:color w:val="22282E"/>
+          <w:color w:val="1F364D"/>
           <w:sz w:val="21"/>
         </w:rPr>
         <w:t>표준에</w:t>
@@ -6767,7 +7199,7 @@
       <w:r>
         <w:rPr>
           <w:rFonts w:eastAsia="맑은 고딕"/>
-          <w:color w:val="22282E"/>
+          <w:color w:val="1F364D"/>
           <w:sz w:val="21"/>
         </w:rPr>
         <w:t xml:space="preserve"> </w:t>
@@ -6776,7 +7208,7 @@
       <w:r>
         <w:rPr>
           <w:rFonts w:eastAsia="맑은 고딕"/>
-          <w:color w:val="22282E"/>
+          <w:color w:val="1F364D"/>
           <w:sz w:val="21"/>
         </w:rPr>
         <w:t>따라</w:t>
@@ -6785,7 +7217,7 @@
       <w:r>
         <w:rPr>
           <w:rFonts w:eastAsia="맑은 고딕"/>
-          <w:color w:val="22282E"/>
+          <w:color w:val="1F364D"/>
           <w:sz w:val="21"/>
         </w:rPr>
         <w:t xml:space="preserve"> </w:t>
@@ -6794,7 +7226,7 @@
       <w:r>
         <w:rPr>
           <w:rFonts w:eastAsia="맑은 고딕"/>
-          <w:color w:val="22282E"/>
+          <w:color w:val="1F364D"/>
           <w:sz w:val="21"/>
         </w:rPr>
         <w:t>결정</w:t>
@@ -6803,7 +7235,7 @@
       <w:r>
         <w:rPr>
           <w:rFonts w:eastAsia="맑은 고딕"/>
-          <w:color w:val="22282E"/>
+          <w:color w:val="1F364D"/>
           <w:sz w:val="21"/>
         </w:rPr>
         <w:t>.</w:t>
@@ -6835,7 +7267,7 @@
         <w:tc>
           <w:tcPr>
             <w:tcW w:w="2608" w:type="dxa"/>
-            <w:shd w:val="clear" w:color="auto" w:fill="1F364D"/>
+            <w:shd w:val="clear" w:color="auto" w:fill="EAF1F4"/>
             <w:tcMar>
               <w:top w:w="60" w:type="dxa"/>
               <w:left w:w="110" w:type="dxa"/>
@@ -6848,13 +7280,16 @@
             <w:pPr>
               <w:spacing w:after="0"/>
               <w:jc w:val="center"/>
+              <w:rPr>
+                <w:color w:val="1F364D"/>
+              </w:rPr>
             </w:pPr>
             <w:proofErr w:type="spellStart"/>
             <w:r>
               <w:rPr>
                 <w:rFonts w:eastAsia="맑은 고딕"/>
                 <w:b/>
-                <w:color w:val="FFFFFF"/>
+                <w:color w:val="1F364D"/>
                 <w:sz w:val="20"/>
               </w:rPr>
               <w:t>사업주</w:t>
@@ -6865,7 +7300,7 @@
         <w:tc>
           <w:tcPr>
             <w:tcW w:w="3061" w:type="dxa"/>
-            <w:shd w:val="clear" w:color="auto" w:fill="1F364D"/>
+            <w:shd w:val="clear" w:color="auto" w:fill="EAF1F4"/>
             <w:tcMar>
               <w:top w:w="60" w:type="dxa"/>
               <w:left w:w="110" w:type="dxa"/>
@@ -6878,13 +7313,16 @@
             <w:pPr>
               <w:spacing w:after="0"/>
               <w:jc w:val="center"/>
+              <w:rPr>
+                <w:color w:val="1F364D"/>
+              </w:rPr>
             </w:pPr>
             <w:proofErr w:type="spellStart"/>
             <w:r>
               <w:rPr>
                 <w:rFonts w:eastAsia="맑은 고딕"/>
                 <w:b/>
-                <w:color w:val="FFFFFF"/>
+                <w:color w:val="1F364D"/>
                 <w:sz w:val="20"/>
               </w:rPr>
               <w:t>성격</w:t>
@@ -6894,7 +7332,7 @@
               <w:rPr>
                 <w:rFonts w:eastAsia="맑은 고딕"/>
                 <w:b/>
-                <w:color w:val="FFFFFF"/>
+                <w:color w:val="1F364D"/>
                 <w:sz w:val="20"/>
               </w:rPr>
               <w:t xml:space="preserve"> / </w:t>
@@ -6904,7 +7342,7 @@
               <w:rPr>
                 <w:rFonts w:eastAsia="맑은 고딕"/>
                 <w:b/>
-                <w:color w:val="FFFFFF"/>
+                <w:color w:val="1F364D"/>
                 <w:sz w:val="20"/>
               </w:rPr>
               <w:t>비고</w:t>
@@ -6915,7 +7353,7 @@
         <w:tc>
           <w:tcPr>
             <w:tcW w:w="3118" w:type="dxa"/>
-            <w:shd w:val="clear" w:color="auto" w:fill="1F364D"/>
+            <w:shd w:val="clear" w:color="auto" w:fill="EAF1F4"/>
             <w:tcMar>
               <w:top w:w="60" w:type="dxa"/>
               <w:left w:w="110" w:type="dxa"/>
@@ -6930,13 +7368,14 @@
               <w:jc w:val="center"/>
               <w:rPr>
                 <w:lang w:eastAsia="ko-KR"/>
+                <w:color w:val="1F364D"/>
               </w:rPr>
             </w:pPr>
             <w:r>
               <w:rPr>
                 <w:rFonts w:eastAsia="맑은 고딕"/>
                 <w:b/>
-                <w:color w:val="FFFFFF"/>
+                <w:color w:val="1F364D"/>
                 <w:sz w:val="20"/>
                 <w:lang w:eastAsia="ko-KR"/>
               </w:rPr>
@@ -6963,11 +7402,14 @@
           <w:p>
             <w:pPr>
               <w:spacing w:after="0" w:line="300" w:lineRule="auto"/>
+              <w:rPr>
+                <w:color w:val="1F364D"/>
+              </w:rPr>
             </w:pPr>
             <w:r>
               <w:rPr>
                 <w:rFonts w:eastAsia="맑은 고딕"/>
-                <w:color w:val="22282E"/>
+                <w:color w:val="1F364D"/>
                 <w:sz w:val="19"/>
               </w:rPr>
               <w:t>S-Oil Corporation</w:t>
@@ -6990,12 +7432,13 @@
               <w:spacing w:after="0" w:line="300" w:lineRule="auto"/>
               <w:rPr>
                 <w:lang w:eastAsia="ko-KR"/>
+                <w:color w:val="1F364D"/>
               </w:rPr>
             </w:pPr>
             <w:r>
               <w:rPr>
                 <w:rFonts w:eastAsia="맑은 고딕"/>
-                <w:color w:val="22282E"/>
+                <w:color w:val="1F364D"/>
                 <w:sz w:val="19"/>
                 <w:lang w:eastAsia="ko-KR"/>
               </w:rPr>
@@ -7017,11 +7460,14 @@
           <w:p>
             <w:pPr>
               <w:spacing w:after="0" w:line="300" w:lineRule="auto"/>
+              <w:rPr>
+                <w:color w:val="1F364D"/>
+              </w:rPr>
             </w:pPr>
             <w:r>
               <w:rPr>
                 <w:rFonts w:eastAsia="맑은 고딕"/>
-                <w:color w:val="22282E"/>
+                <w:color w:val="1F364D"/>
                 <w:sz w:val="19"/>
               </w:rPr>
               <w:t>Yokogawa / Honeywell · Emerson</w:t>
@@ -7048,12 +7494,15 @@
           <w:p>
             <w:pPr>
               <w:spacing w:after="0" w:line="300" w:lineRule="auto"/>
+              <w:rPr>
+                <w:color w:val="1F364D"/>
+              </w:rPr>
             </w:pPr>
             <w:proofErr w:type="spellStart"/>
             <w:r>
               <w:rPr>
                 <w:rFonts w:eastAsia="맑은 고딕"/>
-                <w:color w:val="22282E"/>
+                <w:color w:val="1F364D"/>
                 <w:sz w:val="19"/>
               </w:rPr>
               <w:t>LG화학</w:t>
@@ -7076,12 +7525,15 @@
           <w:p>
             <w:pPr>
               <w:spacing w:after="0" w:line="300" w:lineRule="auto"/>
+              <w:rPr>
+                <w:color w:val="1F364D"/>
+              </w:rPr>
             </w:pPr>
             <w:proofErr w:type="spellStart"/>
             <w:r>
               <w:rPr>
                 <w:rFonts w:eastAsia="맑은 고딕"/>
-                <w:color w:val="22282E"/>
+                <w:color w:val="1F364D"/>
                 <w:sz w:val="19"/>
               </w:rPr>
               <w:t>종합</w:t>
@@ -7090,7 +7542,7 @@
             <w:r>
               <w:rPr>
                 <w:rFonts w:eastAsia="맑은 고딕"/>
-                <w:color w:val="22282E"/>
+                <w:color w:val="1F364D"/>
                 <w:sz w:val="19"/>
               </w:rPr>
               <w:t xml:space="preserve"> </w:t>
@@ -7099,7 +7551,7 @@
             <w:r>
               <w:rPr>
                 <w:rFonts w:eastAsia="맑은 고딕"/>
-                <w:color w:val="22282E"/>
+                <w:color w:val="1F364D"/>
                 <w:sz w:val="19"/>
               </w:rPr>
               <w:t>석화</w:t>
@@ -7122,11 +7574,14 @@
           <w:p>
             <w:pPr>
               <w:spacing w:after="0" w:line="300" w:lineRule="auto"/>
+              <w:rPr>
+                <w:color w:val="1F364D"/>
+              </w:rPr>
             </w:pPr>
             <w:r>
               <w:rPr>
                 <w:rFonts w:eastAsia="맑은 고딕"/>
-                <w:color w:val="22282E"/>
+                <w:color w:val="1F364D"/>
                 <w:sz w:val="19"/>
               </w:rPr>
               <w:t>Yokogawa / Honeywell</w:t>
@@ -7152,11 +7607,14 @@
           <w:p>
             <w:pPr>
               <w:spacing w:after="0" w:line="300" w:lineRule="auto"/>
+              <w:rPr>
+                <w:color w:val="1F364D"/>
+              </w:rPr>
             </w:pPr>
             <w:r>
               <w:rPr>
                 <w:rFonts w:eastAsia="맑은 고딕"/>
-                <w:color w:val="22282E"/>
+                <w:color w:val="1F364D"/>
                 <w:sz w:val="19"/>
               </w:rPr>
               <w:t>Lotte Chemical</w:t>
@@ -7177,12 +7635,15 @@
           <w:p>
             <w:pPr>
               <w:spacing w:after="0" w:line="300" w:lineRule="auto"/>
+              <w:rPr>
+                <w:color w:val="1F364D"/>
+              </w:rPr>
             </w:pPr>
             <w:proofErr w:type="spellStart"/>
             <w:r>
               <w:rPr>
                 <w:rFonts w:eastAsia="맑은 고딕"/>
-                <w:color w:val="22282E"/>
+                <w:color w:val="1F364D"/>
                 <w:sz w:val="19"/>
               </w:rPr>
               <w:t>종합</w:t>
@@ -7191,7 +7652,7 @@
             <w:r>
               <w:rPr>
                 <w:rFonts w:eastAsia="맑은 고딕"/>
-                <w:color w:val="22282E"/>
+                <w:color w:val="1F364D"/>
                 <w:sz w:val="19"/>
               </w:rPr>
               <w:t xml:space="preserve"> </w:t>
@@ -7200,7 +7661,7 @@
             <w:r>
               <w:rPr>
                 <w:rFonts w:eastAsia="맑은 고딕"/>
-                <w:color w:val="22282E"/>
+                <w:color w:val="1F364D"/>
                 <w:sz w:val="19"/>
               </w:rPr>
               <w:t>석화</w:t>
@@ -7222,11 +7683,14 @@
           <w:p>
             <w:pPr>
               <w:spacing w:after="0" w:line="300" w:lineRule="auto"/>
+              <w:rPr>
+                <w:color w:val="1F364D"/>
+              </w:rPr>
             </w:pPr>
             <w:r>
               <w:rPr>
                 <w:rFonts w:eastAsia="맑은 고딕"/>
-                <w:color w:val="22282E"/>
+                <w:color w:val="1F364D"/>
                 <w:sz w:val="19"/>
               </w:rPr>
               <w:t>Yokogawa / Honeywell</w:t>
@@ -7253,12 +7717,15 @@
           <w:p>
             <w:pPr>
               <w:spacing w:after="0" w:line="300" w:lineRule="auto"/>
+              <w:rPr>
+                <w:color w:val="1F364D"/>
+              </w:rPr>
             </w:pPr>
             <w:proofErr w:type="spellStart"/>
             <w:r>
               <w:rPr>
                 <w:rFonts w:eastAsia="맑은 고딕"/>
-                <w:color w:val="22282E"/>
+                <w:color w:val="1F364D"/>
                 <w:sz w:val="19"/>
               </w:rPr>
               <w:t>Yeochun</w:t>
@@ -7267,7 +7734,7 @@
             <w:r>
               <w:rPr>
                 <w:rFonts w:eastAsia="맑은 고딕"/>
-                <w:color w:val="22282E"/>
+                <w:color w:val="1F364D"/>
                 <w:sz w:val="19"/>
               </w:rPr>
               <w:t xml:space="preserve"> NCC (YNCC)</w:t>
@@ -7291,12 +7758,13 @@
               <w:spacing w:after="0" w:line="300" w:lineRule="auto"/>
               <w:rPr>
                 <w:lang w:eastAsia="ko-KR"/>
+                <w:color w:val="1F364D"/>
               </w:rPr>
             </w:pPr>
             <w:r>
               <w:rPr>
                 <w:rFonts w:eastAsia="맑은 고딕"/>
-                <w:color w:val="22282E"/>
+                <w:color w:val="1F364D"/>
                 <w:sz w:val="19"/>
                 <w:lang w:eastAsia="ko-KR"/>
               </w:rPr>
@@ -7319,11 +7787,14 @@
           <w:p>
             <w:pPr>
               <w:spacing w:after="0" w:line="300" w:lineRule="auto"/>
+              <w:rPr>
+                <w:color w:val="1F364D"/>
+              </w:rPr>
             </w:pPr>
             <w:r>
               <w:rPr>
                 <w:rFonts w:eastAsia="맑은 고딕"/>
-                <w:color w:val="22282E"/>
+                <w:color w:val="1F364D"/>
                 <w:sz w:val="19"/>
               </w:rPr>
               <w:t>Yokogawa / Honeywell</w:t>
@@ -7349,11 +7820,14 @@
           <w:p>
             <w:pPr>
               <w:spacing w:after="0" w:line="300" w:lineRule="auto"/>
+              <w:rPr>
+                <w:color w:val="1F364D"/>
+              </w:rPr>
             </w:pPr>
             <w:r>
               <w:rPr>
                 <w:rFonts w:eastAsia="맑은 고딕"/>
-                <w:color w:val="22282E"/>
+                <w:color w:val="1F364D"/>
                 <w:sz w:val="19"/>
               </w:rPr>
               <w:t>DL Chemical</w:t>
@@ -7374,12 +7848,15 @@
           <w:p>
             <w:pPr>
               <w:spacing w:after="0" w:line="300" w:lineRule="auto"/>
+              <w:rPr>
+                <w:color w:val="1F364D"/>
+              </w:rPr>
             </w:pPr>
             <w:proofErr w:type="spellStart"/>
             <w:r>
               <w:rPr>
                 <w:rFonts w:eastAsia="맑은 고딕"/>
-                <w:color w:val="22282E"/>
+                <w:color w:val="1F364D"/>
                 <w:sz w:val="19"/>
               </w:rPr>
               <w:t>석화</w:t>
@@ -7388,7 +7865,7 @@
             <w:r>
               <w:rPr>
                 <w:rFonts w:eastAsia="맑은 고딕"/>
-                <w:color w:val="22282E"/>
+                <w:color w:val="1F364D"/>
                 <w:sz w:val="19"/>
               </w:rPr>
               <w:t xml:space="preserve"> (</w:t>
@@ -7397,7 +7874,7 @@
             <w:r>
               <w:rPr>
                 <w:rFonts w:eastAsia="맑은 고딕"/>
-                <w:color w:val="22282E"/>
+                <w:color w:val="1F364D"/>
                 <w:sz w:val="19"/>
               </w:rPr>
               <w:t>DL그룹</w:t>
@@ -7406,7 +7883,7 @@
             <w:r>
               <w:rPr>
                 <w:rFonts w:eastAsia="맑은 고딕"/>
-                <w:color w:val="22282E"/>
+                <w:color w:val="1F364D"/>
                 <w:sz w:val="19"/>
               </w:rPr>
               <w:t>)</w:t>
@@ -7427,11 +7904,14 @@
           <w:p>
             <w:pPr>
               <w:spacing w:after="0" w:line="300" w:lineRule="auto"/>
+              <w:rPr>
+                <w:color w:val="1F364D"/>
+              </w:rPr>
             </w:pPr>
             <w:r>
               <w:rPr>
                 <w:rFonts w:eastAsia="맑은 고딕"/>
-                <w:color w:val="22282E"/>
+                <w:color w:val="1F364D"/>
                 <w:sz w:val="19"/>
               </w:rPr>
               <w:t>Yokogawa / Honeywell</w:t>
@@ -7458,12 +7938,15 @@
           <w:p>
             <w:pPr>
               <w:spacing w:after="0" w:line="300" w:lineRule="auto"/>
+              <w:rPr>
+                <w:color w:val="1F364D"/>
+              </w:rPr>
             </w:pPr>
             <w:proofErr w:type="spellStart"/>
             <w:r>
               <w:rPr>
                 <w:rFonts w:eastAsia="맑은 고딕"/>
-                <w:color w:val="22282E"/>
+                <w:color w:val="1F364D"/>
                 <w:sz w:val="19"/>
               </w:rPr>
               <w:t>Tongsuh</w:t>
@@ -7472,7 +7955,7 @@
             <w:r>
               <w:rPr>
                 <w:rFonts w:eastAsia="맑은 고딕"/>
-                <w:color w:val="22282E"/>
+                <w:color w:val="1F364D"/>
                 <w:sz w:val="19"/>
               </w:rPr>
               <w:t xml:space="preserve"> Petrochemical</w:t>
@@ -7494,11 +7977,14 @@
           <w:p>
             <w:pPr>
               <w:spacing w:after="0" w:line="300" w:lineRule="auto"/>
+              <w:rPr>
+                <w:color w:val="1F364D"/>
+              </w:rPr>
             </w:pPr>
             <w:r>
               <w:rPr>
                 <w:rFonts w:eastAsia="맑은 고딕"/>
-                <w:color w:val="22282E"/>
+                <w:color w:val="1F364D"/>
                 <w:sz w:val="19"/>
               </w:rPr>
               <w:t xml:space="preserve">Asahi Kasei </w:t>
@@ -7507,7 +7993,7 @@
             <w:r>
               <w:rPr>
                 <w:rFonts w:eastAsia="맑은 고딕"/>
-                <w:color w:val="22282E"/>
+                <w:color w:val="1F364D"/>
                 <w:sz w:val="19"/>
               </w:rPr>
               <w:t>자회사</w:t>
@@ -7532,12 +8018,13 @@
               <w:spacing w:after="0" w:line="300" w:lineRule="auto"/>
               <w:rPr>
                 <w:lang w:eastAsia="ko-KR"/>
+                <w:color w:val="1F364D"/>
               </w:rPr>
             </w:pPr>
             <w:r>
               <w:rPr>
                 <w:rFonts w:eastAsia="맑은 고딕"/>
-                <w:color w:val="22282E"/>
+                <w:color w:val="1F364D"/>
                 <w:sz w:val="19"/>
                 <w:lang w:eastAsia="ko-KR"/>
               </w:rPr>
@@ -7564,11 +8051,14 @@
           <w:p>
             <w:pPr>
               <w:spacing w:after="0" w:line="300" w:lineRule="auto"/>
+              <w:rPr>
+                <w:color w:val="1F364D"/>
+              </w:rPr>
             </w:pPr>
             <w:r>
               <w:rPr>
                 <w:rFonts w:eastAsia="맑은 고딕"/>
-                <w:color w:val="22282E"/>
+                <w:color w:val="1F364D"/>
                 <w:sz w:val="19"/>
               </w:rPr>
               <w:t>INNOX LITHIUM</w:t>
@@ -7589,11 +8079,14 @@
           <w:p>
             <w:pPr>
               <w:spacing w:after="0" w:line="300" w:lineRule="auto"/>
+              <w:rPr>
+                <w:color w:val="1F364D"/>
+              </w:rPr>
             </w:pPr>
             <w:r>
               <w:rPr>
                 <w:rFonts w:eastAsia="맑은 고딕"/>
-                <w:color w:val="22282E"/>
+                <w:color w:val="1F364D"/>
                 <w:sz w:val="19"/>
               </w:rPr>
               <w:t xml:space="preserve">2차전지 </w:t>
@@ -7602,7 +8095,7 @@
             <w:r>
               <w:rPr>
                 <w:rFonts w:eastAsia="맑은 고딕"/>
-                <w:color w:val="22282E"/>
+                <w:color w:val="1F364D"/>
                 <w:sz w:val="19"/>
               </w:rPr>
               <w:t>소재</w:t>
@@ -7624,11 +8117,14 @@
           <w:p>
             <w:pPr>
               <w:spacing w:after="0" w:line="300" w:lineRule="auto"/>
+              <w:rPr>
+                <w:color w:val="1F364D"/>
+              </w:rPr>
             </w:pPr>
             <w:r>
               <w:rPr>
                 <w:rFonts w:eastAsia="맑은 고딕"/>
-                <w:color w:val="22282E"/>
+                <w:color w:val="1F364D"/>
                 <w:sz w:val="19"/>
               </w:rPr>
               <w:t xml:space="preserve">PLC </w:t>
@@ -7637,7 +8133,7 @@
             <w:r>
               <w:rPr>
                 <w:rFonts w:eastAsia="맑은 고딕"/>
-                <w:color w:val="22282E"/>
+                <w:color w:val="1F364D"/>
                 <w:sz w:val="19"/>
               </w:rPr>
               <w:t>기반</w:t>
@@ -7646,7 +8142,7 @@
             <w:r>
               <w:rPr>
                 <w:rFonts w:eastAsia="맑은 고딕"/>
-                <w:color w:val="22282E"/>
+                <w:color w:val="1F364D"/>
                 <w:sz w:val="19"/>
               </w:rPr>
               <w:t xml:space="preserve"> + DCS(Yokogawa/Honeywell) </w:t>
@@ -7655,7 +8151,7 @@
             <w:r>
               <w:rPr>
                 <w:rFonts w:eastAsia="맑은 고딕"/>
-                <w:color w:val="22282E"/>
+                <w:color w:val="1F364D"/>
                 <w:sz w:val="19"/>
               </w:rPr>
               <w:t>혼용</w:t>
@@ -7683,11 +8179,14 @@
           <w:p>
             <w:pPr>
               <w:spacing w:after="0" w:line="300" w:lineRule="auto"/>
+              <w:rPr>
+                <w:color w:val="1F364D"/>
+              </w:rPr>
             </w:pPr>
             <w:r>
               <w:rPr>
                 <w:rFonts w:eastAsia="맑은 고딕"/>
-                <w:color w:val="22282E"/>
+                <w:color w:val="1F364D"/>
                 <w:sz w:val="19"/>
               </w:rPr>
               <w:t>TLC</w:t>
@@ -7709,12 +8208,15 @@
           <w:p>
             <w:pPr>
               <w:spacing w:after="0" w:line="300" w:lineRule="auto"/>
+              <w:rPr>
+                <w:color w:val="1F364D"/>
+              </w:rPr>
             </w:pPr>
             <w:proofErr w:type="spellStart"/>
             <w:r>
               <w:rPr>
                 <w:rFonts w:eastAsia="맑은 고딕"/>
-                <w:color w:val="22282E"/>
+                <w:color w:val="1F364D"/>
                 <w:sz w:val="19"/>
               </w:rPr>
               <w:t>석화</w:t>
@@ -7723,7 +8225,7 @@
             <w:r>
               <w:rPr>
                 <w:rFonts w:eastAsia="맑은 고딕"/>
-                <w:color w:val="22282E"/>
+                <w:color w:val="1F364D"/>
                 <w:sz w:val="19"/>
               </w:rPr>
               <w:t xml:space="preserve"> </w:t>
@@ -7732,7 +8234,7 @@
             <w:r>
               <w:rPr>
                 <w:rFonts w:eastAsia="맑은 고딕"/>
-                <w:color w:val="22282E"/>
+                <w:color w:val="1F364D"/>
                 <w:sz w:val="19"/>
               </w:rPr>
               <w:t>관련</w:t>
@@ -7755,11 +8257,14 @@
           <w:p>
             <w:pPr>
               <w:spacing w:after="0" w:line="300" w:lineRule="auto"/>
+              <w:rPr>
+                <w:color w:val="1F364D"/>
+              </w:rPr>
             </w:pPr>
             <w:r>
               <w:rPr>
                 <w:rFonts w:eastAsia="맑은 고딕"/>
-                <w:color w:val="22282E"/>
+                <w:color w:val="1F364D"/>
                 <w:sz w:val="19"/>
               </w:rPr>
               <w:t>Yokogawa / Honeywell</w:t>
@@ -7772,12 +8277,15 @@
       <w:pPr>
         <w:keepNext/>
         <w:spacing w:before="240" w:after="60"/>
+        <w:rPr>
+          <w:color w:val="1F364D"/>
+        </w:rPr>
       </w:pPr>
       <w:r>
         <w:rPr>
           <w:rFonts w:eastAsia="맑은 고딕"/>
           <w:b/>
-          <w:color w:val="0E7C86"/>
+          <w:color w:val="1F364D"/>
           <w:sz w:val="24"/>
         </w:rPr>
         <w:t xml:space="preserve">▌ </w:t>
@@ -7798,12 +8306,13 @@
         <w:ind w:left="320"/>
         <w:rPr>
           <w:lang w:eastAsia="ko-KR"/>
+          <w:color w:val="1F364D"/>
         </w:rPr>
       </w:pPr>
       <w:r>
         <w:rPr>
           <w:rFonts w:eastAsia="맑은 고딕"/>
-          <w:color w:val="0E7C86"/>
+          <w:color w:val="1F364D"/>
           <w:sz w:val="21"/>
           <w:lang w:eastAsia="ko-KR"/>
         </w:rPr>
@@ -7823,7 +8332,7 @@
       <w:r>
         <w:rPr>
           <w:rFonts w:eastAsia="맑은 고딕"/>
-          <w:color w:val="22282E"/>
+          <w:color w:val="1F364D"/>
           <w:sz w:val="21"/>
           <w:lang w:eastAsia="ko-KR"/>
         </w:rPr>
@@ -7833,7 +8342,7 @@
       <w:r>
         <w:rPr>
           <w:rFonts w:eastAsia="맑은 고딕"/>
-          <w:color w:val="22282E"/>
+          <w:color w:val="1F364D"/>
           <w:sz w:val="21"/>
           <w:lang w:eastAsia="ko-KR"/>
         </w:rPr>
@@ -7866,7 +8375,7 @@
         <w:tc>
           <w:tcPr>
             <w:tcW w:w="3005" w:type="dxa"/>
-            <w:shd w:val="clear" w:color="auto" w:fill="1F364D"/>
+            <w:shd w:val="clear" w:color="auto" w:fill="EAF1F4"/>
             <w:tcMar>
               <w:top w:w="60" w:type="dxa"/>
               <w:left w:w="110" w:type="dxa"/>
@@ -7879,13 +8388,16 @@
             <w:pPr>
               <w:spacing w:after="0"/>
               <w:jc w:val="center"/>
+              <w:rPr>
+                <w:color w:val="1F364D"/>
+              </w:rPr>
             </w:pPr>
             <w:proofErr w:type="spellStart"/>
             <w:r>
               <w:rPr>
                 <w:rFonts w:eastAsia="맑은 고딕"/>
                 <w:b/>
-                <w:color w:val="FFFFFF"/>
+                <w:color w:val="1F364D"/>
                 <w:sz w:val="20"/>
               </w:rPr>
               <w:t>사업주</w:t>
@@ -7896,7 +8408,7 @@
         <w:tc>
           <w:tcPr>
             <w:tcW w:w="3011" w:type="dxa"/>
-            <w:shd w:val="clear" w:color="auto" w:fill="1F364D"/>
+            <w:shd w:val="clear" w:color="auto" w:fill="EAF1F4"/>
             <w:tcMar>
               <w:top w:w="60" w:type="dxa"/>
               <w:left w:w="110" w:type="dxa"/>
@@ -7909,13 +8421,16 @@
             <w:pPr>
               <w:spacing w:after="0"/>
               <w:jc w:val="center"/>
+              <w:rPr>
+                <w:color w:val="1F364D"/>
+              </w:rPr>
             </w:pPr>
             <w:proofErr w:type="spellStart"/>
             <w:r>
               <w:rPr>
                 <w:rFonts w:eastAsia="맑은 고딕"/>
                 <w:b/>
-                <w:color w:val="FFFFFF"/>
+                <w:color w:val="1F364D"/>
                 <w:sz w:val="20"/>
               </w:rPr>
               <w:t>모회사</w:t>
@@ -7925,7 +8440,7 @@
               <w:rPr>
                 <w:rFonts w:eastAsia="맑은 고딕"/>
                 <w:b/>
-                <w:color w:val="FFFFFF"/>
+                <w:color w:val="1F364D"/>
                 <w:sz w:val="20"/>
               </w:rPr>
               <w:t xml:space="preserve"> / </w:t>
@@ -7935,7 +8450,7 @@
               <w:rPr>
                 <w:rFonts w:eastAsia="맑은 고딕"/>
                 <w:b/>
-                <w:color w:val="FFFFFF"/>
+                <w:color w:val="1F364D"/>
                 <w:sz w:val="20"/>
               </w:rPr>
               <w:t>성격</w:t>
@@ -7946,7 +8461,7 @@
         <w:tc>
           <w:tcPr>
             <w:tcW w:w="3003" w:type="dxa"/>
-            <w:shd w:val="clear" w:color="auto" w:fill="1F364D"/>
+            <w:shd w:val="clear" w:color="auto" w:fill="EAF1F4"/>
             <w:tcMar>
               <w:top w:w="60" w:type="dxa"/>
               <w:left w:w="110" w:type="dxa"/>
@@ -7961,13 +8476,14 @@
               <w:jc w:val="center"/>
               <w:rPr>
                 <w:lang w:eastAsia="ko-KR"/>
+                <w:color w:val="1F364D"/>
               </w:rPr>
             </w:pPr>
             <w:r>
               <w:rPr>
                 <w:rFonts w:eastAsia="맑은 고딕"/>
                 <w:b/>
-                <w:color w:val="FFFFFF"/>
+                <w:color w:val="1F364D"/>
                 <w:sz w:val="20"/>
                 <w:lang w:eastAsia="ko-KR"/>
               </w:rPr>
@@ -7994,11 +8510,14 @@
           <w:p>
             <w:pPr>
               <w:spacing w:after="0" w:line="300" w:lineRule="auto"/>
+              <w:rPr>
+                <w:color w:val="1F364D"/>
+              </w:rPr>
             </w:pPr>
             <w:r>
               <w:rPr>
                 <w:rFonts w:eastAsia="맑은 고딕"/>
-                <w:color w:val="22282E"/>
+                <w:color w:val="1F364D"/>
                 <w:sz w:val="19"/>
               </w:rPr>
               <w:t>NKNH (</w:t>
@@ -8007,7 +8526,7 @@
             <w:r>
               <w:rPr>
                 <w:rFonts w:eastAsia="맑은 고딕"/>
-                <w:color w:val="22282E"/>
+                <w:color w:val="1F364D"/>
                 <w:sz w:val="19"/>
               </w:rPr>
               <w:t>Nizhnekamskneftekhim</w:t>
@@ -8016,7 +8535,7 @@
             <w:r>
               <w:rPr>
                 <w:rFonts w:eastAsia="맑은 고딕"/>
-                <w:color w:val="22282E"/>
+                <w:color w:val="1F364D"/>
                 <w:sz w:val="19"/>
               </w:rPr>
               <w:t>)</w:t>
@@ -8037,11 +8556,14 @@
           <w:p>
             <w:pPr>
               <w:spacing w:after="0" w:line="300" w:lineRule="auto"/>
+              <w:rPr>
+                <w:color w:val="1F364D"/>
+              </w:rPr>
             </w:pPr>
             <w:r>
               <w:rPr>
                 <w:rFonts w:eastAsia="맑은 고딕"/>
-                <w:color w:val="22282E"/>
+                <w:color w:val="1F364D"/>
                 <w:sz w:val="19"/>
               </w:rPr>
               <w:t xml:space="preserve">Sibur </w:t>
@@ -8050,7 +8572,7 @@
             <w:r>
               <w:rPr>
                 <w:rFonts w:eastAsia="맑은 고딕"/>
-                <w:color w:val="22282E"/>
+                <w:color w:val="1F364D"/>
                 <w:sz w:val="19"/>
               </w:rPr>
               <w:t>자회사</w:t>
@@ -8072,11 +8594,14 @@
           <w:p>
             <w:pPr>
               <w:spacing w:after="0" w:line="300" w:lineRule="auto"/>
+              <w:rPr>
+                <w:color w:val="1F364D"/>
+              </w:rPr>
             </w:pPr>
             <w:r>
               <w:rPr>
                 <w:rFonts w:eastAsia="맑은 고딕"/>
-                <w:color w:val="22282E"/>
+                <w:color w:val="1F364D"/>
                 <w:sz w:val="19"/>
               </w:rPr>
               <w:t xml:space="preserve">Yokogawa / Honeywell · GOST </w:t>
@@ -8085,7 +8610,7 @@
             <w:r>
               <w:rPr>
                 <w:rFonts w:eastAsia="맑은 고딕"/>
-                <w:color w:val="22282E"/>
+                <w:color w:val="1F364D"/>
                 <w:sz w:val="19"/>
               </w:rPr>
               <w:t>필수</w:t>
@@ -8113,11 +8638,14 @@
           <w:p>
             <w:pPr>
               <w:spacing w:after="0" w:line="300" w:lineRule="auto"/>
+              <w:rPr>
+                <w:color w:val="1F364D"/>
+              </w:rPr>
             </w:pPr>
             <w:r>
               <w:rPr>
                 <w:rFonts w:eastAsia="맑은 고딕"/>
-                <w:color w:val="22282E"/>
+                <w:color w:val="1F364D"/>
                 <w:sz w:val="19"/>
               </w:rPr>
               <w:lastRenderedPageBreak/>
@@ -8140,11 +8668,14 @@
           <w:p>
             <w:pPr>
               <w:spacing w:after="0" w:line="300" w:lineRule="auto"/>
+              <w:rPr>
+                <w:color w:val="1F364D"/>
+              </w:rPr>
             </w:pPr>
             <w:r>
               <w:rPr>
                 <w:rFonts w:eastAsia="맑은 고딕"/>
-                <w:color w:val="22282E"/>
+                <w:color w:val="1F364D"/>
                 <w:sz w:val="19"/>
               </w:rPr>
               <w:t>Sibur (</w:t>
@@ -8153,7 +8684,7 @@
             <w:r>
               <w:rPr>
                 <w:rFonts w:eastAsia="맑은 고딕"/>
-                <w:color w:val="22282E"/>
+                <w:color w:val="1F364D"/>
                 <w:sz w:val="19"/>
               </w:rPr>
               <w:t>대형</w:t>
@@ -8162,7 +8693,7 @@
             <w:r>
               <w:rPr>
                 <w:rFonts w:eastAsia="맑은 고딕"/>
-                <w:color w:val="22282E"/>
+                <w:color w:val="1F364D"/>
                 <w:sz w:val="19"/>
               </w:rPr>
               <w:t xml:space="preserve"> GCC)</w:t>
@@ -8186,12 +8717,13 @@
               <w:spacing w:after="0" w:line="300" w:lineRule="auto"/>
               <w:rPr>
                 <w:lang w:eastAsia="ko-KR"/>
+                <w:color w:val="1F364D"/>
               </w:rPr>
             </w:pPr>
             <w:r>
               <w:rPr>
                 <w:rFonts w:eastAsia="맑은 고딕"/>
-                <w:color w:val="22282E"/>
+                <w:color w:val="1F364D"/>
                 <w:sz w:val="19"/>
                 <w:lang w:eastAsia="ko-KR"/>
               </w:rPr>
@@ -8218,11 +8750,14 @@
           <w:p>
             <w:pPr>
               <w:spacing w:after="0" w:line="300" w:lineRule="auto"/>
+              <w:rPr>
+                <w:color w:val="1F364D"/>
+              </w:rPr>
             </w:pPr>
             <w:r>
               <w:rPr>
                 <w:rFonts w:eastAsia="맑은 고딕"/>
-                <w:color w:val="22282E"/>
+                <w:color w:val="1F364D"/>
                 <w:sz w:val="19"/>
               </w:rPr>
               <w:t xml:space="preserve">JSC </w:t>
@@ -8231,7 +8766,7 @@
             <w:r>
               <w:rPr>
                 <w:rFonts w:eastAsia="맑은 고딕"/>
-                <w:color w:val="22282E"/>
+                <w:color w:val="1F364D"/>
                 <w:sz w:val="19"/>
               </w:rPr>
               <w:t>Gazpromneft</w:t>
@@ -8240,7 +8775,7 @@
             <w:r>
               <w:rPr>
                 <w:rFonts w:eastAsia="맑은 고딕"/>
-                <w:color w:val="22282E"/>
+                <w:color w:val="1F364D"/>
                 <w:sz w:val="19"/>
               </w:rPr>
               <w:t xml:space="preserve"> MNPZ</w:t>
@@ -8261,11 +8796,14 @@
           <w:p>
             <w:pPr>
               <w:spacing w:after="0" w:line="300" w:lineRule="auto"/>
+              <w:rPr>
+                <w:color w:val="1F364D"/>
+              </w:rPr>
             </w:pPr>
             <w:r>
               <w:rPr>
                 <w:rFonts w:eastAsia="맑은 고딕"/>
-                <w:color w:val="22282E"/>
+                <w:color w:val="1F364D"/>
                 <w:sz w:val="19"/>
               </w:rPr>
               <w:t>Gazprom Neft (</w:t>
@@ -8274,7 +8812,7 @@
             <w:r>
               <w:rPr>
                 <w:rFonts w:eastAsia="맑은 고딕"/>
-                <w:color w:val="22282E"/>
+                <w:color w:val="1F364D"/>
                 <w:sz w:val="19"/>
               </w:rPr>
               <w:t>모스크바</w:t>
@@ -8283,7 +8821,7 @@
             <w:r>
               <w:rPr>
                 <w:rFonts w:eastAsia="맑은 고딕"/>
-                <w:color w:val="22282E"/>
+                <w:color w:val="1F364D"/>
                 <w:sz w:val="19"/>
               </w:rPr>
               <w:t xml:space="preserve"> </w:t>
@@ -8292,7 +8830,7 @@
             <w:r>
               <w:rPr>
                 <w:rFonts w:eastAsia="맑은 고딕"/>
-                <w:color w:val="22282E"/>
+                <w:color w:val="1F364D"/>
                 <w:sz w:val="19"/>
               </w:rPr>
               <w:t>정유</w:t>
@@ -8301,7 +8839,7 @@
             <w:r>
               <w:rPr>
                 <w:rFonts w:eastAsia="맑은 고딕"/>
-                <w:color w:val="22282E"/>
+                <w:color w:val="1F364D"/>
                 <w:sz w:val="19"/>
               </w:rPr>
               <w:t>)</w:t>
@@ -8322,11 +8860,14 @@
           <w:p>
             <w:pPr>
               <w:spacing w:after="0" w:line="300" w:lineRule="auto"/>
+              <w:rPr>
+                <w:color w:val="1F364D"/>
+              </w:rPr>
             </w:pPr>
             <w:r>
               <w:rPr>
                 <w:rFonts w:eastAsia="맑은 고딕"/>
-                <w:color w:val="22282E"/>
+                <w:color w:val="1F364D"/>
                 <w:sz w:val="19"/>
               </w:rPr>
               <w:t>Honeywell / Yokogawa · GOST</w:t>
@@ -8353,12 +8894,15 @@
           <w:p>
             <w:pPr>
               <w:spacing w:after="0" w:line="300" w:lineRule="auto"/>
+              <w:rPr>
+                <w:color w:val="1F364D"/>
+              </w:rPr>
             </w:pPr>
             <w:proofErr w:type="spellStart"/>
             <w:r>
               <w:rPr>
                 <w:rFonts w:eastAsia="맑은 고딕"/>
-                <w:color w:val="22282E"/>
+                <w:color w:val="1F364D"/>
                 <w:sz w:val="19"/>
               </w:rPr>
               <w:t>Gazpromneft</w:t>
@@ -8381,11 +8925,14 @@
           <w:p>
             <w:pPr>
               <w:spacing w:after="0" w:line="300" w:lineRule="auto"/>
+              <w:rPr>
+                <w:color w:val="1F364D"/>
+              </w:rPr>
             </w:pPr>
             <w:r>
               <w:rPr>
                 <w:rFonts w:eastAsia="맑은 고딕"/>
-                <w:color w:val="22282E"/>
+                <w:color w:val="1F364D"/>
                 <w:sz w:val="19"/>
               </w:rPr>
               <w:t>Gazprom Neft (</w:t>
@@ -8394,7 +8941,7 @@
             <w:r>
               <w:rPr>
                 <w:rFonts w:eastAsia="맑은 고딕"/>
-                <w:color w:val="22282E"/>
+                <w:color w:val="1F364D"/>
                 <w:sz w:val="19"/>
               </w:rPr>
               <w:t>국영계</w:t>
@@ -8403,7 +8950,7 @@
             <w:r>
               <w:rPr>
                 <w:rFonts w:eastAsia="맑은 고딕"/>
-                <w:color w:val="22282E"/>
+                <w:color w:val="1F364D"/>
                 <w:sz w:val="19"/>
               </w:rPr>
               <w:t>)</w:t>
@@ -8425,11 +8972,14 @@
           <w:p>
             <w:pPr>
               <w:spacing w:after="0" w:line="300" w:lineRule="auto"/>
+              <w:rPr>
+                <w:color w:val="1F364D"/>
+              </w:rPr>
             </w:pPr>
             <w:r>
               <w:rPr>
                 <w:rFonts w:eastAsia="맑은 고딕"/>
-                <w:color w:val="22282E"/>
+                <w:color w:val="1F364D"/>
                 <w:sz w:val="19"/>
               </w:rPr>
               <w:t>Honeywell / Yokogawa · GOST</w:t>
@@ -8455,11 +9005,14 @@
           <w:p>
             <w:pPr>
               <w:spacing w:after="0" w:line="300" w:lineRule="auto"/>
+              <w:rPr>
+                <w:color w:val="1F364D"/>
+              </w:rPr>
             </w:pPr>
             <w:r>
               <w:rPr>
                 <w:rFonts w:eastAsia="맑은 고딕"/>
-                <w:color w:val="22282E"/>
+                <w:color w:val="1F364D"/>
                 <w:sz w:val="19"/>
               </w:rPr>
               <w:t>BCC (Baltic Chemical Complex)</w:t>
@@ -8480,12 +9033,15 @@
           <w:p>
             <w:pPr>
               <w:spacing w:after="0" w:line="300" w:lineRule="auto"/>
+              <w:rPr>
+                <w:color w:val="1F364D"/>
+              </w:rPr>
             </w:pPr>
             <w:proofErr w:type="spellStart"/>
             <w:r>
               <w:rPr>
                 <w:rFonts w:eastAsia="맑은 고딕"/>
-                <w:color w:val="22282E"/>
+                <w:color w:val="1F364D"/>
                 <w:sz w:val="19"/>
               </w:rPr>
               <w:t>RusGazDobycha</w:t>
@@ -8494,7 +9050,7 @@
             <w:r>
               <w:rPr>
                 <w:rFonts w:eastAsia="맑은 고딕"/>
-                <w:color w:val="22282E"/>
+                <w:color w:val="1F364D"/>
                 <w:sz w:val="19"/>
               </w:rPr>
               <w:t xml:space="preserve">/Gazprom </w:t>
@@ -8503,7 +9059,7 @@
             <w:r>
               <w:rPr>
                 <w:rFonts w:eastAsia="맑은 고딕"/>
-                <w:color w:val="22282E"/>
+                <w:color w:val="1F364D"/>
                 <w:sz w:val="19"/>
               </w:rPr>
               <w:t>계열</w:t>
@@ -8525,11 +9081,14 @@
           <w:p>
             <w:pPr>
               <w:spacing w:after="0" w:line="300" w:lineRule="auto"/>
+              <w:rPr>
+                <w:color w:val="1F364D"/>
+              </w:rPr>
             </w:pPr>
             <w:r>
               <w:rPr>
                 <w:rFonts w:eastAsia="맑은 고딕"/>
-                <w:color w:val="22282E"/>
+                <w:color w:val="1F364D"/>
                 <w:sz w:val="19"/>
               </w:rPr>
               <w:t xml:space="preserve">본 L&amp;L </w:t>
@@ -8538,7 +9097,7 @@
             <w:r>
               <w:rPr>
                 <w:rFonts w:eastAsia="맑은 고딕"/>
-                <w:color w:val="22282E"/>
+                <w:color w:val="1F364D"/>
                 <w:sz w:val="19"/>
               </w:rPr>
               <w:t>대상</w:t>
@@ -8547,7 +9106,7 @@
             <w:r>
               <w:rPr>
                 <w:rFonts w:eastAsia="맑은 고딕"/>
-                <w:color w:val="22282E"/>
+                <w:color w:val="1F364D"/>
                 <w:sz w:val="19"/>
               </w:rPr>
               <w:t xml:space="preserve"> PJT · GOST(Steam compensation) </w:t>
@@ -8556,7 +9115,7 @@
             <w:r>
               <w:rPr>
                 <w:rFonts w:eastAsia="맑은 고딕"/>
-                <w:color w:val="22282E"/>
+                <w:color w:val="1F364D"/>
                 <w:sz w:val="19"/>
               </w:rPr>
               <w:t>이슈</w:t>
@@ -8572,13 +9131,14 @@
         <w:spacing w:before="240" w:after="60"/>
         <w:rPr>
           <w:lang w:eastAsia="ko-KR"/>
+          <w:color w:val="1F364D"/>
         </w:rPr>
       </w:pPr>
       <w:r>
         <w:rPr>
           <w:rFonts w:eastAsia="맑은 고딕"/>
           <w:b/>
-          <w:color w:val="0E7C86"/>
+          <w:color w:val="1F364D"/>
           <w:sz w:val="24"/>
           <w:lang w:eastAsia="ko-KR"/>
         </w:rPr>
@@ -8621,7 +9181,7 @@
         <w:tc>
           <w:tcPr>
             <w:tcW w:w="3288" w:type="dxa"/>
-            <w:shd w:val="clear" w:color="auto" w:fill="1F364D"/>
+            <w:shd w:val="clear" w:color="auto" w:fill="EAF1F4"/>
             <w:tcMar>
               <w:top w:w="60" w:type="dxa"/>
               <w:left w:w="110" w:type="dxa"/>
@@ -8634,13 +9194,16 @@
             <w:pPr>
               <w:spacing w:after="0"/>
               <w:jc w:val="center"/>
+              <w:rPr>
+                <w:color w:val="1F364D"/>
+              </w:rPr>
             </w:pPr>
             <w:proofErr w:type="spellStart"/>
             <w:r>
               <w:rPr>
                 <w:rFonts w:eastAsia="맑은 고딕"/>
                 <w:b/>
-                <w:color w:val="FFFFFF"/>
+                <w:color w:val="1F364D"/>
                 <w:sz w:val="20"/>
               </w:rPr>
               <w:t>사업주</w:t>
@@ -8651,7 +9214,7 @@
         <w:tc>
           <w:tcPr>
             <w:tcW w:w="2948" w:type="dxa"/>
-            <w:shd w:val="clear" w:color="auto" w:fill="1F364D"/>
+            <w:shd w:val="clear" w:color="auto" w:fill="EAF1F4"/>
             <w:tcMar>
               <w:top w:w="60" w:type="dxa"/>
               <w:left w:w="110" w:type="dxa"/>
@@ -8664,13 +9227,16 @@
             <w:pPr>
               <w:spacing w:after="0"/>
               <w:jc w:val="center"/>
+              <w:rPr>
+                <w:color w:val="1F364D"/>
+              </w:rPr>
             </w:pPr>
             <w:proofErr w:type="spellStart"/>
             <w:r>
               <w:rPr>
                 <w:rFonts w:eastAsia="맑은 고딕"/>
                 <w:b/>
-                <w:color w:val="FFFFFF"/>
+                <w:color w:val="1F364D"/>
                 <w:sz w:val="20"/>
               </w:rPr>
               <w:t>국가</w:t>
@@ -8680,7 +9246,7 @@
               <w:rPr>
                 <w:rFonts w:eastAsia="맑은 고딕"/>
                 <w:b/>
-                <w:color w:val="FFFFFF"/>
+                <w:color w:val="1F364D"/>
                 <w:sz w:val="20"/>
               </w:rPr>
               <w:t xml:space="preserve"> / </w:t>
@@ -8690,7 +9256,7 @@
               <w:rPr>
                 <w:rFonts w:eastAsia="맑은 고딕"/>
                 <w:b/>
-                <w:color w:val="FFFFFF"/>
+                <w:color w:val="1F364D"/>
                 <w:sz w:val="20"/>
               </w:rPr>
               <w:t>모회사</w:t>
@@ -8701,7 +9267,7 @@
         <w:tc>
           <w:tcPr>
             <w:tcW w:w="2551" w:type="dxa"/>
-            <w:shd w:val="clear" w:color="auto" w:fill="1F364D"/>
+            <w:shd w:val="clear" w:color="auto" w:fill="EAF1F4"/>
             <w:tcMar>
               <w:top w:w="60" w:type="dxa"/>
               <w:left w:w="110" w:type="dxa"/>
@@ -8716,13 +9282,14 @@
               <w:jc w:val="center"/>
               <w:rPr>
                 <w:lang w:eastAsia="ko-KR"/>
+                <w:color w:val="1F364D"/>
               </w:rPr>
             </w:pPr>
             <w:r>
               <w:rPr>
                 <w:rFonts w:eastAsia="맑은 고딕"/>
                 <w:b/>
-                <w:color w:val="FFFFFF"/>
+                <w:color w:val="1F364D"/>
                 <w:sz w:val="20"/>
                 <w:lang w:eastAsia="ko-KR"/>
               </w:rPr>
@@ -8749,11 +9316,14 @@
           <w:p>
             <w:pPr>
               <w:spacing w:after="0" w:line="300" w:lineRule="auto"/>
+              <w:rPr>
+                <w:color w:val="1F364D"/>
+              </w:rPr>
             </w:pPr>
             <w:r>
               <w:rPr>
                 <w:rFonts w:eastAsia="맑은 고딕"/>
-                <w:color w:val="22282E"/>
+                <w:color w:val="1F364D"/>
                 <w:sz w:val="19"/>
               </w:rPr>
               <w:t>Pengerang Intermediate Chemicals</w:t>
@@ -8774,12 +9344,15 @@
           <w:p>
             <w:pPr>
               <w:spacing w:after="0" w:line="300" w:lineRule="auto"/>
+              <w:rPr>
+                <w:color w:val="1F364D"/>
+              </w:rPr>
             </w:pPr>
             <w:proofErr w:type="spellStart"/>
             <w:r>
               <w:rPr>
                 <w:rFonts w:eastAsia="맑은 고딕"/>
-                <w:color w:val="22282E"/>
+                <w:color w:val="1F364D"/>
                 <w:sz w:val="19"/>
               </w:rPr>
               <w:t>말레이</w:t>
@@ -8788,7 +9361,7 @@
             <w:r>
               <w:rPr>
                 <w:rFonts w:eastAsia="맑은 고딕"/>
-                <w:color w:val="22282E"/>
+                <w:color w:val="1F364D"/>
                 <w:sz w:val="19"/>
               </w:rPr>
               <w:t xml:space="preserve"> (Asahi </w:t>
@@ -8797,7 +9370,7 @@
             <w:r>
               <w:rPr>
                 <w:rFonts w:eastAsia="맑은 고딕"/>
-                <w:color w:val="22282E"/>
+                <w:color w:val="1F364D"/>
                 <w:sz w:val="19"/>
               </w:rPr>
               <w:t>Kasei+Petronas+Mitsubishi</w:t>
@@ -8806,7 +9379,7 @@
             <w:r>
               <w:rPr>
                 <w:rFonts w:eastAsia="맑은 고딕"/>
-                <w:color w:val="22282E"/>
+                <w:color w:val="1F364D"/>
                 <w:sz w:val="19"/>
               </w:rPr>
               <w:t>)</w:t>
@@ -8827,11 +9400,14 @@
           <w:p>
             <w:pPr>
               <w:spacing w:after="0" w:line="300" w:lineRule="auto"/>
+              <w:rPr>
+                <w:color w:val="1F364D"/>
+              </w:rPr>
             </w:pPr>
             <w:r>
               <w:rPr>
                 <w:rFonts w:eastAsia="맑은 고딕"/>
-                <w:color w:val="22282E"/>
+                <w:color w:val="1F364D"/>
                 <w:sz w:val="19"/>
               </w:rPr>
               <w:t>Yokogawa (</w:t>
@@ -8840,7 +9416,7 @@
             <w:r>
               <w:rPr>
                 <w:rFonts w:eastAsia="맑은 고딕"/>
-                <w:color w:val="22282E"/>
+                <w:color w:val="1F364D"/>
                 <w:sz w:val="19"/>
               </w:rPr>
               <w:t>일본계</w:t>
@@ -8849,7 +9425,7 @@
             <w:r>
               <w:rPr>
                 <w:rFonts w:eastAsia="맑은 고딕"/>
-                <w:color w:val="22282E"/>
+                <w:color w:val="1F364D"/>
                 <w:sz w:val="19"/>
               </w:rPr>
               <w:t xml:space="preserve"> JV) / Honeywell</w:t>
@@ -8876,11 +9452,14 @@
           <w:p>
             <w:pPr>
               <w:spacing w:after="0" w:line="300" w:lineRule="auto"/>
+              <w:rPr>
+                <w:color w:val="1F364D"/>
+              </w:rPr>
             </w:pPr>
             <w:r>
               <w:rPr>
                 <w:rFonts w:eastAsia="맑은 고딕"/>
-                <w:color w:val="22282E"/>
+                <w:color w:val="1F364D"/>
                 <w:sz w:val="19"/>
               </w:rPr>
               <w:t>LG PETRONAS Chemicals Malaysia</w:t>
@@ -8902,12 +9481,15 @@
           <w:p>
             <w:pPr>
               <w:spacing w:after="0" w:line="300" w:lineRule="auto"/>
+              <w:rPr>
+                <w:color w:val="1F364D"/>
+              </w:rPr>
             </w:pPr>
             <w:proofErr w:type="spellStart"/>
             <w:r>
               <w:rPr>
                 <w:rFonts w:eastAsia="맑은 고딕"/>
-                <w:color w:val="22282E"/>
+                <w:color w:val="1F364D"/>
                 <w:sz w:val="19"/>
               </w:rPr>
               <w:t>말레이</w:t>
@@ -8916,7 +9498,7 @@
             <w:r>
               <w:rPr>
                 <w:rFonts w:eastAsia="맑은 고딕"/>
-                <w:color w:val="22282E"/>
+                <w:color w:val="1F364D"/>
                 <w:sz w:val="19"/>
               </w:rPr>
               <w:t xml:space="preserve"> (LG </w:t>
@@ -8925,7 +9507,7 @@
             <w:r>
               <w:rPr>
                 <w:rFonts w:eastAsia="맑은 고딕"/>
-                <w:color w:val="22282E"/>
+                <w:color w:val="1F364D"/>
                 <w:sz w:val="19"/>
               </w:rPr>
               <w:t>Chem+Petronas</w:t>
@@ -8934,7 +9516,7 @@
             <w:r>
               <w:rPr>
                 <w:rFonts w:eastAsia="맑은 고딕"/>
-                <w:color w:val="22282E"/>
+                <w:color w:val="1F364D"/>
                 <w:sz w:val="19"/>
               </w:rPr>
               <w:t xml:space="preserve"> JV)</w:t>
@@ -8956,11 +9538,14 @@
           <w:p>
             <w:pPr>
               <w:spacing w:after="0" w:line="300" w:lineRule="auto"/>
+              <w:rPr>
+                <w:color w:val="1F364D"/>
+              </w:rPr>
             </w:pPr>
             <w:r>
               <w:rPr>
                 <w:rFonts w:eastAsia="맑은 고딕"/>
-                <w:color w:val="22282E"/>
+                <w:color w:val="1F364D"/>
                 <w:sz w:val="19"/>
               </w:rPr>
               <w:t>Honeywell / Yokogawa</w:t>
@@ -8986,11 +9571,14 @@
           <w:p>
             <w:pPr>
               <w:spacing w:after="0" w:line="300" w:lineRule="auto"/>
+              <w:rPr>
+                <w:color w:val="1F364D"/>
+              </w:rPr>
             </w:pPr>
             <w:r>
               <w:rPr>
                 <w:rFonts w:eastAsia="맑은 고딕"/>
-                <w:color w:val="22282E"/>
+                <w:color w:val="1F364D"/>
                 <w:sz w:val="19"/>
               </w:rPr>
               <w:t>Petron Malaysia Refining &amp; Marketing</w:t>
@@ -9011,12 +9599,15 @@
           <w:p>
             <w:pPr>
               <w:spacing w:after="0" w:line="300" w:lineRule="auto"/>
+              <w:rPr>
+                <w:color w:val="1F364D"/>
+              </w:rPr>
             </w:pPr>
             <w:proofErr w:type="spellStart"/>
             <w:r>
               <w:rPr>
                 <w:rFonts w:eastAsia="맑은 고딕"/>
-                <w:color w:val="22282E"/>
+                <w:color w:val="1F364D"/>
                 <w:sz w:val="19"/>
               </w:rPr>
               <w:t>말레이</w:t>
@@ -9025,7 +9616,7 @@
             <w:r>
               <w:rPr>
                 <w:rFonts w:eastAsia="맑은 고딕"/>
-                <w:color w:val="22282E"/>
+                <w:color w:val="1F364D"/>
                 <w:sz w:val="19"/>
               </w:rPr>
               <w:t xml:space="preserve"> (Petron)</w:t>
@@ -9046,11 +9637,14 @@
           <w:p>
             <w:pPr>
               <w:spacing w:after="0" w:line="300" w:lineRule="auto"/>
+              <w:rPr>
+                <w:color w:val="1F364D"/>
+              </w:rPr>
             </w:pPr>
             <w:r>
               <w:rPr>
                 <w:rFonts w:eastAsia="맑은 고딕"/>
-                <w:color w:val="22282E"/>
+                <w:color w:val="1F364D"/>
                 <w:sz w:val="19"/>
               </w:rPr>
               <w:t>Yokogawa / Honeywell</w:t>
@@ -9077,11 +9671,14 @@
           <w:p>
             <w:pPr>
               <w:spacing w:after="0" w:line="300" w:lineRule="auto"/>
+              <w:rPr>
+                <w:color w:val="1F364D"/>
+              </w:rPr>
             </w:pPr>
             <w:r>
               <w:rPr>
                 <w:rFonts w:eastAsia="맑은 고딕"/>
-                <w:color w:val="22282E"/>
+                <w:color w:val="1F364D"/>
                 <w:sz w:val="19"/>
               </w:rPr>
               <w:t>Petron Corporation</w:t>
@@ -9103,12 +9700,15 @@
           <w:p>
             <w:pPr>
               <w:spacing w:after="0" w:line="300" w:lineRule="auto"/>
+              <w:rPr>
+                <w:color w:val="1F364D"/>
+              </w:rPr>
             </w:pPr>
             <w:proofErr w:type="spellStart"/>
             <w:r>
               <w:rPr>
                 <w:rFonts w:eastAsia="맑은 고딕"/>
-                <w:color w:val="22282E"/>
+                <w:color w:val="1F364D"/>
                 <w:sz w:val="19"/>
               </w:rPr>
               <w:t>필리핀</w:t>
@@ -9131,11 +9731,14 @@
           <w:p>
             <w:pPr>
               <w:spacing w:after="0" w:line="300" w:lineRule="auto"/>
+              <w:rPr>
+                <w:color w:val="1F364D"/>
+              </w:rPr>
             </w:pPr>
             <w:r>
               <w:rPr>
                 <w:rFonts w:eastAsia="맑은 고딕"/>
-                <w:color w:val="22282E"/>
+                <w:color w:val="1F364D"/>
                 <w:sz w:val="19"/>
               </w:rPr>
               <w:t>Yokogawa / Honeywell</w:t>
@@ -9161,11 +9764,14 @@
           <w:p>
             <w:pPr>
               <w:spacing w:after="0" w:line="300" w:lineRule="auto"/>
+              <w:rPr>
+                <w:color w:val="1F364D"/>
+              </w:rPr>
             </w:pPr>
             <w:r>
               <w:rPr>
                 <w:rFonts w:eastAsia="맑은 고딕"/>
-                <w:color w:val="22282E"/>
+                <w:color w:val="1F364D"/>
                 <w:sz w:val="19"/>
               </w:rPr>
               <w:t>JG Summit Petrochemical Corp.</w:t>
@@ -9186,12 +9792,15 @@
           <w:p>
             <w:pPr>
               <w:spacing w:after="0" w:line="300" w:lineRule="auto"/>
+              <w:rPr>
+                <w:color w:val="1F364D"/>
+              </w:rPr>
             </w:pPr>
             <w:proofErr w:type="spellStart"/>
             <w:r>
               <w:rPr>
                 <w:rFonts w:eastAsia="맑은 고딕"/>
-                <w:color w:val="22282E"/>
+                <w:color w:val="1F364D"/>
                 <w:sz w:val="19"/>
               </w:rPr>
               <w:t>필리핀</w:t>
@@ -9213,11 +9822,14 @@
           <w:p>
             <w:pPr>
               <w:spacing w:after="0" w:line="300" w:lineRule="auto"/>
+              <w:rPr>
+                <w:color w:val="1F364D"/>
+              </w:rPr>
             </w:pPr>
             <w:r>
               <w:rPr>
                 <w:rFonts w:eastAsia="맑은 고딕"/>
-                <w:color w:val="22282E"/>
+                <w:color w:val="1F364D"/>
                 <w:sz w:val="19"/>
               </w:rPr>
               <w:t>Yokogawa / Honeywell</w:t>
@@ -9229,16 +9841,22 @@
     <w:p>
       <w:pPr>
         <w:spacing w:after="40"/>
+        <w:rPr>
+          <w:color w:val="1F364D"/>
+        </w:rPr>
       </w:pPr>
     </w:p>
     <w:p>
       <w:pPr>
         <w:spacing w:after="120" w:line="336" w:lineRule="auto"/>
+        <w:rPr>
+          <w:color w:val="1F364D"/>
+        </w:rPr>
       </w:pPr>
       <w:r>
         <w:rPr>
           <w:rFonts w:eastAsia="맑은 고딕"/>
-          <w:color w:val="444B52"/>
+          <w:color w:val="1F364D"/>
           <w:sz w:val="18"/>
         </w:rPr>
         <w:t xml:space="preserve">※ Petronas </w:t>
@@ -9247,7 +9865,7 @@
       <w:r>
         <w:rPr>
           <w:rFonts w:eastAsia="맑은 고딕"/>
-          <w:color w:val="444B52"/>
+          <w:color w:val="1F364D"/>
           <w:sz w:val="18"/>
         </w:rPr>
         <w:t>계열은</w:t>
@@ -9256,7 +9874,7 @@
       <w:r>
         <w:rPr>
           <w:rFonts w:eastAsia="맑은 고딕"/>
-          <w:color w:val="444B52"/>
+          <w:color w:val="1F364D"/>
           <w:sz w:val="18"/>
         </w:rPr>
         <w:t xml:space="preserve"> </w:t>
@@ -9265,7 +9883,7 @@
       <w:r>
         <w:rPr>
           <w:rFonts w:eastAsia="맑은 고딕"/>
-          <w:color w:val="444B52"/>
+          <w:color w:val="1F364D"/>
           <w:sz w:val="18"/>
         </w:rPr>
         <w:t>자체</w:t>
@@ -9274,7 +9892,7 @@
       <w:r>
         <w:rPr>
           <w:rFonts w:eastAsia="맑은 고딕"/>
-          <w:color w:val="444B52"/>
+          <w:color w:val="1F364D"/>
           <w:sz w:val="18"/>
         </w:rPr>
         <w:t xml:space="preserve"> PTS(Petronas Technical Standard) 및 AVL </w:t>
@@ -9283,7 +9901,7 @@
       <w:r>
         <w:rPr>
           <w:rFonts w:eastAsia="맑은 고딕"/>
-          <w:color w:val="444B52"/>
+          <w:color w:val="1F364D"/>
           <w:sz w:val="18"/>
         </w:rPr>
         <w:t>운영</w:t>
@@ -9292,7 +9910,7 @@
       <w:r>
         <w:rPr>
           <w:rFonts w:eastAsia="맑은 고딕"/>
-          <w:color w:val="444B52"/>
+          <w:color w:val="1F364D"/>
           <w:sz w:val="18"/>
         </w:rPr>
         <w:t xml:space="preserve">. </w:t>
@@ -9301,7 +9919,7 @@
       <w:r>
         <w:rPr>
           <w:rFonts w:eastAsia="맑은 고딕"/>
-          <w:color w:val="444B52"/>
+          <w:color w:val="1F364D"/>
           <w:sz w:val="18"/>
         </w:rPr>
         <w:t>일본계</w:t>
@@ -9310,7 +9928,7 @@
       <w:r>
         <w:rPr>
           <w:rFonts w:eastAsia="맑은 고딕"/>
-          <w:color w:val="444B52"/>
+          <w:color w:val="1F364D"/>
           <w:sz w:val="18"/>
         </w:rPr>
         <w:t xml:space="preserve"> JV(Asahi </w:t>
@@ -9319,7 +9937,7 @@
       <w:r>
         <w:rPr>
           <w:rFonts w:eastAsia="맑은 고딕"/>
-          <w:color w:val="444B52"/>
+          <w:color w:val="1F364D"/>
           <w:sz w:val="18"/>
         </w:rPr>
         <w:t>Kasei·Mitsubishi</w:t>
@@ -9328,7 +9946,7 @@
       <w:r>
         <w:rPr>
           <w:rFonts w:eastAsia="맑은 고딕"/>
-          <w:color w:val="444B52"/>
+          <w:color w:val="1F364D"/>
           <w:sz w:val="18"/>
         </w:rPr>
         <w:t xml:space="preserve">)는 Yokogawa </w:t>
@@ -9337,7 +9955,7 @@
       <w:r>
         <w:rPr>
           <w:rFonts w:eastAsia="맑은 고딕"/>
-          <w:color w:val="444B52"/>
+          <w:color w:val="1F364D"/>
           <w:sz w:val="18"/>
         </w:rPr>
         <w:t>선호</w:t>
@@ -9346,7 +9964,7 @@
       <w:r>
         <w:rPr>
           <w:rFonts w:eastAsia="맑은 고딕"/>
-          <w:color w:val="444B52"/>
+          <w:color w:val="1F364D"/>
           <w:sz w:val="18"/>
         </w:rPr>
         <w:t xml:space="preserve"> </w:t>
@@ -9355,7 +9973,7 @@
       <w:r>
         <w:rPr>
           <w:rFonts w:eastAsia="맑은 고딕"/>
-          <w:color w:val="444B52"/>
+          <w:color w:val="1F364D"/>
           <w:sz w:val="18"/>
         </w:rPr>
         <w:t>경향</w:t>
@@ -9364,7 +9982,7 @@
       <w:r>
         <w:rPr>
           <w:rFonts w:eastAsia="맑은 고딕"/>
-          <w:color w:val="444B52"/>
+          <w:color w:val="1F364D"/>
           <w:sz w:val="18"/>
         </w:rPr>
         <w:t>.</w:t>
@@ -9374,12 +9992,15 @@
       <w:pPr>
         <w:keepNext/>
         <w:spacing w:before="240" w:after="60"/>
+        <w:rPr>
+          <w:color w:val="1F364D"/>
+        </w:rPr>
       </w:pPr>
       <w:r>
         <w:rPr>
           <w:rFonts w:eastAsia="맑은 고딕"/>
           <w:b/>
-          <w:color w:val="0E7C86"/>
+          <w:color w:val="1F364D"/>
           <w:sz w:val="24"/>
         </w:rPr>
         <w:t xml:space="preserve">▌ </w:t>
@@ -9451,7 +10072,7 @@
         <w:tc>
           <w:tcPr>
             <w:tcW w:w="3175" w:type="dxa"/>
-            <w:shd w:val="clear" w:color="auto" w:fill="1F364D"/>
+            <w:shd w:val="clear" w:color="auto" w:fill="EAF1F4"/>
             <w:tcMar>
               <w:top w:w="60" w:type="dxa"/>
               <w:left w:w="110" w:type="dxa"/>
@@ -9464,13 +10085,16 @@
             <w:pPr>
               <w:spacing w:after="0"/>
               <w:jc w:val="center"/>
+              <w:rPr>
+                <w:color w:val="1F364D"/>
+              </w:rPr>
             </w:pPr>
             <w:proofErr w:type="spellStart"/>
             <w:r>
               <w:rPr>
                 <w:rFonts w:eastAsia="맑은 고딕"/>
                 <w:b/>
-                <w:color w:val="FFFFFF"/>
+                <w:color w:val="1F364D"/>
                 <w:sz w:val="20"/>
               </w:rPr>
               <w:t>사업주</w:t>
@@ -9481,7 +10105,7 @@
         <w:tc>
           <w:tcPr>
             <w:tcW w:w="2494" w:type="dxa"/>
-            <w:shd w:val="clear" w:color="auto" w:fill="1F364D"/>
+            <w:shd w:val="clear" w:color="auto" w:fill="EAF1F4"/>
             <w:tcMar>
               <w:top w:w="60" w:type="dxa"/>
               <w:left w:w="110" w:type="dxa"/>
@@ -9494,13 +10118,16 @@
             <w:pPr>
               <w:spacing w:after="0"/>
               <w:jc w:val="center"/>
+              <w:rPr>
+                <w:color w:val="1F364D"/>
+              </w:rPr>
             </w:pPr>
             <w:proofErr w:type="spellStart"/>
             <w:r>
               <w:rPr>
                 <w:rFonts w:eastAsia="맑은 고딕"/>
                 <w:b/>
-                <w:color w:val="FFFFFF"/>
+                <w:color w:val="1F364D"/>
                 <w:sz w:val="20"/>
               </w:rPr>
               <w:t>국가</w:t>
@@ -9510,7 +10137,7 @@
               <w:rPr>
                 <w:rFonts w:eastAsia="맑은 고딕"/>
                 <w:b/>
-                <w:color w:val="FFFFFF"/>
+                <w:color w:val="1F364D"/>
                 <w:sz w:val="20"/>
               </w:rPr>
               <w:t xml:space="preserve"> / </w:t>
@@ -9520,7 +10147,7 @@
               <w:rPr>
                 <w:rFonts w:eastAsia="맑은 고딕"/>
                 <w:b/>
-                <w:color w:val="FFFFFF"/>
+                <w:color w:val="1F364D"/>
                 <w:sz w:val="20"/>
               </w:rPr>
               <w:t>성격</w:t>
@@ -9531,7 +10158,7 @@
         <w:tc>
           <w:tcPr>
             <w:tcW w:w="3118" w:type="dxa"/>
-            <w:shd w:val="clear" w:color="auto" w:fill="1F364D"/>
+            <w:shd w:val="clear" w:color="auto" w:fill="EAF1F4"/>
             <w:tcMar>
               <w:top w:w="60" w:type="dxa"/>
               <w:left w:w="110" w:type="dxa"/>
@@ -9546,13 +10173,14 @@
               <w:jc w:val="center"/>
               <w:rPr>
                 <w:lang w:eastAsia="ko-KR"/>
+                <w:color w:val="1F364D"/>
               </w:rPr>
             </w:pPr>
             <w:r>
               <w:rPr>
                 <w:rFonts w:eastAsia="맑은 고딕"/>
                 <w:b/>
-                <w:color w:val="FFFFFF"/>
+                <w:color w:val="1F364D"/>
                 <w:sz w:val="20"/>
                 <w:lang w:eastAsia="ko-KR"/>
               </w:rPr>
@@ -9579,12 +10207,15 @@
           <w:p>
             <w:pPr>
               <w:spacing w:after="0" w:line="300" w:lineRule="auto"/>
+              <w:rPr>
+                <w:color w:val="1F364D"/>
+              </w:rPr>
             </w:pPr>
             <w:proofErr w:type="spellStart"/>
             <w:r>
               <w:rPr>
                 <w:rFonts w:eastAsia="맑은 고딕"/>
-                <w:color w:val="22282E"/>
+                <w:color w:val="1F364D"/>
                 <w:sz w:val="19"/>
               </w:rPr>
               <w:t>CPChem</w:t>
@@ -9593,7 +10224,7 @@
             <w:r>
               <w:rPr>
                 <w:rFonts w:eastAsia="맑은 고딕"/>
-                <w:color w:val="22282E"/>
+                <w:color w:val="1F364D"/>
                 <w:sz w:val="19"/>
               </w:rPr>
               <w:t xml:space="preserve"> (Chevron Phillips Chemical)</w:t>
@@ -9614,12 +10245,15 @@
           <w:p>
             <w:pPr>
               <w:spacing w:after="0" w:line="300" w:lineRule="auto"/>
+              <w:rPr>
+                <w:color w:val="1F364D"/>
+              </w:rPr>
             </w:pPr>
             <w:proofErr w:type="spellStart"/>
             <w:r>
               <w:rPr>
                 <w:rFonts w:eastAsia="맑은 고딕"/>
-                <w:color w:val="22282E"/>
+                <w:color w:val="1F364D"/>
                 <w:sz w:val="19"/>
               </w:rPr>
               <w:t>미국</w:t>
@@ -9628,7 +10262,7 @@
             <w:r>
               <w:rPr>
                 <w:rFonts w:eastAsia="맑은 고딕"/>
-                <w:color w:val="22282E"/>
+                <w:color w:val="1F364D"/>
                 <w:sz w:val="19"/>
               </w:rPr>
               <w:t xml:space="preserve"> </w:t>
@@ -9637,7 +10271,7 @@
             <w:r>
               <w:rPr>
                 <w:rFonts w:eastAsia="맑은 고딕"/>
-                <w:color w:val="22282E"/>
+                <w:color w:val="1F364D"/>
                 <w:sz w:val="19"/>
               </w:rPr>
               <w:t>석화</w:t>
@@ -9659,11 +10293,14 @@
           <w:p>
             <w:pPr>
               <w:spacing w:after="0" w:line="300" w:lineRule="auto"/>
+              <w:rPr>
+                <w:color w:val="1F364D"/>
+              </w:rPr>
             </w:pPr>
             <w:r>
               <w:rPr>
                 <w:rFonts w:eastAsia="맑은 고딕"/>
-                <w:color w:val="22282E"/>
+                <w:color w:val="1F364D"/>
                 <w:sz w:val="19"/>
               </w:rPr>
               <w:t>Emerson(</w:t>
@@ -9672,7 +10309,7 @@
             <w:r>
               <w:rPr>
                 <w:rFonts w:eastAsia="맑은 고딕"/>
-                <w:color w:val="22282E"/>
+                <w:color w:val="1F364D"/>
                 <w:sz w:val="19"/>
               </w:rPr>
               <w:t>DeltaV</w:t>
@@ -9681,7 +10318,7 @@
             <w:r>
               <w:rPr>
                 <w:rFonts w:eastAsia="맑은 고딕"/>
-                <w:color w:val="22282E"/>
+                <w:color w:val="1F364D"/>
                 <w:sz w:val="19"/>
               </w:rPr>
               <w:t>) / Honeywell (</w:t>
@@ -9690,7 +10327,7 @@
             <w:r>
               <w:rPr>
                 <w:rFonts w:eastAsia="맑은 고딕"/>
-                <w:color w:val="22282E"/>
+                <w:color w:val="1F364D"/>
                 <w:sz w:val="19"/>
               </w:rPr>
               <w:t>북미</w:t>
@@ -9699,7 +10336,7 @@
             <w:r>
               <w:rPr>
                 <w:rFonts w:eastAsia="맑은 고딕"/>
-                <w:color w:val="22282E"/>
+                <w:color w:val="1F364D"/>
                 <w:sz w:val="19"/>
               </w:rPr>
               <w:t xml:space="preserve"> </w:t>
@@ -9708,7 +10345,7 @@
             <w:r>
               <w:rPr>
                 <w:rFonts w:eastAsia="맑은 고딕"/>
-                <w:color w:val="22282E"/>
+                <w:color w:val="1F364D"/>
                 <w:sz w:val="19"/>
               </w:rPr>
               <w:t>강세</w:t>
@@ -9717,7 +10354,7 @@
             <w:r>
               <w:rPr>
                 <w:rFonts w:eastAsia="맑은 고딕"/>
-                <w:color w:val="22282E"/>
+                <w:color w:val="1F364D"/>
                 <w:sz w:val="19"/>
               </w:rPr>
               <w:t>)</w:t>
@@ -9744,11 +10381,14 @@
           <w:p>
             <w:pPr>
               <w:spacing w:after="0" w:line="300" w:lineRule="auto"/>
+              <w:rPr>
+                <w:color w:val="1F364D"/>
+              </w:rPr>
             </w:pPr>
             <w:r>
               <w:rPr>
                 <w:rFonts w:eastAsia="맑은 고딕"/>
-                <w:color w:val="22282E"/>
+                <w:color w:val="1F364D"/>
                 <w:sz w:val="19"/>
               </w:rPr>
               <w:t xml:space="preserve">DL Chemical / </w:t>
@@ -9757,7 +10397,7 @@
             <w:r>
               <w:rPr>
                 <w:rFonts w:eastAsia="맑은 고딕"/>
-                <w:color w:val="22282E"/>
+                <w:color w:val="1F364D"/>
                 <w:sz w:val="19"/>
               </w:rPr>
               <w:t>REXtac</w:t>
@@ -9766,7 +10406,7 @@
             <w:r>
               <w:rPr>
                 <w:rFonts w:eastAsia="맑은 고딕"/>
-                <w:color w:val="22282E"/>
+                <w:color w:val="1F364D"/>
                 <w:sz w:val="19"/>
               </w:rPr>
               <w:t xml:space="preserve"> LLC JV</w:t>
@@ -9788,12 +10428,15 @@
           <w:p>
             <w:pPr>
               <w:spacing w:after="0" w:line="300" w:lineRule="auto"/>
+              <w:rPr>
+                <w:color w:val="1F364D"/>
+              </w:rPr>
             </w:pPr>
             <w:proofErr w:type="spellStart"/>
             <w:r>
               <w:rPr>
                 <w:rFonts w:eastAsia="맑은 고딕"/>
-                <w:color w:val="22282E"/>
+                <w:color w:val="1F364D"/>
                 <w:sz w:val="19"/>
               </w:rPr>
               <w:t>미국</w:t>
@@ -9802,7 +10445,7 @@
             <w:r>
               <w:rPr>
                 <w:rFonts w:eastAsia="맑은 고딕"/>
-                <w:color w:val="22282E"/>
+                <w:color w:val="1F364D"/>
                 <w:sz w:val="19"/>
               </w:rPr>
               <w:t xml:space="preserve">(Texas) </w:t>
@@ -9811,7 +10454,7 @@
             <w:r>
               <w:rPr>
                 <w:rFonts w:eastAsia="맑은 고딕"/>
-                <w:color w:val="22282E"/>
+                <w:color w:val="1F364D"/>
                 <w:sz w:val="19"/>
               </w:rPr>
               <w:t>석화</w:t>
@@ -9820,7 +10463,7 @@
             <w:r>
               <w:rPr>
                 <w:rFonts w:eastAsia="맑은 고딕"/>
-                <w:color w:val="22282E"/>
+                <w:color w:val="1F364D"/>
                 <w:sz w:val="19"/>
               </w:rPr>
               <w:t xml:space="preserve"> JV</w:t>
@@ -9842,11 +10485,14 @@
           <w:p>
             <w:pPr>
               <w:spacing w:after="0" w:line="300" w:lineRule="auto"/>
+              <w:rPr>
+                <w:color w:val="1F364D"/>
+              </w:rPr>
             </w:pPr>
             <w:r>
               <w:rPr>
                 <w:rFonts w:eastAsia="맑은 고딕"/>
-                <w:color w:val="22282E"/>
+                <w:color w:val="1F364D"/>
                 <w:sz w:val="19"/>
               </w:rPr>
               <w:t>Emerson / Honeywell</w:t>
@@ -9872,12 +10518,15 @@
           <w:p>
             <w:pPr>
               <w:spacing w:after="0" w:line="300" w:lineRule="auto"/>
+              <w:rPr>
+                <w:color w:val="1F364D"/>
+              </w:rPr>
             </w:pPr>
             <w:proofErr w:type="spellStart"/>
             <w:r>
               <w:rPr>
                 <w:rFonts w:eastAsia="맑은 고딕"/>
-                <w:color w:val="22282E"/>
+                <w:color w:val="1F364D"/>
                 <w:sz w:val="19"/>
               </w:rPr>
               <w:t>Cariflex</w:t>
@@ -9899,12 +10548,15 @@
           <w:p>
             <w:pPr>
               <w:spacing w:after="0" w:line="300" w:lineRule="auto"/>
+              <w:rPr>
+                <w:color w:val="1F364D"/>
+              </w:rPr>
             </w:pPr>
             <w:proofErr w:type="spellStart"/>
             <w:r>
               <w:rPr>
                 <w:rFonts w:eastAsia="맑은 고딕"/>
-                <w:color w:val="22282E"/>
+                <w:color w:val="1F364D"/>
                 <w:sz w:val="19"/>
               </w:rPr>
               <w:t>합성고무</w:t>
@@ -9913,7 +10565,7 @@
             <w:r>
               <w:rPr>
                 <w:rFonts w:eastAsia="맑은 고딕"/>
-                <w:color w:val="22282E"/>
+                <w:color w:val="1F364D"/>
                 <w:sz w:val="19"/>
               </w:rPr>
               <w:t xml:space="preserve"> (DL Chemical </w:t>
@@ -9922,7 +10574,7 @@
             <w:r>
               <w:rPr>
                 <w:rFonts w:eastAsia="맑은 고딕"/>
-                <w:color w:val="22282E"/>
+                <w:color w:val="1F364D"/>
                 <w:sz w:val="19"/>
               </w:rPr>
               <w:t>소유</w:t>
@@ -9931,7 +10583,7 @@
             <w:r>
               <w:rPr>
                 <w:rFonts w:eastAsia="맑은 고딕"/>
-                <w:color w:val="22282E"/>
+                <w:color w:val="1F364D"/>
                 <w:sz w:val="19"/>
               </w:rPr>
               <w:t>)</w:t>
@@ -9952,11 +10604,14 @@
           <w:p>
             <w:pPr>
               <w:spacing w:after="0" w:line="300" w:lineRule="auto"/>
+              <w:rPr>
+                <w:color w:val="1F364D"/>
+              </w:rPr>
             </w:pPr>
             <w:r>
               <w:rPr>
                 <w:rFonts w:eastAsia="맑은 고딕"/>
-                <w:color w:val="22282E"/>
+                <w:color w:val="1F364D"/>
                 <w:sz w:val="19"/>
               </w:rPr>
               <w:t xml:space="preserve">Yokogawa / Honeywell (Plant </w:t>
@@ -9965,7 +10620,7 @@
             <w:r>
               <w:rPr>
                 <w:rFonts w:eastAsia="맑은 고딕"/>
-                <w:color w:val="22282E"/>
+                <w:color w:val="1F364D"/>
                 <w:sz w:val="19"/>
               </w:rPr>
               <w:t>소재지</w:t>
@@ -9974,7 +10629,7 @@
             <w:r>
               <w:rPr>
                 <w:rFonts w:eastAsia="맑은 고딕"/>
-                <w:color w:val="22282E"/>
+                <w:color w:val="1F364D"/>
                 <w:sz w:val="19"/>
               </w:rPr>
               <w:t xml:space="preserve"> </w:t>
@@ -9983,7 +10638,7 @@
             <w:r>
               <w:rPr>
                 <w:rFonts w:eastAsia="맑은 고딕"/>
-                <w:color w:val="22282E"/>
+                <w:color w:val="1F364D"/>
                 <w:sz w:val="19"/>
               </w:rPr>
               <w:t>표준</w:t>
@@ -9992,7 +10647,7 @@
             <w:r>
               <w:rPr>
                 <w:rFonts w:eastAsia="맑은 고딕"/>
-                <w:color w:val="22282E"/>
+                <w:color w:val="1F364D"/>
                 <w:sz w:val="19"/>
               </w:rPr>
               <w:t xml:space="preserve"> </w:t>
@@ -10001,7 +10656,7 @@
             <w:r>
               <w:rPr>
                 <w:rFonts w:eastAsia="맑은 고딕"/>
-                <w:color w:val="22282E"/>
+                <w:color w:val="1F364D"/>
                 <w:sz w:val="19"/>
               </w:rPr>
               <w:t>영향</w:t>
@@ -10010,7 +10665,7 @@
             <w:r>
               <w:rPr>
                 <w:rFonts w:eastAsia="맑은 고딕"/>
-                <w:color w:val="22282E"/>
+                <w:color w:val="1F364D"/>
                 <w:sz w:val="19"/>
               </w:rPr>
               <w:t>)</w:t>
@@ -10037,11 +10692,14 @@
           <w:p>
             <w:pPr>
               <w:spacing w:after="0" w:line="300" w:lineRule="auto"/>
+              <w:rPr>
+                <w:color w:val="1F364D"/>
+              </w:rPr>
             </w:pPr>
             <w:r>
               <w:rPr>
                 <w:rFonts w:eastAsia="맑은 고딕"/>
-                <w:color w:val="22282E"/>
+                <w:color w:val="1F364D"/>
                 <w:sz w:val="19"/>
               </w:rPr>
               <w:t>BASF Polyurethanes Chongqing</w:t>
@@ -10063,12 +10721,15 @@
           <w:p>
             <w:pPr>
               <w:spacing w:after="0" w:line="300" w:lineRule="auto"/>
+              <w:rPr>
+                <w:color w:val="1F364D"/>
+              </w:rPr>
             </w:pPr>
             <w:proofErr w:type="spellStart"/>
             <w:r>
               <w:rPr>
                 <w:rFonts w:eastAsia="맑은 고딕"/>
-                <w:color w:val="22282E"/>
+                <w:color w:val="1F364D"/>
                 <w:sz w:val="19"/>
               </w:rPr>
               <w:t>중국</w:t>
@@ -10077,7 +10738,7 @@
             <w:r>
               <w:rPr>
                 <w:rFonts w:eastAsia="맑은 고딕"/>
-                <w:color w:val="22282E"/>
+                <w:color w:val="1F364D"/>
                 <w:sz w:val="19"/>
               </w:rPr>
               <w:t xml:space="preserve"> (BASF </w:t>
@@ -10086,7 +10747,7 @@
             <w:r>
               <w:rPr>
                 <w:rFonts w:eastAsia="맑은 고딕"/>
-                <w:color w:val="22282E"/>
+                <w:color w:val="1F364D"/>
                 <w:sz w:val="19"/>
               </w:rPr>
               <w:t>자회사</w:t>
@@ -10095,7 +10756,7 @@
             <w:r>
               <w:rPr>
                 <w:rFonts w:eastAsia="맑은 고딕"/>
-                <w:color w:val="22282E"/>
+                <w:color w:val="1F364D"/>
                 <w:sz w:val="19"/>
               </w:rPr>
               <w:t>)</w:t>
@@ -10117,11 +10778,14 @@
           <w:p>
             <w:pPr>
               <w:spacing w:after="0" w:line="300" w:lineRule="auto"/>
+              <w:rPr>
+                <w:color w:val="1F364D"/>
+              </w:rPr>
             </w:pPr>
             <w:r>
               <w:rPr>
                 <w:rFonts w:eastAsia="맑은 고딕"/>
-                <w:color w:val="22282E"/>
+                <w:color w:val="1F364D"/>
                 <w:sz w:val="19"/>
               </w:rPr>
               <w:t xml:space="preserve">BASF </w:t>
@@ -10130,7 +10794,7 @@
             <w:r>
               <w:rPr>
                 <w:rFonts w:eastAsia="맑은 고딕"/>
-                <w:color w:val="22282E"/>
+                <w:color w:val="1F364D"/>
                 <w:sz w:val="19"/>
               </w:rPr>
               <w:t>그룹표준</w:t>
@@ -10139,7 +10803,7 @@
             <w:r>
               <w:rPr>
                 <w:rFonts w:eastAsia="맑은 고딕"/>
-                <w:color w:val="22282E"/>
+                <w:color w:val="1F364D"/>
                 <w:sz w:val="19"/>
               </w:rPr>
               <w:t xml:space="preserve"> Siemens(PCS 7) / Emerson </w:t>
@@ -10148,7 +10812,7 @@
             <w:r>
               <w:rPr>
                 <w:rFonts w:eastAsia="맑은 고딕"/>
-                <w:color w:val="22282E"/>
+                <w:color w:val="1F364D"/>
                 <w:sz w:val="19"/>
               </w:rPr>
               <w:t>경향</w:t>
@@ -10161,6 +10825,9 @@
     <w:p>
       <w:pPr>
         <w:spacing w:after="40"/>
+        <w:rPr>
+          <w:color w:val="1F364D"/>
+        </w:rPr>
       </w:pPr>
     </w:p>
     <w:p>
@@ -10168,12 +10835,13 @@
         <w:spacing w:after="120" w:line="336" w:lineRule="auto"/>
         <w:rPr>
           <w:lang w:eastAsia="ko-KR"/>
+          <w:color w:val="1F364D"/>
         </w:rPr>
       </w:pPr>
       <w:r>
         <w:rPr>
           <w:rFonts w:eastAsia="맑은 고딕"/>
-          <w:color w:val="444B52"/>
+          <w:color w:val="1F364D"/>
           <w:sz w:val="18"/>
           <w:lang w:eastAsia="ko-KR"/>
         </w:rPr>
@@ -10183,7 +10851,7 @@
       <w:r>
         <w:rPr>
           <w:rFonts w:eastAsia="맑은 고딕"/>
-          <w:color w:val="444B52"/>
+          <w:color w:val="1F364D"/>
           <w:sz w:val="18"/>
           <w:lang w:eastAsia="ko-KR"/>
         </w:rPr>
@@ -10193,7 +10861,7 @@
       <w:r>
         <w:rPr>
           <w:rFonts w:eastAsia="맑은 고딕"/>
-          <w:color w:val="444B52"/>
+          <w:color w:val="1F364D"/>
           <w:sz w:val="18"/>
           <w:lang w:eastAsia="ko-KR"/>
         </w:rPr>
@@ -10205,6 +10873,7 @@
         <w:spacing w:after="80"/>
         <w:rPr>
           <w:lang w:eastAsia="ko-KR"/>
+          <w:color w:val="1F364D"/>
         </w:rPr>
       </w:pPr>
     </w:p>
@@ -10214,13 +10883,14 @@
         <w:spacing w:before="240" w:after="60"/>
         <w:rPr>
           <w:lang w:eastAsia="ko-KR"/>
+          <w:color w:val="1F364D"/>
         </w:rPr>
       </w:pPr>
       <w:r>
         <w:rPr>
           <w:rFonts w:eastAsia="맑은 고딕"/>
           <w:b/>
-          <w:color w:val="0E7C86"/>
+          <w:color w:val="1F364D"/>
           <w:sz w:val="24"/>
           <w:lang w:eastAsia="ko-KR"/>
         </w:rPr>
@@ -10230,7 +10900,7 @@
         <w:rPr>
           <w:rFonts w:eastAsia="맑은 고딕" w:hint="eastAsia"/>
           <w:b/>
-          <w:color w:val="0E7C86"/>
+          <w:color w:val="1F364D"/>
           <w:sz w:val="24"/>
           <w:lang w:eastAsia="ko-KR"/>
         </w:rPr>
@@ -10243,12 +10913,13 @@
         <w:ind w:left="320"/>
         <w:rPr>
           <w:lang w:eastAsia="ko-KR"/>
+          <w:color w:val="1F364D"/>
         </w:rPr>
       </w:pPr>
       <w:r>
         <w:rPr>
           <w:rFonts w:eastAsia="맑은 고딕"/>
-          <w:color w:val="0E7C86"/>
+          <w:color w:val="1F364D"/>
           <w:sz w:val="21"/>
           <w:lang w:eastAsia="ko-KR"/>
         </w:rPr>
@@ -10257,7 +10928,7 @@
       <w:r>
         <w:rPr>
           <w:rFonts w:eastAsia="맑은 고딕"/>
-          <w:color w:val="22282E"/>
+          <w:color w:val="1F364D"/>
           <w:sz w:val="21"/>
           <w:lang w:eastAsia="ko-KR"/>
         </w:rPr>
@@ -10267,7 +10938,7 @@
       <w:r>
         <w:rPr>
           <w:rFonts w:eastAsia="맑은 고딕"/>
-          <w:color w:val="22282E"/>
+          <w:color w:val="1F364D"/>
           <w:sz w:val="21"/>
           <w:lang w:eastAsia="ko-KR"/>
         </w:rPr>
@@ -10277,7 +10948,7 @@
       <w:r>
         <w:rPr>
           <w:rFonts w:eastAsia="맑은 고딕"/>
-          <w:color w:val="22282E"/>
+          <w:color w:val="1F364D"/>
           <w:sz w:val="21"/>
           <w:lang w:eastAsia="ko-KR"/>
         </w:rPr>
@@ -10287,7 +10958,7 @@
       <w:r>
         <w:rPr>
           <w:rFonts w:eastAsia="맑은 고딕"/>
-          <w:color w:val="22282E"/>
+          <w:color w:val="1F364D"/>
           <w:sz w:val="21"/>
           <w:lang w:eastAsia="ko-KR"/>
         </w:rPr>
@@ -10297,7 +10968,7 @@
       <w:r>
         <w:rPr>
           <w:rFonts w:eastAsia="맑은 고딕"/>
-          <w:color w:val="22282E"/>
+          <w:color w:val="1F364D"/>
           <w:sz w:val="21"/>
           <w:lang w:eastAsia="ko-KR"/>
         </w:rPr>
@@ -10310,12 +10981,13 @@
         <w:ind w:left="320"/>
         <w:rPr>
           <w:lang w:eastAsia="ko-KR"/>
+          <w:color w:val="1F364D"/>
         </w:rPr>
       </w:pPr>
       <w:r>
         <w:rPr>
           <w:rFonts w:eastAsia="맑은 고딕"/>
-          <w:color w:val="0E7C86"/>
+          <w:color w:val="1F364D"/>
           <w:sz w:val="21"/>
           <w:lang w:eastAsia="ko-KR"/>
         </w:rPr>
@@ -10324,7 +10996,7 @@
       <w:r>
         <w:rPr>
           <w:rFonts w:eastAsia="맑은 고딕"/>
-          <w:color w:val="22282E"/>
+          <w:color w:val="1F364D"/>
           <w:sz w:val="21"/>
           <w:lang w:eastAsia="ko-KR"/>
         </w:rPr>
@@ -10337,12 +11009,13 @@
         <w:ind w:left="320"/>
         <w:rPr>
           <w:lang w:eastAsia="ko-KR"/>
+          <w:color w:val="1F364D"/>
         </w:rPr>
       </w:pPr>
       <w:r>
         <w:rPr>
           <w:rFonts w:eastAsia="맑은 고딕"/>
-          <w:color w:val="0E7C86"/>
+          <w:color w:val="1F364D"/>
           <w:sz w:val="21"/>
           <w:lang w:eastAsia="ko-KR"/>
         </w:rPr>
@@ -10351,7 +11024,7 @@
       <w:r>
         <w:rPr>
           <w:rFonts w:eastAsia="맑은 고딕"/>
-          <w:color w:val="22282E"/>
+          <w:color w:val="1F364D"/>
           <w:sz w:val="21"/>
           <w:lang w:eastAsia="ko-KR"/>
         </w:rPr>
@@ -10361,7 +11034,7 @@
       <w:r>
         <w:rPr>
           <w:rFonts w:eastAsia="맑은 고딕"/>
-          <w:color w:val="22282E"/>
+          <w:color w:val="1F364D"/>
           <w:sz w:val="21"/>
           <w:lang w:eastAsia="ko-KR"/>
         </w:rPr>
@@ -10371,7 +11044,7 @@
       <w:r>
         <w:rPr>
           <w:rFonts w:eastAsia="맑은 고딕"/>
-          <w:color w:val="22282E"/>
+          <w:color w:val="1F364D"/>
           <w:sz w:val="21"/>
           <w:lang w:eastAsia="ko-KR"/>
         </w:rPr>
@@ -10383,12 +11056,17 @@
         <w:spacing w:after="120" w:line="336" w:lineRule="auto"/>
         <w:rPr>
           <w:lang w:eastAsia="ko-KR"/>
+          <w:color w:val="1F364D"/>
         </w:rPr>
       </w:pPr>
     </w:p>
     <w:sectPr>
       <w:headerReference w:type="default" r:id="rId8"/>
       <w:footerReference w:type="default" r:id="rId9"/>
+      <w:headerReference w:type="first" r:id="rId12"/>
+      <w:footerReference w:type="first" r:id="rId13"/>
+      <w:headerReference w:type="even" r:id="rId14"/>
+      <w:footerReference w:type="even" r:id="rId15"/>
       <w:pgSz w:w="12240" w:h="15840"/>
       <w:pgMar w:top="1134" w:right="1247" w:bottom="1134" w:left="1247" w:header="720" w:footer="720" w:gutter="0"/>
       <w:cols w:space="720"/>
@@ -10429,11 +11107,14 @@
     <w:pPr>
       <w:pStyle w:val="a6"/>
       <w:jc w:val="center"/>
+      <w:rPr>
+        <w:color w:val="1F364D"/>
+      </w:rPr>
     </w:pPr>
     <w:r>
       <w:rPr>
         <w:rFonts w:eastAsia="맑은 고딕"/>
-        <w:color w:val="444B52"/>
+        <w:color w:val="1F364D"/>
         <w:sz w:val="17"/>
       </w:rPr>
       <w:t xml:space="preserve">Attachment 1    ·    </w:t>
@@ -10441,7 +11122,7 @@
     <w:r>
       <w:rPr>
         <w:rFonts w:eastAsia="맑은 고딕"/>
-        <w:color w:val="444B52"/>
+        <w:color w:val="1F364D"/>
         <w:sz w:val="17"/>
       </w:rPr>
       <w:fldChar w:fldCharType="begin"/>
@@ -10449,7 +11130,7 @@
     <w:r>
       <w:rPr>
         <w:rFonts w:eastAsia="맑은 고딕"/>
-        <w:color w:val="444B52"/>
+        <w:color w:val="1F364D"/>
         <w:sz w:val="17"/>
       </w:rPr>
       <w:instrText xml:space="preserve"> PAGE </w:instrText>
@@ -10457,7 +11138,7 @@
     <w:r>
       <w:rPr>
         <w:rFonts w:eastAsia="맑은 고딕"/>
-        <w:color w:val="444B52"/>
+        <w:color w:val="1F364D"/>
         <w:sz w:val="17"/>
       </w:rPr>
       <w:fldChar w:fldCharType="separate"/>
@@ -10466,7 +11147,7 @@
       <w:rPr>
         <w:rFonts w:eastAsia="맑은 고딕"/>
         <w:noProof/>
-        <w:color w:val="444B52"/>
+        <w:color w:val="1F364D"/>
         <w:sz w:val="17"/>
       </w:rPr>
       <w:t>1</w:t>
@@ -10474,11 +11155,37 @@
     <w:r>
       <w:rPr>
         <w:rFonts w:eastAsia="맑은 고딕"/>
-        <w:color w:val="444B52"/>
+        <w:color w:val="1F364D"/>
         <w:sz w:val="17"/>
       </w:rPr>
       <w:fldChar w:fldCharType="end"/>
     </w:r>
+  </w:p>
+</w:ftr>
+</file>
+
+<file path=word/footer2.xml><?xml version="1.0" encoding="utf-8"?>
+<w:ftr xmlns:m="http://schemas.openxmlformats.org/officeDocument/2006/math" xmlns:mc="http://schemas.openxmlformats.org/markup-compatibility/2006" xmlns:mo="http://schemas.microsoft.com/office/mac/office/2008/main" xmlns:mv="urn:schemas-microsoft-com:mac:vml" xmlns:o="urn:schemas-microsoft-com:office:office" xmlns:r="http://schemas.openxmlformats.org/officeDocument/2006/relationships" xmlns:v="urn:schemas-microsoft-com:vml" xmlns:w10="urn:schemas-microsoft-com:office:word" xmlns:w14="http://schemas.microsoft.com/office/word/2010/wordml" xmlns:w="http://schemas.openxmlformats.org/wordprocessingml/2006/main" xmlns:wne="http://schemas.microsoft.com/office/word/2006/wordml" xmlns:wp14="http://schemas.microsoft.com/office/word/2010/wordprocessingDrawing" xmlns:wp="http://schemas.openxmlformats.org/drawingml/2006/wordprocessingDrawing" xmlns:wpc="http://schemas.microsoft.com/office/word/2010/wordprocessingCanvas" xmlns:wpg="http://schemas.microsoft.com/office/word/2010/wordprocessingGroup" xmlns:wpi="http://schemas.microsoft.com/office/word/2010/wordprocessingInk" xmlns:wps="http://schemas.microsoft.com/office/word/2010/wordprocessingShape" mc:Ignorable="w14 wp14">
+  <w:p>
+    <w:pPr>
+      <w:pStyle w:val="Footer"/>
+      <w:rPr>
+        <w:color w:val="1F364D"/>
+      </w:rPr>
+    </w:pPr>
+  </w:p>
+</w:ftr>
+</file>
+
+<file path=word/footer3.xml><?xml version="1.0" encoding="utf-8"?>
+<w:ftr xmlns:m="http://schemas.openxmlformats.org/officeDocument/2006/math" xmlns:mc="http://schemas.openxmlformats.org/markup-compatibility/2006" xmlns:mo="http://schemas.microsoft.com/office/mac/office/2008/main" xmlns:mv="urn:schemas-microsoft-com:mac:vml" xmlns:o="urn:schemas-microsoft-com:office:office" xmlns:r="http://schemas.openxmlformats.org/officeDocument/2006/relationships" xmlns:v="urn:schemas-microsoft-com:vml" xmlns:w10="urn:schemas-microsoft-com:office:word" xmlns:w14="http://schemas.microsoft.com/office/word/2010/wordml" xmlns:w="http://schemas.openxmlformats.org/wordprocessingml/2006/main" xmlns:wne="http://schemas.microsoft.com/office/word/2006/wordml" xmlns:wp14="http://schemas.microsoft.com/office/word/2010/wordprocessingDrawing" xmlns:wp="http://schemas.openxmlformats.org/drawingml/2006/wordprocessingDrawing" xmlns:wpc="http://schemas.microsoft.com/office/word/2010/wordprocessingCanvas" xmlns:wpg="http://schemas.microsoft.com/office/word/2010/wordprocessingGroup" xmlns:wpi="http://schemas.microsoft.com/office/word/2010/wordprocessingInk" xmlns:wps="http://schemas.microsoft.com/office/word/2010/wordprocessingShape" mc:Ignorable="w14 wp14">
+  <w:p>
+    <w:pPr>
+      <w:pStyle w:val="Footer"/>
+      <w:rPr>
+        <w:color w:val="1F364D"/>
+      </w:rPr>
+    </w:pPr>
   </w:p>
 </w:ftr>
 </file>
@@ -10514,6 +11221,35 @@
     <w:pPr>
       <w:pStyle w:val="a5"/>
       <w:jc w:val="right"/>
+      <w:rPr>
+        <w:color w:val="1F364D"/>
+      </w:rPr>
+    </w:pPr>
+  </w:p>
+</w:hdr>
+</file>
+
+<file path=word/header2.xml><?xml version="1.0" encoding="utf-8"?>
+<w:hdr xmlns:m="http://schemas.openxmlformats.org/officeDocument/2006/math" xmlns:mc="http://schemas.openxmlformats.org/markup-compatibility/2006" xmlns:mo="http://schemas.microsoft.com/office/mac/office/2008/main" xmlns:mv="urn:schemas-microsoft-com:mac:vml" xmlns:o="urn:schemas-microsoft-com:office:office" xmlns:r="http://schemas.openxmlformats.org/officeDocument/2006/relationships" xmlns:v="urn:schemas-microsoft-com:vml" xmlns:w10="urn:schemas-microsoft-com:office:word" xmlns:w14="http://schemas.microsoft.com/office/word/2010/wordml" xmlns:w="http://schemas.openxmlformats.org/wordprocessingml/2006/main" xmlns:wne="http://schemas.microsoft.com/office/word/2006/wordml" xmlns:wp14="http://schemas.microsoft.com/office/word/2010/wordprocessingDrawing" xmlns:wp="http://schemas.openxmlformats.org/drawingml/2006/wordprocessingDrawing" xmlns:wpc="http://schemas.microsoft.com/office/word/2010/wordprocessingCanvas" xmlns:wpg="http://schemas.microsoft.com/office/word/2010/wordprocessingGroup" xmlns:wpi="http://schemas.microsoft.com/office/word/2010/wordprocessingInk" xmlns:wps="http://schemas.microsoft.com/office/word/2010/wordprocessingShape" mc:Ignorable="w14 wp14">
+  <w:p>
+    <w:pPr>
+      <w:pStyle w:val="Header"/>
+      <w:rPr>
+        <w:color w:val="1F364D"/>
+      </w:rPr>
+    </w:pPr>
+  </w:p>
+</w:hdr>
+</file>
+
+<file path=word/header3.xml><?xml version="1.0" encoding="utf-8"?>
+<w:hdr xmlns:m="http://schemas.openxmlformats.org/officeDocument/2006/math" xmlns:mc="http://schemas.openxmlformats.org/markup-compatibility/2006" xmlns:mo="http://schemas.microsoft.com/office/mac/office/2008/main" xmlns:mv="urn:schemas-microsoft-com:mac:vml" xmlns:o="urn:schemas-microsoft-com:office:office" xmlns:r="http://schemas.openxmlformats.org/officeDocument/2006/relationships" xmlns:v="urn:schemas-microsoft-com:vml" xmlns:w10="urn:schemas-microsoft-com:office:word" xmlns:w14="http://schemas.microsoft.com/office/word/2010/wordml" xmlns:w="http://schemas.openxmlformats.org/wordprocessingml/2006/main" xmlns:wne="http://schemas.microsoft.com/office/word/2006/wordml" xmlns:wp14="http://schemas.microsoft.com/office/word/2010/wordprocessingDrawing" xmlns:wp="http://schemas.openxmlformats.org/drawingml/2006/wordprocessingDrawing" xmlns:wpc="http://schemas.microsoft.com/office/word/2010/wordprocessingCanvas" xmlns:wpg="http://schemas.microsoft.com/office/word/2010/wordprocessingGroup" xmlns:wpi="http://schemas.microsoft.com/office/word/2010/wordprocessingInk" xmlns:wps="http://schemas.microsoft.com/office/word/2010/wordprocessingShape" mc:Ignorable="w14 wp14">
+  <w:p>
+    <w:pPr>
+      <w:pStyle w:val="Header"/>
+      <w:rPr>
+        <w:color w:val="1F364D"/>
+      </w:rPr>
     </w:pPr>
   </w:p>
 </w:hdr>

--- a/Attachment1_System_Vendor_선호도_조사.docx
+++ b/Attachment1_System_Vendor_선호도_조사.docx
@@ -182,7 +182,6 @@
     </w:p>
     <w:p>
       <w:pPr>
-        <w:keepNext/>
         <w:spacing w:before="320" w:after="40"/>
         <w:rPr>
           <w:rFonts w:eastAsia="맑은 고딕"/>
@@ -690,7 +689,6 @@
     </w:p>
     <w:p>
       <w:pPr>
-        <w:keepNext/>
         <w:tabs>
           <w:tab w:val="left" w:pos="7634"/>
         </w:tabs>
@@ -1536,7 +1534,6 @@
     </w:p>
     <w:p>
       <w:pPr>
-        <w:keepNext/>
         <w:spacing w:before="320" w:after="40"/>
         <w:rPr>
           <w:noProof/>
@@ -1570,7 +1567,6 @@
     </w:p>
     <w:p>
       <w:pPr>
-        <w:keepNext/>
         <w:spacing w:before="240" w:after="60"/>
         <w:rPr>
           <w:noProof/>
@@ -1909,7 +1905,6 @@
     </w:p>
     <w:p>
       <w:pPr>
-        <w:keepNext/>
         <w:spacing w:before="240" w:after="60"/>
         <w:rPr>
           <w:noProof/>
@@ -2483,7 +2478,6 @@
     </w:p>
     <w:p>
       <w:pPr>
-        <w:keepNext/>
         <w:spacing w:before="240" w:after="60"/>
         <w:rPr>
           <w:noProof/>
@@ -3820,7 +3814,6 @@
     </w:p>
     <w:p>
       <w:pPr>
-        <w:keepNext/>
         <w:spacing w:before="240" w:after="60"/>
         <w:rPr>
           <w:noProof/>
@@ -3995,7 +3988,6 @@
     </w:p>
     <w:p>
       <w:pPr>
-        <w:keepNext/>
         <w:spacing w:before="240" w:after="60"/>
         <w:rPr>
           <w:noProof/>
@@ -4121,7 +4113,6 @@
     </w:p>
     <w:p>
       <w:pPr>
-        <w:keepNext/>
         <w:spacing w:before="240" w:after="60"/>
         <w:rPr>
           <w:noProof/>
@@ -4226,7 +4217,6 @@
     </w:p>
     <w:p>
       <w:pPr>
-        <w:keepNext/>
         <w:spacing w:before="240" w:after="60"/>
         <w:rPr>
           <w:noProof/>
@@ -5534,7 +5524,6 @@
     </w:p>
     <w:p>
       <w:pPr>
-        <w:keepNext/>
         <w:spacing w:before="320" w:after="40"/>
         <w:rPr>
           <w:rFonts w:eastAsia="맑은 고딕"/>
@@ -5569,7 +5558,6 @@
     </w:p>
     <w:p>
       <w:pPr>
-        <w:keepNext/>
         <w:spacing w:before="240" w:after="60"/>
         <w:rPr>
           <w:noProof/>
@@ -7476,7 +7464,6 @@
     </w:p>
     <w:p>
       <w:pPr>
-        <w:keepNext/>
         <w:spacing w:before="240" w:after="60"/>
         <w:rPr>
           <w:noProof/>
@@ -8041,7 +8028,6 @@
     </w:p>
     <w:p>
       <w:pPr>
-        <w:keepNext/>
         <w:spacing w:before="240" w:after="60"/>
         <w:rPr>
           <w:noProof/>
@@ -9531,7 +9517,6 @@
     </w:tbl>
     <w:p>
       <w:pPr>
-        <w:keepNext/>
         <w:spacing w:before="240" w:after="60"/>
         <w:rPr>
           <w:noProof/>
@@ -10504,7 +10489,6 @@
     </w:tbl>
     <w:p>
       <w:pPr>
-        <w:keepNext/>
         <w:spacing w:before="240" w:after="60"/>
         <w:rPr>
           <w:noProof/>
@@ -11496,7 +11480,6 @@
     </w:p>
     <w:p>
       <w:pPr>
-        <w:keepNext/>
         <w:spacing w:before="240" w:after="60"/>
         <w:rPr>
           <w:noProof/>
@@ -12524,7 +12507,6 @@
     </w:p>
     <w:p>
       <w:pPr>
-        <w:keepNext/>
         <w:spacing w:before="240" w:after="60"/>
         <w:rPr>
           <w:noProof/>
